--- a/apresentacao/diagramas.docx
+++ b/apresentacao/diagramas.docx
@@ -20,6 +20,63 @@
         <w:rPr>
           <w:noProof/>
         </w:rPr>
+        <w:drawing>
+          <wp:anchor distT="0" distB="0" distL="114300" distR="114300" simplePos="0" relativeHeight="251658240" behindDoc="1" locked="0" layoutInCell="1" allowOverlap="1" wp14:anchorId="2BD8373E" wp14:editId="144291B4">
+            <wp:simplePos x="0" y="0"/>
+            <wp:positionH relativeFrom="column">
+              <wp:posOffset>-1045210</wp:posOffset>
+            </wp:positionH>
+            <wp:positionV relativeFrom="paragraph">
+              <wp:posOffset>318770</wp:posOffset>
+            </wp:positionV>
+            <wp:extent cx="7576185" cy="3922395"/>
+            <wp:effectExtent l="0" t="0" r="5715" b="1905"/>
+            <wp:wrapTight wrapText="bothSides">
+              <wp:wrapPolygon edited="0">
+                <wp:start x="0" y="0"/>
+                <wp:lineTo x="0" y="21541"/>
+                <wp:lineTo x="21580" y="21541"/>
+                <wp:lineTo x="21580" y="0"/>
+                <wp:lineTo x="0" y="0"/>
+              </wp:wrapPolygon>
+            </wp:wrapTight>
+            <wp:docPr id="1" name="Picture 1"/>
+            <wp:cNvGraphicFramePr>
+              <a:graphicFrameLocks xmlns:a="http://schemas.openxmlformats.org/drawingml/2006/main" noChangeAspect="1"/>
+            </wp:cNvGraphicFramePr>
+            <a:graphic xmlns:a="http://schemas.openxmlformats.org/drawingml/2006/main">
+              <a:graphicData uri="http://schemas.openxmlformats.org/drawingml/2006/picture">
+                <pic:pic xmlns:pic="http://schemas.openxmlformats.org/drawingml/2006/picture">
+                  <pic:nvPicPr>
+                    <pic:cNvPr id="1" name="Picture 1"/>
+                    <pic:cNvPicPr/>
+                  </pic:nvPicPr>
+                  <pic:blipFill>
+                    <a:blip r:embed="rId8"/>
+                    <a:stretch>
+                      <a:fillRect/>
+                    </a:stretch>
+                  </pic:blipFill>
+                  <pic:spPr>
+                    <a:xfrm>
+                      <a:off x="0" y="0"/>
+                      <a:ext cx="7576185" cy="3922395"/>
+                    </a:xfrm>
+                    <a:prstGeom prst="rect">
+                      <a:avLst/>
+                    </a:prstGeom>
+                  </pic:spPr>
+                </pic:pic>
+              </a:graphicData>
+            </a:graphic>
+            <wp14:sizeRelH relativeFrom="page">
+              <wp14:pctWidth>0</wp14:pctWidth>
+            </wp14:sizeRelH>
+            <wp14:sizeRelV relativeFrom="page">
+              <wp14:pctHeight>0</wp14:pctHeight>
+            </wp14:sizeRelV>
+          </wp:anchor>
+        </w:drawing>
       </w:r>
     </w:p>
     <w:p>
@@ -30,6 +87,64 @@
         <w:rPr>
           <w:noProof/>
         </w:rPr>
+        <w:lastRenderedPageBreak/>
+        <w:drawing>
+          <wp:anchor distT="0" distB="0" distL="114300" distR="114300" simplePos="0" relativeHeight="251659264" behindDoc="1" locked="0" layoutInCell="1" allowOverlap="1" wp14:anchorId="5F976251" wp14:editId="02351E31">
+            <wp:simplePos x="0" y="0"/>
+            <wp:positionH relativeFrom="column">
+              <wp:posOffset>-955675</wp:posOffset>
+            </wp:positionH>
+            <wp:positionV relativeFrom="paragraph">
+              <wp:posOffset>0</wp:posOffset>
+            </wp:positionV>
+            <wp:extent cx="7364095" cy="6758940"/>
+            <wp:effectExtent l="0" t="0" r="1905" b="0"/>
+            <wp:wrapTight wrapText="bothSides">
+              <wp:wrapPolygon edited="0">
+                <wp:start x="0" y="0"/>
+                <wp:lineTo x="0" y="21551"/>
+                <wp:lineTo x="21568" y="21551"/>
+                <wp:lineTo x="21568" y="0"/>
+                <wp:lineTo x="0" y="0"/>
+              </wp:wrapPolygon>
+            </wp:wrapTight>
+            <wp:docPr id="1183145733" name="Imagem 2"/>
+            <wp:cNvGraphicFramePr>
+              <a:graphicFrameLocks xmlns:a="http://schemas.openxmlformats.org/drawingml/2006/main" noChangeAspect="1"/>
+            </wp:cNvGraphicFramePr>
+            <a:graphic xmlns:a="http://schemas.openxmlformats.org/drawingml/2006/main">
+              <a:graphicData uri="http://schemas.openxmlformats.org/drawingml/2006/picture">
+                <pic:pic xmlns:pic="http://schemas.openxmlformats.org/drawingml/2006/picture">
+                  <pic:nvPicPr>
+                    <pic:cNvPr id="1183145733" name="Imagem 1183145733"/>
+                    <pic:cNvPicPr/>
+                  </pic:nvPicPr>
+                  <pic:blipFill>
+                    <a:blip r:embed="rId9"/>
+                    <a:stretch>
+                      <a:fillRect/>
+                    </a:stretch>
+                  </pic:blipFill>
+                  <pic:spPr>
+                    <a:xfrm>
+                      <a:off x="0" y="0"/>
+                      <a:ext cx="7364095" cy="6758940"/>
+                    </a:xfrm>
+                    <a:prstGeom prst="rect">
+                      <a:avLst/>
+                    </a:prstGeom>
+                  </pic:spPr>
+                </pic:pic>
+              </a:graphicData>
+            </a:graphic>
+            <wp14:sizeRelH relativeFrom="page">
+              <wp14:pctWidth>0</wp14:pctWidth>
+            </wp14:sizeRelH>
+            <wp14:sizeRelV relativeFrom="page">
+              <wp14:pctHeight>0</wp14:pctHeight>
+            </wp14:sizeRelV>
+          </wp:anchor>
+        </w:drawing>
       </w:r>
     </w:p>
     <w:p/>
@@ -45,15 +160,18 @@
       <w:proofErr w:type="spellStart"/>
       <w:r>
         <w:rPr>
+          <w:b/>
           <w:bCs/>
           <w:sz w:val="36"/>
           <w:szCs w:val="36"/>
         </w:rPr>
+        <w:lastRenderedPageBreak/>
         <w:t>Decisões</w:t>
       </w:r>
       <w:proofErr w:type="spellEnd"/>
       <w:r>
         <w:rPr>
+          <w:b/>
           <w:bCs/>
           <w:sz w:val="36"/>
           <w:szCs w:val="36"/>
@@ -62,6 +180,7 @@
       </w:r>
       <w:r>
         <w:rPr>
+          <w:b/>
           <w:bCs/>
         </w:rPr>
         <w:br/>
@@ -80,6 +199,7 @@
       <w:proofErr w:type="spellStart"/>
       <w:r>
         <w:rPr>
+          <w:b/>
           <w:bCs/>
           <w:sz w:val="28"/>
           <w:szCs w:val="28"/>
@@ -89,6 +209,7 @@
       <w:proofErr w:type="spellEnd"/>
       <w:r>
         <w:rPr>
+          <w:b/>
           <w:bCs/>
           <w:sz w:val="28"/>
           <w:szCs w:val="28"/>
@@ -97,6 +218,7 @@
       </w:r>
       <w:r>
         <w:rPr>
+          <w:b/>
           <w:bCs/>
           <w:sz w:val="28"/>
           <w:szCs w:val="28"/>
@@ -116,18 +238,15 @@
         <w:t>O que é e para que serve:</w:t>
       </w:r>
       <w:r>
-        <w:rPr/>
         <w:t xml:space="preserve"> Um </w:t>
       </w:r>
       <w:proofErr w:type="spellStart"/>
       <w:r>
-        <w:rPr/>
         <w:t>parser</w:t>
       </w:r>
       <w:proofErr w:type="spellEnd"/>
       <w:r>
-        <w:rPr/>
-        <w:t xml:space="preserve"> lê o texto de um ficheiro Ruby e devolve a sua estrutura. Preciso dele para quatro coisas:</w:t>
+        <w:t xml:space="preserve"> lê o texto de um ficheiro Ruby e devolve a sua estrutura. Precisamos dele para quatro coisas:</w:t>
       </w:r>
     </w:p>
     <w:p>
@@ -139,7 +258,6 @@
         </w:numPr>
       </w:pPr>
       <w:r>
-        <w:rPr/>
         <w:t>Estrutura dos ficheiros sem a sua execução</w:t>
       </w:r>
     </w:p>
@@ -152,17 +270,14 @@
         </w:numPr>
       </w:pPr>
       <w:r>
-        <w:rPr/>
         <w:t xml:space="preserve">Localização de métodos (diz-nos exatamente em eu linha um método começa e termina). Essencial para as </w:t>
       </w:r>
       <w:proofErr w:type="spellStart"/>
       <w:r>
-        <w:rPr/>
         <w:t>re-runs</w:t>
       </w:r>
       <w:proofErr w:type="spellEnd"/>
       <w:r>
-        <w:rPr/>
         <w:t xml:space="preserve"> guiadas por cobertura.</w:t>
       </w:r>
     </w:p>
@@ -175,28 +290,23 @@
         </w:numPr>
       </w:pPr>
       <w:r>
-        <w:rPr/>
         <w:t xml:space="preserve">Parâmetros e os métodos que ele chama. Para a inferência de tipo. Coisas </w:t>
       </w:r>
       <w:proofErr w:type="gramStart"/>
       <w:r>
-        <w:rPr/>
         <w:t>como .</w:t>
       </w:r>
       <w:proofErr w:type="spellStart"/>
       <w:r>
-        <w:rPr/>
         <w:t>toString</w:t>
       </w:r>
       <w:proofErr w:type="spellEnd"/>
       <w:proofErr w:type="gramEnd"/>
       <w:r>
-        <w:rPr/>
         <w:t xml:space="preserve"> associar o parâmetro uma </w:t>
       </w:r>
       <w:proofErr w:type="spellStart"/>
       <w:r>
-        <w:rPr/>
         <w:t>string</w:t>
       </w:r>
       <w:proofErr w:type="spellEnd"/>
@@ -210,7 +320,6 @@
         </w:numPr>
       </w:pPr>
       <w:r>
-        <w:rPr/>
         <w:t>Saber que chamadas cada método faz e sobre que recetor foram feitas</w:t>
       </w:r>
     </w:p>
@@ -239,51 +348,41 @@
         <w:t>.</w:t>
       </w:r>
       <w:r>
-        <w:rPr/>
         <w:t xml:space="preserve"> </w:t>
       </w:r>
       <w:r>
-        <w:rPr/>
         <w:t xml:space="preserve">É o </w:t>
       </w:r>
       <w:proofErr w:type="spellStart"/>
       <w:r>
-        <w:rPr/>
         <w:t>parser</w:t>
       </w:r>
       <w:proofErr w:type="spellEnd"/>
       <w:r>
-        <w:rPr/>
         <w:t xml:space="preserve"> do núcleo da linguagem: </w:t>
       </w:r>
       <w:proofErr w:type="spellStart"/>
       <w:r>
-        <w:rPr/>
         <w:t>parser</w:t>
       </w:r>
       <w:proofErr w:type="spellEnd"/>
       <w:r>
-        <w:rPr/>
         <w:t xml:space="preserve"> por omissão do interpretador desde o Ruby 3.4. Só conhece a gramática do 3.3 e posterior, mas não faz mal </w:t>
       </w:r>
       <w:proofErr w:type="spellStart"/>
       <w:r>
-        <w:rPr/>
         <w:t>proque</w:t>
       </w:r>
       <w:proofErr w:type="spellEnd"/>
       <w:r>
-        <w:rPr/>
         <w:t xml:space="preserve"> código escrito para versões anteriores continua a ser lido pela gramática nova. O problema seria o contrário: um </w:t>
       </w:r>
       <w:proofErr w:type="spellStart"/>
       <w:r>
-        <w:rPr/>
         <w:t>parser</w:t>
       </w:r>
       <w:proofErr w:type="spellEnd"/>
       <w:r>
-        <w:rPr/>
         <w:t xml:space="preserve"> antigo não lê sintaxe recente.</w:t>
       </w:r>
     </w:p>
@@ -341,7 +440,9 @@
           </w:tcPr>
           <w:p>
             <w:r>
-              <w:rPr/>
+              <w:rPr>
+                <w:b/>
+              </w:rPr>
               <w:t>Prism</w:t>
             </w:r>
           </w:p>
@@ -353,7 +454,6 @@
           <w:p>
             <w:proofErr w:type="spellStart"/>
             <w:r>
-              <w:rPr/>
               <w:t>escolhido</w:t>
             </w:r>
             <w:proofErr w:type="spellEnd"/>
@@ -370,7 +470,6 @@
           </w:tcPr>
           <w:p>
             <w:r>
-              <w:rPr/>
               <w:t>Ripper</w:t>
             </w:r>
           </w:p>
@@ -381,83 +480,67 @@
           </w:tcPr>
           <w:p>
             <w:r>
-              <w:rPr/>
               <w:t xml:space="preserve">A árvore são vetores encaixados </w:t>
             </w:r>
             <w:proofErr w:type="spellStart"/>
             <w:r>
-              <w:rPr/>
               <w:t>sem</w:t>
             </w:r>
             <w:proofErr w:type="spellEnd"/>
             <w:r>
-              <w:rPr/>
               <w:t xml:space="preserve"> </w:t>
             </w:r>
             <w:proofErr w:type="spellStart"/>
             <w:r>
-              <w:rPr/>
               <w:t>objetos</w:t>
             </w:r>
             <w:proofErr w:type="spellEnd"/>
             <w:r>
-              <w:rPr/>
               <w:t xml:space="preserve"> nem </w:t>
             </w:r>
             <w:proofErr w:type="spellStart"/>
             <w:r>
-              <w:rPr/>
               <w:t>tipos</w:t>
             </w:r>
             <w:proofErr w:type="spellEnd"/>
             <w:r>
-              <w:rPr/>
               <w:t xml:space="preserve">, </w:t>
             </w:r>
             <w:proofErr w:type="spellStart"/>
             <w:r>
-              <w:rPr/>
               <w:t>não</w:t>
             </w:r>
             <w:proofErr w:type="spellEnd"/>
             <w:r>
-              <w:rPr/>
               <w:t xml:space="preserve"> </w:t>
             </w:r>
             <w:proofErr w:type="spellStart"/>
             <w:r>
-              <w:rPr/>
               <w:t>nos</w:t>
             </w:r>
             <w:proofErr w:type="spellEnd"/>
             <w:r>
-              <w:rPr/>
               <w:t xml:space="preserve"> </w:t>
             </w:r>
             <w:proofErr w:type="spellStart"/>
             <w:r>
-              <w:rPr/>
               <w:t>dá</w:t>
             </w:r>
             <w:proofErr w:type="spellEnd"/>
             <w:r>
-              <w:rPr/>
               <w:t xml:space="preserve"> o </w:t>
             </w:r>
             <w:proofErr w:type="spellStart"/>
             <w:r>
-              <w:rPr/>
               <w:t>que</w:t>
             </w:r>
             <w:proofErr w:type="spellEnd"/>
             <w:r>
-              <w:rPr/>
               <w:t xml:space="preserve"> </w:t>
             </w:r>
             <w:proofErr w:type="spellStart"/>
             <w:r>
-              <w:rPr/>
-              <w:t>quero</w:t>
+              <w:t>queremos</w:t>
             </w:r>
             <w:proofErr w:type="spellEnd"/>
           </w:p>
@@ -488,72 +571,58 @@
           <w:p>
             <w:proofErr w:type="spellStart"/>
             <w:r>
-              <w:rPr/>
               <w:t>Anunciado</w:t>
             </w:r>
             <w:proofErr w:type="spellEnd"/>
             <w:r>
-              <w:rPr/>
               <w:t xml:space="preserve"> </w:t>
             </w:r>
             <w:proofErr w:type="spellStart"/>
             <w:r>
-              <w:rPr/>
               <w:t>que</w:t>
             </w:r>
             <w:proofErr w:type="spellEnd"/>
             <w:r>
-              <w:rPr/>
               <w:t xml:space="preserve"> </w:t>
             </w:r>
             <w:proofErr w:type="spellStart"/>
             <w:r>
-              <w:rPr/>
               <w:t>novas</w:t>
             </w:r>
             <w:proofErr w:type="spellEnd"/>
             <w:r>
-              <w:rPr/>
               <w:t xml:space="preserve"> </w:t>
             </w:r>
             <w:proofErr w:type="spellStart"/>
             <w:r>
-              <w:rPr/>
               <w:t>versões</w:t>
             </w:r>
             <w:proofErr w:type="spellEnd"/>
             <w:r>
-              <w:rPr/>
               <w:t xml:space="preserve"> </w:t>
             </w:r>
             <w:proofErr w:type="spellStart"/>
             <w:r>
-              <w:rPr/>
               <w:t>deixam</w:t>
             </w:r>
             <w:proofErr w:type="spellEnd"/>
             <w:r>
-              <w:rPr/>
               <w:t xml:space="preserve"> de ser </w:t>
             </w:r>
             <w:proofErr w:type="spellStart"/>
             <w:r>
-              <w:rPr/>
               <w:t>suportadas</w:t>
             </w:r>
             <w:proofErr w:type="spellEnd"/>
             <w:r>
-              <w:rPr/>
               <w:t xml:space="preserve"> pela </w:t>
             </w:r>
             <w:proofErr w:type="spellStart"/>
             <w:r>
-              <w:rPr/>
               <w:t>existência</w:t>
             </w:r>
             <w:proofErr w:type="spellEnd"/>
             <w:r>
-              <w:rPr/>
               <w:t xml:space="preserve"> do prism</w:t>
             </w:r>
           </w:p>
@@ -585,102 +654,82 @@
           </w:tcPr>
           <w:p>
             <w:r>
-              <w:rPr/>
               <w:t xml:space="preserve">Só </w:t>
             </w:r>
             <w:proofErr w:type="spellStart"/>
             <w:r>
-              <w:rPr/>
               <w:t>tem</w:t>
             </w:r>
             <w:proofErr w:type="spellEnd"/>
             <w:r>
-              <w:rPr/>
               <w:t xml:space="preserve"> </w:t>
             </w:r>
             <w:proofErr w:type="spellStart"/>
             <w:r>
-              <w:rPr/>
               <w:t>suporte</w:t>
             </w:r>
             <w:proofErr w:type="spellEnd"/>
             <w:r>
-              <w:rPr/>
               <w:t xml:space="preserve"> </w:t>
             </w:r>
             <w:proofErr w:type="spellStart"/>
             <w:r>
-              <w:rPr/>
               <w:t>até</w:t>
             </w:r>
             <w:proofErr w:type="spellEnd"/>
             <w:r>
-              <w:rPr/>
               <w:t xml:space="preserve"> ruby 3.0 e relata </w:t>
             </w:r>
             <w:proofErr w:type="spellStart"/>
             <w:r>
-              <w:rPr/>
               <w:t>problemas</w:t>
             </w:r>
             <w:proofErr w:type="spellEnd"/>
             <w:r>
-              <w:rPr/>
               <w:t xml:space="preserve"> </w:t>
             </w:r>
             <w:proofErr w:type="spellStart"/>
             <w:r>
-              <w:rPr/>
               <w:t>em</w:t>
             </w:r>
             <w:proofErr w:type="spellEnd"/>
             <w:r>
-              <w:rPr/>
               <w:t xml:space="preserve"> </w:t>
             </w:r>
             <w:proofErr w:type="spellStart"/>
             <w:r>
-              <w:rPr/>
               <w:t>relação</w:t>
             </w:r>
             <w:proofErr w:type="spellEnd"/>
             <w:r>
-              <w:rPr/>
               <w:t xml:space="preserve"> á </w:t>
             </w:r>
             <w:proofErr w:type="spellStart"/>
             <w:r>
-              <w:rPr/>
               <w:t>localização</w:t>
             </w:r>
             <w:proofErr w:type="spellEnd"/>
             <w:r>
-              <w:rPr/>
               <w:t xml:space="preserve"> dos </w:t>
             </w:r>
             <w:proofErr w:type="spellStart"/>
             <w:r>
-              <w:rPr/>
               <w:t>métodos</w:t>
             </w:r>
             <w:proofErr w:type="spellEnd"/>
             <w:r>
-              <w:rPr/>
               <w:t xml:space="preserve"> </w:t>
             </w:r>
             <w:proofErr w:type="spellStart"/>
             <w:r>
-              <w:rPr/>
               <w:t>nos</w:t>
             </w:r>
             <w:proofErr w:type="spellEnd"/>
             <w:r>
-              <w:rPr/>
               <w:t xml:space="preserve"> </w:t>
             </w:r>
             <w:proofErr w:type="spellStart"/>
             <w:r>
-              <w:rPr/>
               <w:t>ficheiros</w:t>
             </w:r>
             <w:proofErr w:type="spellEnd"/>
@@ -731,7 +780,6 @@
           </w:tcPr>
           <w:p>
             <w:r>
-              <w:rPr/>
               <w:t>A documentação diz que é experimental e sem garantia de compatibilidade</w:t>
             </w:r>
           </w:p>
@@ -755,149 +803,149 @@
       </w:pPr>
       <w:r>
         <w:rPr>
-          <w:bCs/>
-          <w:sz w:val="28"/>
-          <w:szCs w:val="28"/>
-        </w:rPr>
-        <w:t xml:space="preserve">Como </w:t>
-      </w:r>
-      <w:proofErr w:type="spellStart"/>
-      <w:r>
-        <w:rPr>
-          <w:bCs/>
-          <w:sz w:val="28"/>
-          <w:szCs w:val="28"/>
-        </w:rPr>
-        <w:t>ele</w:t>
-      </w:r>
-      <w:proofErr w:type="spellEnd"/>
-      <w:r>
-        <w:rPr>
-          <w:bCs/>
-          <w:sz w:val="28"/>
-          <w:szCs w:val="28"/>
-        </w:rPr>
-        <w:t xml:space="preserve"> </w:t>
-      </w:r>
-      <w:proofErr w:type="spellStart"/>
-      <w:r>
-        <w:rPr>
-          <w:bCs/>
-          <w:sz w:val="28"/>
-          <w:szCs w:val="28"/>
-        </w:rPr>
-        <w:t>trabalha</w:t>
-      </w:r>
-      <w:proofErr w:type="spellEnd"/>
-    </w:p>
-    <w:p>
-      <w:pPr>
-        <w:rPr>
           <w:b/>
           <w:bCs/>
           <w:sz w:val="28"/>
           <w:szCs w:val="28"/>
         </w:rPr>
-      </w:pPr>
+        <w:t xml:space="preserve">Como </w:t>
+      </w:r>
       <w:proofErr w:type="spellStart"/>
       <w:r>
-        <w:rPr/>
-        <w:t>Respondo</w:t>
-      </w:r>
-      <w:proofErr w:type="spellEnd"/>
-      <w:r>
-        <w:rPr/>
-        <w:t xml:space="preserve"> a </w:t>
-      </w:r>
-      <w:proofErr w:type="spellStart"/>
-      <w:r>
-        <w:rPr/>
-        <w:t>analisar</w:t>
-      </w:r>
-      <w:proofErr w:type="spellEnd"/>
-      <w:r>
-        <w:rPr/>
-        <w:t xml:space="preserve"> </w:t>
-      </w:r>
-      <w:proofErr w:type="gramStart"/>
-      <w:r>
-        <w:rPr/>
-        <w:t>a</w:t>
-      </w:r>
-      <w:proofErr w:type="gramEnd"/>
-      <w:r>
-        <w:rPr/>
-        <w:t xml:space="preserve"> </w:t>
-      </w:r>
-      <w:proofErr w:type="spellStart"/>
-      <w:r>
-        <w:rPr/>
-        <w:t>imagem</w:t>
-      </w:r>
-      <w:proofErr w:type="spellEnd"/>
-      <w:r>
-        <w:rPr/>
-        <w:t xml:space="preserve"> 2</w:t>
-      </w:r>
-    </w:p>
-    <w:p>
-      <w:pPr>
         <w:rPr>
           <w:b/>
           <w:bCs/>
           <w:sz w:val="28"/>
           <w:szCs w:val="28"/>
         </w:rPr>
-      </w:pPr>
-    </w:p>
-    <w:p>
-      <w:pPr>
+        <w:t>ele</w:t>
+      </w:r>
+      <w:proofErr w:type="spellEnd"/>
+      <w:r>
         <w:rPr>
           <w:b/>
           <w:bCs/>
           <w:sz w:val="28"/>
           <w:szCs w:val="28"/>
         </w:rPr>
-      </w:pPr>
-    </w:p>
-    <w:p>
-      <w:pPr>
+        <w:t xml:space="preserve"> </w:t>
+      </w:r>
+      <w:proofErr w:type="spellStart"/>
+      <w:r>
         <w:rPr>
           <w:b/>
           <w:bCs/>
           <w:sz w:val="28"/>
           <w:szCs w:val="28"/>
         </w:rPr>
-      </w:pPr>
-      <w:proofErr w:type="spellStart"/>
-      <w:r>
-        <w:rPr>
+        <w:t>trabalha</w:t>
+      </w:r>
+      <w:proofErr w:type="spellEnd"/>
+    </w:p>
+    <w:p>
+      <w:pPr>
+        <w:rPr>
+          <w:b/>
           <w:bCs/>
           <w:sz w:val="28"/>
           <w:szCs w:val="28"/>
         </w:rPr>
-        <w:t>Escolha</w:t>
+      </w:pPr>
+      <w:proofErr w:type="spellStart"/>
+      <w:r>
+        <w:lastRenderedPageBreak/>
+        <w:t>Respondo</w:t>
       </w:r>
       <w:proofErr w:type="spellEnd"/>
       <w:r>
-        <w:rPr>
+        <w:t xml:space="preserve"> a </w:t>
+      </w:r>
+      <w:proofErr w:type="spellStart"/>
+      <w:r>
+        <w:t>analisar</w:t>
+      </w:r>
+      <w:proofErr w:type="spellEnd"/>
+      <w:r>
+        <w:t xml:space="preserve"> </w:t>
+      </w:r>
+      <w:proofErr w:type="gramStart"/>
+      <w:r>
+        <w:t>a</w:t>
+      </w:r>
+      <w:proofErr w:type="gramEnd"/>
+      <w:r>
+        <w:t xml:space="preserve"> </w:t>
+      </w:r>
+      <w:proofErr w:type="spellStart"/>
+      <w:r>
+        <w:t>imagem</w:t>
+      </w:r>
+      <w:proofErr w:type="spellEnd"/>
+      <w:r>
+        <w:t xml:space="preserve"> 2</w:t>
+      </w:r>
+    </w:p>
+    <w:p>
+      <w:pPr>
+        <w:rPr>
+          <w:b/>
           <w:bCs/>
           <w:sz w:val="28"/>
           <w:szCs w:val="28"/>
         </w:rPr>
-        <w:t xml:space="preserve"> d</w:t>
-      </w:r>
-      <w:r>
-        <w:rPr>
+      </w:pPr>
+    </w:p>
+    <w:p>
+      <w:pPr>
+        <w:rPr>
+          <w:b/>
           <w:bCs/>
           <w:sz w:val="28"/>
           <w:szCs w:val="28"/>
         </w:rPr>
-        <w:t>a framework dos testes</w:t>
-      </w:r>
+      </w:pPr>
     </w:p>
     <w:p>
       <w:pPr>
+        <w:rPr>
+          <w:b/>
+          <w:bCs/>
+          <w:sz w:val="28"/>
+          <w:szCs w:val="28"/>
+        </w:rPr>
+      </w:pPr>
+      <w:proofErr w:type="spellStart"/>
+      <w:r>
+        <w:rPr>
+          <w:b/>
+          <w:bCs/>
+          <w:sz w:val="28"/>
+          <w:szCs w:val="28"/>
+        </w:rPr>
+        <w:t>Escolha</w:t>
+      </w:r>
+      <w:proofErr w:type="spellEnd"/>
+      <w:r>
+        <w:rPr>
+          <w:b/>
+          <w:bCs/>
+          <w:sz w:val="28"/>
+          <w:szCs w:val="28"/>
+        </w:rPr>
+        <w:t xml:space="preserve"> d</w:t>
+      </w:r>
+      <w:r>
+        <w:rPr>
+          <w:b/>
+          <w:bCs/>
+          <w:sz w:val="28"/>
+          <w:szCs w:val="28"/>
+        </w:rPr>
+        <w:t>a framework dos testes</w:t>
+      </w:r>
+    </w:p>
+    <w:p>
+      <w:pPr>
         <w:pStyle w:val="font-claude-response-body"/>
       </w:pPr>
       <w:r>
@@ -907,18 +955,15 @@
         <w:t>O que é e para que serve.</w:t>
       </w:r>
       <w:r>
-        <w:rPr/>
         <w:t xml:space="preserve"> É a </w:t>
       </w:r>
       <w:proofErr w:type="spellStart"/>
       <w:r>
-        <w:rPr/>
         <w:t>framework</w:t>
       </w:r>
       <w:proofErr w:type="spellEnd"/>
       <w:r>
-        <w:rPr/>
-        <w:t xml:space="preserve"> em que os testes gerados são escritos e executados. Preciso dela para quatro coisas:</w:t>
+        <w:t xml:space="preserve"> em que os testes gerados são escritos e executados. Precisamos dela para quatro coisas:</w:t>
       </w:r>
     </w:p>
     <w:p>
@@ -1041,6 +1086,7 @@
         <w:rPr>
           <w:rStyle w:val="Forte"/>
           <w:rFonts w:asciiTheme="majorHAnsi" w:hAnsiTheme="majorHAnsi" w:cstheme="majorHAnsi"/>
+          <w:b w:val="0"/>
           <w:bCs w:val="0"/>
         </w:rPr>
         <w:t>.</w:t>
@@ -1393,7 +1439,9 @@
           <w:p>
             <w:proofErr w:type="spellStart"/>
             <w:r>
-              <w:rPr/>
+              <w:rPr>
+                <w:b/>
+              </w:rPr>
               <w:t>RSpec</w:t>
             </w:r>
             <w:proofErr w:type="spellEnd"/>
@@ -1405,22 +1453,18 @@
           </w:tcPr>
           <w:p>
             <w:r>
-              <w:rPr/>
               <w:t xml:space="preserve">É </w:t>
             </w:r>
             <w:proofErr w:type="gramStart"/>
             <w:r>
-              <w:rPr/>
               <w:t>a</w:t>
             </w:r>
             <w:proofErr w:type="gramEnd"/>
             <w:r>
-              <w:rPr/>
               <w:t xml:space="preserve"> </w:t>
             </w:r>
             <w:proofErr w:type="spellStart"/>
             <w:r>
-              <w:rPr/>
               <w:t>escolhida</w:t>
             </w:r>
             <w:proofErr w:type="spellEnd"/>
@@ -1435,12 +1479,10 @@
           <w:p>
             <w:proofErr w:type="spellStart"/>
             <w:r>
-              <w:rPr/>
               <w:t>Minitest</w:t>
             </w:r>
             <w:proofErr w:type="spellEnd"/>
             <w:r>
-              <w:rPr/>
               <w:t xml:space="preserve"> (Ruby integrated)</w:t>
             </w:r>
           </w:p>
@@ -1452,87 +1494,70 @@
           <w:p>
             <w:proofErr w:type="spellStart"/>
             <w:r>
-              <w:rPr/>
               <w:t>Não</w:t>
             </w:r>
             <w:proofErr w:type="spellEnd"/>
             <w:r>
-              <w:rPr/>
               <w:t xml:space="preserve"> </w:t>
             </w:r>
             <w:proofErr w:type="spellStart"/>
             <w:r>
-              <w:rPr/>
               <w:t>reporta</w:t>
             </w:r>
             <w:proofErr w:type="spellEnd"/>
             <w:r>
-              <w:rPr/>
               <w:t xml:space="preserve"> </w:t>
             </w:r>
             <w:proofErr w:type="spellStart"/>
             <w:r>
-              <w:rPr/>
               <w:t>estruturado</w:t>
             </w:r>
             <w:proofErr w:type="spellEnd"/>
             <w:r>
-              <w:rPr/>
               <w:t xml:space="preserve"> </w:t>
             </w:r>
             <w:proofErr w:type="spellStart"/>
             <w:r>
-              <w:rPr/>
               <w:t>como</w:t>
             </w:r>
             <w:proofErr w:type="spellEnd"/>
             <w:r>
-              <w:rPr/>
               <w:t xml:space="preserve"> </w:t>
             </w:r>
             <w:proofErr w:type="spellStart"/>
             <w:r>
-              <w:rPr/>
-              <w:t>quero</w:t>
+              <w:t>queremos</w:t>
             </w:r>
             <w:proofErr w:type="spellEnd"/>
             <w:r>
-              <w:rPr/>
               <w:t xml:space="preserve">. </w:t>
             </w:r>
             <w:proofErr w:type="spellStart"/>
             <w:r>
-              <w:rPr/>
               <w:t>Embora</w:t>
             </w:r>
             <w:proofErr w:type="spellEnd"/>
             <w:r>
-              <w:rPr/>
               <w:t xml:space="preserve"> </w:t>
             </w:r>
             <w:proofErr w:type="spellStart"/>
             <w:r>
-              <w:rPr/>
               <w:t>embutido</w:t>
             </w:r>
             <w:proofErr w:type="spellEnd"/>
             <w:r>
-              <w:rPr/>
               <w:t xml:space="preserve">, </w:t>
             </w:r>
             <w:proofErr w:type="spellStart"/>
             <w:r>
-              <w:rPr/>
               <w:t>exige</w:t>
             </w:r>
             <w:proofErr w:type="spellEnd"/>
             <w:r>
-              <w:rPr/>
               <w:t xml:space="preserve"> um plugin </w:t>
             </w:r>
             <w:proofErr w:type="spellStart"/>
             <w:r>
-              <w:rPr/>
               <w:t>externo</w:t>
             </w:r>
             <w:proofErr w:type="spellEnd"/>
@@ -1546,7 +1571,6 @@
           </w:tcPr>
           <w:p>
             <w:r>
-              <w:rPr/>
               <w:t>test-unit</w:t>
             </w:r>
           </w:p>
@@ -1557,52 +1581,42 @@
           </w:tcPr>
           <w:p>
             <w:r>
-              <w:rPr/>
               <w:t xml:space="preserve">Menos </w:t>
             </w:r>
             <w:proofErr w:type="spellStart"/>
             <w:r>
-              <w:rPr/>
               <w:t>comum</w:t>
             </w:r>
             <w:proofErr w:type="spellEnd"/>
             <w:r>
-              <w:rPr/>
               <w:t xml:space="preserve"> das </w:t>
             </w:r>
             <w:proofErr w:type="gramStart"/>
             <w:r>
-              <w:rPr/>
               <w:t>3 e</w:t>
             </w:r>
             <w:proofErr w:type="gramEnd"/>
             <w:r>
-              <w:rPr/>
               <w:t xml:space="preserve"> com o </w:t>
             </w:r>
             <w:proofErr w:type="spellStart"/>
             <w:r>
-              <w:rPr/>
               <w:t>problema</w:t>
             </w:r>
             <w:proofErr w:type="spellEnd"/>
             <w:r>
-              <w:rPr/>
               <w:t xml:space="preserve"> de </w:t>
             </w:r>
             <w:proofErr w:type="spellStart"/>
             <w:r>
-              <w:rPr/>
               <w:t>saída</w:t>
             </w:r>
             <w:proofErr w:type="spellEnd"/>
             <w:r>
-              <w:rPr/>
               <w:t xml:space="preserve"> do </w:t>
             </w:r>
             <w:proofErr w:type="spellStart"/>
             <w:r>
-              <w:rPr/>
               <w:t>minitest</w:t>
             </w:r>
             <w:proofErr w:type="spellEnd"/>
@@ -1658,24 +1672,24 @@
       <w:r>
         <w:rPr>
           <w:rStyle w:val="Forte"/>
+          <w:b w:val="0"/>
           <w:bCs w:val="0"/>
         </w:rPr>
         <w:t>O que é e para que serve.</w:t>
       </w:r>
       <w:r>
-        <w:rPr/>
         <w:t xml:space="preserve"> Responde a </w:t>
       </w:r>
       <w:r>
         <w:rPr>
           <w:rStyle w:val="nfase"/>
+          <w:i w:val="0"/>
           <w:iCs w:val="0"/>
         </w:rPr>
         <w:t>quem chama quem</w:t>
       </w:r>
       <w:r>
-        <w:rPr/>
-        <w:t xml:space="preserve">. Ao gerar testes para um método, junto ao contexto os métodos que ele usa por dentro. </w:t>
+        <w:t xml:space="preserve">. Ao gerar testes para um método, juntamos ao contexto os métodos que ele usa por dentro. </w:t>
       </w:r>
     </w:p>
     <w:p>
@@ -1686,24 +1700,88 @@
         <w:rPr>
           <w:noProof/>
         </w:rPr>
+        <w:drawing>
+          <wp:anchor distT="0" distB="0" distL="114300" distR="114300" simplePos="0" relativeHeight="251660288" behindDoc="1" locked="0" layoutInCell="1" allowOverlap="1" wp14:anchorId="10136783" wp14:editId="799E9F33">
+            <wp:simplePos x="0" y="0"/>
+            <wp:positionH relativeFrom="column">
+              <wp:posOffset>-988060</wp:posOffset>
+            </wp:positionH>
+            <wp:positionV relativeFrom="paragraph">
+              <wp:posOffset>511810</wp:posOffset>
+            </wp:positionV>
+            <wp:extent cx="7273925" cy="4633595"/>
+            <wp:effectExtent l="0" t="0" r="3175" b="1905"/>
+            <wp:wrapTight wrapText="bothSides">
+              <wp:wrapPolygon edited="0">
+                <wp:start x="0" y="0"/>
+                <wp:lineTo x="0" y="21550"/>
+                <wp:lineTo x="21572" y="21550"/>
+                <wp:lineTo x="21572" y="0"/>
+                <wp:lineTo x="0" y="0"/>
+              </wp:wrapPolygon>
+            </wp:wrapTight>
+            <wp:docPr id="1683314249" name="Imagem 1"/>
+            <wp:cNvGraphicFramePr>
+              <a:graphicFrameLocks xmlns:a="http://schemas.openxmlformats.org/drawingml/2006/main" noChangeAspect="1"/>
+            </wp:cNvGraphicFramePr>
+            <a:graphic xmlns:a="http://schemas.openxmlformats.org/drawingml/2006/main">
+              <a:graphicData uri="http://schemas.openxmlformats.org/drawingml/2006/picture">
+                <pic:pic xmlns:pic="http://schemas.openxmlformats.org/drawingml/2006/picture">
+                  <pic:nvPicPr>
+                    <pic:cNvPr id="1683314249" name="Imagem 1683314249"/>
+                    <pic:cNvPicPr/>
+                  </pic:nvPicPr>
+                  <pic:blipFill rotWithShape="1">
+                    <a:blip r:embed="rId10"/>
+                    <a:srcRect b="4356"/>
+                    <a:stretch>
+                      <a:fillRect/>
+                    </a:stretch>
+                  </pic:blipFill>
+                  <pic:spPr bwMode="auto">
+                    <a:xfrm>
+                      <a:off x="0" y="0"/>
+                      <a:ext cx="7273925" cy="4633595"/>
+                    </a:xfrm>
+                    <a:prstGeom prst="rect">
+                      <a:avLst/>
+                    </a:prstGeom>
+                    <a:ln>
+                      <a:noFill/>
+                    </a:ln>
+                    <a:extLst>
+                      <a:ext uri="{53640926-AAD7-44D8-BBD7-CCE9431645EC}">
+                        <a14:shadowObscured xmlns:a14="http://schemas.microsoft.com/office/drawing/2010/main"/>
+                      </a:ext>
+                    </a:extLst>
+                  </pic:spPr>
+                </pic:pic>
+              </a:graphicData>
+            </a:graphic>
+            <wp14:sizeRelH relativeFrom="page">
+              <wp14:pctWidth>0</wp14:pctWidth>
+            </wp14:sizeRelH>
+            <wp14:sizeRelV relativeFrom="page">
+              <wp14:pctHeight>0</wp14:pctHeight>
+            </wp14:sizeRelV>
+          </wp:anchor>
+        </w:drawing>
       </w:r>
       <w:r>
         <w:rPr>
           <w:rStyle w:val="Forte"/>
+          <w:b w:val="0"/>
           <w:bCs w:val="0"/>
         </w:rPr>
-        <w:t>Porquê construí o meu.</w:t>
-      </w:r>
-      <w:r>
-        <w:rPr/>
+        <w:t>Porquê construímos o nosso.</w:t>
+      </w:r>
+      <w:r>
         <w:t xml:space="preserve"> Existem ferramentas de grafo de chamadas para Ruby. Nenhuma cumpre </w:t>
       </w:r>
       <w:r>
-        <w:rPr/>
-        <w:t>o que preciso</w:t>
-      </w:r>
-      <w:r>
-        <w:rPr/>
+        <w:t>o que precisamos</w:t>
+      </w:r>
+      <w:r>
         <w:t>.</w:t>
       </w:r>
     </w:p>
@@ -1718,6 +1796,42 @@
         <w:rPr>
           <w:noProof/>
         </w:rPr>
+        <w:lastRenderedPageBreak/>
+        <w:drawing>
+          <wp:inline distT="0" distB="0" distL="0" distR="0" wp14:anchorId="4D7AF6E5" wp14:editId="015E848A">
+            <wp:extent cx="5486400" cy="1538433"/>
+            <wp:effectExtent l="0" t="0" r="0" b="0"/>
+            <wp:docPr id="2" name="Picture 2"/>
+            <wp:cNvGraphicFramePr>
+              <a:graphicFrameLocks xmlns:a="http://schemas.openxmlformats.org/drawingml/2006/main" noChangeAspect="1"/>
+            </wp:cNvGraphicFramePr>
+            <a:graphic xmlns:a="http://schemas.openxmlformats.org/drawingml/2006/main">
+              <a:graphicData uri="http://schemas.openxmlformats.org/drawingml/2006/picture">
+                <pic:pic xmlns:pic="http://schemas.openxmlformats.org/drawingml/2006/picture">
+                  <pic:nvPicPr>
+                    <pic:cNvPr id="0" name="fig2.png"/>
+                    <pic:cNvPicPr/>
+                  </pic:nvPicPr>
+                  <pic:blipFill>
+                    <a:blip r:embed="rId11"/>
+                    <a:stretch>
+                      <a:fillRect/>
+                    </a:stretch>
+                  </pic:blipFill>
+                  <pic:spPr>
+                    <a:xfrm>
+                      <a:off x="0" y="0"/>
+                      <a:ext cx="5486400" cy="1538433"/>
+                    </a:xfrm>
+                    <a:prstGeom prst="rect">
+                      <a:avLst/>
+                    </a:prstGeom>
+                  </pic:spPr>
+                </pic:pic>
+              </a:graphicData>
+            </a:graphic>
+          </wp:inline>
+        </w:drawing>
       </w:r>
     </w:p>
     <w:p>
@@ -2210,12 +2324,13 @@
             <w:r>
               <w:rPr>
                 <w:rFonts w:ascii="Times New Roman" w:eastAsia="Times New Roman" w:hAnsi="Times New Roman" w:cs="Times New Roman"/>
+                <w:b/>
                 <w:bCs/>
                 <w:sz w:val="24"/>
                 <w:szCs w:val="24"/>
                 <w:lang w:val="pt-PT" w:eastAsia="pt-PT"/>
               </w:rPr>
-              <w:t>A minha</w:t>
+              <w:t>A nossa</w:t>
             </w:r>
           </w:p>
         </w:tc>
@@ -2336,17 +2451,17 @@
     <w:p/>
     <w:p>
       <w:r>
-        <w:rPr/>
+        <w:rPr>
+          <w:b/>
+        </w:rPr>
         <w:t>É o projeto todo de uma vez, antes de se gerar teste nenhum</w:t>
       </w:r>
       <w:r>
-        <w:rPr/>
         <w:t>, na análise estática, sem custar nenhuma chamada ao modelo.</w:t>
       </w:r>
     </w:p>
     <w:p>
       <w:r>
-        <w:rPr/>
         <w:t>Em Python o programador pode declarar o tipo na própria assinatura (</w:t>
       </w:r>
       <w:r>
@@ -2357,11 +2472,12 @@
         <w:t>def somar(a: int, b: int)</w:t>
       </w:r>
       <w:r>
-        <w:rPr/>
         <w:t>). Em Ruby</w:t>
       </w:r>
       <w:r>
-        <w:rPr/>
+        <w:rPr>
+          <w:b/>
+        </w:rPr>
         <w:t xml:space="preserve"> </w:t>
       </w:r>
       <w:proofErr w:type="spellStart"/>
@@ -2429,82 +2545,66 @@
       </w:r>
       <w:proofErr w:type="spellEnd"/>
       <w:r>
-        <w:rPr/>
         <w:t xml:space="preserve"> </w:t>
       </w:r>
     </w:p>
     <w:p>
       <w:r>
-        <w:rPr/>
         <w:t xml:space="preserve">RBS, </w:t>
       </w:r>
       <w:proofErr w:type="spellStart"/>
       <w:r>
-        <w:rPr/>
         <w:t>oficial</w:t>
       </w:r>
       <w:proofErr w:type="spellEnd"/>
       <w:r>
-        <w:rPr/>
         <w:t xml:space="preserve"> </w:t>
       </w:r>
       <w:r>
-        <w:rPr/>
         <w:t>/</w:t>
       </w:r>
       <w:r>
-        <w:rPr/>
         <w:t xml:space="preserve"> </w:t>
       </w:r>
       <w:proofErr w:type="spellStart"/>
       <w:r>
-        <w:rPr/>
         <w:t>biblioteca</w:t>
       </w:r>
       <w:proofErr w:type="spellEnd"/>
       <w:r>
-        <w:rPr/>
         <w:t xml:space="preserve"> </w:t>
       </w:r>
       <w:proofErr w:type="spellStart"/>
       <w:r>
-        <w:rPr/>
         <w:t>padrão</w:t>
       </w:r>
       <w:proofErr w:type="spellEnd"/>
       <w:r>
-        <w:rPr/>
         <w:t xml:space="preserve"> desde o Ruby 3.0, mas as assinaturas </w:t>
       </w:r>
       <w:proofErr w:type="spellStart"/>
       <w:r>
-        <w:rPr/>
         <w:t>vivem</w:t>
       </w:r>
       <w:proofErr w:type="spellEnd"/>
       <w:r>
-        <w:rPr/>
         <w:t xml:space="preserve"> </w:t>
       </w:r>
       <w:proofErr w:type="spellStart"/>
       <w:r>
-        <w:rPr/>
         <w:t>em</w:t>
       </w:r>
       <w:proofErr w:type="spellEnd"/>
       <w:r>
-        <w:rPr/>
         <w:t xml:space="preserve"> </w:t>
       </w:r>
       <w:proofErr w:type="spellStart"/>
       <w:proofErr w:type="gramStart"/>
       <w:r>
-        <w:rPr/>
         <w:t>ficheiros</w:t>
       </w:r>
       <w:proofErr w:type="spellEnd"/>
       <w:r>
-        <w:rPr/>
         <w:t xml:space="preserve"> </w:t>
       </w:r>
       <w:r>
@@ -2525,101 +2625,81 @@
       <w:proofErr w:type="spellEnd"/>
       <w:proofErr w:type="gramEnd"/>
       <w:r>
-        <w:rPr/>
         <w:t xml:space="preserve"> à </w:t>
       </w:r>
       <w:proofErr w:type="spellStart"/>
       <w:r>
-        <w:rPr/>
         <w:t>parte</w:t>
       </w:r>
       <w:proofErr w:type="spellEnd"/>
       <w:r>
-        <w:rPr/>
         <w:t xml:space="preserve"> e</w:t>
       </w:r>
       <w:r>
-        <w:rPr/>
         <w:t xml:space="preserve"> </w:t>
       </w:r>
       <w:r>
-        <w:rPr/>
         <w:t xml:space="preserve">o Sorbet, </w:t>
       </w:r>
       <w:proofErr w:type="spellStart"/>
       <w:r>
-        <w:rPr/>
         <w:t>que</w:t>
       </w:r>
       <w:proofErr w:type="spellEnd"/>
       <w:r>
-        <w:rPr/>
         <w:t xml:space="preserve"> </w:t>
       </w:r>
       <w:proofErr w:type="spellStart"/>
       <w:r>
-        <w:rPr/>
         <w:t>precisa</w:t>
       </w:r>
       <w:proofErr w:type="spellEnd"/>
       <w:r>
-        <w:rPr/>
         <w:t xml:space="preserve"> de </w:t>
       </w:r>
       <w:proofErr w:type="spellStart"/>
       <w:r>
-        <w:rPr/>
         <w:t>uma</w:t>
       </w:r>
       <w:proofErr w:type="spellEnd"/>
       <w:r>
-        <w:rPr/>
         <w:t xml:space="preserve"> gem e de assinaturas escritas à mão.</w:t>
       </w:r>
     </w:p>
     <w:p>
       <w:r>
-        <w:rPr/>
         <w:t xml:space="preserve">Resta </w:t>
       </w:r>
       <w:proofErr w:type="spellStart"/>
       <w:r>
-        <w:rPr/>
         <w:t>inferir</w:t>
       </w:r>
       <w:proofErr w:type="spellEnd"/>
       <w:r>
-        <w:rPr/>
         <w:t xml:space="preserve"> </w:t>
       </w:r>
       <w:proofErr w:type="spellStart"/>
       <w:r>
-        <w:rPr/>
         <w:t>pelo</w:t>
       </w:r>
       <w:proofErr w:type="spellEnd"/>
       <w:r>
-        <w:rPr/>
         <w:t xml:space="preserve"> </w:t>
       </w:r>
       <w:proofErr w:type="spellStart"/>
       <w:r>
-        <w:rPr/>
         <w:t>comportamento</w:t>
       </w:r>
       <w:proofErr w:type="spellEnd"/>
       <w:r>
-        <w:rPr/>
         <w:t xml:space="preserve">, </w:t>
       </w:r>
       <w:proofErr w:type="spellStart"/>
       <w:r>
-        <w:rPr/>
         <w:t>em</w:t>
       </w:r>
       <w:proofErr w:type="spellEnd"/>
       <w:r>
-        <w:rPr/>
         <w:t xml:space="preserve"> dois tempos:</w:t>
       </w:r>
     </w:p>
@@ -2628,117 +2708,119 @@
         <w:pStyle w:val="Listanumerada"/>
       </w:pPr>
       <w:r>
-        <w:rPr/>
+        <w:rPr>
+          <w:b/>
+        </w:rPr>
+        <w:lastRenderedPageBreak/>
         <w:t xml:space="preserve">Ao </w:t>
       </w:r>
       <w:proofErr w:type="spellStart"/>
       <w:r>
-        <w:rPr/>
+        <w:rPr>
+          <w:b/>
+        </w:rPr>
         <w:t>ler</w:t>
       </w:r>
       <w:proofErr w:type="spellEnd"/>
       <w:r>
-        <w:rPr/>
+        <w:rPr>
+          <w:b/>
+        </w:rPr>
         <w:t xml:space="preserve"> </w:t>
       </w:r>
       <w:proofErr w:type="spellStart"/>
       <w:r>
-        <w:rPr/>
+        <w:rPr>
+          <w:b/>
+        </w:rPr>
         <w:t>cada</w:t>
       </w:r>
       <w:proofErr w:type="spellEnd"/>
       <w:r>
-        <w:rPr/>
+        <w:rPr>
+          <w:b/>
+        </w:rPr>
         <w:t xml:space="preserve"> </w:t>
       </w:r>
       <w:proofErr w:type="spellStart"/>
       <w:r>
-        <w:rPr/>
+        <w:rPr>
+          <w:b/>
+        </w:rPr>
         <w:t>ficheiro</w:t>
       </w:r>
       <w:proofErr w:type="spellEnd"/>
       <w:r>
-        <w:rPr/>
+        <w:rPr>
+          <w:b/>
+        </w:rPr>
         <w:t xml:space="preserve"> no parser </w:t>
       </w:r>
       <w:proofErr w:type="spellStart"/>
       <w:r>
-        <w:rPr/>
+        <w:rPr>
+          <w:b/>
+        </w:rPr>
         <w:t>inicial</w:t>
       </w:r>
       <w:proofErr w:type="spellEnd"/>
       <w:r>
-        <w:rPr/>
         <w:t xml:space="preserve">, </w:t>
       </w:r>
       <w:proofErr w:type="spellStart"/>
       <w:r>
-        <w:rPr/>
-        <w:t>registo</w:t>
+        <w:t>registamos</w:t>
       </w:r>
       <w:proofErr w:type="spellEnd"/>
       <w:r>
-        <w:rPr/>
         <w:t xml:space="preserve"> para </w:t>
       </w:r>
       <w:proofErr w:type="spellStart"/>
       <w:r>
-        <w:rPr/>
         <w:t>cada</w:t>
       </w:r>
       <w:proofErr w:type="spellEnd"/>
       <w:r>
-        <w:rPr/>
         <w:t xml:space="preserve"> parâmetro os métodos que lhe </w:t>
       </w:r>
       <w:proofErr w:type="spellStart"/>
       <w:r>
-        <w:rPr/>
         <w:t>são</w:t>
       </w:r>
       <w:proofErr w:type="spellEnd"/>
       <w:r>
-        <w:rPr/>
         <w:t xml:space="preserve"> </w:t>
       </w:r>
       <w:proofErr w:type="spellStart"/>
       <w:r>
-        <w:rPr/>
         <w:t>chamados</w:t>
       </w:r>
       <w:proofErr w:type="spellEnd"/>
       <w:r>
-        <w:rPr/>
         <w:t xml:space="preserve"> no </w:t>
       </w:r>
       <w:proofErr w:type="spellStart"/>
       <w:r>
-        <w:rPr/>
         <w:t>corpo</w:t>
       </w:r>
       <w:proofErr w:type="spellEnd"/>
       <w:r>
-        <w:rPr/>
         <w:t xml:space="preserve"> e </w:t>
       </w:r>
       <w:proofErr w:type="spellStart"/>
       <w:r>
-        <w:rPr/>
-        <w:t>vou</w:t>
+        <w:t>vamos</w:t>
       </w:r>
       <w:proofErr w:type="spellEnd"/>
       <w:r>
-        <w:rPr/>
         <w:t xml:space="preserve"> </w:t>
       </w:r>
       <w:proofErr w:type="spellStart"/>
       <w:r>
-        <w:rPr/>
         <w:t>construindo</w:t>
       </w:r>
       <w:proofErr w:type="spellEnd"/>
       <w:r>
-        <w:rPr/>
         <w:t xml:space="preserve"> o índice das classes do projeto e dos métodos a que cada uma responde, contando os herdados.</w:t>
       </w:r>
     </w:p>
@@ -2747,49 +2829,45 @@
         <w:pStyle w:val="Listanumerada"/>
       </w:pPr>
       <w:r>
-        <w:rPr/>
+        <w:rPr>
+          <w:b/>
+        </w:rPr>
         <w:t>No fim, com o índice completo</w:t>
       </w:r>
       <w:r>
-        <w:rPr/>
-        <w:t xml:space="preserve">, procuro as classes que respondem a </w:t>
-      </w:r>
-      <w:r>
-        <w:rPr/>
+        <w:t xml:space="preserve">, procuramos as classes que respondem a </w:t>
+      </w:r>
+      <w:r>
+        <w:rPr>
+          <w:i/>
+        </w:rPr>
         <w:t>todos</w:t>
       </w:r>
       <w:r>
-        <w:rPr/>
         <w:t xml:space="preserve"> os métodos exigidos por aquele parâmetro. </w:t>
       </w:r>
       <w:proofErr w:type="spellStart"/>
       <w:r>
-        <w:rPr/>
         <w:t>Essas</w:t>
       </w:r>
       <w:proofErr w:type="spellEnd"/>
       <w:r>
-        <w:rPr/>
         <w:t xml:space="preserve"> </w:t>
       </w:r>
       <w:proofErr w:type="spellStart"/>
       <w:r>
-        <w:rPr/>
         <w:t>são</w:t>
       </w:r>
       <w:proofErr w:type="spellEnd"/>
       <w:r>
-        <w:rPr/>
         <w:t xml:space="preserve"> as </w:t>
       </w:r>
       <w:proofErr w:type="spellStart"/>
       <w:r>
-        <w:rPr/>
         <w:t>candidatas</w:t>
       </w:r>
       <w:proofErr w:type="spellEnd"/>
       <w:r>
-        <w:rPr/>
         <w:t>.</w:t>
       </w:r>
     </w:p>
@@ -2895,87 +2973,70 @@
     </w:p>
     <w:p>
       <w:r>
-        <w:rPr/>
-        <w:t xml:space="preserve">O cruzamento só pode ser feito depois de todos os ficheiros lidos, porque a classe candidata está quase sempre noutro ficheiro. Quando nenhuma corresponde, entrego ao </w:t>
+        <w:t xml:space="preserve">O cruzamento só pode ser feito depois de todos os ficheiros lidos, porque a classe candidata está quase sempre noutro ficheiro. Quando nenhuma corresponde, entregamos ao </w:t>
       </w:r>
       <w:proofErr w:type="spellStart"/>
       <w:r>
-        <w:rPr/>
         <w:t>modelo</w:t>
       </w:r>
       <w:proofErr w:type="spellEnd"/>
       <w:r>
-        <w:rPr/>
         <w:t xml:space="preserve"> </w:t>
       </w:r>
       <w:proofErr w:type="spellStart"/>
       <w:r>
-        <w:rPr/>
         <w:t>só</w:t>
       </w:r>
       <w:proofErr w:type="spellEnd"/>
       <w:r>
-        <w:rPr/>
         <w:t xml:space="preserve"> a </w:t>
       </w:r>
       <w:proofErr w:type="spellStart"/>
       <w:r>
-        <w:rPr/>
         <w:t>lista</w:t>
       </w:r>
       <w:proofErr w:type="spellEnd"/>
       <w:r>
-        <w:rPr/>
         <w:t xml:space="preserve"> de </w:t>
       </w:r>
       <w:proofErr w:type="spellStart"/>
       <w:r>
-        <w:rPr/>
         <w:t>métodos</w:t>
       </w:r>
       <w:proofErr w:type="spellEnd"/>
       <w:r>
-        <w:rPr/>
         <w:t xml:space="preserve"> </w:t>
       </w:r>
       <w:proofErr w:type="spellStart"/>
       <w:r>
-        <w:rPr/>
         <w:t>exigidos</w:t>
       </w:r>
       <w:proofErr w:type="spellEnd"/>
       <w:r>
-        <w:rPr/>
         <w:t xml:space="preserve"> </w:t>
       </w:r>
       <w:proofErr w:type="spellStart"/>
       <w:r>
-        <w:rPr/>
         <w:t>sem</w:t>
       </w:r>
       <w:proofErr w:type="spellEnd"/>
       <w:r>
-        <w:rPr/>
         <w:t xml:space="preserve"> </w:t>
       </w:r>
       <w:proofErr w:type="spellStart"/>
       <w:r>
-        <w:rPr/>
         <w:t>palpite</w:t>
       </w:r>
       <w:proofErr w:type="spellEnd"/>
       <w:r>
-        <w:rPr/>
         <w:t xml:space="preserve"> de </w:t>
       </w:r>
       <w:proofErr w:type="spellStart"/>
       <w:r>
-        <w:rPr/>
         <w:t>tipo</w:t>
       </w:r>
       <w:proofErr w:type="spellEnd"/>
       <w:r>
-        <w:rPr/>
         <w:t>.</w:t>
       </w:r>
     </w:p>
@@ -3299,6 +3360,7 @@
           <w:rFonts w:ascii="Consolas" w:hAnsi="Consolas"/>
           <w:sz w:val="18"/>
         </w:rPr>
+        <w:lastRenderedPageBreak/>
         <w:t>7. EXPECTATIONS: keep each it block focused, 1 to 2 expect calls per block,</w:t>
       </w:r>
     </w:p>
@@ -3325,67 +3387,54 @@
     </w:p>
     <w:p>
       <w:r>
-        <w:rPr/>
         <w:t xml:space="preserve">Na reparação, o prompt </w:t>
       </w:r>
       <w:proofErr w:type="gramStart"/>
       <w:r>
-        <w:rPr/>
         <w:t>do</w:t>
       </w:r>
       <w:proofErr w:type="gramEnd"/>
       <w:r>
-        <w:rPr/>
         <w:t xml:space="preserve"> segundo agente passa </w:t>
       </w:r>
       <w:proofErr w:type="gramStart"/>
       <w:r>
-        <w:rPr/>
         <w:t>a</w:t>
       </w:r>
       <w:proofErr w:type="gramEnd"/>
       <w:r>
-        <w:rPr/>
         <w:t xml:space="preserve"> incluir a mensagem de erro da tentativa anterior e exemplos de métodos </w:t>
       </w:r>
       <w:proofErr w:type="spellStart"/>
       <w:r>
-        <w:rPr/>
         <w:t>parecidos</w:t>
       </w:r>
       <w:proofErr w:type="spellEnd"/>
       <w:r>
-        <w:rPr/>
         <w:t xml:space="preserve"> com esse </w:t>
       </w:r>
       <w:proofErr w:type="spellStart"/>
       <w:r>
-        <w:rPr/>
         <w:t>erro</w:t>
       </w:r>
       <w:proofErr w:type="spellEnd"/>
       <w:r>
-        <w:rPr/>
         <w:t xml:space="preserve">, </w:t>
       </w:r>
       <w:proofErr w:type="spellStart"/>
       <w:r>
-        <w:rPr/>
         <w:t>procurados</w:t>
       </w:r>
       <w:proofErr w:type="spellEnd"/>
       <w:r>
-        <w:rPr/>
         <w:t xml:space="preserve"> no </w:t>
       </w:r>
       <w:proofErr w:type="spellStart"/>
       <w:r>
-        <w:rPr/>
         <w:t>ChromaDB</w:t>
       </w:r>
       <w:proofErr w:type="spellEnd"/>
       <w:r>
-        <w:rPr/>
         <w:t>.</w:t>
       </w:r>
     </w:p>
@@ -3405,6 +3454,7 @@
       <w:proofErr w:type="spellStart"/>
       <w:r>
         <w:rPr>
+          <w:b/>
           <w:bCs/>
           <w:color w:val="000000" w:themeColor="text1"/>
           <w:sz w:val="32"/>
@@ -3415,6 +3465,7 @@
       <w:proofErr w:type="spellEnd"/>
       <w:r>
         <w:rPr>
+          <w:b/>
           <w:bCs/>
           <w:color w:val="000000" w:themeColor="text1"/>
           <w:sz w:val="32"/>
@@ -3425,6 +3476,7 @@
       <w:proofErr w:type="spellStart"/>
       <w:r>
         <w:rPr>
+          <w:b/>
           <w:bCs/>
           <w:color w:val="000000" w:themeColor="text1"/>
           <w:sz w:val="32"/>
@@ -3435,6 +3487,7 @@
       <w:proofErr w:type="spellEnd"/>
       <w:r>
         <w:rPr>
+          <w:b/>
           <w:bCs/>
           <w:color w:val="000000" w:themeColor="text1"/>
           <w:sz w:val="32"/>
@@ -3445,6 +3498,7 @@
       <w:proofErr w:type="spellStart"/>
       <w:r>
         <w:rPr>
+          <w:b/>
           <w:bCs/>
           <w:color w:val="000000" w:themeColor="text1"/>
           <w:sz w:val="32"/>
@@ -3465,7 +3519,6 @@
         <w:t>O que é e para que serve.</w:t>
       </w:r>
       <w:r>
-        <w:rPr/>
         <w:t xml:space="preserve"> Conta quantas vezes cada linha foi executada e quantas vezes cada ramo de uma decisão foi tomado. É daqui que saem as linhas em falta de cada método, que alimentam a ronda seguinte.</w:t>
       </w:r>
     </w:p>
@@ -3494,8 +3547,7 @@
         <w:t xml:space="preserve"> embutido.</w:t>
       </w:r>
       <w:r>
-        <w:rPr/>
-        <w:t xml:space="preserve"> Dá-nos exatamente isso, sem dependência nenhuma. As alternativas acrescentam coisas de que não preciso.</w:t>
+        <w:t xml:space="preserve"> Dá-nos exatamente isso, sem dependência nenhuma. As alternativas acrescentam coisas de que não precisamos.</w:t>
       </w:r>
     </w:p>
     <w:p>
@@ -3550,7 +3602,6 @@
           </w:tcPr>
           <w:p>
             <w:r>
-              <w:rPr/>
               <w:t>Coverage</w:t>
             </w:r>
           </w:p>
@@ -3561,7 +3612,6 @@
           </w:tcPr>
           <w:p>
             <w:r>
-              <w:rPr/>
               <w:t>É o escolhido: sem dependências e dá acesso direto aos dados em bruto</w:t>
             </w:r>
           </w:p>
@@ -3575,7 +3625,6 @@
           <w:p>
             <w:proofErr w:type="spellStart"/>
             <w:r>
-              <w:rPr/>
               <w:t>SimpleCov</w:t>
             </w:r>
             <w:proofErr w:type="spellEnd"/>
@@ -3587,62 +3636,50 @@
           </w:tcPr>
           <w:p>
             <w:r>
-              <w:rPr/>
               <w:t xml:space="preserve">Pega </w:t>
             </w:r>
             <w:proofErr w:type="spellStart"/>
             <w:r>
-              <w:rPr/>
               <w:t>nos</w:t>
             </w:r>
             <w:proofErr w:type="spellEnd"/>
             <w:r>
-              <w:rPr/>
               <w:t xml:space="preserve"> dados do Coverage e </w:t>
             </w:r>
             <w:proofErr w:type="spellStart"/>
             <w:r>
-              <w:rPr/>
               <w:t>gera</w:t>
             </w:r>
             <w:proofErr w:type="spellEnd"/>
             <w:r>
-              <w:rPr/>
               <w:t xml:space="preserve"> html com </w:t>
             </w:r>
             <w:proofErr w:type="spellStart"/>
             <w:r>
-              <w:rPr/>
               <w:t>os</w:t>
             </w:r>
             <w:proofErr w:type="spellEnd"/>
             <w:r>
-              <w:rPr/>
               <w:t xml:space="preserve"> </w:t>
             </w:r>
             <w:proofErr w:type="spellStart"/>
             <w:r>
-              <w:rPr/>
               <w:t>ficheiros</w:t>
             </w:r>
             <w:proofErr w:type="spellEnd"/>
             <w:r>
-              <w:rPr/>
               <w:t xml:space="preserve"> e as </w:t>
             </w:r>
             <w:proofErr w:type="spellStart"/>
             <w:r>
-              <w:rPr/>
               <w:t>linhas</w:t>
             </w:r>
             <w:proofErr w:type="spellEnd"/>
             <w:r>
-              <w:rPr/>
               <w:t xml:space="preserve"> </w:t>
             </w:r>
             <w:proofErr w:type="spellStart"/>
             <w:r>
-              <w:rPr/>
               <w:t>coloridas</w:t>
             </w:r>
             <w:proofErr w:type="spellEnd"/>
@@ -3657,7 +3694,6 @@
           <w:p>
             <w:proofErr w:type="spellStart"/>
             <w:r>
-              <w:rPr/>
               <w:t>DeepCover</w:t>
             </w:r>
             <w:proofErr w:type="spellEnd"/>
@@ -3669,142 +3705,114 @@
           </w:tcPr>
           <w:p>
             <w:r>
-              <w:rPr/>
               <w:t xml:space="preserve">Mais </w:t>
             </w:r>
             <w:proofErr w:type="spellStart"/>
             <w:r>
-              <w:rPr/>
               <w:t>preciso</w:t>
             </w:r>
             <w:proofErr w:type="spellEnd"/>
             <w:r>
-              <w:rPr/>
               <w:t xml:space="preserve">, </w:t>
             </w:r>
             <w:proofErr w:type="spellStart"/>
             <w:r>
-              <w:rPr/>
               <w:t>mede</w:t>
             </w:r>
             <w:proofErr w:type="spellEnd"/>
             <w:r>
-              <w:rPr/>
               <w:t xml:space="preserve"> </w:t>
             </w:r>
             <w:proofErr w:type="spellStart"/>
             <w:r>
-              <w:rPr/>
               <w:t>dentro</w:t>
             </w:r>
             <w:proofErr w:type="spellEnd"/>
             <w:r>
-              <w:rPr/>
               <w:t xml:space="preserve"> de </w:t>
             </w:r>
             <w:proofErr w:type="spellStart"/>
             <w:r>
-              <w:rPr/>
               <w:t>cada</w:t>
             </w:r>
             <w:proofErr w:type="spellEnd"/>
             <w:r>
-              <w:rPr/>
               <w:t xml:space="preserve"> </w:t>
             </w:r>
             <w:proofErr w:type="spellStart"/>
             <w:r>
-              <w:rPr/>
               <w:t>linha</w:t>
             </w:r>
             <w:proofErr w:type="spellEnd"/>
             <w:r>
-              <w:rPr/>
               <w:t xml:space="preserve">. A </w:t>
             </w:r>
             <w:proofErr w:type="spellStart"/>
             <w:r>
-              <w:rPr/>
               <w:t>documentação</w:t>
             </w:r>
             <w:proofErr w:type="spellEnd"/>
             <w:r>
-              <w:rPr/>
               <w:t xml:space="preserve"> </w:t>
             </w:r>
             <w:proofErr w:type="spellStart"/>
             <w:r>
-              <w:rPr/>
               <w:t>diz</w:t>
             </w:r>
             <w:proofErr w:type="spellEnd"/>
             <w:r>
-              <w:rPr/>
               <w:t xml:space="preserve"> </w:t>
             </w:r>
             <w:proofErr w:type="spellStart"/>
             <w:r>
-              <w:rPr/>
               <w:t>que</w:t>
             </w:r>
             <w:proofErr w:type="spellEnd"/>
             <w:r>
-              <w:rPr/>
               <w:t xml:space="preserve"> </w:t>
             </w:r>
             <w:proofErr w:type="spellStart"/>
             <w:r>
-              <w:rPr/>
               <w:t>não</w:t>
             </w:r>
             <w:proofErr w:type="spellEnd"/>
             <w:r>
-              <w:rPr/>
               <w:t xml:space="preserve"> </w:t>
             </w:r>
             <w:proofErr w:type="spellStart"/>
             <w:r>
-              <w:rPr/>
               <w:t>está</w:t>
             </w:r>
             <w:proofErr w:type="spellEnd"/>
             <w:r>
-              <w:rPr/>
               <w:t xml:space="preserve"> </w:t>
             </w:r>
             <w:proofErr w:type="spellStart"/>
             <w:r>
-              <w:rPr/>
               <w:t>preparado</w:t>
             </w:r>
             <w:proofErr w:type="spellEnd"/>
             <w:r>
-              <w:rPr/>
               <w:t xml:space="preserve"> para ruby 3.x e </w:t>
             </w:r>
             <w:proofErr w:type="spellStart"/>
             <w:r>
-              <w:rPr/>
               <w:t>pode</w:t>
             </w:r>
             <w:proofErr w:type="spellEnd"/>
             <w:r>
-              <w:rPr/>
               <w:t xml:space="preserve"> </w:t>
             </w:r>
             <w:proofErr w:type="spellStart"/>
             <w:r>
-              <w:rPr/>
               <w:t>dar</w:t>
             </w:r>
             <w:proofErr w:type="spellEnd"/>
             <w:r>
-              <w:rPr/>
               <w:t xml:space="preserve"> </w:t>
             </w:r>
             <w:proofErr w:type="spellStart"/>
             <w:r>
-              <w:rPr/>
               <w:t>problemas</w:t>
             </w:r>
             <w:proofErr w:type="spellEnd"/>
@@ -3918,28 +3926,23 @@
       </w:r>
       <w:proofErr w:type="gramEnd"/>
       <w:r>
-        <w:rPr/>
-        <w:t xml:space="preserve"> Descarreguei o </w:t>
+        <w:t xml:space="preserve"> Descarregámos o </w:t>
       </w:r>
       <w:proofErr w:type="spellStart"/>
       <w:r>
-        <w:rPr/>
         <w:t>awesome-ruby</w:t>
       </w:r>
       <w:proofErr w:type="spellEnd"/>
       <w:r>
-        <w:rPr/>
-        <w:t xml:space="preserve">, extraí todas as entradas que apontam para repositórios do GitHub, e consultei o </w:t>
+        <w:t xml:space="preserve">, extraímos todas as entradas que apontam para repositórios do GitHub, e consultámos o </w:t>
       </w:r>
       <w:proofErr w:type="spellStart"/>
       <w:r>
-        <w:rPr/>
         <w:t>RubyGems</w:t>
       </w:r>
       <w:proofErr w:type="spellEnd"/>
       <w:r>
-        <w:rPr/>
-        <w:t xml:space="preserve"> para saber quantas descargas tem cada uma. Fiquei com as que estão acima de 100 milhões de descargas.</w:t>
+        <w:t xml:space="preserve"> para saber quantas descargas tem cada uma. Ficámos com as que estão acima de 100 milhões de descargas.</w:t>
       </w:r>
     </w:p>
     <w:p>
@@ -3953,17 +3956,14 @@
         <w:t>Resultado:</w:t>
       </w:r>
       <w:r>
-        <w:rPr/>
         <w:t xml:space="preserve"> 840 candidatas na lista, 125 </w:t>
       </w:r>
       <w:proofErr w:type="spellStart"/>
       <w:r>
-        <w:rPr/>
         <w:t>gems</w:t>
       </w:r>
       <w:proofErr w:type="spellEnd"/>
       <w:r>
-        <w:rPr/>
         <w:t xml:space="preserve"> acima do limiar, distribuídas por 55 categorias.</w:t>
       </w:r>
     </w:p>
@@ -3975,146 +3975,122 @@
         <w:rPr>
           <w:rStyle w:val="Forte"/>
         </w:rPr>
+        <w:lastRenderedPageBreak/>
         <w:t>Porquê estas duas fontes.</w:t>
       </w:r>
       <w:r>
-        <w:rPr/>
         <w:t xml:space="preserve"> O </w:t>
       </w:r>
       <w:proofErr w:type="spellStart"/>
       <w:r>
-        <w:rPr/>
         <w:t>awesome-ruby</w:t>
       </w:r>
       <w:proofErr w:type="spellEnd"/>
       <w:r>
-        <w:rPr/>
         <w:t xml:space="preserve"> dá uma lista de partida citável e a categoria de domínio de graça, sem termos de a inventar. O </w:t>
       </w:r>
       <w:proofErr w:type="spellStart"/>
       <w:r>
-        <w:rPr/>
         <w:t>RubyGems</w:t>
       </w:r>
       <w:proofErr w:type="spellEnd"/>
       <w:r>
-        <w:rPr/>
         <w:t xml:space="preserve"> dá o filtro objetivo de relevância, através das descargas. Nenhuma das duas serve sozinha: a lista não ordena por importância, e o </w:t>
       </w:r>
       <w:proofErr w:type="spellStart"/>
       <w:r>
-        <w:rPr/>
         <w:t>RubyGems</w:t>
       </w:r>
       <w:proofErr w:type="spellEnd"/>
       <w:r>
-        <w:rPr/>
         <w:t xml:space="preserve"> não classifica por domínio.</w:t>
       </w:r>
     </w:p>
     <w:p>
       <w:proofErr w:type="spellStart"/>
       <w:r>
-        <w:rPr/>
+        <w:rPr>
+          <w:b/>
+        </w:rPr>
         <w:t>RubyGems</w:t>
       </w:r>
       <w:proofErr w:type="spellEnd"/>
       <w:r>
-        <w:rPr/>
         <w:t xml:space="preserve"> é o </w:t>
       </w:r>
       <w:proofErr w:type="spellStart"/>
       <w:r>
-        <w:rPr/>
         <w:t>repositório</w:t>
       </w:r>
       <w:proofErr w:type="spellEnd"/>
       <w:r>
-        <w:rPr/>
         <w:t xml:space="preserve"> central de </w:t>
       </w:r>
       <w:proofErr w:type="spellStart"/>
       <w:r>
-        <w:rPr/>
         <w:t>bibliotecas</w:t>
       </w:r>
       <w:proofErr w:type="spellEnd"/>
       <w:r>
-        <w:rPr/>
         <w:t xml:space="preserve"> de Ruby, o </w:t>
       </w:r>
       <w:proofErr w:type="spellStart"/>
       <w:r>
-        <w:rPr/>
         <w:t>equivalente</w:t>
       </w:r>
       <w:proofErr w:type="spellEnd"/>
       <w:r>
-        <w:rPr/>
         <w:t xml:space="preserve"> </w:t>
       </w:r>
       <w:proofErr w:type="spellStart"/>
       <w:r>
-        <w:rPr/>
         <w:t>ao</w:t>
       </w:r>
       <w:proofErr w:type="spellEnd"/>
       <w:r>
-        <w:rPr/>
         <w:t xml:space="preserve"> </w:t>
       </w:r>
       <w:proofErr w:type="spellStart"/>
       <w:r>
-        <w:rPr/>
         <w:t>PyPI</w:t>
       </w:r>
       <w:proofErr w:type="spellEnd"/>
       <w:r>
-        <w:rPr/>
         <w:t xml:space="preserve"> do Python. </w:t>
       </w:r>
       <w:r>
-        <w:rPr/>
         <w:t xml:space="preserve">Public </w:t>
       </w:r>
       <w:proofErr w:type="spellStart"/>
       <w:r>
-        <w:rPr/>
         <w:t>ao</w:t>
       </w:r>
       <w:proofErr w:type="spellEnd"/>
       <w:r>
-        <w:rPr/>
         <w:t xml:space="preserve"> </w:t>
       </w:r>
       <w:proofErr w:type="spellStart"/>
       <w:r>
-        <w:rPr/>
         <w:t>número</w:t>
       </w:r>
       <w:proofErr w:type="spellEnd"/>
       <w:r>
-        <w:rPr/>
         <w:t xml:space="preserve"> de </w:t>
       </w:r>
       <w:proofErr w:type="spellStart"/>
       <w:r>
-        <w:rPr/>
         <w:t>descargas</w:t>
       </w:r>
       <w:proofErr w:type="spellEnd"/>
       <w:r>
-        <w:rPr/>
         <w:t xml:space="preserve"> de </w:t>
       </w:r>
       <w:proofErr w:type="spellStart"/>
       <w:r>
-        <w:rPr/>
         <w:t>cada</w:t>
       </w:r>
       <w:proofErr w:type="spellEnd"/>
       <w:r>
-        <w:rPr/>
         <w:t xml:space="preserve"> gem</w:t>
       </w:r>
     </w:p>
@@ -4126,147 +4102,127 @@
         <w:t>awesome-ruby</w:t>
       </w:r>
       <w:r>
-        <w:rPr/>
         <w:t xml:space="preserve"> é </w:t>
       </w:r>
       <w:proofErr w:type="spellStart"/>
       <w:r>
-        <w:rPr/>
         <w:t>uma</w:t>
       </w:r>
       <w:proofErr w:type="spellEnd"/>
       <w:r>
-        <w:rPr/>
         <w:t xml:space="preserve"> </w:t>
       </w:r>
       <w:proofErr w:type="spellStart"/>
       <w:r>
-        <w:rPr/>
         <w:t>lista</w:t>
       </w:r>
       <w:proofErr w:type="spellEnd"/>
       <w:r>
-        <w:rPr/>
         <w:t xml:space="preserve"> </w:t>
       </w:r>
       <w:proofErr w:type="spellStart"/>
       <w:r>
-        <w:rPr/>
         <w:t>curada</w:t>
       </w:r>
       <w:proofErr w:type="spellEnd"/>
       <w:r>
-        <w:rPr/>
         <w:t xml:space="preserve"> pela </w:t>
       </w:r>
       <w:proofErr w:type="spellStart"/>
       <w:r>
-        <w:rPr/>
         <w:t>comunidade</w:t>
       </w:r>
       <w:proofErr w:type="spellEnd"/>
       <w:r>
-        <w:rPr/>
         <w:t xml:space="preserve">, </w:t>
       </w:r>
       <w:proofErr w:type="spellStart"/>
       <w:r>
-        <w:rPr/>
         <w:t>mantida</w:t>
       </w:r>
       <w:proofErr w:type="spellEnd"/>
       <w:r>
-        <w:rPr/>
         <w:t xml:space="preserve"> no GitHub, </w:t>
       </w:r>
       <w:proofErr w:type="spellStart"/>
       <w:r>
-        <w:rPr/>
         <w:t>que</w:t>
       </w:r>
       <w:proofErr w:type="spellEnd"/>
       <w:r>
-        <w:rPr/>
         <w:t xml:space="preserve"> </w:t>
       </w:r>
       <w:proofErr w:type="spellStart"/>
       <w:r>
-        <w:rPr/>
         <w:t>organiza</w:t>
       </w:r>
       <w:proofErr w:type="spellEnd"/>
       <w:r>
-        <w:rPr/>
         <w:t xml:space="preserve"> as gems </w:t>
       </w:r>
       <w:proofErr w:type="spellStart"/>
       <w:r>
-        <w:rPr/>
+        <w:rPr>
+          <w:b/>
+        </w:rPr>
         <w:t>por</w:t>
       </w:r>
       <w:proofErr w:type="spellEnd"/>
       <w:r>
-        <w:rPr/>
+        <w:rPr>
+          <w:b/>
+        </w:rPr>
         <w:t xml:space="preserve"> </w:t>
       </w:r>
       <w:proofErr w:type="spellStart"/>
       <w:r>
-        <w:rPr/>
+        <w:rPr>
+          <w:b/>
+        </w:rPr>
         <w:t>categoria</w:t>
       </w:r>
       <w:proofErr w:type="spellEnd"/>
       <w:r>
-        <w:rPr/>
         <w:t xml:space="preserve"> (</w:t>
       </w:r>
       <w:proofErr w:type="spellStart"/>
       <w:r>
-        <w:rPr/>
         <w:t>clientes</w:t>
       </w:r>
       <w:proofErr w:type="spellEnd"/>
       <w:r>
-        <w:rPr/>
         <w:t xml:space="preserve"> HTTP, </w:t>
       </w:r>
       <w:proofErr w:type="spellStart"/>
       <w:r>
-        <w:rPr/>
         <w:t>processadores</w:t>
       </w:r>
       <w:proofErr w:type="spellEnd"/>
       <w:r>
-        <w:rPr/>
         <w:t xml:space="preserve"> de markdown, </w:t>
       </w:r>
       <w:proofErr w:type="spellStart"/>
       <w:r>
-        <w:rPr/>
         <w:t>geolocalização</w:t>
       </w:r>
       <w:proofErr w:type="spellEnd"/>
       <w:r>
-        <w:rPr/>
         <w:t xml:space="preserve">, e </w:t>
       </w:r>
       <w:proofErr w:type="spellStart"/>
       <w:r>
-        <w:rPr/>
         <w:t>por</w:t>
       </w:r>
       <w:proofErr w:type="spellEnd"/>
       <w:r>
-        <w:rPr/>
         <w:t xml:space="preserve"> </w:t>
       </w:r>
       <w:proofErr w:type="spellStart"/>
       <w:r>
-        <w:rPr/>
         <w:t>aí</w:t>
       </w:r>
       <w:proofErr w:type="spellEnd"/>
       <w:r>
-        <w:rPr/>
         <w:t xml:space="preserve"> fora).</w:t>
       </w:r>
     </w:p>
@@ -4278,71 +4234,77 @@
         </w:rPr>
       </w:pPr>
       <w:r>
-        <w:rPr>
-          <w:rStyle w:val="Forte"/>
-          <w:bCs w:val="0"/>
-        </w:rPr>
-        <w:t xml:space="preserve">Excluí também secções inteiras do </w:t>
-      </w:r>
-      <w:proofErr w:type="spellStart"/>
-      <w:r>
-        <w:rPr>
-          <w:rStyle w:val="Forte"/>
-          <w:bCs w:val="0"/>
-        </w:rPr>
-        <w:t>awesome-ruby</w:t>
-      </w:r>
-      <w:proofErr w:type="spellEnd"/>
-      <w:r>
-        <w:rPr>
-          <w:rStyle w:val="Forte"/>
-          <w:bCs w:val="0"/>
-        </w:rPr>
-        <w:t xml:space="preserve">. Ou não têm código (livros, </w:t>
-      </w:r>
-      <w:proofErr w:type="spellStart"/>
-      <w:proofErr w:type="gramStart"/>
-      <w:r>
-        <w:rPr>
-          <w:rStyle w:val="Forte"/>
-          <w:bCs w:val="0"/>
-        </w:rPr>
-        <w:t>podcasts,etc</w:t>
-      </w:r>
-      <w:proofErr w:type="spellEnd"/>
-      <w:proofErr w:type="gramEnd"/>
-      <w:r>
-        <w:rPr>
-          <w:rStyle w:val="Forte"/>
-          <w:bCs w:val="0"/>
-        </w:rPr>
-        <w:t>), ou não são bibliotecas Ruby.</w:t>
-      </w:r>
-      <w:r>
-        <w:rPr/>
-        <w:t xml:space="preserve"> </w:t>
-      </w:r>
-    </w:p>
-    <w:p>
-      <w:pPr>
-        <w:pStyle w:val="font-claude-response-body"/>
         <w:rPr>
           <w:rStyle w:val="Forte"/>
           <w:b w:val="0"/>
           <w:bCs w:val="0"/>
         </w:rPr>
-      </w:pPr>
+        <w:t xml:space="preserve">Excluímos também secções inteiras do </w:t>
+      </w:r>
+      <w:proofErr w:type="spellStart"/>
       <w:r>
         <w:rPr>
           <w:rStyle w:val="Forte"/>
+          <w:b w:val="0"/>
           <w:bCs w:val="0"/>
         </w:rPr>
+        <w:t>awesome-ruby</w:t>
+      </w:r>
+      <w:proofErr w:type="spellEnd"/>
+      <w:r>
+        <w:rPr>
+          <w:rStyle w:val="Forte"/>
+          <w:b w:val="0"/>
+          <w:bCs w:val="0"/>
+        </w:rPr>
+        <w:t xml:space="preserve">. Ou não têm código (livros, </w:t>
+      </w:r>
+      <w:proofErr w:type="spellStart"/>
+      <w:proofErr w:type="gramStart"/>
+      <w:r>
+        <w:rPr>
+          <w:rStyle w:val="Forte"/>
+          <w:b w:val="0"/>
+          <w:bCs w:val="0"/>
+        </w:rPr>
+        <w:t>podcasts,etc</w:t>
+      </w:r>
+      <w:proofErr w:type="spellEnd"/>
+      <w:proofErr w:type="gramEnd"/>
+      <w:r>
+        <w:rPr>
+          <w:rStyle w:val="Forte"/>
+          <w:b w:val="0"/>
+          <w:bCs w:val="0"/>
+        </w:rPr>
+        <w:t>), ou não são bibliotecas Ruby.</w:t>
+      </w:r>
+      <w:r>
+        <w:t xml:space="preserve"> </w:t>
+      </w:r>
+    </w:p>
+    <w:p>
+      <w:pPr>
+        <w:pStyle w:val="font-claude-response-body"/>
+        <w:rPr>
+          <w:rStyle w:val="Forte"/>
+          <w:b w:val="0"/>
+          <w:bCs w:val="0"/>
+        </w:rPr>
+      </w:pPr>
+      <w:r>
+        <w:rPr>
+          <w:rStyle w:val="Forte"/>
+          <w:b w:val="0"/>
+          <w:bCs w:val="0"/>
+        </w:rPr>
         <w:t xml:space="preserve">Se a </w:t>
       </w:r>
       <w:proofErr w:type="spellStart"/>
       <w:r>
         <w:rPr>
           <w:rStyle w:val="Forte"/>
+          <w:b w:val="0"/>
           <w:bCs w:val="0"/>
         </w:rPr>
         <w:t>gem</w:t>
@@ -4351,6 +4313,7 @@
       <w:r>
         <w:rPr>
           <w:rStyle w:val="Forte"/>
+          <w:b w:val="0"/>
           <w:bCs w:val="0"/>
         </w:rPr>
         <w:t xml:space="preserve"> e o </w:t>
@@ -4359,6 +4322,7 @@
       <w:r>
         <w:rPr>
           <w:rStyle w:val="Forte"/>
+          <w:b w:val="0"/>
           <w:bCs w:val="0"/>
         </w:rPr>
         <w:t>repo</w:t>
@@ -4367,6 +4331,7 @@
       <w:r>
         <w:rPr>
           <w:rStyle w:val="Forte"/>
+          <w:b w:val="0"/>
           <w:bCs w:val="0"/>
         </w:rPr>
         <w:t xml:space="preserve"> tiverem nomes diferentes o </w:t>
@@ -4375,6 +4340,7 @@
       <w:r>
         <w:rPr>
           <w:rStyle w:val="Forte"/>
+          <w:b w:val="0"/>
           <w:bCs w:val="0"/>
         </w:rPr>
         <w:t>cruzametno</w:t>
@@ -4383,6 +4349,7 @@
       <w:r>
         <w:rPr>
           <w:rStyle w:val="Forte"/>
+          <w:b w:val="0"/>
           <w:bCs w:val="0"/>
         </w:rPr>
         <w:t xml:space="preserve"> falha.</w:t>
@@ -4508,6 +4475,7 @@
       <w:r>
         <w:rPr>
           <w:rStyle w:val="Forte"/>
+          <w:b w:val="0"/>
           <w:bCs w:val="0"/>
         </w:rPr>
         <w:t>Como</w:t>
@@ -4515,6 +4483,7 @@
       <w:r>
         <w:rPr>
           <w:rStyle w:val="Forte"/>
+          <w:b w:val="0"/>
           <w:bCs w:val="0"/>
         </w:rPr>
         <w:t>?</w:t>
@@ -4527,56 +4496,45 @@
       </w:r>
       <w:proofErr w:type="gramStart"/>
       <w:r>
-        <w:rPr/>
         <w:t>Por</w:t>
       </w:r>
       <w:proofErr w:type="gramEnd"/>
       <w:r>
-        <w:rPr/>
         <w:t xml:space="preserve"> cada uma das 125: clonar, analisar estaticamente com o mesmo </w:t>
       </w:r>
       <w:proofErr w:type="spellStart"/>
       <w:r>
-        <w:rPr/>
         <w:t>parser</w:t>
       </w:r>
       <w:proofErr w:type="spellEnd"/>
       <w:r>
-        <w:rPr/>
         <w:t xml:space="preserve"> que a ferramenta usa</w:t>
       </w:r>
       <w:r>
-        <w:rPr/>
         <w:t xml:space="preserve">. </w:t>
       </w:r>
       <w:proofErr w:type="spellStart"/>
       <w:r>
-        <w:rPr/>
         <w:t>Nãovalia</w:t>
       </w:r>
       <w:proofErr w:type="spellEnd"/>
       <w:r>
-        <w:rPr/>
         <w:t xml:space="preserve">. Apena executar cada um deles que ia ter de </w:t>
       </w:r>
       <w:proofErr w:type="gramStart"/>
       <w:r>
-        <w:rPr/>
         <w:t>esta r</w:t>
       </w:r>
       <w:proofErr w:type="gramEnd"/>
       <w:r>
-        <w:rPr/>
         <w:t xml:space="preserve"> </w:t>
       </w:r>
       <w:proofErr w:type="spellStart"/>
       <w:r>
-        <w:rPr/>
         <w:t>ainstalar</w:t>
       </w:r>
       <w:proofErr w:type="spellEnd"/>
       <w:r>
-        <w:rPr/>
         <w:t xml:space="preserve"> dependências, etc. </w:t>
       </w:r>
     </w:p>
@@ -4587,12 +4545,12 @@
       <w:r>
         <w:rPr>
           <w:rStyle w:val="Forte"/>
+          <w:b w:val="0"/>
           <w:bCs w:val="0"/>
         </w:rPr>
         <w:t>Critérios de inclusão</w:t>
       </w:r>
       <w:r>
-        <w:rPr/>
         <w:t>:</w:t>
       </w:r>
     </w:p>
@@ -4696,22 +4654,18 @@
           </w:tcPr>
           <w:p>
             <w:r>
-              <w:rPr/>
               <w:t xml:space="preserve">É </w:t>
             </w:r>
             <w:proofErr w:type="spellStart"/>
             <w:r>
-              <w:rPr/>
               <w:t>uma</w:t>
             </w:r>
             <w:proofErr w:type="spellEnd"/>
             <w:r>
-              <w:rPr/>
               <w:t xml:space="preserve"> </w:t>
             </w:r>
             <w:proofErr w:type="spellStart"/>
             <w:r>
-              <w:rPr/>
               <w:t>biblioteca</w:t>
             </w:r>
             <w:proofErr w:type="spellEnd"/>
@@ -4726,12 +4680,10 @@
             <w:bookmarkStart w:id="5" w:name="_Hlk237853184"/>
             <w:proofErr w:type="spellStart"/>
             <w:r>
-              <w:rPr/>
               <w:t>tem</w:t>
             </w:r>
             <w:proofErr w:type="spellEnd"/>
             <w:r>
-              <w:rPr/>
               <w:t xml:space="preserve"> pasta </w:t>
             </w:r>
             <w:r>
@@ -4742,17 +4694,14 @@
               <w:t>lib/</w:t>
             </w:r>
             <w:r>
-              <w:rPr/>
               <w:t xml:space="preserve"> </w:t>
             </w:r>
             <w:proofErr w:type="spellStart"/>
             <w:r>
-              <w:rPr/>
               <w:t>ou</w:t>
             </w:r>
             <w:proofErr w:type="spellEnd"/>
             <w:r>
-              <w:rPr/>
               <w:t xml:space="preserve"> </w:t>
             </w:r>
             <w:proofErr w:type="spellStart"/>
@@ -4782,57 +4731,46 @@
           <w:p>
             <w:proofErr w:type="spellStart"/>
             <w:r>
-              <w:rPr/>
               <w:t>aplicações</w:t>
             </w:r>
             <w:proofErr w:type="spellEnd"/>
             <w:r>
-              <w:rPr/>
               <w:t xml:space="preserve"> e ferramentas </w:t>
             </w:r>
             <w:proofErr w:type="spellStart"/>
             <w:r>
-              <w:rPr/>
               <w:t>não</w:t>
             </w:r>
             <w:proofErr w:type="spellEnd"/>
             <w:r>
-              <w:rPr/>
               <w:t xml:space="preserve"> </w:t>
             </w:r>
             <w:proofErr w:type="spellStart"/>
             <w:r>
-              <w:rPr/>
               <w:t>têm</w:t>
             </w:r>
             <w:proofErr w:type="spellEnd"/>
             <w:r>
-              <w:rPr/>
               <w:t xml:space="preserve"> </w:t>
             </w:r>
             <w:proofErr w:type="spellStart"/>
             <w:r>
-              <w:rPr/>
               <w:t>código</w:t>
             </w:r>
             <w:proofErr w:type="spellEnd"/>
             <w:r>
-              <w:rPr/>
               <w:t xml:space="preserve"> de </w:t>
             </w:r>
             <w:proofErr w:type="spellStart"/>
             <w:r>
-              <w:rPr/>
               <w:t>biblioteca</w:t>
             </w:r>
             <w:proofErr w:type="spellEnd"/>
             <w:r>
-              <w:rPr/>
               <w:t xml:space="preserve"> a </w:t>
             </w:r>
             <w:proofErr w:type="spellStart"/>
             <w:r>
-              <w:rPr/>
               <w:t>testar</w:t>
             </w:r>
             <w:proofErr w:type="spellEnd"/>
@@ -4847,22 +4785,18 @@
           </w:tcPr>
           <w:p>
             <w:r>
-              <w:rPr/>
               <w:t xml:space="preserve">Tem </w:t>
             </w:r>
             <w:proofErr w:type="spellStart"/>
             <w:r>
-              <w:rPr/>
               <w:t>dimensão</w:t>
             </w:r>
             <w:proofErr w:type="spellEnd"/>
             <w:r>
-              <w:rPr/>
               <w:t xml:space="preserve"> </w:t>
             </w:r>
             <w:proofErr w:type="spellStart"/>
             <w:r>
-              <w:rPr/>
               <w:t>mínima</w:t>
             </w:r>
             <w:proofErr w:type="spellEnd"/>
@@ -4876,27 +4810,22 @@
           <w:p>
             <w:proofErr w:type="spellStart"/>
             <w:r>
-              <w:rPr/>
               <w:t>pelo</w:t>
             </w:r>
             <w:proofErr w:type="spellEnd"/>
             <w:r>
-              <w:rPr/>
               <w:t xml:space="preserve"> </w:t>
             </w:r>
             <w:proofErr w:type="spellStart"/>
             <w:r>
-              <w:rPr/>
               <w:t>menos</w:t>
             </w:r>
             <w:proofErr w:type="spellEnd"/>
             <w:r>
-              <w:rPr/>
               <w:t xml:space="preserve"> 15 </w:t>
             </w:r>
             <w:proofErr w:type="spellStart"/>
             <w:r>
-              <w:rPr/>
               <w:t>métodos-alvo</w:t>
             </w:r>
             <w:proofErr w:type="spellEnd"/>
@@ -4909,47 +4838,38 @@
           </w:tcPr>
           <w:p>
             <w:r>
-              <w:rPr/>
               <w:t xml:space="preserve">gems </w:t>
             </w:r>
             <w:proofErr w:type="spellStart"/>
             <w:r>
-              <w:rPr/>
               <w:t>pequenas</w:t>
             </w:r>
             <w:proofErr w:type="spellEnd"/>
             <w:r>
-              <w:rPr/>
               <w:t xml:space="preserve"> de </w:t>
             </w:r>
             <w:proofErr w:type="spellStart"/>
             <w:r>
-              <w:rPr/>
               <w:t>mais</w:t>
             </w:r>
             <w:proofErr w:type="spellEnd"/>
             <w:r>
-              <w:rPr/>
               <w:t xml:space="preserve"> </w:t>
             </w:r>
             <w:proofErr w:type="spellStart"/>
             <w:r>
-              <w:rPr/>
               <w:t>não</w:t>
             </w:r>
             <w:proofErr w:type="spellEnd"/>
             <w:r>
-              <w:rPr/>
               <w:t xml:space="preserve"> </w:t>
             </w:r>
             <w:proofErr w:type="spellStart"/>
             <w:r>
-              <w:rPr/>
               <w:t>servem</w:t>
             </w:r>
             <w:proofErr w:type="spellEnd"/>
             <w:r>
-              <w:rPr/>
               <w:t xml:space="preserve"> </w:t>
             </w:r>
           </w:p>
@@ -4963,22 +4883,18 @@
           </w:tcPr>
           <w:p>
             <w:r>
-              <w:rPr/>
               <w:t xml:space="preserve">O parser </w:t>
             </w:r>
             <w:proofErr w:type="spellStart"/>
             <w:r>
-              <w:rPr/>
               <w:t>consegue</w:t>
             </w:r>
             <w:proofErr w:type="spellEnd"/>
             <w:r>
-              <w:rPr/>
               <w:t xml:space="preserve"> </w:t>
             </w:r>
             <w:proofErr w:type="spellStart"/>
             <w:r>
-              <w:rPr/>
               <w:t>ler</w:t>
             </w:r>
             <w:proofErr w:type="spellEnd"/>
@@ -4991,17 +4907,14 @@
           </w:tcPr>
           <w:p>
             <w:r>
-              <w:rPr/>
               <w:t xml:space="preserve">zero </w:t>
             </w:r>
             <w:proofErr w:type="spellStart"/>
             <w:r>
-              <w:rPr/>
               <w:t>erros</w:t>
             </w:r>
             <w:proofErr w:type="spellEnd"/>
             <w:r>
-              <w:rPr/>
               <w:t xml:space="preserve"> do Prism</w:t>
             </w:r>
           </w:p>
@@ -5013,82 +4926,66 @@
           </w:tcPr>
           <w:p>
             <w:r>
-              <w:rPr/>
               <w:t xml:space="preserve">se </w:t>
             </w:r>
             <w:proofErr w:type="spellStart"/>
             <w:r>
-              <w:rPr/>
               <w:t>não</w:t>
             </w:r>
             <w:proofErr w:type="spellEnd"/>
             <w:r>
-              <w:rPr/>
               <w:t xml:space="preserve"> </w:t>
             </w:r>
             <w:proofErr w:type="spellStart"/>
             <w:r>
-              <w:rPr/>
-              <w:t>consigo</w:t>
+              <w:t>conseguimos</w:t>
             </w:r>
             <w:proofErr w:type="spellEnd"/>
             <w:r>
-              <w:rPr/>
               <w:t xml:space="preserve"> </w:t>
             </w:r>
             <w:proofErr w:type="spellStart"/>
             <w:r>
-              <w:rPr/>
               <w:t>ler</w:t>
             </w:r>
             <w:proofErr w:type="spellEnd"/>
             <w:r>
-              <w:rPr/>
               <w:t xml:space="preserve"> o </w:t>
             </w:r>
             <w:proofErr w:type="spellStart"/>
             <w:r>
-              <w:rPr/>
               <w:t>código</w:t>
             </w:r>
             <w:proofErr w:type="spellEnd"/>
             <w:r>
-              <w:rPr/>
               <w:t xml:space="preserve">, </w:t>
             </w:r>
             <w:proofErr w:type="spellStart"/>
             <w:r>
-              <w:rPr/>
               <w:t>não</w:t>
             </w:r>
             <w:proofErr w:type="spellEnd"/>
             <w:r>
-              <w:rPr/>
               <w:t xml:space="preserve"> </w:t>
             </w:r>
             <w:proofErr w:type="spellStart"/>
             <w:r>
-              <w:rPr/>
-              <w:t>posso</w:t>
+              <w:t>podemos</w:t>
             </w:r>
             <w:proofErr w:type="spellEnd"/>
             <w:r>
-              <w:rPr/>
               <w:t xml:space="preserve"> </w:t>
             </w:r>
             <w:proofErr w:type="spellStart"/>
             <w:r>
-              <w:rPr/>
               <w:t>gerar</w:t>
             </w:r>
             <w:proofErr w:type="spellEnd"/>
             <w:r>
-              <w:rPr/>
               <w:t xml:space="preserve"> testes para </w:t>
             </w:r>
             <w:proofErr w:type="spellStart"/>
             <w:r>
-              <w:rPr/>
               <w:t>ele</w:t>
             </w:r>
             <w:proofErr w:type="spellEnd"/>
@@ -5103,68 +5000,56 @@
       <w:r>
         <w:rPr>
           <w:rStyle w:val="Forte"/>
+          <w:b w:val="0"/>
           <w:bCs w:val="0"/>
         </w:rPr>
         <w:t xml:space="preserve">Das </w:t>
       </w:r>
       <w:r>
-        <w:rPr/>
         <w:t xml:space="preserve">125, 4 nunca chegam a ser clonadas por serem </w:t>
       </w:r>
       <w:proofErr w:type="spellStart"/>
       <w:r>
-        <w:rPr/>
         <w:t>frameworks</w:t>
       </w:r>
       <w:proofErr w:type="spellEnd"/>
       <w:r>
-        <w:rPr/>
         <w:t xml:space="preserve"> ou ferramentas</w:t>
       </w:r>
       <w:r>
-        <w:rPr/>
         <w:t xml:space="preserve"> (Rails</w:t>
       </w:r>
       <w:r>
-        <w:rPr/>
         <w:t>,</w:t>
       </w:r>
       <w:r>
-        <w:rPr/>
         <w:t xml:space="preserve"> </w:t>
       </w:r>
       <w:proofErr w:type="spellStart"/>
       <w:r>
-        <w:rPr/>
         <w:t>rake</w:t>
       </w:r>
       <w:proofErr w:type="spellEnd"/>
       <w:r>
-        <w:rPr/>
         <w:t xml:space="preserve">, </w:t>
       </w:r>
       <w:proofErr w:type="spellStart"/>
       <w:r>
-        <w:rPr/>
         <w:t>rspec</w:t>
       </w:r>
       <w:proofErr w:type="spellEnd"/>
       <w:r>
-        <w:rPr/>
         <w:t xml:space="preserve">, </w:t>
       </w:r>
       <w:proofErr w:type="spellStart"/>
       <w:r>
-        <w:rPr/>
         <w:t>minitest</w:t>
       </w:r>
       <w:proofErr w:type="spellEnd"/>
       <w:r>
-        <w:rPr/>
         <w:t>)</w:t>
       </w:r>
       <w:r>
-        <w:rPr/>
         <w:t xml:space="preserve"> 121 são analisadas e 114 passam os três critérios em conjunto.</w:t>
       </w:r>
     </w:p>
@@ -5184,6 +5069,7 @@
       <w:r>
         <w:rPr>
           <w:rStyle w:val="Forte"/>
+          <w:b w:val="0"/>
           <w:bCs w:val="0"/>
         </w:rPr>
         <w:t>As 7 exclusões:</w:t>
@@ -5331,7 +5217,6 @@
           <w:p>
             <w:proofErr w:type="spellStart"/>
             <w:r>
-              <w:rPr/>
               <w:t>kaminari</w:t>
             </w:r>
             <w:proofErr w:type="spellEnd"/>
@@ -5344,7 +5229,6 @@
           </w:tcPr>
           <w:p>
             <w:r>
-              <w:rPr/>
               <w:t>2</w:t>
             </w:r>
           </w:p>
@@ -5356,7 +5240,6 @@
           </w:tcPr>
           <w:p>
             <w:r>
-              <w:rPr/>
               <w:t>0</w:t>
             </w:r>
           </w:p>
@@ -5368,7 +5251,6 @@
           </w:tcPr>
           <w:p>
             <w:r>
-              <w:rPr/>
               <w:t>0</w:t>
             </w:r>
           </w:p>
@@ -5381,17 +5263,14 @@
           <w:p>
             <w:proofErr w:type="spellStart"/>
             <w:r>
-              <w:rPr/>
               <w:t>menos</w:t>
             </w:r>
             <w:proofErr w:type="spellEnd"/>
             <w:r>
-              <w:rPr/>
               <w:t xml:space="preserve"> de 15 </w:t>
             </w:r>
             <w:proofErr w:type="spellStart"/>
             <w:r>
-              <w:rPr/>
               <w:t>métodos</w:t>
             </w:r>
             <w:proofErr w:type="spellEnd"/>
@@ -5406,7 +5285,6 @@
           </w:tcPr>
           <w:p>
             <w:r>
-              <w:rPr/>
               <w:t>sentry-ruby</w:t>
             </w:r>
           </w:p>
@@ -5418,7 +5296,6 @@
           </w:tcPr>
           <w:p>
             <w:r>
-              <w:rPr/>
               <w:t>1</w:t>
             </w:r>
           </w:p>
@@ -5430,7 +5307,6 @@
           </w:tcPr>
           <w:p>
             <w:r>
-              <w:rPr/>
               <w:t>2</w:t>
             </w:r>
           </w:p>
@@ -5442,7 +5318,6 @@
           </w:tcPr>
           <w:p>
             <w:r>
-              <w:rPr/>
               <w:t>0</w:t>
             </w:r>
           </w:p>
@@ -5455,17 +5330,14 @@
           <w:p>
             <w:proofErr w:type="spellStart"/>
             <w:r>
-              <w:rPr/>
               <w:t>menos</w:t>
             </w:r>
             <w:proofErr w:type="spellEnd"/>
             <w:r>
-              <w:rPr/>
               <w:t xml:space="preserve"> de 15 </w:t>
             </w:r>
             <w:proofErr w:type="spellStart"/>
             <w:r>
-              <w:rPr/>
               <w:t>métodos</w:t>
             </w:r>
             <w:proofErr w:type="spellEnd"/>
@@ -5481,7 +5353,6 @@
           <w:p>
             <w:proofErr w:type="spellStart"/>
             <w:r>
-              <w:rPr/>
               <w:t>rqrcode</w:t>
             </w:r>
             <w:proofErr w:type="spellEnd"/>
@@ -5494,7 +5365,6 @@
           </w:tcPr>
           <w:p>
             <w:r>
-              <w:rPr/>
               <w:t>9</w:t>
             </w:r>
           </w:p>
@@ -5506,7 +5376,6 @@
           </w:tcPr>
           <w:p>
             <w:r>
-              <w:rPr/>
               <w:t>6</w:t>
             </w:r>
           </w:p>
@@ -5518,7 +5387,6 @@
           </w:tcPr>
           <w:p>
             <w:r>
-              <w:rPr/>
               <w:t>0</w:t>
             </w:r>
           </w:p>
@@ -5531,17 +5399,14 @@
           <w:p>
             <w:proofErr w:type="spellStart"/>
             <w:r>
-              <w:rPr/>
               <w:t>menos</w:t>
             </w:r>
             <w:proofErr w:type="spellEnd"/>
             <w:r>
-              <w:rPr/>
               <w:t xml:space="preserve"> de 15 </w:t>
             </w:r>
             <w:proofErr w:type="spellStart"/>
             <w:r>
-              <w:rPr/>
               <w:t>métodos</w:t>
             </w:r>
             <w:proofErr w:type="spellEnd"/>
@@ -5557,7 +5422,6 @@
           <w:p>
             <w:proofErr w:type="spellStart"/>
             <w:r>
-              <w:rPr/>
               <w:t>jaro_winkler</w:t>
             </w:r>
             <w:proofErr w:type="spellEnd"/>
@@ -5570,7 +5434,6 @@
           </w:tcPr>
           <w:p>
             <w:r>
-              <w:rPr/>
               <w:t>4</w:t>
             </w:r>
           </w:p>
@@ -5582,7 +5445,6 @@
           </w:tcPr>
           <w:p>
             <w:r>
-              <w:rPr/>
               <w:t>7</w:t>
             </w:r>
           </w:p>
@@ -5594,7 +5456,6 @@
           </w:tcPr>
           <w:p>
             <w:r>
-              <w:rPr/>
               <w:t>0</w:t>
             </w:r>
           </w:p>
@@ -5607,17 +5468,14 @@
           <w:p>
             <w:proofErr w:type="spellStart"/>
             <w:r>
-              <w:rPr/>
               <w:t>menos</w:t>
             </w:r>
             <w:proofErr w:type="spellEnd"/>
             <w:r>
-              <w:rPr/>
               <w:t xml:space="preserve"> de 15 </w:t>
             </w:r>
             <w:proofErr w:type="spellStart"/>
             <w:r>
-              <w:rPr/>
               <w:t>métodos</w:t>
             </w:r>
             <w:proofErr w:type="spellEnd"/>
@@ -5632,7 +5490,6 @@
           </w:tcPr>
           <w:p>
             <w:r>
-              <w:rPr/>
               <w:t>docile</w:t>
             </w:r>
           </w:p>
@@ -5644,7 +5501,6 @@
           </w:tcPr>
           <w:p>
             <w:r>
-              <w:rPr/>
               <w:t>6</w:t>
             </w:r>
           </w:p>
@@ -5656,7 +5512,6 @@
           </w:tcPr>
           <w:p>
             <w:r>
-              <w:rPr/>
               <w:t>9</w:t>
             </w:r>
           </w:p>
@@ -5668,7 +5523,6 @@
           </w:tcPr>
           <w:p>
             <w:r>
-              <w:rPr/>
               <w:t>0</w:t>
             </w:r>
           </w:p>
@@ -5681,17 +5535,14 @@
           <w:p>
             <w:proofErr w:type="spellStart"/>
             <w:r>
-              <w:rPr/>
               <w:t>menos</w:t>
             </w:r>
             <w:proofErr w:type="spellEnd"/>
             <w:r>
-              <w:rPr/>
               <w:t xml:space="preserve"> de 15 </w:t>
             </w:r>
             <w:proofErr w:type="spellStart"/>
             <w:r>
-              <w:rPr/>
               <w:t>métodos</w:t>
             </w:r>
             <w:proofErr w:type="spellEnd"/>
@@ -5707,7 +5558,6 @@
           <w:p>
             <w:proofErr w:type="spellStart"/>
             <w:r>
-              <w:rPr/>
               <w:t>active_model_serializers</w:t>
             </w:r>
             <w:proofErr w:type="spellEnd"/>
@@ -5720,7 +5570,6 @@
           </w:tcPr>
           <w:p>
             <w:r>
-              <w:rPr/>
               <w:t>—</w:t>
             </w:r>
           </w:p>
@@ -5732,7 +5581,6 @@
           </w:tcPr>
           <w:p>
             <w:r>
-              <w:rPr/>
               <w:t>—</w:t>
             </w:r>
           </w:p>
@@ -5744,7 +5592,6 @@
           </w:tcPr>
           <w:p>
             <w:r>
-              <w:rPr/>
               <w:t>—</w:t>
             </w:r>
           </w:p>
@@ -5757,12 +5604,10 @@
           <w:p>
             <w:proofErr w:type="spellStart"/>
             <w:r>
-              <w:rPr/>
               <w:t>sem</w:t>
             </w:r>
             <w:proofErr w:type="spellEnd"/>
             <w:r>
-              <w:rPr/>
               <w:t xml:space="preserve"> </w:t>
             </w:r>
             <w:r>
@@ -5773,7 +5618,6 @@
               <w:t>lib/</w:t>
             </w:r>
             <w:r>
-              <w:rPr/>
               <w:t xml:space="preserve"> nem </w:t>
             </w:r>
             <w:proofErr w:type="spellStart"/>
@@ -5804,7 +5648,7 @@
           <w:p>
             <w:proofErr w:type="spellStart"/>
             <w:r>
-              <w:rPr/>
+              <w:lastRenderedPageBreak/>
               <w:t>fastlane</w:t>
             </w:r>
             <w:proofErr w:type="spellEnd"/>
@@ -5817,7 +5661,6 @@
           </w:tcPr>
           <w:p>
             <w:r>
-              <w:rPr/>
               <w:t>—</w:t>
             </w:r>
           </w:p>
@@ -5829,7 +5672,6 @@
           </w:tcPr>
           <w:p>
             <w:r>
-              <w:rPr/>
               <w:t>—</w:t>
             </w:r>
           </w:p>
@@ -5841,7 +5683,6 @@
           </w:tcPr>
           <w:p>
             <w:r>
-              <w:rPr/>
               <w:t>—</w:t>
             </w:r>
           </w:p>
@@ -5854,12 +5695,10 @@
           <w:p>
             <w:proofErr w:type="spellStart"/>
             <w:r>
-              <w:rPr/>
               <w:t>sem</w:t>
             </w:r>
             <w:proofErr w:type="spellEnd"/>
             <w:r>
-              <w:rPr/>
               <w:t xml:space="preserve"> </w:t>
             </w:r>
             <w:r>
@@ -5870,7 +5709,6 @@
               <w:t>lib/</w:t>
             </w:r>
             <w:r>
-              <w:rPr/>
               <w:t xml:space="preserve"> nem </w:t>
             </w:r>
             <w:proofErr w:type="spellStart"/>
@@ -6017,7 +5855,6 @@
         <w:pStyle w:val="font-claude-response-body"/>
       </w:pPr>
       <w:r>
-        <w:rPr/>
         <w:t>Duas exclusões</w:t>
       </w:r>
     </w:p>
@@ -6081,16 +5918,13 @@
       </w:pPr>
       <w:proofErr w:type="spellStart"/>
       <w:r>
-        <w:rPr/>
         <w:t xml:space="preserve">Gems </w:t>
       </w:r>
       <w:proofErr w:type="spellEnd"/>
       <w:r>
-        <w:rPr/>
         <w:t>que declaram o Rails, ou partes dele</w:t>
       </w:r>
       <w:r>
-        <w:rPr/>
         <w:t>.</w:t>
       </w:r>
     </w:p>
@@ -6101,6 +5935,7 @@
       <w:r>
         <w:rPr>
           <w:rStyle w:val="Forte"/>
+          <w:b w:val="0"/>
           <w:bCs w:val="0"/>
         </w:rPr>
         <w:t>Como</w:t>
@@ -6108,6 +5943,7 @@
       <w:r>
         <w:rPr>
           <w:rStyle w:val="Forte"/>
+          <w:b w:val="0"/>
           <w:bCs w:val="0"/>
         </w:rPr>
         <w:t>?</w:t>
@@ -6120,32 +5956,26 @@
       </w:r>
       <w:proofErr w:type="gramStart"/>
       <w:r>
-        <w:rPr/>
         <w:t>Consultando</w:t>
       </w:r>
       <w:proofErr w:type="gramEnd"/>
       <w:r>
-        <w:rPr/>
         <w:t xml:space="preserve"> as dependências de execução de cada </w:t>
       </w:r>
       <w:proofErr w:type="spellStart"/>
       <w:r>
-        <w:rPr/>
         <w:t>gem</w:t>
       </w:r>
       <w:proofErr w:type="spellEnd"/>
       <w:r>
-        <w:rPr/>
         <w:t xml:space="preserve"> na API do </w:t>
       </w:r>
       <w:proofErr w:type="spellStart"/>
       <w:r>
-        <w:rPr/>
         <w:t>RubyGems</w:t>
       </w:r>
       <w:proofErr w:type="spellEnd"/>
       <w:r>
-        <w:rPr/>
         <w:t xml:space="preserve"> e cruzando com uma lista explícita de pacotes do Rails. </w:t>
       </w:r>
     </w:p>
@@ -6156,22 +5986,20 @@
       <w:r>
         <w:rPr>
           <w:rStyle w:val="Forte"/>
+          <w:b w:val="0"/>
           <w:bCs w:val="0"/>
         </w:rPr>
         <w:t>Porquê excluir.</w:t>
       </w:r>
       <w:r>
-        <w:rPr/>
         <w:t xml:space="preserve"> Para as testar seria preciso levantar meio </w:t>
       </w:r>
       <w:proofErr w:type="spellStart"/>
       <w:r>
-        <w:rPr/>
         <w:t>framework</w:t>
       </w:r>
       <w:proofErr w:type="spellEnd"/>
       <w:r>
-        <w:rPr/>
         <w:t xml:space="preserve">, muitas vezes com base de dados. </w:t>
       </w:r>
     </w:p>
@@ -6180,17 +6008,14 @@
         <w:pStyle w:val="font-claude-response-body"/>
       </w:pPr>
       <w:r>
-        <w:rPr/>
         <w:t xml:space="preserve">19 </w:t>
       </w:r>
       <w:proofErr w:type="spellStart"/>
       <w:r>
-        <w:rPr/>
         <w:t>gems</w:t>
       </w:r>
       <w:proofErr w:type="spellEnd"/>
       <w:r>
-        <w:rPr/>
         <w:t xml:space="preserve"> excluídas.</w:t>
       </w:r>
     </w:p>
@@ -6252,198 +6077,159 @@
     <w:p>
       <w:proofErr w:type="spellStart"/>
       <w:r>
-        <w:rPr/>
         <w:t>twilio</w:t>
       </w:r>
       <w:proofErr w:type="spellEnd"/>
       <w:r>
-        <w:rPr/>
         <w:t xml:space="preserve">-ruby </w:t>
       </w:r>
       <w:proofErr w:type="spellStart"/>
       <w:r>
-        <w:rPr/>
         <w:t>tem</w:t>
       </w:r>
       <w:proofErr w:type="spellEnd"/>
       <w:r>
-        <w:rPr/>
         <w:t xml:space="preserve"> 22 047 </w:t>
       </w:r>
       <w:proofErr w:type="spellStart"/>
       <w:r>
-        <w:rPr/>
         <w:t>métodos</w:t>
       </w:r>
       <w:proofErr w:type="spellEnd"/>
       <w:r>
-        <w:rPr/>
         <w:t xml:space="preserve">, mas </w:t>
       </w:r>
       <w:proofErr w:type="spellStart"/>
       <w:r>
-        <w:rPr/>
         <w:t>não</w:t>
       </w:r>
       <w:proofErr w:type="spellEnd"/>
       <w:r>
-        <w:rPr/>
         <w:t xml:space="preserve"> é um </w:t>
       </w:r>
       <w:proofErr w:type="spellStart"/>
       <w:r>
-        <w:rPr/>
         <w:t>projeto</w:t>
       </w:r>
       <w:proofErr w:type="spellEnd"/>
       <w:r>
-        <w:rPr/>
         <w:t xml:space="preserve"> </w:t>
       </w:r>
       <w:r>
-        <w:rPr/>
         <w:t xml:space="preserve">complex. </w:t>
       </w:r>
       <w:proofErr w:type="spellStart"/>
       <w:r>
-        <w:rPr/>
         <w:t>Métodos</w:t>
       </w:r>
       <w:proofErr w:type="spellEnd"/>
       <w:r>
-        <w:rPr/>
         <w:t xml:space="preserve"> </w:t>
       </w:r>
       <w:proofErr w:type="spellStart"/>
       <w:r>
-        <w:rPr/>
         <w:t>são</w:t>
       </w:r>
       <w:proofErr w:type="spellEnd"/>
       <w:r>
-        <w:rPr/>
         <w:t xml:space="preserve"> </w:t>
       </w:r>
       <w:proofErr w:type="spellStart"/>
       <w:r>
-        <w:rPr/>
         <w:t>praticamente</w:t>
       </w:r>
       <w:proofErr w:type="spellEnd"/>
       <w:r>
-        <w:rPr/>
         <w:t xml:space="preserve"> </w:t>
       </w:r>
       <w:proofErr w:type="spellStart"/>
       <w:r>
-        <w:rPr/>
         <w:t>todos</w:t>
       </w:r>
       <w:proofErr w:type="spellEnd"/>
       <w:r>
-        <w:rPr/>
         <w:t xml:space="preserve"> </w:t>
       </w:r>
       <w:proofErr w:type="spellStart"/>
       <w:r>
-        <w:rPr/>
         <w:t>iguais</w:t>
       </w:r>
       <w:proofErr w:type="spellEnd"/>
       <w:r>
-        <w:rPr/>
         <w:t xml:space="preserve">. Uma gem </w:t>
       </w:r>
       <w:proofErr w:type="spellStart"/>
       <w:r>
-        <w:rPr/>
         <w:t>destas</w:t>
       </w:r>
       <w:proofErr w:type="spellEnd"/>
       <w:r>
-        <w:rPr/>
         <w:t xml:space="preserve"> </w:t>
       </w:r>
       <w:proofErr w:type="spellStart"/>
       <w:r>
-        <w:rPr/>
         <w:t>dominaria</w:t>
       </w:r>
       <w:proofErr w:type="spellEnd"/>
       <w:r>
-        <w:rPr/>
         <w:t xml:space="preserve"> o corpus </w:t>
       </w:r>
       <w:proofErr w:type="spellStart"/>
       <w:r>
-        <w:rPr/>
         <w:t>sem</w:t>
       </w:r>
       <w:proofErr w:type="spellEnd"/>
       <w:r>
-        <w:rPr/>
         <w:t xml:space="preserve"> </w:t>
       </w:r>
       <w:proofErr w:type="spellStart"/>
       <w:r>
-        <w:rPr/>
         <w:t>qualuqer</w:t>
       </w:r>
       <w:proofErr w:type="spellEnd"/>
       <w:r>
-        <w:rPr/>
         <w:t xml:space="preserve"> </w:t>
       </w:r>
       <w:proofErr w:type="spellStart"/>
       <w:r>
-        <w:rPr/>
         <w:t>sentido</w:t>
       </w:r>
       <w:proofErr w:type="spellEnd"/>
       <w:r>
-        <w:rPr/>
         <w:t xml:space="preserve"> para </w:t>
       </w:r>
       <w:proofErr w:type="spellStart"/>
       <w:r>
-        <w:rPr/>
         <w:t>tal</w:t>
       </w:r>
       <w:proofErr w:type="spellEnd"/>
       <w:r>
-        <w:rPr/>
         <w:t>.</w:t>
       </w:r>
     </w:p>
     <w:p>
       <w:proofErr w:type="spellStart"/>
       <w:r>
-        <w:rPr/>
-        <w:t>Meti</w:t>
+        <w:t>Metemos</w:t>
       </w:r>
       <w:proofErr w:type="spellEnd"/>
       <w:r>
-        <w:rPr/>
         <w:t xml:space="preserve"> </w:t>
       </w:r>
       <w:proofErr w:type="spellStart"/>
       <w:r>
-        <w:rPr/>
         <w:t>teto</w:t>
       </w:r>
       <w:proofErr w:type="spellEnd"/>
       <w:r>
-        <w:rPr/>
         <w:t xml:space="preserve"> de 2000 </w:t>
       </w:r>
       <w:proofErr w:type="spellStart"/>
       <w:r>
-        <w:rPr/>
         <w:t>métodos</w:t>
       </w:r>
       <w:proofErr w:type="spellEnd"/>
       <w:r>
-        <w:rPr/>
         <w:t>!</w:t>
       </w:r>
     </w:p>
@@ -6453,17 +6239,14 @@
         <w:pStyle w:val="font-claude-response-body"/>
       </w:pPr>
       <w:r>
-        <w:rPr/>
         <w:t xml:space="preserve">1 </w:t>
       </w:r>
       <w:proofErr w:type="spellStart"/>
       <w:r>
-        <w:rPr/>
         <w:t>gem</w:t>
       </w:r>
       <w:proofErr w:type="spellEnd"/>
       <w:r>
-        <w:rPr/>
         <w:t xml:space="preserve"> excluída. Restam 94 elegíveis.</w:t>
       </w:r>
     </w:p>
@@ -6633,11 +6416,9 @@
         <w:pStyle w:val="font-claude-response-body"/>
       </w:pPr>
       <w:r>
-        <w:rPr/>
         <w:t xml:space="preserve">Cada uma corresponde a uma </w:t>
       </w:r>
       <w:r>
-        <w:rPr/>
         <w:t>pode dar target a um escopo diferente da ferramenta</w:t>
       </w:r>
     </w:p>
@@ -6672,6 +6453,7 @@
                 <w:b/>
                 <w:bCs/>
               </w:rPr>
+              <w:lastRenderedPageBreak/>
               <w:t>Característica</w:t>
             </w:r>
             <w:proofErr w:type="spellEnd"/>
@@ -6774,17 +6556,14 @@
           <w:p>
             <w:proofErr w:type="spellStart"/>
             <w:r>
-              <w:rPr/>
               <w:t>Número</w:t>
             </w:r>
             <w:proofErr w:type="spellEnd"/>
             <w:r>
-              <w:rPr/>
               <w:t xml:space="preserve"> de </w:t>
             </w:r>
             <w:proofErr w:type="spellStart"/>
             <w:r>
-              <w:rPr/>
               <w:t>métodos</w:t>
             </w:r>
             <w:proofErr w:type="spellEnd"/>
@@ -6798,17 +6577,14 @@
           <w:p>
             <w:proofErr w:type="spellStart"/>
             <w:r>
-              <w:rPr/>
               <w:t>contagem</w:t>
             </w:r>
             <w:proofErr w:type="spellEnd"/>
             <w:r>
-              <w:rPr/>
               <w:t xml:space="preserve"> dos </w:t>
             </w:r>
             <w:proofErr w:type="spellStart"/>
             <w:r>
-              <w:rPr/>
               <w:t>métodos</w:t>
             </w:r>
             <w:proofErr w:type="spellEnd"/>
@@ -6822,17 +6598,14 @@
           <w:p>
             <w:proofErr w:type="spellStart"/>
             <w:r>
-              <w:rPr/>
               <w:t>escala</w:t>
             </w:r>
             <w:proofErr w:type="spellEnd"/>
             <w:r>
-              <w:rPr/>
               <w:t xml:space="preserve"> e </w:t>
             </w:r>
             <w:proofErr w:type="spellStart"/>
             <w:r>
-              <w:rPr/>
               <w:t>custo</w:t>
             </w:r>
             <w:proofErr w:type="spellEnd"/>
@@ -6848,27 +6621,22 @@
           <w:p>
             <w:proofErr w:type="spellStart"/>
             <w:r>
-              <w:rPr/>
               <w:t>Linhas</w:t>
             </w:r>
             <w:proofErr w:type="spellEnd"/>
             <w:r>
-              <w:rPr/>
               <w:t xml:space="preserve"> </w:t>
             </w:r>
             <w:proofErr w:type="spellStart"/>
             <w:r>
-              <w:rPr/>
               <w:t>por</w:t>
             </w:r>
             <w:proofErr w:type="spellEnd"/>
             <w:r>
-              <w:rPr/>
               <w:t xml:space="preserve"> </w:t>
             </w:r>
             <w:proofErr w:type="spellStart"/>
             <w:r>
-              <w:rPr/>
               <w:t>método</w:t>
             </w:r>
             <w:proofErr w:type="spellEnd"/>
@@ -6882,57 +6650,46 @@
           <w:p>
             <w:proofErr w:type="spellStart"/>
             <w:r>
-              <w:rPr/>
               <w:t>linha</w:t>
             </w:r>
             <w:proofErr w:type="spellEnd"/>
             <w:r>
-              <w:rPr/>
               <w:t xml:space="preserve"> final </w:t>
             </w:r>
             <w:proofErr w:type="spellStart"/>
             <w:r>
-              <w:rPr/>
               <w:t>menos</w:t>
             </w:r>
             <w:proofErr w:type="spellEnd"/>
             <w:r>
-              <w:rPr/>
               <w:t xml:space="preserve"> </w:t>
             </w:r>
             <w:proofErr w:type="spellStart"/>
             <w:r>
-              <w:rPr/>
               <w:t>linha</w:t>
             </w:r>
             <w:proofErr w:type="spellEnd"/>
             <w:r>
-              <w:rPr/>
               <w:t xml:space="preserve"> </w:t>
             </w:r>
             <w:proofErr w:type="spellStart"/>
             <w:r>
-              <w:rPr/>
               <w:t>inicial</w:t>
             </w:r>
             <w:proofErr w:type="spellEnd"/>
             <w:r>
-              <w:rPr/>
               <w:t xml:space="preserve">, </w:t>
             </w:r>
             <w:proofErr w:type="spellStart"/>
             <w:r>
-              <w:rPr/>
               <w:t>em</w:t>
             </w:r>
             <w:proofErr w:type="spellEnd"/>
             <w:r>
-              <w:rPr/>
               <w:t xml:space="preserve"> </w:t>
             </w:r>
             <w:proofErr w:type="spellStart"/>
             <w:r>
-              <w:rPr/>
               <w:t>média</w:t>
             </w:r>
             <w:proofErr w:type="spellEnd"/>
@@ -6945,37 +6702,30 @@
           </w:tcPr>
           <w:p>
             <w:r>
-              <w:rPr/>
               <w:t xml:space="preserve">o </w:t>
             </w:r>
             <w:proofErr w:type="spellStart"/>
             <w:r>
-              <w:rPr/>
               <w:t>contexto</w:t>
             </w:r>
             <w:proofErr w:type="spellEnd"/>
             <w:r>
-              <w:rPr/>
               <w:t xml:space="preserve"> </w:t>
             </w:r>
             <w:proofErr w:type="spellStart"/>
             <w:r>
-              <w:rPr/>
               <w:t>que</w:t>
             </w:r>
             <w:proofErr w:type="spellEnd"/>
             <w:r>
-              <w:rPr/>
               <w:t xml:space="preserve"> </w:t>
             </w:r>
             <w:proofErr w:type="spellStart"/>
             <w:r>
-              <w:rPr/>
               <w:t>vai</w:t>
             </w:r>
             <w:proofErr w:type="spellEnd"/>
             <w:r>
-              <w:rPr/>
               <w:t xml:space="preserve"> no prompt</w:t>
             </w:r>
           </w:p>
@@ -6990,27 +6740,22 @@
           <w:p>
             <w:bookmarkStart w:id="7" w:name="_Hlk237859368"/>
             <w:r>
-              <w:rPr/>
               <w:t xml:space="preserve">% </w:t>
             </w:r>
             <w:proofErr w:type="gramStart"/>
             <w:r>
-              <w:rPr/>
               <w:t>de</w:t>
             </w:r>
             <w:proofErr w:type="gramEnd"/>
             <w:r>
-              <w:rPr/>
               <w:t xml:space="preserve"> </w:t>
             </w:r>
             <w:proofErr w:type="spellStart"/>
             <w:r>
-              <w:rPr/>
               <w:t>métodos</w:t>
             </w:r>
             <w:proofErr w:type="spellEnd"/>
             <w:r>
-              <w:rPr/>
               <w:t xml:space="preserve"> singleton</w:t>
             </w:r>
           </w:p>
@@ -7023,42 +6768,34 @@
           <w:p>
             <w:proofErr w:type="spellStart"/>
             <w:r>
-              <w:rPr/>
               <w:t>métodos</w:t>
             </w:r>
             <w:proofErr w:type="spellEnd"/>
             <w:r>
-              <w:rPr/>
               <w:t xml:space="preserve"> de </w:t>
             </w:r>
             <w:proofErr w:type="spellStart"/>
             <w:r>
-              <w:rPr/>
               <w:t>classe</w:t>
             </w:r>
             <w:proofErr w:type="spellEnd"/>
             <w:r>
-              <w:rPr/>
               <w:t xml:space="preserve"> a </w:t>
             </w:r>
             <w:proofErr w:type="spellStart"/>
             <w:r>
-              <w:rPr/>
               <w:t>dividir</w:t>
             </w:r>
             <w:proofErr w:type="spellEnd"/>
             <w:r>
-              <w:rPr/>
               <w:t xml:space="preserve"> </w:t>
             </w:r>
             <w:proofErr w:type="spellStart"/>
             <w:r>
-              <w:rPr/>
               <w:t>pelo</w:t>
             </w:r>
             <w:proofErr w:type="spellEnd"/>
             <w:r>
-              <w:rPr/>
               <w:t xml:space="preserve"> total</w:t>
             </w:r>
           </w:p>
@@ -7070,52 +6807,42 @@
           </w:tcPr>
           <w:p>
             <w:r>
-              <w:rPr/>
               <w:t xml:space="preserve">regime de </w:t>
             </w:r>
             <w:proofErr w:type="spellStart"/>
             <w:r>
-              <w:rPr/>
               <w:t>programação</w:t>
             </w:r>
             <w:proofErr w:type="spellEnd"/>
             <w:r>
-              <w:rPr/>
               <w:t xml:space="preserve">: </w:t>
             </w:r>
             <w:proofErr w:type="spellStart"/>
             <w:r>
-              <w:rPr/>
               <w:t>funções</w:t>
             </w:r>
             <w:proofErr w:type="spellEnd"/>
             <w:r>
-              <w:rPr/>
               <w:t xml:space="preserve"> de </w:t>
             </w:r>
             <w:proofErr w:type="spellStart"/>
             <w:r>
-              <w:rPr/>
               <w:t>módulo</w:t>
             </w:r>
             <w:proofErr w:type="spellEnd"/>
             <w:r>
-              <w:rPr/>
               <w:t xml:space="preserve"> contra </w:t>
             </w:r>
             <w:proofErr w:type="spellStart"/>
             <w:r>
-              <w:rPr/>
               <w:t>objetos</w:t>
             </w:r>
             <w:proofErr w:type="spellEnd"/>
             <w:r>
-              <w:rPr/>
               <w:t xml:space="preserve"> com </w:t>
             </w:r>
             <w:proofErr w:type="spellStart"/>
             <w:r>
-              <w:rPr/>
               <w:t>estado</w:t>
             </w:r>
             <w:proofErr w:type="spellEnd"/>
@@ -7130,27 +6857,22 @@
           </w:tcPr>
           <w:p>
             <w:r>
-              <w:rPr/>
               <w:t xml:space="preserve">% </w:t>
             </w:r>
             <w:proofErr w:type="gramStart"/>
             <w:r>
-              <w:rPr/>
               <w:t>de</w:t>
             </w:r>
             <w:proofErr w:type="gramEnd"/>
             <w:r>
-              <w:rPr/>
               <w:t xml:space="preserve"> </w:t>
             </w:r>
             <w:proofErr w:type="spellStart"/>
             <w:r>
-              <w:rPr/>
               <w:t>métodos</w:t>
             </w:r>
             <w:proofErr w:type="spellEnd"/>
             <w:r>
-              <w:rPr/>
               <w:t xml:space="preserve"> com duck typing</w:t>
             </w:r>
           </w:p>
@@ -7163,77 +6885,62 @@
           <w:p>
             <w:proofErr w:type="spellStart"/>
             <w:r>
-              <w:rPr/>
               <w:t>métodos</w:t>
             </w:r>
             <w:proofErr w:type="spellEnd"/>
             <w:r>
-              <w:rPr/>
               <w:t xml:space="preserve"> </w:t>
             </w:r>
             <w:proofErr w:type="spellStart"/>
             <w:r>
-              <w:rPr/>
               <w:t>cujos</w:t>
             </w:r>
             <w:proofErr w:type="spellEnd"/>
             <w:r>
-              <w:rPr/>
               <w:t xml:space="preserve"> </w:t>
             </w:r>
             <w:proofErr w:type="spellStart"/>
             <w:r>
-              <w:rPr/>
               <w:t>parâmetros</w:t>
             </w:r>
             <w:proofErr w:type="spellEnd"/>
             <w:r>
-              <w:rPr/>
               <w:t xml:space="preserve"> </w:t>
             </w:r>
             <w:proofErr w:type="spellStart"/>
             <w:r>
-              <w:rPr/>
               <w:t>têm</w:t>
             </w:r>
             <w:proofErr w:type="spellEnd"/>
             <w:r>
-              <w:rPr/>
               <w:t xml:space="preserve"> </w:t>
             </w:r>
             <w:proofErr w:type="spellStart"/>
             <w:r>
-              <w:rPr/>
               <w:t>chamadas</w:t>
             </w:r>
             <w:proofErr w:type="spellEnd"/>
             <w:r>
-              <w:rPr/>
               <w:t xml:space="preserve"> </w:t>
             </w:r>
             <w:proofErr w:type="spellStart"/>
             <w:r>
-              <w:rPr/>
               <w:t>registadas</w:t>
             </w:r>
             <w:proofErr w:type="spellEnd"/>
             <w:r>
-              <w:rPr/>
               <w:t xml:space="preserve"> </w:t>
             </w:r>
             <w:proofErr w:type="spellStart"/>
             <w:r>
-              <w:rPr/>
               <w:t>sobre</w:t>
             </w:r>
             <w:proofErr w:type="spellEnd"/>
             <w:r>
-              <w:rPr/>
               <w:t xml:space="preserve"> </w:t>
             </w:r>
             <w:proofErr w:type="spellStart"/>
             <w:r>
-              <w:rPr/>
               <w:t>eles</w:t>
             </w:r>
             <w:proofErr w:type="spellEnd"/>
@@ -7247,32 +6954,26 @@
           <w:p>
             <w:proofErr w:type="gramStart"/>
             <w:r>
-              <w:rPr/>
               <w:t>a</w:t>
             </w:r>
             <w:proofErr w:type="gramEnd"/>
             <w:r>
-              <w:rPr/>
               <w:t xml:space="preserve"> </w:t>
             </w:r>
             <w:proofErr w:type="spellStart"/>
             <w:r>
-              <w:rPr/>
               <w:t>inferência</w:t>
             </w:r>
             <w:proofErr w:type="spellEnd"/>
             <w:r>
-              <w:rPr/>
               <w:t xml:space="preserve"> de </w:t>
             </w:r>
             <w:proofErr w:type="spellStart"/>
             <w:r>
-              <w:rPr/>
               <w:t>tipos</w:t>
             </w:r>
             <w:proofErr w:type="spellEnd"/>
             <w:r>
-              <w:rPr/>
               <w:t xml:space="preserve"> </w:t>
             </w:r>
           </w:p>
@@ -7287,27 +6988,22 @@
           <w:p>
             <w:proofErr w:type="spellStart"/>
             <w:r>
-              <w:rPr/>
               <w:t>Mixins</w:t>
             </w:r>
             <w:proofErr w:type="spellEnd"/>
             <w:r>
-              <w:rPr/>
               <w:t xml:space="preserve"> </w:t>
             </w:r>
             <w:proofErr w:type="spellStart"/>
             <w:r>
-              <w:rPr/>
               <w:t>por</w:t>
             </w:r>
             <w:proofErr w:type="spellEnd"/>
             <w:r>
-              <w:rPr/>
               <w:t xml:space="preserve"> </w:t>
             </w:r>
             <w:proofErr w:type="spellStart"/>
             <w:r>
-              <w:rPr/>
               <w:t>classe</w:t>
             </w:r>
             <w:proofErr w:type="spellEnd"/>
@@ -7421,62 +7117,50 @@
           </w:tcPr>
           <w:p>
             <w:r>
-              <w:rPr/>
               <w:t xml:space="preserve">o </w:t>
             </w:r>
             <w:proofErr w:type="spellStart"/>
             <w:r>
-              <w:rPr/>
               <w:t>grafo</w:t>
             </w:r>
             <w:proofErr w:type="spellEnd"/>
             <w:r>
-              <w:rPr/>
               <w:t xml:space="preserve"> de </w:t>
             </w:r>
             <w:proofErr w:type="spellStart"/>
             <w:r>
-              <w:rPr/>
               <w:t>chamadas</w:t>
             </w:r>
             <w:proofErr w:type="spellEnd"/>
             <w:r>
-              <w:rPr/>
               <w:t xml:space="preserve"> e </w:t>
             </w:r>
             <w:proofErr w:type="gramStart"/>
             <w:r>
-              <w:rPr/>
               <w:t>a</w:t>
             </w:r>
             <w:proofErr w:type="gramEnd"/>
             <w:r>
-              <w:rPr/>
               <w:t xml:space="preserve"> </w:t>
             </w:r>
             <w:proofErr w:type="spellStart"/>
             <w:r>
-              <w:rPr/>
               <w:t>ordem</w:t>
             </w:r>
             <w:proofErr w:type="spellEnd"/>
             <w:r>
-              <w:rPr/>
               <w:t xml:space="preserve"> de </w:t>
             </w:r>
             <w:proofErr w:type="spellStart"/>
             <w:r>
-              <w:rPr/>
               <w:t>procura</w:t>
             </w:r>
             <w:proofErr w:type="spellEnd"/>
             <w:r>
-              <w:rPr/>
               <w:t xml:space="preserve"> de </w:t>
             </w:r>
             <w:proofErr w:type="spellStart"/>
             <w:r>
-              <w:rPr/>
               <w:t>métodos</w:t>
             </w:r>
             <w:proofErr w:type="spellEnd"/>
@@ -7492,17 +7176,14 @@
           <w:p>
             <w:proofErr w:type="spellStart"/>
             <w:r>
-              <w:rPr/>
               <w:t>Profundidade</w:t>
             </w:r>
             <w:proofErr w:type="spellEnd"/>
             <w:r>
-              <w:rPr/>
               <w:t xml:space="preserve"> de </w:t>
             </w:r>
             <w:proofErr w:type="spellStart"/>
             <w:r>
-              <w:rPr/>
               <w:t>herança</w:t>
             </w:r>
             <w:proofErr w:type="spellEnd"/>
@@ -7516,37 +7197,30 @@
           <w:p>
             <w:proofErr w:type="spellStart"/>
             <w:r>
-              <w:rPr/>
               <w:t>comprimento</w:t>
             </w:r>
             <w:proofErr w:type="spellEnd"/>
             <w:r>
-              <w:rPr/>
               <w:t xml:space="preserve"> </w:t>
             </w:r>
             <w:proofErr w:type="spellStart"/>
             <w:r>
-              <w:rPr/>
               <w:t>máximo</w:t>
             </w:r>
             <w:proofErr w:type="spellEnd"/>
             <w:r>
-              <w:rPr/>
               <w:t xml:space="preserve"> da </w:t>
             </w:r>
             <w:proofErr w:type="spellStart"/>
             <w:r>
-              <w:rPr/>
               <w:t>cadeia</w:t>
             </w:r>
             <w:proofErr w:type="spellEnd"/>
             <w:r>
-              <w:rPr/>
               <w:t xml:space="preserve"> de </w:t>
             </w:r>
             <w:proofErr w:type="spellStart"/>
             <w:r>
-              <w:rPr/>
               <w:t>ancestrais</w:t>
             </w:r>
             <w:proofErr w:type="spellEnd"/>
@@ -7559,42 +7233,34 @@
           </w:tcPr>
           <w:p>
             <w:r>
-              <w:rPr/>
               <w:t xml:space="preserve">a </w:t>
             </w:r>
             <w:proofErr w:type="spellStart"/>
             <w:r>
-              <w:rPr/>
               <w:t>resolução</w:t>
             </w:r>
             <w:proofErr w:type="spellEnd"/>
             <w:r>
-              <w:rPr/>
               <w:t xml:space="preserve"> de </w:t>
             </w:r>
             <w:proofErr w:type="spellStart"/>
             <w:r>
-              <w:rPr/>
               <w:t>chamadas</w:t>
             </w:r>
             <w:proofErr w:type="spellEnd"/>
             <w:r>
-              <w:rPr/>
               <w:t xml:space="preserve"> </w:t>
             </w:r>
             <w:proofErr w:type="spellStart"/>
             <w:r>
-              <w:rPr/>
               <w:t>em</w:t>
             </w:r>
             <w:proofErr w:type="spellEnd"/>
             <w:r>
-              <w:rPr/>
               <w:t xml:space="preserve"> </w:t>
             </w:r>
             <w:proofErr w:type="spellStart"/>
             <w:r>
-              <w:rPr/>
               <w:t>hierarquias</w:t>
             </w:r>
             <w:proofErr w:type="spellEnd"/>
@@ -7610,27 +7276,22 @@
           <w:p>
             <w:proofErr w:type="spellStart"/>
             <w:r>
-              <w:rPr/>
               <w:t>Metaprogramação</w:t>
             </w:r>
             <w:proofErr w:type="spellEnd"/>
             <w:r>
-              <w:rPr/>
               <w:t xml:space="preserve"> </w:t>
             </w:r>
             <w:proofErr w:type="spellStart"/>
             <w:r>
-              <w:rPr/>
               <w:t>por</w:t>
             </w:r>
             <w:proofErr w:type="spellEnd"/>
             <w:r>
-              <w:rPr/>
               <w:t xml:space="preserve"> 100 </w:t>
             </w:r>
             <w:proofErr w:type="spellStart"/>
             <w:r>
-              <w:rPr/>
               <w:t>métodos</w:t>
             </w:r>
             <w:proofErr w:type="spellEnd"/>
@@ -7644,57 +7305,46 @@
           <w:p>
             <w:proofErr w:type="spellStart"/>
             <w:r>
-              <w:rPr/>
               <w:t>contagem</w:t>
             </w:r>
             <w:proofErr w:type="spellEnd"/>
             <w:r>
-              <w:rPr/>
               <w:t xml:space="preserve"> de </w:t>
             </w:r>
             <w:proofErr w:type="spellStart"/>
             <w:r>
-              <w:rPr/>
               <w:t>chamadas</w:t>
             </w:r>
             <w:proofErr w:type="spellEnd"/>
             <w:r>
-              <w:rPr/>
               <w:t xml:space="preserve"> </w:t>
             </w:r>
             <w:proofErr w:type="spellStart"/>
             <w:r>
-              <w:rPr/>
               <w:t>numa</w:t>
             </w:r>
             <w:proofErr w:type="spellEnd"/>
             <w:r>
-              <w:rPr/>
               <w:t xml:space="preserve"> </w:t>
             </w:r>
             <w:proofErr w:type="spellStart"/>
             <w:r>
-              <w:rPr/>
               <w:t>lista</w:t>
             </w:r>
             <w:proofErr w:type="spellEnd"/>
             <w:r>
-              <w:rPr/>
               <w:t xml:space="preserve"> </w:t>
             </w:r>
             <w:proofErr w:type="spellStart"/>
             <w:r>
-              <w:rPr/>
               <w:t>fixa</w:t>
             </w:r>
             <w:proofErr w:type="spellEnd"/>
             <w:r>
-              <w:rPr/>
               <w:t xml:space="preserve"> de 22 </w:t>
             </w:r>
             <w:proofErr w:type="spellStart"/>
             <w:r>
-              <w:rPr/>
               <w:t>nomes</w:t>
             </w:r>
             <w:proofErr w:type="spellEnd"/>
@@ -7707,32 +7357,26 @@
           </w:tcPr>
           <w:p>
             <w:r>
-              <w:rPr/>
               <w:t xml:space="preserve">o </w:t>
             </w:r>
             <w:proofErr w:type="spellStart"/>
             <w:r>
-              <w:rPr/>
               <w:t>limite</w:t>
             </w:r>
             <w:proofErr w:type="spellEnd"/>
             <w:r>
-              <w:rPr/>
               <w:t xml:space="preserve"> da </w:t>
             </w:r>
             <w:proofErr w:type="spellStart"/>
             <w:r>
-              <w:rPr/>
               <w:t>análise</w:t>
             </w:r>
             <w:proofErr w:type="spellEnd"/>
             <w:r>
-              <w:rPr/>
               <w:t xml:space="preserve"> </w:t>
             </w:r>
             <w:proofErr w:type="spellStart"/>
             <w:r>
-              <w:rPr/>
               <w:t>estática</w:t>
             </w:r>
             <w:proofErr w:type="spellEnd"/>
@@ -7753,19 +7397,15 @@
       <w:bookmarkStart w:id="8" w:name="_Hlk237860224"/>
       <w:bookmarkStart w:id="9" w:name="_Hlk237860679"/>
       <w:r>
-        <w:rPr/>
         <w:t xml:space="preserve">As sete características são normalizadas </w:t>
       </w:r>
       <w:r>
-        <w:rPr/>
         <w:t xml:space="preserve">(escala </w:t>
       </w:r>
       <w:r>
-        <w:rPr/>
         <w:t>logarítmica para tamanho e profundidade</w:t>
       </w:r>
       <w:r>
-        <w:rPr/>
         <w:t>).</w:t>
       </w:r>
     </w:p>
@@ -7779,7 +7419,6 @@
         <w:pStyle w:val="font-claude-response-body"/>
       </w:pPr>
       <w:r>
-        <w:rPr/>
         <w:t>Eu escolhi ter 12 projetos</w:t>
       </w:r>
     </w:p>
@@ -7792,6 +7431,7 @@
       <w:r>
         <w:rPr>
           <w:rStyle w:val="nfase"/>
+          <w:i w:val="0"/>
           <w:iCs w:val="0"/>
         </w:rPr>
         <w:t>farthest-first</w:t>
@@ -7800,6 +7440,7 @@
       <w:r>
         <w:rPr>
           <w:rStyle w:val="nfase"/>
+          <w:i w:val="0"/>
           <w:iCs w:val="0"/>
         </w:rPr>
         <w:t xml:space="preserve"> </w:t>
@@ -7808,6 +7449,7 @@
       <w:r>
         <w:rPr>
           <w:rStyle w:val="nfase"/>
+          <w:i w:val="0"/>
           <w:iCs w:val="0"/>
         </w:rPr>
         <w:t>traversal</w:t>
@@ -7819,31 +7461,25 @@
         <w:pStyle w:val="font-claude-response-body"/>
       </w:pPr>
       <w:r>
-        <w:rPr/>
         <w:t xml:space="preserve"> </w:t>
       </w:r>
       <w:r>
-        <w:rPr/>
         <w:t xml:space="preserve">Cada </w:t>
       </w:r>
       <w:proofErr w:type="spellStart"/>
       <w:r>
-        <w:rPr/>
         <w:t>gem</w:t>
       </w:r>
       <w:proofErr w:type="spellEnd"/>
       <w:r>
-        <w:rPr/>
         <w:t xml:space="preserve"> passa a ser um ponto num espaço de 7 dimensões, a primeira escolhida é a mais longe do centro desse espaço e as seguintes são as mais longe da </w:t>
       </w:r>
       <w:proofErr w:type="spellStart"/>
       <w:r>
-        <w:rPr/>
         <w:t>gem</w:t>
       </w:r>
       <w:proofErr w:type="spellEnd"/>
       <w:r>
-        <w:rPr/>
         <w:t xml:space="preserve"> escolhida anteriormente até chegar ao teto</w:t>
       </w:r>
     </w:p>
@@ -7852,24 +7488,18 @@
         <w:pStyle w:val="font-claude-response-body"/>
       </w:pPr>
       <w:r>
-        <w:rPr>
-          <w:rStyle w:val="Forte"/>
-        </w:rPr>
-        <w:t>O que isto garante.</w:t>
-      </w:r>
-      <w:r>
-        <w:rPr/>
-        <w:t xml:space="preserve"> O conjunto cobre os extremos e o meio de cada característica, em vez de doze variações do mesmo tipo de código. É determinístico e reprodutível: a semente não é aleatória, é a </w:t>
+        <w:t xml:space="preserve">Teto de 2 </w:t>
       </w:r>
       <w:proofErr w:type="spellStart"/>
       <w:r>
-        <w:rPr/>
-        <w:t>gem</w:t>
+        <w:t>gems</w:t>
       </w:r>
       <w:proofErr w:type="spellEnd"/>
       <w:r>
-        <w:rPr/>
-        <w:t xml:space="preserve"> mais extrema.</w:t>
+        <w:t xml:space="preserve"> por categoria</w:t>
+      </w:r>
+      <w:r>
+        <w:t>, porque se não uma categoria podia dominar o corpus</w:t>
       </w:r>
     </w:p>
     <w:p>
@@ -7877,30 +7507,6 @@
         <w:pStyle w:val="font-claude-response-body"/>
       </w:pPr>
       <w:r>
-        <w:rPr/>
-        <w:t xml:space="preserve">Teto de 2 </w:t>
-      </w:r>
-      <w:proofErr w:type="spellStart"/>
-      <w:r>
-        <w:rPr/>
-        <w:t>gems</w:t>
-      </w:r>
-      <w:proofErr w:type="spellEnd"/>
-      <w:r>
-        <w:rPr/>
-        <w:t xml:space="preserve"> por categoria</w:t>
-      </w:r>
-      <w:r>
-        <w:rPr/>
-        <w:t>, porque se não uma categoria podia dominar o corpus</w:t>
-      </w:r>
-    </w:p>
-    <w:p>
-      <w:pPr>
-        <w:pStyle w:val="font-claude-response-body"/>
-      </w:pPr>
-      <w:r>
-        <w:rPr/>
         <w:t>"um conjunto de 12 que cobre o espaço de diversidade" e nunca "as 12 mais diversas".</w:t>
       </w:r>
     </w:p>
@@ -7946,6 +7552,7 @@
           <w:sz w:val="28"/>
           <w:szCs w:val="28"/>
         </w:rPr>
+        <w:lastRenderedPageBreak/>
         <w:t>Camada</w:t>
       </w:r>
       <w:proofErr w:type="spellEnd"/>
@@ -8001,6 +7608,7 @@
       <w:r>
         <w:rPr>
           <w:rStyle w:val="Forte"/>
+          <w:b w:val="0"/>
           <w:bCs w:val="0"/>
         </w:rPr>
         <w:t xml:space="preserve">O que </w:t>
@@ -8008,30 +7616,26 @@
       <w:r>
         <w:rPr>
           <w:rStyle w:val="Forte"/>
+          <w:b w:val="0"/>
           <w:bCs w:val="0"/>
         </w:rPr>
         <w:t>foi feito</w:t>
       </w:r>
       <w:r>
-        <w:rPr/>
         <w:t>: Percorrer candidatas</w:t>
       </w:r>
       <w:r>
-        <w:rPr/>
         <w:t xml:space="preserve">: clonar, registar o </w:t>
       </w:r>
       <w:proofErr w:type="spellStart"/>
       <w:r>
-        <w:rPr/>
         <w:t>commit</w:t>
       </w:r>
       <w:proofErr w:type="spellEnd"/>
       <w:r>
-        <w:rPr/>
         <w:t xml:space="preserve"> exato, instalar as dependências de execuçã</w:t>
       </w:r>
       <w:r>
-        <w:rPr/>
         <w:t>o.</w:t>
       </w:r>
     </w:p>
@@ -8040,7 +7644,6 @@
         <w:pStyle w:val="font-claude-response-body"/>
       </w:pPr>
       <w:r>
-        <w:rPr/>
         <w:t xml:space="preserve"> Ficam as 12 primeiras que instalam limpo.</w:t>
       </w:r>
     </w:p>
@@ -8070,12 +7673,10 @@
         <w:t>, ambas por extensões nativas:</w:t>
       </w:r>
       <w:r>
-        <w:rPr/>
         <w:t xml:space="preserve"> a mysql2 e a </w:t>
       </w:r>
       <w:proofErr w:type="spellStart"/>
       <w:r>
-        <w:rPr/>
         <w:t>bootsnap</w:t>
       </w:r>
       <w:proofErr w:type="spellEnd"/>
@@ -8222,105 +7823,113 @@
       <w:tr>
         <w:tc>
           <w:tcPr>
-            <w:tcW w:w="1080" w:type="dxa"/>
-          </w:tcPr>
-          <w:p>
+            <w:tcW w:type="dxa" w:w="1237"/>
+          </w:tcPr>
+          <w:p>
+            <w:r/>
             <w:r>
               <w:rPr>
                 <w:sz w:val="18"/>
               </w:rPr>
-              <w:t>geocoder</w:t>
-            </w:r>
-          </w:p>
-        </w:tc>
-        <w:tc>
-          <w:tcPr>
-            <w:tcW w:w="1080" w:type="dxa"/>
-          </w:tcPr>
-          <w:p>
+              <w:t>rdoc</w:t>
+            </w:r>
+          </w:p>
+        </w:tc>
+        <w:tc>
+          <w:tcPr>
+            <w:tcW w:type="dxa" w:w="1120"/>
+          </w:tcPr>
+          <w:p>
+            <w:r/>
             <w:r>
               <w:rPr>
                 <w:sz w:val="18"/>
               </w:rPr>
-              <w:t>geolocation</w:t>
-            </w:r>
-          </w:p>
-        </w:tc>
-        <w:tc>
-          <w:tcPr>
-            <w:tcW w:w="1080" w:type="dxa"/>
-          </w:tcPr>
-          <w:p>
+              <w:t>documentation</w:t>
+            </w:r>
+          </w:p>
+        </w:tc>
+        <w:tc>
+          <w:tcPr>
+            <w:tcW w:type="dxa" w:w="1021"/>
+          </w:tcPr>
+          <w:p>
+            <w:r/>
             <w:r>
               <w:rPr>
                 <w:sz w:val="18"/>
               </w:rPr>
-              <w:t>1381</w:t>
-            </w:r>
-          </w:p>
-        </w:tc>
-        <w:tc>
-          <w:tcPr>
-            <w:tcW w:w="1080" w:type="dxa"/>
-          </w:tcPr>
-          <w:p>
+              <w:t>1779</w:t>
+            </w:r>
+          </w:p>
+        </w:tc>
+        <w:tc>
+          <w:tcPr>
+            <w:tcW w:type="dxa" w:w="1084"/>
+          </w:tcPr>
+          <w:p>
+            <w:r/>
             <w:r>
               <w:rPr>
                 <w:sz w:val="18"/>
               </w:rPr>
-              <w:t>5.1</w:t>
-            </w:r>
-          </w:p>
-        </w:tc>
-        <w:tc>
-          <w:tcPr>
-            <w:tcW w:w="1080" w:type="dxa"/>
-          </w:tcPr>
-          <w:p>
+              <w:t>18.3</w:t>
+            </w:r>
+          </w:p>
+        </w:tc>
+        <w:tc>
+          <w:tcPr>
+            <w:tcW w:type="dxa" w:w="1029"/>
+          </w:tcPr>
+          <w:p>
+            <w:r/>
             <w:r>
               <w:rPr>
                 <w:sz w:val="18"/>
               </w:rPr>
-              <w:t>4</w:t>
-            </w:r>
-          </w:p>
-        </w:tc>
-        <w:tc>
-          <w:tcPr>
-            <w:tcW w:w="1080" w:type="dxa"/>
-          </w:tcPr>
-          <w:p>
+              <w:t>5</w:t>
+            </w:r>
+          </w:p>
+        </w:tc>
+        <w:tc>
+          <w:tcPr>
+            <w:tcW w:type="dxa" w:w="932"/>
+          </w:tcPr>
+          <w:p>
+            <w:r/>
             <w:r>
               <w:rPr>
                 <w:sz w:val="18"/>
               </w:rPr>
-              <w:t>17</w:t>
-            </w:r>
-          </w:p>
-        </w:tc>
-        <w:tc>
-          <w:tcPr>
-            <w:tcW w:w="1080" w:type="dxa"/>
-          </w:tcPr>
-          <w:p>
+              <w:t>35</w:t>
+            </w:r>
+          </w:p>
+        </w:tc>
+        <w:tc>
+          <w:tcPr>
+            <w:tcW w:type="dxa" w:w="1299"/>
+          </w:tcPr>
+          <w:p>
+            <w:r/>
             <w:r>
               <w:rPr>
                 <w:sz w:val="18"/>
               </w:rPr>
-              <w:t>1.7</w:t>
-            </w:r>
-          </w:p>
-        </w:tc>
-        <w:tc>
-          <w:tcPr>
-            <w:tcW w:w="1080" w:type="dxa"/>
-          </w:tcPr>
-          <w:p>
+              <w:t>1.3</w:t>
+            </w:r>
+          </w:p>
+        </w:tc>
+        <w:tc>
+          <w:tcPr>
+            <w:tcW w:type="dxa" w:w="1134"/>
+          </w:tcPr>
+          <w:p>
+            <w:r/>
             <w:r>
               <w:rPr>
                 <w:sz w:val="18"/>
               </w:rPr>
-              <w:t>c10bd70121</w:t>
+              <w:t>c79013652d</w:t>
             </w:r>
           </w:p>
         </w:tc>
@@ -8328,9 +7937,10 @@
       <w:tr>
         <w:tc>
           <w:tcPr>
-            <w:tcW w:w="1080" w:type="dxa"/>
-          </w:tcPr>
-          <w:p>
+            <w:tcW w:type="dxa" w:w="1237"/>
+          </w:tcPr>
+          <w:p>
+            <w:r/>
             <w:r>
               <w:rPr>
                 <w:sz w:val="18"/>
@@ -8341,9 +7951,10 @@
         </w:tc>
         <w:tc>
           <w:tcPr>
-            <w:tcW w:w="1080" w:type="dxa"/>
-          </w:tcPr>
-          <w:p>
+            <w:tcW w:type="dxa" w:w="1120"/>
+          </w:tcPr>
+          <w:p>
+            <w:r/>
             <w:r>
               <w:rPr>
                 <w:sz w:val="18"/>
@@ -8354,9 +7965,10 @@
         </w:tc>
         <w:tc>
           <w:tcPr>
-            <w:tcW w:w="1080" w:type="dxa"/>
-          </w:tcPr>
-          <w:p>
+            <w:tcW w:type="dxa" w:w="1021"/>
+          </w:tcPr>
+          <w:p>
+            <w:r/>
             <w:r>
               <w:rPr>
                 <w:sz w:val="18"/>
@@ -8367,9 +7979,10 @@
         </w:tc>
         <w:tc>
           <w:tcPr>
-            <w:tcW w:w="1080" w:type="dxa"/>
-          </w:tcPr>
-          <w:p>
+            <w:tcW w:type="dxa" w:w="1084"/>
+          </w:tcPr>
+          <w:p>
+            <w:r/>
             <w:r>
               <w:rPr>
                 <w:sz w:val="18"/>
@@ -8380,9 +7993,10 @@
         </w:tc>
         <w:tc>
           <w:tcPr>
-            <w:tcW w:w="1080" w:type="dxa"/>
-          </w:tcPr>
-          <w:p>
+            <w:tcW w:type="dxa" w:w="1029"/>
+          </w:tcPr>
+          <w:p>
+            <w:r/>
             <w:r>
               <w:rPr>
                 <w:sz w:val="18"/>
@@ -8393,9 +8007,10 @@
         </w:tc>
         <w:tc>
           <w:tcPr>
-            <w:tcW w:w="1080" w:type="dxa"/>
-          </w:tcPr>
-          <w:p>
+            <w:tcW w:type="dxa" w:w="932"/>
+          </w:tcPr>
+          <w:p>
+            <w:r/>
             <w:r>
               <w:rPr>
                 <w:sz w:val="18"/>
@@ -8406,9 +8021,10 @@
         </w:tc>
         <w:tc>
           <w:tcPr>
-            <w:tcW w:w="1080" w:type="dxa"/>
-          </w:tcPr>
-          <w:p>
+            <w:tcW w:type="dxa" w:w="1299"/>
+          </w:tcPr>
+          <w:p>
+            <w:r/>
             <w:r>
               <w:rPr>
                 <w:sz w:val="18"/>
@@ -8419,9 +8035,10 @@
         </w:tc>
         <w:tc>
           <w:tcPr>
-            <w:tcW w:w="1080" w:type="dxa"/>
-          </w:tcPr>
-          <w:p>
+            <w:tcW w:type="dxa" w:w="1134"/>
+          </w:tcPr>
+          <w:p>
+            <w:r/>
             <w:r>
               <w:rPr>
                 <w:sz w:val="18"/>
@@ -8434,9 +8051,10 @@
       <w:tr>
         <w:tc>
           <w:tcPr>
-            <w:tcW w:w="1080" w:type="dxa"/>
-          </w:tcPr>
-          <w:p>
+            <w:tcW w:type="dxa" w:w="1237"/>
+          </w:tcPr>
+          <w:p>
+            <w:r/>
             <w:r>
               <w:rPr>
                 <w:sz w:val="18"/>
@@ -8447,9 +8065,10 @@
         </w:tc>
         <w:tc>
           <w:tcPr>
-            <w:tcW w:w="1080" w:type="dxa"/>
-          </w:tcPr>
-          <w:p>
+            <w:tcW w:type="dxa" w:w="1120"/>
+          </w:tcPr>
+          <w:p>
+            <w:r/>
             <w:r>
               <w:rPr>
                 <w:sz w:val="18"/>
@@ -8460,79 +8079,85 @@
         </w:tc>
         <w:tc>
           <w:tcPr>
-            <w:tcW w:w="1080" w:type="dxa"/>
-          </w:tcPr>
-          <w:p>
+            <w:tcW w:type="dxa" w:w="1021"/>
+          </w:tcPr>
+          <w:p>
+            <w:r/>
             <w:r>
               <w:rPr>
                 <w:sz w:val="18"/>
               </w:rPr>
-              <w:t>844</w:t>
-            </w:r>
-          </w:p>
-        </w:tc>
-        <w:tc>
-          <w:tcPr>
-            <w:tcW w:w="1080" w:type="dxa"/>
-          </w:tcPr>
-          <w:p>
+              <w:t>646</w:t>
+            </w:r>
+          </w:p>
+        </w:tc>
+        <w:tc>
+          <w:tcPr>
+            <w:tcW w:type="dxa" w:w="1084"/>
+          </w:tcPr>
+          <w:p>
+            <w:r/>
             <w:r>
               <w:rPr>
                 <w:sz w:val="18"/>
               </w:rPr>
-              <w:t>11.3</w:t>
-            </w:r>
-          </w:p>
-        </w:tc>
-        <w:tc>
-          <w:tcPr>
-            <w:tcW w:w="1080" w:type="dxa"/>
-          </w:tcPr>
-          <w:p>
+              <w:t>7.9</w:t>
+            </w:r>
+          </w:p>
+        </w:tc>
+        <w:tc>
+          <w:tcPr>
+            <w:tcW w:type="dxa" w:w="1029"/>
+          </w:tcPr>
+          <w:p>
+            <w:r/>
             <w:r>
               <w:rPr>
                 <w:sz w:val="18"/>
               </w:rPr>
-              <w:t>70</w:t>
-            </w:r>
-          </w:p>
-        </w:tc>
-        <w:tc>
-          <w:tcPr>
-            <w:tcW w:w="1080" w:type="dxa"/>
-          </w:tcPr>
-          <w:p>
+              <w:t>60</w:t>
+            </w:r>
+          </w:p>
+        </w:tc>
+        <w:tc>
+          <w:tcPr>
+            <w:tcW w:type="dxa" w:w="932"/>
+          </w:tcPr>
+          <w:p>
+            <w:r/>
             <w:r>
               <w:rPr>
                 <w:sz w:val="18"/>
               </w:rPr>
-              <w:t>20</w:t>
-            </w:r>
-          </w:p>
-        </w:tc>
-        <w:tc>
-          <w:tcPr>
-            <w:tcW w:w="1080" w:type="dxa"/>
-          </w:tcPr>
-          <w:p>
+              <w:t>26</w:t>
+            </w:r>
+          </w:p>
+        </w:tc>
+        <w:tc>
+          <w:tcPr>
+            <w:tcW w:type="dxa" w:w="1299"/>
+          </w:tcPr>
+          <w:p>
+            <w:r/>
             <w:r>
               <w:rPr>
                 <w:sz w:val="18"/>
               </w:rPr>
-              <w:t>1.8</w:t>
-            </w:r>
-          </w:p>
-        </w:tc>
-        <w:tc>
-          <w:tcPr>
-            <w:tcW w:w="1080" w:type="dxa"/>
-          </w:tcPr>
-          <w:p>
+              <w:t>2.8</w:t>
+            </w:r>
+          </w:p>
+        </w:tc>
+        <w:tc>
+          <w:tcPr>
+            <w:tcW w:type="dxa" w:w="1134"/>
+          </w:tcPr>
+          <w:p>
+            <w:r/>
             <w:r>
               <w:rPr>
                 <w:sz w:val="18"/>
               </w:rPr>
-              <w:t>c2d22eb2c5</w:t>
+              <w:t>bd7dad7b09</w:t>
             </w:r>
           </w:p>
         </w:tc>
@@ -8540,9 +8165,10 @@
       <w:tr>
         <w:tc>
           <w:tcPr>
-            <w:tcW w:w="1080" w:type="dxa"/>
-          </w:tcPr>
-          <w:p>
+            <w:tcW w:type="dxa" w:w="1237"/>
+          </w:tcPr>
+          <w:p>
+            <w:r/>
             <w:r>
               <w:rPr>
                 <w:sz w:val="18"/>
@@ -8553,9 +8179,10 @@
         </w:tc>
         <w:tc>
           <w:tcPr>
-            <w:tcW w:w="1080" w:type="dxa"/>
-          </w:tcPr>
-          <w:p>
+            <w:tcW w:type="dxa" w:w="1120"/>
+          </w:tcPr>
+          <w:p>
+            <w:r/>
             <w:r>
               <w:rPr>
                 <w:sz w:val="18"/>
@@ -8566,9 +8193,10 @@
         </w:tc>
         <w:tc>
           <w:tcPr>
-            <w:tcW w:w="1080" w:type="dxa"/>
-          </w:tcPr>
-          <w:p>
+            <w:tcW w:type="dxa" w:w="1021"/>
+          </w:tcPr>
+          <w:p>
+            <w:r/>
             <w:r>
               <w:rPr>
                 <w:sz w:val="18"/>
@@ -8579,9 +8207,10 @@
         </w:tc>
         <w:tc>
           <w:tcPr>
-            <w:tcW w:w="1080" w:type="dxa"/>
-          </w:tcPr>
-          <w:p>
+            <w:tcW w:type="dxa" w:w="1084"/>
+          </w:tcPr>
+          <w:p>
+            <w:r/>
             <w:r>
               <w:rPr>
                 <w:sz w:val="18"/>
@@ -8592,9 +8221,10 @@
         </w:tc>
         <w:tc>
           <w:tcPr>
-            <w:tcW w:w="1080" w:type="dxa"/>
-          </w:tcPr>
-          <w:p>
+            <w:tcW w:type="dxa" w:w="1029"/>
+          </w:tcPr>
+          <w:p>
+            <w:r/>
             <w:r>
               <w:rPr>
                 <w:sz w:val="18"/>
@@ -8605,9 +8235,10 @@
         </w:tc>
         <w:tc>
           <w:tcPr>
-            <w:tcW w:w="1080" w:type="dxa"/>
-          </w:tcPr>
-          <w:p>
+            <w:tcW w:type="dxa" w:w="932"/>
+          </w:tcPr>
+          <w:p>
+            <w:r/>
             <w:r>
               <w:rPr>
                 <w:sz w:val="18"/>
@@ -8618,9 +8249,10 @@
         </w:tc>
         <w:tc>
           <w:tcPr>
-            <w:tcW w:w="1080" w:type="dxa"/>
-          </w:tcPr>
-          <w:p>
+            <w:tcW w:type="dxa" w:w="1299"/>
+          </w:tcPr>
+          <w:p>
+            <w:r/>
             <w:r>
               <w:rPr>
                 <w:sz w:val="18"/>
@@ -8631,9 +8263,10 @@
         </w:tc>
         <w:tc>
           <w:tcPr>
-            <w:tcW w:w="1080" w:type="dxa"/>
-          </w:tcPr>
-          <w:p>
+            <w:tcW w:type="dxa" w:w="1134"/>
+          </w:tcPr>
+          <w:p>
+            <w:r/>
             <w:r>
               <w:rPr>
                 <w:sz w:val="18"/>
@@ -8646,9 +8279,10 @@
       <w:tr>
         <w:tc>
           <w:tcPr>
-            <w:tcW w:w="1080" w:type="dxa"/>
-          </w:tcPr>
-          <w:p>
+            <w:tcW w:type="dxa" w:w="1237"/>
+          </w:tcPr>
+          <w:p>
+            <w:r/>
             <w:r>
               <w:rPr>
                 <w:sz w:val="18"/>
@@ -8659,9 +8293,10 @@
         </w:tc>
         <w:tc>
           <w:tcPr>
-            <w:tcW w:w="1080" w:type="dxa"/>
-          </w:tcPr>
-          <w:p>
+            <w:tcW w:type="dxa" w:w="1120"/>
+          </w:tcPr>
+          <w:p>
+            <w:r/>
             <w:r>
               <w:rPr>
                 <w:sz w:val="18"/>
@@ -8672,9 +8307,10 @@
         </w:tc>
         <w:tc>
           <w:tcPr>
-            <w:tcW w:w="1080" w:type="dxa"/>
-          </w:tcPr>
-          <w:p>
+            <w:tcW w:type="dxa" w:w="1021"/>
+          </w:tcPr>
+          <w:p>
+            <w:r/>
             <w:r>
               <w:rPr>
                 <w:sz w:val="18"/>
@@ -8685,9 +8321,10 @@
         </w:tc>
         <w:tc>
           <w:tcPr>
-            <w:tcW w:w="1080" w:type="dxa"/>
-          </w:tcPr>
-          <w:p>
+            <w:tcW w:type="dxa" w:w="1084"/>
+          </w:tcPr>
+          <w:p>
+            <w:r/>
             <w:r>
               <w:rPr>
                 <w:sz w:val="18"/>
@@ -8698,9 +8335,10 @@
         </w:tc>
         <w:tc>
           <w:tcPr>
-            <w:tcW w:w="1080" w:type="dxa"/>
-          </w:tcPr>
-          <w:p>
+            <w:tcW w:type="dxa" w:w="1029"/>
+          </w:tcPr>
+          <w:p>
+            <w:r/>
             <w:r>
               <w:rPr>
                 <w:sz w:val="18"/>
@@ -8711,9 +8349,10 @@
         </w:tc>
         <w:tc>
           <w:tcPr>
-            <w:tcW w:w="1080" w:type="dxa"/>
-          </w:tcPr>
-          <w:p>
+            <w:tcW w:type="dxa" w:w="932"/>
+          </w:tcPr>
+          <w:p>
+            <w:r/>
             <w:r>
               <w:rPr>
                 <w:sz w:val="18"/>
@@ -8724,9 +8363,10 @@
         </w:tc>
         <w:tc>
           <w:tcPr>
-            <w:tcW w:w="1080" w:type="dxa"/>
-          </w:tcPr>
-          <w:p>
+            <w:tcW w:type="dxa" w:w="1299"/>
+          </w:tcPr>
+          <w:p>
+            <w:r/>
             <w:r>
               <w:rPr>
                 <w:sz w:val="18"/>
@@ -8737,14 +8377,15 @@
         </w:tc>
         <w:tc>
           <w:tcPr>
-            <w:tcW w:w="1080" w:type="dxa"/>
-          </w:tcPr>
-          <w:p>
+            <w:tcW w:type="dxa" w:w="1134"/>
+          </w:tcPr>
+          <w:p>
+            <w:r/>
             <w:r>
               <w:rPr>
                 <w:sz w:val="18"/>
               </w:rPr>
-              <w:t>834279b163</w:t>
+              <w:t>16921a5491</w:t>
             </w:r>
           </w:p>
         </w:tc>
@@ -8752,9 +8393,10 @@
       <w:tr>
         <w:tc>
           <w:tcPr>
-            <w:tcW w:w="1080" w:type="dxa"/>
-          </w:tcPr>
-          <w:p>
+            <w:tcW w:type="dxa" w:w="1237"/>
+          </w:tcPr>
+          <w:p>
+            <w:r/>
             <w:r>
               <w:rPr>
                 <w:sz w:val="18"/>
@@ -8765,9 +8407,10 @@
         </w:tc>
         <w:tc>
           <w:tcPr>
-            <w:tcW w:w="1080" w:type="dxa"/>
-          </w:tcPr>
-          <w:p>
+            <w:tcW w:type="dxa" w:w="1120"/>
+          </w:tcPr>
+          <w:p>
+            <w:r/>
             <w:r>
               <w:rPr>
                 <w:sz w:val="18"/>
@@ -8778,9 +8421,10 @@
         </w:tc>
         <w:tc>
           <w:tcPr>
-            <w:tcW w:w="1080" w:type="dxa"/>
-          </w:tcPr>
-          <w:p>
+            <w:tcW w:type="dxa" w:w="1021"/>
+          </w:tcPr>
+          <w:p>
+            <w:r/>
             <w:r>
               <w:rPr>
                 <w:sz w:val="18"/>
@@ -8791,9 +8435,10 @@
         </w:tc>
         <w:tc>
           <w:tcPr>
-            <w:tcW w:w="1080" w:type="dxa"/>
-          </w:tcPr>
-          <w:p>
+            <w:tcW w:type="dxa" w:w="1084"/>
+          </w:tcPr>
+          <w:p>
+            <w:r/>
             <w:r>
               <w:rPr>
                 <w:sz w:val="18"/>
@@ -8804,9 +8449,10 @@
         </w:tc>
         <w:tc>
           <w:tcPr>
-            <w:tcW w:w="1080" w:type="dxa"/>
-          </w:tcPr>
-          <w:p>
+            <w:tcW w:type="dxa" w:w="1029"/>
+          </w:tcPr>
+          <w:p>
+            <w:r/>
             <w:r>
               <w:rPr>
                 <w:sz w:val="18"/>
@@ -8817,9 +8463,10 @@
         </w:tc>
         <w:tc>
           <w:tcPr>
-            <w:tcW w:w="1080" w:type="dxa"/>
-          </w:tcPr>
-          <w:p>
+            <w:tcW w:type="dxa" w:w="932"/>
+          </w:tcPr>
+          <w:p>
+            <w:r/>
             <w:r>
               <w:rPr>
                 <w:sz w:val="18"/>
@@ -8830,9 +8477,10 @@
         </w:tc>
         <w:tc>
           <w:tcPr>
-            <w:tcW w:w="1080" w:type="dxa"/>
-          </w:tcPr>
-          <w:p>
+            <w:tcW w:type="dxa" w:w="1299"/>
+          </w:tcPr>
+          <w:p>
+            <w:r/>
             <w:r>
               <w:rPr>
                 <w:sz w:val="18"/>
@@ -8843,9 +8491,10 @@
         </w:tc>
         <w:tc>
           <w:tcPr>
-            <w:tcW w:w="1080" w:type="dxa"/>
-          </w:tcPr>
-          <w:p>
+            <w:tcW w:type="dxa" w:w="1134"/>
+          </w:tcPr>
+          <w:p>
+            <w:r/>
             <w:r>
               <w:rPr>
                 <w:sz w:val="18"/>
@@ -8858,105 +8507,113 @@
       <w:tr>
         <w:tc>
           <w:tcPr>
-            <w:tcW w:w="1080" w:type="dxa"/>
-          </w:tcPr>
-          <w:p>
+            <w:tcW w:type="dxa" w:w="1237"/>
+          </w:tcPr>
+          <w:p>
+            <w:r/>
             <w:r>
               <w:rPr>
                 <w:sz w:val="18"/>
               </w:rPr>
-              <w:t>coderay</w:t>
-            </w:r>
-          </w:p>
-        </w:tc>
-        <w:tc>
-          <w:tcPr>
-            <w:tcW w:w="1080" w:type="dxa"/>
-          </w:tcPr>
-          <w:p>
+              <w:t>virtus</w:t>
+            </w:r>
+          </w:p>
+        </w:tc>
+        <w:tc>
+          <w:tcPr>
+            <w:tcW w:type="dxa" w:w="1120"/>
+          </w:tcPr>
+          <w:p>
+            <w:r/>
             <w:r>
               <w:rPr>
                 <w:sz w:val="18"/>
               </w:rPr>
-              <w:t>code highlighting</w:t>
-            </w:r>
-          </w:p>
-        </w:tc>
-        <w:tc>
-          <w:tcPr>
-            <w:tcW w:w="1080" w:type="dxa"/>
-          </w:tcPr>
-          <w:p>
+              <w:t>core extensions</w:t>
+            </w:r>
+          </w:p>
+        </w:tc>
+        <w:tc>
+          <w:tcPr>
+            <w:tcW w:type="dxa" w:w="1021"/>
+          </w:tcPr>
+          <w:p>
+            <w:r/>
             <w:r>
               <w:rPr>
                 <w:sz w:val="18"/>
               </w:rPr>
-              <w:t>261</w:t>
-            </w:r>
-          </w:p>
-        </w:tc>
-        <w:tc>
-          <w:tcPr>
-            <w:tcW w:w="1080" w:type="dxa"/>
-          </w:tcPr>
-          <w:p>
+              <w:t>204</w:t>
+            </w:r>
+          </w:p>
+        </w:tc>
+        <w:tc>
+          <w:tcPr>
+            <w:tcW w:type="dxa" w:w="1084"/>
+          </w:tcPr>
+          <w:p>
+            <w:r/>
             <w:r>
               <w:rPr>
                 <w:sz w:val="18"/>
               </w:rPr>
-              <w:t>19.6</w:t>
-            </w:r>
-          </w:p>
-        </w:tc>
-        <w:tc>
-          <w:tcPr>
-            <w:tcW w:w="1080" w:type="dxa"/>
-          </w:tcPr>
-          <w:p>
+              <w:t>4.9</w:t>
+            </w:r>
+          </w:p>
+        </w:tc>
+        <w:tc>
+          <w:tcPr>
+            <w:tcW w:type="dxa" w:w="1029"/>
+          </w:tcPr>
+          <w:p>
+            <w:r/>
             <w:r>
               <w:rPr>
                 <w:sz w:val="18"/>
               </w:rPr>
-              <w:t>13</w:t>
-            </w:r>
-          </w:p>
-        </w:tc>
-        <w:tc>
-          <w:tcPr>
-            <w:tcW w:w="1080" w:type="dxa"/>
-          </w:tcPr>
-          <w:p>
+              <w:t>30</w:t>
+            </w:r>
+          </w:p>
+        </w:tc>
+        <w:tc>
+          <w:tcPr>
+            <w:tcW w:type="dxa" w:w="932"/>
+          </w:tcPr>
+          <w:p>
+            <w:r/>
             <w:r>
               <w:rPr>
                 <w:sz w:val="18"/>
               </w:rPr>
-              <w:t>36</w:t>
-            </w:r>
-          </w:p>
-        </w:tc>
-        <w:tc>
-          <w:tcPr>
-            <w:tcW w:w="1080" w:type="dxa"/>
-          </w:tcPr>
-          <w:p>
+              <w:t>40</w:t>
+            </w:r>
+          </w:p>
+        </w:tc>
+        <w:tc>
+          <w:tcPr>
+            <w:tcW w:type="dxa" w:w="1299"/>
+          </w:tcPr>
+          <w:p>
+            <w:r/>
             <w:r>
               <w:rPr>
                 <w:sz w:val="18"/>
               </w:rPr>
-              <w:t>1.5</w:t>
-            </w:r>
-          </w:p>
-        </w:tc>
-        <w:tc>
-          <w:tcPr>
-            <w:tcW w:w="1080" w:type="dxa"/>
-          </w:tcPr>
-          <w:p>
+              <w:t>28.4</w:t>
+            </w:r>
+          </w:p>
+        </w:tc>
+        <w:tc>
+          <w:tcPr>
+            <w:tcW w:type="dxa" w:w="1134"/>
+          </w:tcPr>
+          <w:p>
+            <w:r/>
             <w:r>
               <w:rPr>
                 <w:sz w:val="18"/>
               </w:rPr>
-              <w:t>eabc13c2a1</w:t>
+              <w:t>fce56bd667</w:t>
             </w:r>
           </w:p>
         </w:tc>
@@ -8964,22 +8621,24 @@
       <w:tr>
         <w:tc>
           <w:tcPr>
-            <w:tcW w:w="1080" w:type="dxa"/>
-          </w:tcPr>
-          <w:p>
+            <w:tcW w:type="dxa" w:w="1237"/>
+          </w:tcPr>
+          <w:p>
+            <w:r/>
             <w:r>
               <w:rPr>
                 <w:sz w:val="18"/>
               </w:rPr>
-              <w:t>virtus</w:t>
-            </w:r>
-          </w:p>
-        </w:tc>
-        <w:tc>
-          <w:tcPr>
-            <w:tcW w:w="1080" w:type="dxa"/>
-          </w:tcPr>
-          <w:p>
+              <w:t>addressable</w:t>
+            </w:r>
+          </w:p>
+        </w:tc>
+        <w:tc>
+          <w:tcPr>
+            <w:tcW w:type="dxa" w:w="1120"/>
+          </w:tcPr>
+          <w:p>
+            <w:r/>
             <w:r>
               <w:rPr>
                 <w:sz w:val="18"/>
@@ -8990,79 +8649,85 @@
         </w:tc>
         <w:tc>
           <w:tcPr>
-            <w:tcW w:w="1080" w:type="dxa"/>
-          </w:tcPr>
-          <w:p>
+            <w:tcW w:type="dxa" w:w="1021"/>
+          </w:tcPr>
+          <w:p>
+            <w:r/>
             <w:r>
               <w:rPr>
                 <w:sz w:val="18"/>
               </w:rPr>
-              <w:t>204</w:t>
-            </w:r>
-          </w:p>
-        </w:tc>
-        <w:tc>
-          <w:tcPr>
-            <w:tcW w:w="1080" w:type="dxa"/>
-          </w:tcPr>
-          <w:p>
+              <w:t>132</w:t>
+            </w:r>
+          </w:p>
+        </w:tc>
+        <w:tc>
+          <w:tcPr>
+            <w:tcW w:type="dxa" w:w="1084"/>
+          </w:tcPr>
+          <w:p>
+            <w:r/>
             <w:r>
               <w:rPr>
                 <w:sz w:val="18"/>
               </w:rPr>
-              <w:t>4.9</w:t>
-            </w:r>
-          </w:p>
-        </w:tc>
-        <w:tc>
-          <w:tcPr>
-            <w:tcW w:w="1080" w:type="dxa"/>
-          </w:tcPr>
-          <w:p>
+              <w:t>18.2</w:t>
+            </w:r>
+          </w:p>
+        </w:tc>
+        <w:tc>
+          <w:tcPr>
+            <w:tcW w:type="dxa" w:w="1029"/>
+          </w:tcPr>
+          <w:p>
+            <w:r/>
             <w:r>
               <w:rPr>
                 <w:sz w:val="18"/>
               </w:rPr>
-              <w:t>30</w:t>
-            </w:r>
-          </w:p>
-        </w:tc>
-        <w:tc>
-          <w:tcPr>
-            <w:tcW w:w="1080" w:type="dxa"/>
-          </w:tcPr>
-          <w:p>
+              <w:t>23</w:t>
+            </w:r>
+          </w:p>
+        </w:tc>
+        <w:tc>
+          <w:tcPr>
+            <w:tcW w:type="dxa" w:w="932"/>
+          </w:tcPr>
+          <w:p>
+            <w:r/>
             <w:r>
               <w:rPr>
                 <w:sz w:val="18"/>
               </w:rPr>
-              <w:t>40</w:t>
-            </w:r>
-          </w:p>
-        </w:tc>
-        <w:tc>
-          <w:tcPr>
-            <w:tcW w:w="1080" w:type="dxa"/>
-          </w:tcPr>
-          <w:p>
+              <w:t>52</w:t>
+            </w:r>
+          </w:p>
+        </w:tc>
+        <w:tc>
+          <w:tcPr>
+            <w:tcW w:type="dxa" w:w="1299"/>
+          </w:tcPr>
+          <w:p>
+            <w:r/>
             <w:r>
               <w:rPr>
                 <w:sz w:val="18"/>
               </w:rPr>
-              <w:t>28.4</w:t>
-            </w:r>
-          </w:p>
-        </w:tc>
-        <w:tc>
-          <w:tcPr>
-            <w:tcW w:w="1080" w:type="dxa"/>
-          </w:tcPr>
-          <w:p>
+              <w:t>2.3</w:t>
+            </w:r>
+          </w:p>
+        </w:tc>
+        <w:tc>
+          <w:tcPr>
+            <w:tcW w:type="dxa" w:w="1134"/>
+          </w:tcPr>
+          <w:p>
+            <w:r/>
             <w:r>
               <w:rPr>
                 <w:sz w:val="18"/>
               </w:rPr>
-              <w:t>fce56bd667</w:t>
+              <w:t>d298c9f551</w:t>
             </w:r>
           </w:p>
         </w:tc>
@@ -9070,22 +8735,24 @@
       <w:tr>
         <w:tc>
           <w:tcPr>
-            <w:tcW w:w="1080" w:type="dxa"/>
-          </w:tcPr>
-          <w:p>
+            <w:tcW w:type="dxa" w:w="1237"/>
+          </w:tcPr>
+          <w:p>
+            <w:r/>
             <w:r>
               <w:rPr>
                 <w:sz w:val="18"/>
               </w:rPr>
-              <w:t>knapsack</w:t>
-            </w:r>
-          </w:p>
-        </w:tc>
-        <w:tc>
-          <w:tcPr>
-            <w:tcW w:w="1080" w:type="dxa"/>
-          </w:tcPr>
-          <w:p>
+              <w:t>timecop</w:t>
+            </w:r>
+          </w:p>
+        </w:tc>
+        <w:tc>
+          <w:tcPr>
+            <w:tcW w:type="dxa" w:w="1120"/>
+          </w:tcPr>
+          <w:p>
+            <w:r/>
             <w:r>
               <w:rPr>
                 <w:sz w:val="18"/>
@@ -9096,79 +8763,85 @@
         </w:tc>
         <w:tc>
           <w:tcPr>
-            <w:tcW w:w="1080" w:type="dxa"/>
-          </w:tcPr>
-          <w:p>
+            <w:tcW w:type="dxa" w:w="1021"/>
+          </w:tcPr>
+          <w:p>
+            <w:r/>
             <w:r>
               <w:rPr>
                 <w:sz w:val="18"/>
               </w:rPr>
-              <w:t>119</w:t>
-            </w:r>
-          </w:p>
-        </w:tc>
-        <w:tc>
-          <w:tcPr>
-            <w:tcW w:w="1080" w:type="dxa"/>
-          </w:tcPr>
-          <w:p>
+              <w:t>69</w:t>
+            </w:r>
+          </w:p>
+        </w:tc>
+        <w:tc>
+          <w:tcPr>
+            <w:tcW w:type="dxa" w:w="1084"/>
+          </w:tcPr>
+          <w:p>
+            <w:r/>
             <w:r>
               <w:rPr>
                 <w:sz w:val="18"/>
               </w:rPr>
-              <w:t>6.0</w:t>
-            </w:r>
-          </w:p>
-        </w:tc>
-        <w:tc>
-          <w:tcPr>
-            <w:tcW w:w="1080" w:type="dxa"/>
-          </w:tcPr>
-          <w:p>
+              <w:t>6.3</w:t>
+            </w:r>
+          </w:p>
+        </w:tc>
+        <w:tc>
+          <w:tcPr>
+            <w:tcW w:type="dxa" w:w="1029"/>
+          </w:tcPr>
+          <w:p>
+            <w:r/>
             <w:r>
               <w:rPr>
                 <w:sz w:val="18"/>
               </w:rPr>
-              <w:t>33</w:t>
-            </w:r>
-          </w:p>
-        </w:tc>
-        <w:tc>
-          <w:tcPr>
-            <w:tcW w:w="1080" w:type="dxa"/>
-          </w:tcPr>
-          <w:p>
+              <w:t>49</w:t>
+            </w:r>
+          </w:p>
+        </w:tc>
+        <w:tc>
+          <w:tcPr>
+            <w:tcW w:type="dxa" w:w="932"/>
+          </w:tcPr>
+          <w:p>
+            <w:r/>
             <w:r>
               <w:rPr>
                 <w:sz w:val="18"/>
               </w:rPr>
-              <w:t>5</w:t>
-            </w:r>
-          </w:p>
-        </w:tc>
-        <w:tc>
-          <w:tcPr>
-            <w:tcW w:w="1080" w:type="dxa"/>
-          </w:tcPr>
-          <w:p>
+              <w:t>13</w:t>
+            </w:r>
+          </w:p>
+        </w:tc>
+        <w:tc>
+          <w:tcPr>
+            <w:tcW w:type="dxa" w:w="1299"/>
+          </w:tcPr>
+          <w:p>
+            <w:r/>
             <w:r>
               <w:rPr>
                 <w:sz w:val="18"/>
               </w:rPr>
-              <w:t>1.7</w:t>
-            </w:r>
-          </w:p>
-        </w:tc>
-        <w:tc>
-          <w:tcPr>
-            <w:tcW w:w="1080" w:type="dxa"/>
-          </w:tcPr>
-          <w:p>
+              <w:t>1.4</w:t>
+            </w:r>
+          </w:p>
+        </w:tc>
+        <w:tc>
+          <w:tcPr>
+            <w:tcW w:type="dxa" w:w="1134"/>
+          </w:tcPr>
+          <w:p>
+            <w:r/>
             <w:r>
               <w:rPr>
                 <w:sz w:val="18"/>
               </w:rPr>
-              <w:t>e7edeceede</w:t>
+              <w:t>b3c9a5a6f0</w:t>
             </w:r>
           </w:p>
         </w:tc>
@@ -9176,105 +8849,113 @@
       <w:tr>
         <w:tc>
           <w:tcPr>
-            <w:tcW w:w="1080" w:type="dxa"/>
-          </w:tcPr>
-          <w:p>
+            <w:tcW w:type="dxa" w:w="1237"/>
+          </w:tcPr>
+          <w:p>
+            <w:r/>
             <w:r>
               <w:rPr>
                 <w:sz w:val="18"/>
               </w:rPr>
-              <w:t>pry-byebug</w:t>
-            </w:r>
-          </w:p>
-        </w:tc>
-        <w:tc>
-          <w:tcPr>
-            <w:tcW w:w="1080" w:type="dxa"/>
-          </w:tcPr>
-          <w:p>
+              <w:t>parallel</w:t>
+            </w:r>
+          </w:p>
+        </w:tc>
+        <w:tc>
+          <w:tcPr>
+            <w:tcW w:type="dxa" w:w="1120"/>
+          </w:tcPr>
+          <w:p>
+            <w:r/>
             <w:r>
               <w:rPr>
                 <w:sz w:val="18"/>
               </w:rPr>
-              <w:t>debugging tools</w:t>
-            </w:r>
-          </w:p>
-        </w:tc>
-        <w:tc>
-          <w:tcPr>
-            <w:tcW w:w="1080" w:type="dxa"/>
-          </w:tcPr>
-          <w:p>
+              <w:t>concurrency and parallelism</w:t>
+            </w:r>
+          </w:p>
+        </w:tc>
+        <w:tc>
+          <w:tcPr>
+            <w:tcW w:type="dxa" w:w="1021"/>
+          </w:tcPr>
+          <w:p>
+            <w:r/>
             <w:r>
               <w:rPr>
                 <w:sz w:val="18"/>
               </w:rPr>
-              <w:t>66</w:t>
-            </w:r>
-          </w:p>
-        </w:tc>
-        <w:tc>
-          <w:tcPr>
-            <w:tcW w:w="1080" w:type="dxa"/>
-          </w:tcPr>
-          <w:p>
+              <w:t>53</w:t>
+            </w:r>
+          </w:p>
+        </w:tc>
+        <w:tc>
+          <w:tcPr>
+            <w:tcW w:type="dxa" w:w="1084"/>
+          </w:tcPr>
+          <w:p>
+            <w:r/>
             <w:r>
               <w:rPr>
                 <w:sz w:val="18"/>
               </w:rPr>
-              <w:t>6.2</w:t>
-            </w:r>
-          </w:p>
-        </w:tc>
-        <w:tc>
-          <w:tcPr>
-            <w:tcW w:w="1080" w:type="dxa"/>
-          </w:tcPr>
-          <w:p>
+              <w:t>11.5</w:t>
+            </w:r>
+          </w:p>
+        </w:tc>
+        <w:tc>
+          <w:tcPr>
+            <w:tcW w:type="dxa" w:w="1029"/>
+          </w:tcPr>
+          <w:p>
+            <w:r/>
             <w:r>
               <w:rPr>
                 <w:sz w:val="18"/>
               </w:rPr>
-              <w:t>2</w:t>
-            </w:r>
-          </w:p>
-        </w:tc>
-        <w:tc>
-          <w:tcPr>
-            <w:tcW w:w="1080" w:type="dxa"/>
-          </w:tcPr>
-          <w:p>
+              <w:t>75</w:t>
+            </w:r>
+          </w:p>
+        </w:tc>
+        <w:tc>
+          <w:tcPr>
+            <w:tcW w:type="dxa" w:w="932"/>
+          </w:tcPr>
+          <w:p>
+            <w:r/>
             <w:r>
               <w:rPr>
                 <w:sz w:val="18"/>
               </w:rPr>
-              <w:t>24</w:t>
-            </w:r>
-          </w:p>
-        </w:tc>
-        <w:tc>
-          <w:tcPr>
-            <w:tcW w:w="1080" w:type="dxa"/>
-          </w:tcPr>
-          <w:p>
+              <w:t>53</w:t>
+            </w:r>
+          </w:p>
+        </w:tc>
+        <w:tc>
+          <w:tcPr>
+            <w:tcW w:type="dxa" w:w="1299"/>
+          </w:tcPr>
+          <w:p>
+            <w:r/>
             <w:r>
               <w:rPr>
                 <w:sz w:val="18"/>
               </w:rPr>
-              <w:t>3.0</w:t>
-            </w:r>
-          </w:p>
-        </w:tc>
-        <w:tc>
-          <w:tcPr>
-            <w:tcW w:w="1080" w:type="dxa"/>
-          </w:tcPr>
-          <w:p>
+              <w:t>9.4</w:t>
+            </w:r>
+          </w:p>
+        </w:tc>
+        <w:tc>
+          <w:tcPr>
+            <w:tcW w:type="dxa" w:w="1134"/>
+          </w:tcPr>
+          <w:p>
+            <w:r/>
             <w:r>
               <w:rPr>
                 <w:sz w:val="18"/>
               </w:rPr>
-              <w:t>5459d85346</w:t>
+              <w:t>9bc03fe4e8</w:t>
             </w:r>
           </w:p>
         </w:tc>
@@ -9282,105 +8963,113 @@
       <w:tr>
         <w:tc>
           <w:tcPr>
-            <w:tcW w:w="1080" w:type="dxa"/>
-          </w:tcPr>
-          <w:p>
+            <w:tcW w:type="dxa" w:w="1237"/>
+          </w:tcPr>
+          <w:p>
+            <w:r/>
             <w:r>
               <w:rPr>
                 <w:sz w:val="18"/>
               </w:rPr>
-              <w:t>parallel</w:t>
-            </w:r>
-          </w:p>
-        </w:tc>
-        <w:tc>
-          <w:tcPr>
-            <w:tcW w:w="1080" w:type="dxa"/>
-          </w:tcPr>
-          <w:p>
+              <w:t>colorize</w:t>
+            </w:r>
+          </w:p>
+        </w:tc>
+        <w:tc>
+          <w:tcPr>
+            <w:tcW w:type="dxa" w:w="1120"/>
+          </w:tcPr>
+          <w:p>
+            <w:r/>
             <w:r>
               <w:rPr>
                 <w:sz w:val="18"/>
               </w:rPr>
-              <w:t>concurrency and parallelism</w:t>
-            </w:r>
-          </w:p>
-        </w:tc>
-        <w:tc>
-          <w:tcPr>
-            <w:tcW w:w="1080" w:type="dxa"/>
-          </w:tcPr>
-          <w:p>
+              <w:t>cli utilities</w:t>
+            </w:r>
+          </w:p>
+        </w:tc>
+        <w:tc>
+          <w:tcPr>
+            <w:tcW w:type="dxa" w:w="1021"/>
+          </w:tcPr>
+          <w:p>
+            <w:r/>
             <w:r>
               <w:rPr>
                 <w:sz w:val="18"/>
               </w:rPr>
-              <w:t>53</w:t>
-            </w:r>
-          </w:p>
-        </w:tc>
-        <w:tc>
-          <w:tcPr>
-            <w:tcW w:w="1080" w:type="dxa"/>
-          </w:tcPr>
-          <w:p>
+              <w:t>36</w:t>
+            </w:r>
+          </w:p>
+        </w:tc>
+        <w:tc>
+          <w:tcPr>
+            <w:tcW w:type="dxa" w:w="1084"/>
+          </w:tcPr>
+          <w:p>
+            <w:r/>
             <w:r>
               <w:rPr>
                 <w:sz w:val="18"/>
               </w:rPr>
-              <w:t>11.5</w:t>
-            </w:r>
-          </w:p>
-        </w:tc>
-        <w:tc>
-          <w:tcPr>
-            <w:tcW w:w="1080" w:type="dxa"/>
-          </w:tcPr>
-          <w:p>
+              <w:t>5.7</w:t>
+            </w:r>
+          </w:p>
+        </w:tc>
+        <w:tc>
+          <w:tcPr>
+            <w:tcW w:type="dxa" w:w="1029"/>
+          </w:tcPr>
+          <w:p>
+            <w:r/>
             <w:r>
               <w:rPr>
                 <w:sz w:val="18"/>
               </w:rPr>
-              <w:t>75</w:t>
-            </w:r>
-          </w:p>
-        </w:tc>
-        <w:tc>
-          <w:tcPr>
-            <w:tcW w:w="1080" w:type="dxa"/>
-          </w:tcPr>
-          <w:p>
+              <w:t>3</w:t>
+            </w:r>
+          </w:p>
+        </w:tc>
+        <w:tc>
+          <w:tcPr>
+            <w:tcW w:type="dxa" w:w="932"/>
+          </w:tcPr>
+          <w:p>
+            <w:r/>
             <w:r>
               <w:rPr>
                 <w:sz w:val="18"/>
               </w:rPr>
-              <w:t>53</w:t>
-            </w:r>
-          </w:p>
-        </w:tc>
-        <w:tc>
-          <w:tcPr>
-            <w:tcW w:w="1080" w:type="dxa"/>
-          </w:tcPr>
-          <w:p>
+              <w:t>19</w:t>
+            </w:r>
+          </w:p>
+        </w:tc>
+        <w:tc>
+          <w:tcPr>
+            <w:tcW w:type="dxa" w:w="1299"/>
+          </w:tcPr>
+          <w:p>
+            <w:r/>
             <w:r>
               <w:rPr>
                 <w:sz w:val="18"/>
               </w:rPr>
-              <w:t>9.4</w:t>
-            </w:r>
-          </w:p>
-        </w:tc>
-        <w:tc>
-          <w:tcPr>
-            <w:tcW w:w="1080" w:type="dxa"/>
-          </w:tcPr>
-          <w:p>
+              <w:t>8.3</w:t>
+            </w:r>
+          </w:p>
+        </w:tc>
+        <w:tc>
+          <w:tcPr>
+            <w:tcW w:type="dxa" w:w="1134"/>
+          </w:tcPr>
+          <w:p>
+            <w:r/>
             <w:r>
               <w:rPr>
                 <w:sz w:val="18"/>
               </w:rPr>
-              <w:t>9bc03fe4e8</w:t>
+              <w:t>a252d8af6b</w:t>
             </w:r>
           </w:p>
         </w:tc>
@@ -9388,87 +9077,94 @@
       <w:tr>
         <w:tc>
           <w:tcPr>
-            <w:tcW w:w="1080" w:type="dxa"/>
-          </w:tcPr>
-          <w:p>
+            <w:tcW w:type="dxa" w:w="1237"/>
+          </w:tcPr>
+          <w:p>
+            <w:r/>
             <w:r>
               <w:rPr>
                 <w:sz w:val="18"/>
               </w:rPr>
-              <w:t>letter_opener</w:t>
-            </w:r>
-          </w:p>
-        </w:tc>
-        <w:tc>
-          <w:tcPr>
-            <w:tcW w:w="1080" w:type="dxa"/>
-          </w:tcPr>
-          <w:p>
+              <w:t>formatador</w:t>
+            </w:r>
+          </w:p>
+        </w:tc>
+        <w:tc>
+          <w:tcPr>
+            <w:tcW w:type="dxa" w:w="1120"/>
+          </w:tcPr>
+          <w:p>
+            <w:r/>
             <w:r>
               <w:rPr>
                 <w:sz w:val="18"/>
               </w:rPr>
-              <w:t>email</w:t>
-            </w:r>
-          </w:p>
-        </w:tc>
-        <w:tc>
-          <w:tcPr>
-            <w:tcW w:w="1080" w:type="dxa"/>
-          </w:tcPr>
-          <w:p>
+              <w:t>cli utilities</w:t>
+            </w:r>
+          </w:p>
+        </w:tc>
+        <w:tc>
+          <w:tcPr>
+            <w:tcW w:type="dxa" w:w="1021"/>
+          </w:tcPr>
+          <w:p>
+            <w:r/>
             <w:r>
               <w:rPr>
                 <w:sz w:val="18"/>
               </w:rPr>
-              <w:t>23</w:t>
-            </w:r>
-          </w:p>
-        </w:tc>
-        <w:tc>
-          <w:tcPr>
-            <w:tcW w:w="1080" w:type="dxa"/>
-          </w:tcPr>
-          <w:p>
+              <w:t>20</w:t>
+            </w:r>
+          </w:p>
+        </w:tc>
+        <w:tc>
+          <w:tcPr>
+            <w:tcW w:type="dxa" w:w="1084"/>
+          </w:tcPr>
+          <w:p>
+            <w:r/>
             <w:r>
               <w:rPr>
                 <w:sz w:val="18"/>
               </w:rPr>
-              <w:t>5.2</w:t>
-            </w:r>
-          </w:p>
-        </w:tc>
-        <w:tc>
-          <w:tcPr>
-            <w:tcW w:w="1080" w:type="dxa"/>
-          </w:tcPr>
-          <w:p>
+              <w:t>10.8</w:t>
+            </w:r>
+          </w:p>
+        </w:tc>
+        <w:tc>
+          <w:tcPr>
+            <w:tcW w:type="dxa" w:w="1029"/>
+          </w:tcPr>
+          <w:p>
+            <w:r/>
             <w:r>
               <w:rPr>
                 <w:sz w:val="18"/>
               </w:rPr>
-              <w:t>13</w:t>
-            </w:r>
-          </w:p>
-        </w:tc>
-        <w:tc>
-          <w:tcPr>
-            <w:tcW w:w="1080" w:type="dxa"/>
-          </w:tcPr>
-          <w:p>
+              <w:t>0</w:t>
+            </w:r>
+          </w:p>
+        </w:tc>
+        <w:tc>
+          <w:tcPr>
+            <w:tcW w:type="dxa" w:w="932"/>
+          </w:tcPr>
+          <w:p>
+            <w:r/>
             <w:r>
               <w:rPr>
                 <w:sz w:val="18"/>
               </w:rPr>
-              <w:t>26</w:t>
-            </w:r>
-          </w:p>
-        </w:tc>
-        <w:tc>
-          <w:tcPr>
-            <w:tcW w:w="1080" w:type="dxa"/>
-          </w:tcPr>
-          <w:p>
+              <w:t>50</w:t>
+            </w:r>
+          </w:p>
+        </w:tc>
+        <w:tc>
+          <w:tcPr>
+            <w:tcW w:type="dxa" w:w="1299"/>
+          </w:tcPr>
+          <w:p>
+            <w:r/>
             <w:r>
               <w:rPr>
                 <w:sz w:val="18"/>
@@ -9479,14 +9175,15 @@
         </w:tc>
         <w:tc>
           <w:tcPr>
-            <w:tcW w:w="1080" w:type="dxa"/>
-          </w:tcPr>
-          <w:p>
+            <w:tcW w:type="dxa" w:w="1134"/>
+          </w:tcPr>
+          <w:p>
+            <w:r/>
             <w:r>
               <w:rPr>
                 <w:sz w:val="18"/>
               </w:rPr>
-              <w:t>4d1b6acbc9</w:t>
+              <w:t>b059e42ee5</w:t>
             </w:r>
           </w:p>
         </w:tc>
@@ -9494,115 +9191,60 @@
     </w:tbl>
     <w:p>
       <w:r>
-        <w:rPr/>
-        <w:t>Amplitude conseguida:</w:t>
-      </w:r>
-      <w:r>
-        <w:rPr/>
-        <w:t xml:space="preserve"> métodos de 23 a 1381 · linhas por método de 4,0 a 19,6 · singleton de 2% a 98% · duck typing de 5% a 62% · metaprogramação de 0 a 28,4 por 100 métodos · 10 categorias distintas · </w:t>
-      </w:r>
-      <w:r>
-        <w:rPr/>
-        <w:t>5789 métodos no total</w:t>
-      </w:r>
-      <w:r>
-        <w:rPr/>
-        <w:t>.</w:t>
-      </w:r>
+        <w:rPr>
+          <w:b/>
+        </w:rPr>
+        <w:t>Amplitude conseguida: métodos de 20 a 1779 · linhas por método de 4,0 a 18,3 · singleton de 0% a 98% · duck typing de 11% a 62% · metaprogramação de 0,0 a 28,4 por 100 métodos · 9 categorias distintas · 5777 métodos no total.</w:t>
+      </w:r>
+      <w:r/>
+      <w:r>
+        <w:rPr>
+          <w:b/>
+        </w:rPr>
+      </w:r>
+      <w:r/>
     </w:p>
     <w:p>
       <w:r>
-        <w:rPr/>
-        <w:t>Os dois extremos que valem a pena apontar numa apresentação:</w:t>
-      </w:r>
-      <w:r>
-        <w:rPr/>
-        <w:t xml:space="preserve"> a letter_opener é código direto, sem metaprogramação </w:t>
-      </w:r>
+        <w:rPr>
+          <w:b/>
+        </w:rPr>
+        <w:t>Os dois extremos que valem a pena apontar numa apresentação: a formatador é código direto, sem metaprogramação nenhuma. A virtus constrói os seus métodos em tempo de execução, com 28,4 chamadas de metaprogramação por cada 100 métodos. É exatamente essa distância que quero.</w:t>
+      </w:r>
+      <w:r/>
       <w:proofErr w:type="spellStart"/>
-      <w:r>
-        <w:rPr/>
-        <w:t>nenhuma</w:t>
-      </w:r>
+      <w:r/>
       <w:proofErr w:type="spellEnd"/>
-      <w:r>
-        <w:rPr/>
-        <w:t>. A</w:t>
-      </w:r>
-      <w:r>
-        <w:rPr/>
-        <w:t xml:space="preserve"> </w:t>
-      </w:r>
+      <w:r/>
+      <w:r/>
       <w:proofErr w:type="spellStart"/>
-      <w:r>
-        <w:rPr/>
-        <w:t>virtus</w:t>
-      </w:r>
+      <w:r/>
       <w:proofErr w:type="spellEnd"/>
-      <w:r>
-        <w:rPr/>
-        <w:t xml:space="preserve"> </w:t>
-      </w:r>
+      <w:r/>
       <w:proofErr w:type="spellStart"/>
-      <w:r>
-        <w:rPr/>
-        <w:t>constrói</w:t>
-      </w:r>
+      <w:r/>
       <w:proofErr w:type="spellEnd"/>
-      <w:r>
-        <w:rPr/>
-        <w:t xml:space="preserve"> </w:t>
-      </w:r>
+      <w:r/>
       <w:proofErr w:type="spellStart"/>
-      <w:r>
-        <w:rPr/>
-        <w:t>os</w:t>
-      </w:r>
+      <w:r/>
       <w:proofErr w:type="spellEnd"/>
-      <w:r>
-        <w:rPr/>
-        <w:t xml:space="preserve"> seus métodos em tempo de execução, com 28,4 chamadas de metaprogramação por cada 100 métodos. É exatamente </w:t>
-      </w:r>
+      <w:r/>
       <w:proofErr w:type="spellStart"/>
-      <w:r>
-        <w:rPr/>
-        <w:t>essa</w:t>
-      </w:r>
+      <w:r/>
       <w:proofErr w:type="spellEnd"/>
-      <w:r>
-        <w:rPr/>
-        <w:t xml:space="preserve"> </w:t>
-      </w:r>
+      <w:r/>
       <w:proofErr w:type="spellStart"/>
-      <w:r>
-        <w:rPr/>
-        <w:t>distância</w:t>
-      </w:r>
+      <w:r/>
       <w:proofErr w:type="spellEnd"/>
-      <w:r>
-        <w:rPr/>
-        <w:t xml:space="preserve"> </w:t>
-      </w:r>
+      <w:r/>
       <w:proofErr w:type="spellStart"/>
-      <w:r>
-        <w:rPr/>
-        <w:t>que</w:t>
-      </w:r>
+      <w:r/>
       <w:proofErr w:type="spellEnd"/>
-      <w:r>
-        <w:rPr/>
-        <w:t xml:space="preserve"> </w:t>
-      </w:r>
+      <w:r/>
       <w:proofErr w:type="spellStart"/>
-      <w:r>
-        <w:rPr/>
-        <w:t>quero</w:t>
-      </w:r>
+      <w:r/>
       <w:proofErr w:type="spellEnd"/>
-      <w:r>
-        <w:rPr/>
-        <w:t>.</w:t>
-      </w:r>
+      <w:r/>
     </w:p>
     <w:p>
       <w:pPr>
@@ -9635,31 +9277,35 @@
     </w:p>
     <w:p>
       <w:r>
-        <w:rPr/>
         <w:t xml:space="preserve">Testar todos os métodos dos 12 projetos são </w:t>
       </w:r>
       <w:r>
-        <w:rPr/>
-        <w:t>5789 alvos</w:t>
-      </w:r>
-      <w:r>
-        <w:rPr/>
+        <w:rPr>
+          <w:b/>
+        </w:rPr>
+        <w:t>5777 alvos</w:t>
+      </w:r>
+      <w:r>
         <w:t>, cerca de 114 horas de LLM por execução. É impraticável, e desnecessário.</w:t>
       </w:r>
     </w:p>
     <w:p>
       <w:r>
-        <w:rPr/>
+        <w:rPr>
+          <w:b/>
+        </w:rPr>
         <w:t>O estado da arte faz o mesmo.</w:t>
       </w:r>
       <w:r>
-        <w:rPr/>
-        <w:t xml:space="preserve"> O benchmark Python que uso, herdado do CodaMosa, tem 486 módulos em 27 projetos, e não os projetos inteiros. Nem todo o ficheiro vale a pena testar.</w:t>
+        <w:t xml:space="preserve"> O benchmark Python que usamos, herdado do CodaMosa, tem 486 módulos em 27 projetos, e não os projetos inteiros. Nem todo o ficheiro vale a pena testar.</w:t>
       </w:r>
     </w:p>
     <w:p>
       <w:r>
-        <w:rPr/>
+        <w:rPr>
+          <w:b/>
+        </w:rPr>
+        <w:lastRenderedPageBreak/>
         <w:t>Critérios de inclusão de um ficheiro:</w:t>
       </w:r>
     </w:p>
@@ -9885,17 +9531,17 @@
     </w:tbl>
     <w:p>
       <w:r>
-        <w:rPr/>
+        <w:rPr>
+          <w:b/>
+        </w:rPr>
         <w:t>Como se mede 'ter lógica'.</w:t>
       </w:r>
       <w:r>
-        <w:rPr/>
         <w:t xml:space="preserve"> Um método conta como tendo lógica se ocupa pelo menos duas linhas e se faz duas ou mais chamadas, ou pelo menos uma chamada de uma lista de nomes que denunciam ramificação: raise, map, select, reject, each, reduce, detect, find, sort, gsub, match, split, fetch.</w:t>
       </w:r>
     </w:p>
     <w:p>
       <w:r>
-        <w:rPr/>
         <w:t>Os ficheiros elegíveis são depois ordenados por densidade de lógica, e escolhem-se os primeiros até esgotar o orçamento de métodos do projeto. O primeiro ficheiro entra sempre, mesmo que sozinho exceda o orçamento — caso contrário gems de ficheiro único ficariam sem alvo nenhum.</w:t>
       </w:r>
     </w:p>
@@ -9905,6 +9551,7 @@
       </w:pPr>
       <w:r>
         <w:rPr>
+          <w:b/>
           <w:color w:val="8B2B24"/>
         </w:rPr>
         <w:t xml:space="preserve">Um erro que valeu a pena corrigir: </w:t>

--- a/apresentacao/diagramas.docx
+++ b/apresentacao/diagramas.docx
@@ -20,63 +20,6 @@
         <w:rPr>
           <w:noProof/>
         </w:rPr>
-        <w:drawing>
-          <wp:anchor distT="0" distB="0" distL="114300" distR="114300" simplePos="0" relativeHeight="251658240" behindDoc="1" locked="0" layoutInCell="1" allowOverlap="1" wp14:anchorId="2BD8373E" wp14:editId="144291B4">
-            <wp:simplePos x="0" y="0"/>
-            <wp:positionH relativeFrom="column">
-              <wp:posOffset>-1045210</wp:posOffset>
-            </wp:positionH>
-            <wp:positionV relativeFrom="paragraph">
-              <wp:posOffset>318770</wp:posOffset>
-            </wp:positionV>
-            <wp:extent cx="7576185" cy="3922395"/>
-            <wp:effectExtent l="0" t="0" r="5715" b="1905"/>
-            <wp:wrapTight wrapText="bothSides">
-              <wp:wrapPolygon edited="0">
-                <wp:start x="0" y="0"/>
-                <wp:lineTo x="0" y="21541"/>
-                <wp:lineTo x="21580" y="21541"/>
-                <wp:lineTo x="21580" y="0"/>
-                <wp:lineTo x="0" y="0"/>
-              </wp:wrapPolygon>
-            </wp:wrapTight>
-            <wp:docPr id="1" name="Picture 1"/>
-            <wp:cNvGraphicFramePr>
-              <a:graphicFrameLocks xmlns:a="http://schemas.openxmlformats.org/drawingml/2006/main" noChangeAspect="1"/>
-            </wp:cNvGraphicFramePr>
-            <a:graphic xmlns:a="http://schemas.openxmlformats.org/drawingml/2006/main">
-              <a:graphicData uri="http://schemas.openxmlformats.org/drawingml/2006/picture">
-                <pic:pic xmlns:pic="http://schemas.openxmlformats.org/drawingml/2006/picture">
-                  <pic:nvPicPr>
-                    <pic:cNvPr id="1" name="Picture 1"/>
-                    <pic:cNvPicPr/>
-                  </pic:nvPicPr>
-                  <pic:blipFill>
-                    <a:blip r:embed="rId8"/>
-                    <a:stretch>
-                      <a:fillRect/>
-                    </a:stretch>
-                  </pic:blipFill>
-                  <pic:spPr>
-                    <a:xfrm>
-                      <a:off x="0" y="0"/>
-                      <a:ext cx="7576185" cy="3922395"/>
-                    </a:xfrm>
-                    <a:prstGeom prst="rect">
-                      <a:avLst/>
-                    </a:prstGeom>
-                  </pic:spPr>
-                </pic:pic>
-              </a:graphicData>
-            </a:graphic>
-            <wp14:sizeRelH relativeFrom="page">
-              <wp14:pctWidth>0</wp14:pctWidth>
-            </wp14:sizeRelH>
-            <wp14:sizeRelV relativeFrom="page">
-              <wp14:pctHeight>0</wp14:pctHeight>
-            </wp14:sizeRelV>
-          </wp:anchor>
-        </w:drawing>
       </w:r>
     </w:p>
     <w:p>
@@ -87,64 +30,6 @@
         <w:rPr>
           <w:noProof/>
         </w:rPr>
-        <w:lastRenderedPageBreak/>
-        <w:drawing>
-          <wp:anchor distT="0" distB="0" distL="114300" distR="114300" simplePos="0" relativeHeight="251659264" behindDoc="1" locked="0" layoutInCell="1" allowOverlap="1" wp14:anchorId="5F976251" wp14:editId="02351E31">
-            <wp:simplePos x="0" y="0"/>
-            <wp:positionH relativeFrom="column">
-              <wp:posOffset>-955675</wp:posOffset>
-            </wp:positionH>
-            <wp:positionV relativeFrom="paragraph">
-              <wp:posOffset>0</wp:posOffset>
-            </wp:positionV>
-            <wp:extent cx="7364095" cy="6758940"/>
-            <wp:effectExtent l="0" t="0" r="1905" b="0"/>
-            <wp:wrapTight wrapText="bothSides">
-              <wp:wrapPolygon edited="0">
-                <wp:start x="0" y="0"/>
-                <wp:lineTo x="0" y="21551"/>
-                <wp:lineTo x="21568" y="21551"/>
-                <wp:lineTo x="21568" y="0"/>
-                <wp:lineTo x="0" y="0"/>
-              </wp:wrapPolygon>
-            </wp:wrapTight>
-            <wp:docPr id="1183145733" name="Imagem 2"/>
-            <wp:cNvGraphicFramePr>
-              <a:graphicFrameLocks xmlns:a="http://schemas.openxmlformats.org/drawingml/2006/main" noChangeAspect="1"/>
-            </wp:cNvGraphicFramePr>
-            <a:graphic xmlns:a="http://schemas.openxmlformats.org/drawingml/2006/main">
-              <a:graphicData uri="http://schemas.openxmlformats.org/drawingml/2006/picture">
-                <pic:pic xmlns:pic="http://schemas.openxmlformats.org/drawingml/2006/picture">
-                  <pic:nvPicPr>
-                    <pic:cNvPr id="1183145733" name="Imagem 1183145733"/>
-                    <pic:cNvPicPr/>
-                  </pic:nvPicPr>
-                  <pic:blipFill>
-                    <a:blip r:embed="rId9"/>
-                    <a:stretch>
-                      <a:fillRect/>
-                    </a:stretch>
-                  </pic:blipFill>
-                  <pic:spPr>
-                    <a:xfrm>
-                      <a:off x="0" y="0"/>
-                      <a:ext cx="7364095" cy="6758940"/>
-                    </a:xfrm>
-                    <a:prstGeom prst="rect">
-                      <a:avLst/>
-                    </a:prstGeom>
-                  </pic:spPr>
-                </pic:pic>
-              </a:graphicData>
-            </a:graphic>
-            <wp14:sizeRelH relativeFrom="page">
-              <wp14:pctWidth>0</wp14:pctWidth>
-            </wp14:sizeRelH>
-            <wp14:sizeRelV relativeFrom="page">
-              <wp14:pctHeight>0</wp14:pctHeight>
-            </wp14:sizeRelV>
-          </wp:anchor>
-        </w:drawing>
       </w:r>
     </w:p>
     <w:p/>
@@ -160,18 +45,15 @@
       <w:proofErr w:type="spellStart"/>
       <w:r>
         <w:rPr>
-          <w:b/>
           <w:bCs/>
           <w:sz w:val="36"/>
           <w:szCs w:val="36"/>
         </w:rPr>
-        <w:lastRenderedPageBreak/>
         <w:t>Decisões</w:t>
       </w:r>
       <w:proofErr w:type="spellEnd"/>
       <w:r>
         <w:rPr>
-          <w:b/>
           <w:bCs/>
           <w:sz w:val="36"/>
           <w:szCs w:val="36"/>
@@ -180,7 +62,6 @@
       </w:r>
       <w:r>
         <w:rPr>
-          <w:b/>
           <w:bCs/>
         </w:rPr>
         <w:br/>
@@ -199,7 +80,6 @@
       <w:proofErr w:type="spellStart"/>
       <w:r>
         <w:rPr>
-          <w:b/>
           <w:bCs/>
           <w:sz w:val="28"/>
           <w:szCs w:val="28"/>
@@ -209,7 +89,6 @@
       <w:proofErr w:type="spellEnd"/>
       <w:r>
         <w:rPr>
-          <w:b/>
           <w:bCs/>
           <w:sz w:val="28"/>
           <w:szCs w:val="28"/>
@@ -218,7 +97,6 @@
       </w:r>
       <w:r>
         <w:rPr>
-          <w:b/>
           <w:bCs/>
           <w:sz w:val="28"/>
           <w:szCs w:val="28"/>
@@ -238,15 +116,18 @@
         <w:t>O que é e para que serve:</w:t>
       </w:r>
       <w:r>
+        <w:rPr/>
         <w:t xml:space="preserve"> Um </w:t>
       </w:r>
       <w:proofErr w:type="spellStart"/>
       <w:r>
+        <w:rPr/>
         <w:t>parser</w:t>
       </w:r>
       <w:proofErr w:type="spellEnd"/>
       <w:r>
-        <w:t xml:space="preserve"> lê o texto de um ficheiro Ruby e devolve a sua estrutura. Precisamos dele para quatro coisas:</w:t>
+        <w:rPr/>
+        <w:t xml:space="preserve"> lê o texto de um ficheiro Ruby e devolve a sua estrutura. Preciso dele para quatro coisas:</w:t>
       </w:r>
     </w:p>
     <w:p>
@@ -258,6 +139,7 @@
         </w:numPr>
       </w:pPr>
       <w:r>
+        <w:rPr/>
         <w:t>Estrutura dos ficheiros sem a sua execução</w:t>
       </w:r>
     </w:p>
@@ -270,14 +152,17 @@
         </w:numPr>
       </w:pPr>
       <w:r>
+        <w:rPr/>
         <w:t xml:space="preserve">Localização de métodos (diz-nos exatamente em eu linha um método começa e termina). Essencial para as </w:t>
       </w:r>
       <w:proofErr w:type="spellStart"/>
       <w:r>
+        <w:rPr/>
         <w:t>re-runs</w:t>
       </w:r>
       <w:proofErr w:type="spellEnd"/>
       <w:r>
+        <w:rPr/>
         <w:t xml:space="preserve"> guiadas por cobertura.</w:t>
       </w:r>
     </w:p>
@@ -290,23 +175,28 @@
         </w:numPr>
       </w:pPr>
       <w:r>
+        <w:rPr/>
         <w:t xml:space="preserve">Parâmetros e os métodos que ele chama. Para a inferência de tipo. Coisas </w:t>
       </w:r>
       <w:proofErr w:type="gramStart"/>
       <w:r>
+        <w:rPr/>
         <w:t>como .</w:t>
       </w:r>
       <w:proofErr w:type="spellStart"/>
       <w:r>
+        <w:rPr/>
         <w:t>toString</w:t>
       </w:r>
       <w:proofErr w:type="spellEnd"/>
       <w:proofErr w:type="gramEnd"/>
       <w:r>
+        <w:rPr/>
         <w:t xml:space="preserve"> associar o parâmetro uma </w:t>
       </w:r>
       <w:proofErr w:type="spellStart"/>
       <w:r>
+        <w:rPr/>
         <w:t>string</w:t>
       </w:r>
       <w:proofErr w:type="spellEnd"/>
@@ -320,6 +210,7 @@
         </w:numPr>
       </w:pPr>
       <w:r>
+        <w:rPr/>
         <w:t>Saber que chamadas cada método faz e sobre que recetor foram feitas</w:t>
       </w:r>
     </w:p>
@@ -348,41 +239,51 @@
         <w:t>.</w:t>
       </w:r>
       <w:r>
+        <w:rPr/>
         <w:t xml:space="preserve"> </w:t>
       </w:r>
       <w:r>
+        <w:rPr/>
         <w:t xml:space="preserve">É o </w:t>
       </w:r>
       <w:proofErr w:type="spellStart"/>
       <w:r>
+        <w:rPr/>
         <w:t>parser</w:t>
       </w:r>
       <w:proofErr w:type="spellEnd"/>
       <w:r>
+        <w:rPr/>
         <w:t xml:space="preserve"> do núcleo da linguagem: </w:t>
       </w:r>
       <w:proofErr w:type="spellStart"/>
       <w:r>
+        <w:rPr/>
         <w:t>parser</w:t>
       </w:r>
       <w:proofErr w:type="spellEnd"/>
       <w:r>
+        <w:rPr/>
         <w:t xml:space="preserve"> por omissão do interpretador desde o Ruby 3.4. Só conhece a gramática do 3.3 e posterior, mas não faz mal </w:t>
       </w:r>
       <w:proofErr w:type="spellStart"/>
       <w:r>
+        <w:rPr/>
         <w:t>proque</w:t>
       </w:r>
       <w:proofErr w:type="spellEnd"/>
       <w:r>
+        <w:rPr/>
         <w:t xml:space="preserve"> código escrito para versões anteriores continua a ser lido pela gramática nova. O problema seria o contrário: um </w:t>
       </w:r>
       <w:proofErr w:type="spellStart"/>
       <w:r>
+        <w:rPr/>
         <w:t>parser</w:t>
       </w:r>
       <w:proofErr w:type="spellEnd"/>
       <w:r>
+        <w:rPr/>
         <w:t xml:space="preserve"> antigo não lê sintaxe recente.</w:t>
       </w:r>
     </w:p>
@@ -440,9 +341,7 @@
           </w:tcPr>
           <w:p>
             <w:r>
-              <w:rPr>
-                <w:b/>
-              </w:rPr>
+              <w:rPr/>
               <w:t>Prism</w:t>
             </w:r>
           </w:p>
@@ -454,6 +353,7 @@
           <w:p>
             <w:proofErr w:type="spellStart"/>
             <w:r>
+              <w:rPr/>
               <w:t>escolhido</w:t>
             </w:r>
             <w:proofErr w:type="spellEnd"/>
@@ -470,6 +370,7 @@
           </w:tcPr>
           <w:p>
             <w:r>
+              <w:rPr/>
               <w:t>Ripper</w:t>
             </w:r>
           </w:p>
@@ -480,67 +381,83 @@
           </w:tcPr>
           <w:p>
             <w:r>
+              <w:rPr/>
               <w:t xml:space="preserve">A árvore são vetores encaixados </w:t>
             </w:r>
             <w:proofErr w:type="spellStart"/>
             <w:r>
+              <w:rPr/>
               <w:t>sem</w:t>
             </w:r>
             <w:proofErr w:type="spellEnd"/>
             <w:r>
+              <w:rPr/>
               <w:t xml:space="preserve"> </w:t>
             </w:r>
             <w:proofErr w:type="spellStart"/>
             <w:r>
+              <w:rPr/>
               <w:t>objetos</w:t>
             </w:r>
             <w:proofErr w:type="spellEnd"/>
             <w:r>
+              <w:rPr/>
               <w:t xml:space="preserve"> nem </w:t>
             </w:r>
             <w:proofErr w:type="spellStart"/>
             <w:r>
+              <w:rPr/>
               <w:t>tipos</w:t>
             </w:r>
             <w:proofErr w:type="spellEnd"/>
             <w:r>
+              <w:rPr/>
               <w:t xml:space="preserve">, </w:t>
             </w:r>
             <w:proofErr w:type="spellStart"/>
             <w:r>
+              <w:rPr/>
               <w:t>não</w:t>
             </w:r>
             <w:proofErr w:type="spellEnd"/>
             <w:r>
+              <w:rPr/>
               <w:t xml:space="preserve"> </w:t>
             </w:r>
             <w:proofErr w:type="spellStart"/>
             <w:r>
+              <w:rPr/>
               <w:t>nos</w:t>
             </w:r>
             <w:proofErr w:type="spellEnd"/>
             <w:r>
+              <w:rPr/>
               <w:t xml:space="preserve"> </w:t>
             </w:r>
             <w:proofErr w:type="spellStart"/>
             <w:r>
+              <w:rPr/>
               <w:t>dá</w:t>
             </w:r>
             <w:proofErr w:type="spellEnd"/>
             <w:r>
+              <w:rPr/>
               <w:t xml:space="preserve"> o </w:t>
             </w:r>
             <w:proofErr w:type="spellStart"/>
             <w:r>
+              <w:rPr/>
               <w:t>que</w:t>
             </w:r>
             <w:proofErr w:type="spellEnd"/>
             <w:r>
+              <w:rPr/>
               <w:t xml:space="preserve"> </w:t>
             </w:r>
             <w:proofErr w:type="spellStart"/>
             <w:r>
-              <w:t>queremos</w:t>
+              <w:rPr/>
+              <w:t>quero</w:t>
             </w:r>
             <w:proofErr w:type="spellEnd"/>
           </w:p>
@@ -571,58 +488,72 @@
           <w:p>
             <w:proofErr w:type="spellStart"/>
             <w:r>
+              <w:rPr/>
               <w:t>Anunciado</w:t>
             </w:r>
             <w:proofErr w:type="spellEnd"/>
             <w:r>
+              <w:rPr/>
               <w:t xml:space="preserve"> </w:t>
             </w:r>
             <w:proofErr w:type="spellStart"/>
             <w:r>
+              <w:rPr/>
               <w:t>que</w:t>
             </w:r>
             <w:proofErr w:type="spellEnd"/>
             <w:r>
+              <w:rPr/>
               <w:t xml:space="preserve"> </w:t>
             </w:r>
             <w:proofErr w:type="spellStart"/>
             <w:r>
+              <w:rPr/>
               <w:t>novas</w:t>
             </w:r>
             <w:proofErr w:type="spellEnd"/>
             <w:r>
+              <w:rPr/>
               <w:t xml:space="preserve"> </w:t>
             </w:r>
             <w:proofErr w:type="spellStart"/>
             <w:r>
+              <w:rPr/>
               <w:t>versões</w:t>
             </w:r>
             <w:proofErr w:type="spellEnd"/>
             <w:r>
+              <w:rPr/>
               <w:t xml:space="preserve"> </w:t>
             </w:r>
             <w:proofErr w:type="spellStart"/>
             <w:r>
+              <w:rPr/>
               <w:t>deixam</w:t>
             </w:r>
             <w:proofErr w:type="spellEnd"/>
             <w:r>
+              <w:rPr/>
               <w:t xml:space="preserve"> de ser </w:t>
             </w:r>
             <w:proofErr w:type="spellStart"/>
             <w:r>
+              <w:rPr/>
               <w:t>suportadas</w:t>
             </w:r>
             <w:proofErr w:type="spellEnd"/>
             <w:r>
+              <w:rPr/>
               <w:t xml:space="preserve"> pela </w:t>
             </w:r>
             <w:proofErr w:type="spellStart"/>
             <w:r>
+              <w:rPr/>
               <w:t>existência</w:t>
             </w:r>
             <w:proofErr w:type="spellEnd"/>
             <w:r>
+              <w:rPr/>
               <w:t xml:space="preserve"> do prism</w:t>
             </w:r>
           </w:p>
@@ -654,82 +585,102 @@
           </w:tcPr>
           <w:p>
             <w:r>
+              <w:rPr/>
               <w:t xml:space="preserve">Só </w:t>
             </w:r>
             <w:proofErr w:type="spellStart"/>
             <w:r>
+              <w:rPr/>
               <w:t>tem</w:t>
             </w:r>
             <w:proofErr w:type="spellEnd"/>
             <w:r>
+              <w:rPr/>
               <w:t xml:space="preserve"> </w:t>
             </w:r>
             <w:proofErr w:type="spellStart"/>
             <w:r>
+              <w:rPr/>
               <w:t>suporte</w:t>
             </w:r>
             <w:proofErr w:type="spellEnd"/>
             <w:r>
+              <w:rPr/>
               <w:t xml:space="preserve"> </w:t>
             </w:r>
             <w:proofErr w:type="spellStart"/>
             <w:r>
+              <w:rPr/>
               <w:t>até</w:t>
             </w:r>
             <w:proofErr w:type="spellEnd"/>
             <w:r>
+              <w:rPr/>
               <w:t xml:space="preserve"> ruby 3.0 e relata </w:t>
             </w:r>
             <w:proofErr w:type="spellStart"/>
             <w:r>
+              <w:rPr/>
               <w:t>problemas</w:t>
             </w:r>
             <w:proofErr w:type="spellEnd"/>
             <w:r>
+              <w:rPr/>
               <w:t xml:space="preserve"> </w:t>
             </w:r>
             <w:proofErr w:type="spellStart"/>
             <w:r>
+              <w:rPr/>
               <w:t>em</w:t>
             </w:r>
             <w:proofErr w:type="spellEnd"/>
             <w:r>
+              <w:rPr/>
               <w:t xml:space="preserve"> </w:t>
             </w:r>
             <w:proofErr w:type="spellStart"/>
             <w:r>
+              <w:rPr/>
               <w:t>relação</w:t>
             </w:r>
             <w:proofErr w:type="spellEnd"/>
             <w:r>
+              <w:rPr/>
               <w:t xml:space="preserve"> á </w:t>
             </w:r>
             <w:proofErr w:type="spellStart"/>
             <w:r>
+              <w:rPr/>
               <w:t>localização</w:t>
             </w:r>
             <w:proofErr w:type="spellEnd"/>
             <w:r>
+              <w:rPr/>
               <w:t xml:space="preserve"> dos </w:t>
             </w:r>
             <w:proofErr w:type="spellStart"/>
             <w:r>
+              <w:rPr/>
               <w:t>métodos</w:t>
             </w:r>
             <w:proofErr w:type="spellEnd"/>
             <w:r>
+              <w:rPr/>
               <w:t xml:space="preserve"> </w:t>
             </w:r>
             <w:proofErr w:type="spellStart"/>
             <w:r>
+              <w:rPr/>
               <w:t>nos</w:t>
             </w:r>
             <w:proofErr w:type="spellEnd"/>
             <w:r>
+              <w:rPr/>
               <w:t xml:space="preserve"> </w:t>
             </w:r>
             <w:proofErr w:type="spellStart"/>
             <w:r>
+              <w:rPr/>
               <w:t>ficheiros</w:t>
             </w:r>
             <w:proofErr w:type="spellEnd"/>
@@ -780,6 +731,7 @@
           </w:tcPr>
           <w:p>
             <w:r>
+              <w:rPr/>
               <w:t>A documentação diz que é experimental e sem garantia de compatibilidade</w:t>
             </w:r>
           </w:p>
@@ -803,167 +755,170 @@
       </w:pPr>
       <w:r>
         <w:rPr>
+          <w:bCs/>
+          <w:sz w:val="28"/>
+          <w:szCs w:val="28"/>
+        </w:rPr>
+        <w:t xml:space="preserve">Como </w:t>
+      </w:r>
+      <w:proofErr w:type="spellStart"/>
+      <w:r>
+        <w:rPr>
+          <w:bCs/>
+          <w:sz w:val="28"/>
+          <w:szCs w:val="28"/>
+        </w:rPr>
+        <w:t>ele</w:t>
+      </w:r>
+      <w:proofErr w:type="spellEnd"/>
+      <w:r>
+        <w:rPr>
+          <w:bCs/>
+          <w:sz w:val="28"/>
+          <w:szCs w:val="28"/>
+        </w:rPr>
+        <w:t xml:space="preserve"> </w:t>
+      </w:r>
+      <w:proofErr w:type="spellStart"/>
+      <w:r>
+        <w:rPr>
+          <w:bCs/>
+          <w:sz w:val="28"/>
+          <w:szCs w:val="28"/>
+        </w:rPr>
+        <w:t>trabalha</w:t>
+      </w:r>
+      <w:proofErr w:type="spellEnd"/>
+    </w:p>
+    <w:p>
+      <w:pPr>
+        <w:rPr>
           <w:b/>
           <w:bCs/>
           <w:sz w:val="28"/>
           <w:szCs w:val="28"/>
         </w:rPr>
-        <w:t xml:space="preserve">Como </w:t>
-      </w:r>
+      </w:pPr>
       <w:proofErr w:type="spellStart"/>
       <w:r>
+        <w:rPr/>
+        <w:t>Respondo</w:t>
+      </w:r>
+      <w:proofErr w:type="spellEnd"/>
+      <w:r>
+        <w:rPr/>
+        <w:t xml:space="preserve"> a </w:t>
+      </w:r>
+      <w:proofErr w:type="spellStart"/>
+      <w:r>
+        <w:rPr/>
+        <w:t>analisar</w:t>
+      </w:r>
+      <w:proofErr w:type="spellEnd"/>
+      <w:r>
+        <w:rPr/>
+        <w:t xml:space="preserve"> </w:t>
+      </w:r>
+      <w:proofErr w:type="gramStart"/>
+      <w:r>
+        <w:rPr/>
+        <w:t>a</w:t>
+      </w:r>
+      <w:proofErr w:type="gramEnd"/>
+      <w:r>
+        <w:rPr/>
+        <w:t xml:space="preserve"> </w:t>
+      </w:r>
+      <w:proofErr w:type="spellStart"/>
+      <w:r>
+        <w:rPr/>
+        <w:t>imagem</w:t>
+      </w:r>
+      <w:proofErr w:type="spellEnd"/>
+      <w:r>
+        <w:rPr/>
+        <w:t xml:space="preserve"> 2</w:t>
+      </w:r>
+    </w:p>
+    <w:p>
+      <w:pPr>
         <w:rPr>
           <w:b/>
           <w:bCs/>
           <w:sz w:val="28"/>
           <w:szCs w:val="28"/>
         </w:rPr>
-        <w:t>ele</w:t>
-      </w:r>
-      <w:proofErr w:type="spellEnd"/>
-      <w:r>
+      </w:pPr>
+    </w:p>
+    <w:p>
+      <w:pPr>
         <w:rPr>
           <w:b/>
           <w:bCs/>
           <w:sz w:val="28"/>
           <w:szCs w:val="28"/>
         </w:rPr>
-        <w:t xml:space="preserve"> </w:t>
-      </w:r>
-      <w:proofErr w:type="spellStart"/>
-      <w:r>
+      </w:pPr>
+    </w:p>
+    <w:p>
+      <w:pPr>
         <w:rPr>
           <w:b/>
           <w:bCs/>
           <w:sz w:val="28"/>
           <w:szCs w:val="28"/>
         </w:rPr>
-        <w:t>trabalha</w:t>
-      </w:r>
-      <w:proofErr w:type="spellEnd"/>
-    </w:p>
-    <w:p>
-      <w:pPr>
-        <w:rPr>
-          <w:b/>
+      </w:pPr>
+      <w:proofErr w:type="spellStart"/>
+      <w:r>
+        <w:rPr>
           <w:bCs/>
           <w:sz w:val="28"/>
           <w:szCs w:val="28"/>
         </w:rPr>
-      </w:pPr>
-      <w:proofErr w:type="spellStart"/>
-      <w:r>
-        <w:lastRenderedPageBreak/>
-        <w:t>Respondo</w:t>
+        <w:t>Escolha</w:t>
       </w:r>
       <w:proofErr w:type="spellEnd"/>
       <w:r>
-        <w:t xml:space="preserve"> a </w:t>
-      </w:r>
-      <w:proofErr w:type="spellStart"/>
-      <w:r>
-        <w:t>analisar</w:t>
-      </w:r>
-      <w:proofErr w:type="spellEnd"/>
-      <w:r>
-        <w:t xml:space="preserve"> </w:t>
-      </w:r>
-      <w:proofErr w:type="gramStart"/>
-      <w:r>
-        <w:t>a</w:t>
-      </w:r>
-      <w:proofErr w:type="gramEnd"/>
-      <w:r>
-        <w:t xml:space="preserve"> </w:t>
-      </w:r>
-      <w:proofErr w:type="spellStart"/>
-      <w:r>
-        <w:t>imagem</w:t>
-      </w:r>
-      <w:proofErr w:type="spellEnd"/>
-      <w:r>
-        <w:t xml:space="preserve"> 2</w:t>
-      </w:r>
-    </w:p>
-    <w:p>
-      <w:pPr>
-        <w:rPr>
-          <w:b/>
+        <w:rPr>
           <w:bCs/>
           <w:sz w:val="28"/>
           <w:szCs w:val="28"/>
         </w:rPr>
-      </w:pPr>
-    </w:p>
-    <w:p>
-      <w:pPr>
-        <w:rPr>
-          <w:b/>
+        <w:t xml:space="preserve"> d</w:t>
+      </w:r>
+      <w:r>
+        <w:rPr>
           <w:bCs/>
           <w:sz w:val="28"/>
           <w:szCs w:val="28"/>
         </w:rPr>
-      </w:pPr>
+        <w:t>a framework dos testes</w:t>
+      </w:r>
     </w:p>
     <w:p>
       <w:pPr>
-        <w:rPr>
-          <w:b/>
-          <w:bCs/>
-          <w:sz w:val="28"/>
-          <w:szCs w:val="28"/>
-        </w:rPr>
-      </w:pPr>
+        <w:pStyle w:val="font-claude-response-body"/>
+      </w:pPr>
+      <w:r>
+        <w:rPr>
+          <w:rStyle w:val="Forte"/>
+        </w:rPr>
+        <w:t>O que é e para que serve.</w:t>
+      </w:r>
+      <w:r>
+        <w:rPr/>
+        <w:t xml:space="preserve"> É a </w:t>
+      </w:r>
       <w:proofErr w:type="spellStart"/>
       <w:r>
-        <w:rPr>
-          <w:b/>
-          <w:bCs/>
-          <w:sz w:val="28"/>
-          <w:szCs w:val="28"/>
-        </w:rPr>
-        <w:t>Escolha</w:t>
+        <w:rPr/>
+        <w:t>framework</w:t>
       </w:r>
       <w:proofErr w:type="spellEnd"/>
       <w:r>
-        <w:rPr>
-          <w:b/>
-          <w:bCs/>
-          <w:sz w:val="28"/>
-          <w:szCs w:val="28"/>
-        </w:rPr>
-        <w:t xml:space="preserve"> d</w:t>
-      </w:r>
-      <w:r>
-        <w:rPr>
-          <w:b/>
-          <w:bCs/>
-          <w:sz w:val="28"/>
-          <w:szCs w:val="28"/>
-        </w:rPr>
-        <w:t>a framework dos testes</w:t>
-      </w:r>
-    </w:p>
-    <w:p>
-      <w:pPr>
-        <w:pStyle w:val="font-claude-response-body"/>
-      </w:pPr>
-      <w:r>
-        <w:rPr>
-          <w:rStyle w:val="Forte"/>
-        </w:rPr>
-        <w:t>O que é e para que serve.</w:t>
-      </w:r>
-      <w:r>
-        <w:t xml:space="preserve"> É a </w:t>
-      </w:r>
-      <w:proofErr w:type="spellStart"/>
-      <w:r>
-        <w:t>framework</w:t>
-      </w:r>
-      <w:proofErr w:type="spellEnd"/>
-      <w:r>
-        <w:t xml:space="preserve"> em que os testes gerados são escritos e executados. Precisamos dela para quatro coisas:</w:t>
+        <w:rPr/>
+        <w:t xml:space="preserve"> em que os testes gerados são escritos e executados. Preciso dela para quatro coisas:</w:t>
       </w:r>
     </w:p>
     <w:p>
@@ -1086,7 +1041,6 @@
         <w:rPr>
           <w:rStyle w:val="Forte"/>
           <w:rFonts w:asciiTheme="majorHAnsi" w:hAnsiTheme="majorHAnsi" w:cstheme="majorHAnsi"/>
-          <w:b w:val="0"/>
           <w:bCs w:val="0"/>
         </w:rPr>
         <w:t>.</w:t>
@@ -1439,9 +1393,7 @@
           <w:p>
             <w:proofErr w:type="spellStart"/>
             <w:r>
-              <w:rPr>
-                <w:b/>
-              </w:rPr>
+              <w:rPr/>
               <w:t>RSpec</w:t>
             </w:r>
             <w:proofErr w:type="spellEnd"/>
@@ -1453,18 +1405,22 @@
           </w:tcPr>
           <w:p>
             <w:r>
+              <w:rPr/>
               <w:t xml:space="preserve">É </w:t>
             </w:r>
             <w:proofErr w:type="gramStart"/>
             <w:r>
+              <w:rPr/>
               <w:t>a</w:t>
             </w:r>
             <w:proofErr w:type="gramEnd"/>
             <w:r>
+              <w:rPr/>
               <w:t xml:space="preserve"> </w:t>
             </w:r>
             <w:proofErr w:type="spellStart"/>
             <w:r>
+              <w:rPr/>
               <w:t>escolhida</w:t>
             </w:r>
             <w:proofErr w:type="spellEnd"/>
@@ -1479,10 +1435,12 @@
           <w:p>
             <w:proofErr w:type="spellStart"/>
             <w:r>
+              <w:rPr/>
               <w:t>Minitest</w:t>
             </w:r>
             <w:proofErr w:type="spellEnd"/>
             <w:r>
+              <w:rPr/>
               <w:t xml:space="preserve"> (Ruby integrated)</w:t>
             </w:r>
           </w:p>
@@ -1494,70 +1452,87 @@
           <w:p>
             <w:proofErr w:type="spellStart"/>
             <w:r>
+              <w:rPr/>
               <w:t>Não</w:t>
             </w:r>
             <w:proofErr w:type="spellEnd"/>
             <w:r>
+              <w:rPr/>
               <w:t xml:space="preserve"> </w:t>
             </w:r>
             <w:proofErr w:type="spellStart"/>
             <w:r>
+              <w:rPr/>
               <w:t>reporta</w:t>
             </w:r>
             <w:proofErr w:type="spellEnd"/>
             <w:r>
+              <w:rPr/>
               <w:t xml:space="preserve"> </w:t>
             </w:r>
             <w:proofErr w:type="spellStart"/>
             <w:r>
+              <w:rPr/>
               <w:t>estruturado</w:t>
             </w:r>
             <w:proofErr w:type="spellEnd"/>
             <w:r>
+              <w:rPr/>
               <w:t xml:space="preserve"> </w:t>
             </w:r>
             <w:proofErr w:type="spellStart"/>
             <w:r>
+              <w:rPr/>
               <w:t>como</w:t>
             </w:r>
             <w:proofErr w:type="spellEnd"/>
             <w:r>
+              <w:rPr/>
               <w:t xml:space="preserve"> </w:t>
             </w:r>
             <w:proofErr w:type="spellStart"/>
             <w:r>
-              <w:t>queremos</w:t>
+              <w:rPr/>
+              <w:t>quero</w:t>
             </w:r>
             <w:proofErr w:type="spellEnd"/>
             <w:r>
+              <w:rPr/>
               <w:t xml:space="preserve">. </w:t>
             </w:r>
             <w:proofErr w:type="spellStart"/>
             <w:r>
+              <w:rPr/>
               <w:t>Embora</w:t>
             </w:r>
             <w:proofErr w:type="spellEnd"/>
             <w:r>
+              <w:rPr/>
               <w:t xml:space="preserve"> </w:t>
             </w:r>
             <w:proofErr w:type="spellStart"/>
             <w:r>
+              <w:rPr/>
               <w:t>embutido</w:t>
             </w:r>
             <w:proofErr w:type="spellEnd"/>
             <w:r>
+              <w:rPr/>
               <w:t xml:space="preserve">, </w:t>
             </w:r>
             <w:proofErr w:type="spellStart"/>
             <w:r>
+              <w:rPr/>
               <w:t>exige</w:t>
             </w:r>
             <w:proofErr w:type="spellEnd"/>
             <w:r>
+              <w:rPr/>
               <w:t xml:space="preserve"> um plugin </w:t>
             </w:r>
             <w:proofErr w:type="spellStart"/>
             <w:r>
+              <w:rPr/>
               <w:t>externo</w:t>
             </w:r>
             <w:proofErr w:type="spellEnd"/>
@@ -1571,6 +1546,7 @@
           </w:tcPr>
           <w:p>
             <w:r>
+              <w:rPr/>
               <w:t>test-unit</w:t>
             </w:r>
           </w:p>
@@ -1581,42 +1557,52 @@
           </w:tcPr>
           <w:p>
             <w:r>
+              <w:rPr/>
               <w:t xml:space="preserve">Menos </w:t>
             </w:r>
             <w:proofErr w:type="spellStart"/>
             <w:r>
+              <w:rPr/>
               <w:t>comum</w:t>
             </w:r>
             <w:proofErr w:type="spellEnd"/>
             <w:r>
+              <w:rPr/>
               <w:t xml:space="preserve"> das </w:t>
             </w:r>
             <w:proofErr w:type="gramStart"/>
             <w:r>
+              <w:rPr/>
               <w:t>3 e</w:t>
             </w:r>
             <w:proofErr w:type="gramEnd"/>
             <w:r>
+              <w:rPr/>
               <w:t xml:space="preserve"> com o </w:t>
             </w:r>
             <w:proofErr w:type="spellStart"/>
             <w:r>
+              <w:rPr/>
               <w:t>problema</w:t>
             </w:r>
             <w:proofErr w:type="spellEnd"/>
             <w:r>
+              <w:rPr/>
               <w:t xml:space="preserve"> de </w:t>
             </w:r>
             <w:proofErr w:type="spellStart"/>
             <w:r>
+              <w:rPr/>
               <w:t>saída</w:t>
             </w:r>
             <w:proofErr w:type="spellEnd"/>
             <w:r>
+              <w:rPr/>
               <w:t xml:space="preserve"> do </w:t>
             </w:r>
             <w:proofErr w:type="spellStart"/>
             <w:r>
+              <w:rPr/>
               <w:t>minitest</w:t>
             </w:r>
             <w:proofErr w:type="spellEnd"/>
@@ -1672,24 +1658,24 @@
       <w:r>
         <w:rPr>
           <w:rStyle w:val="Forte"/>
-          <w:b w:val="0"/>
           <w:bCs w:val="0"/>
         </w:rPr>
         <w:t>O que é e para que serve.</w:t>
       </w:r>
       <w:r>
+        <w:rPr/>
         <w:t xml:space="preserve"> Responde a </w:t>
       </w:r>
       <w:r>
         <w:rPr>
           <w:rStyle w:val="nfase"/>
-          <w:i w:val="0"/>
           <w:iCs w:val="0"/>
         </w:rPr>
         <w:t>quem chama quem</w:t>
       </w:r>
       <w:r>
-        <w:t xml:space="preserve">. Ao gerar testes para um método, juntamos ao contexto os métodos que ele usa por dentro. </w:t>
+        <w:rPr/>
+        <w:t xml:space="preserve">. Ao gerar testes para um método, junto ao contexto os métodos que ele usa por dentro. </w:t>
       </w:r>
     </w:p>
     <w:p>
@@ -1700,88 +1686,24 @@
         <w:rPr>
           <w:noProof/>
         </w:rPr>
-        <w:drawing>
-          <wp:anchor distT="0" distB="0" distL="114300" distR="114300" simplePos="0" relativeHeight="251660288" behindDoc="1" locked="0" layoutInCell="1" allowOverlap="1" wp14:anchorId="10136783" wp14:editId="799E9F33">
-            <wp:simplePos x="0" y="0"/>
-            <wp:positionH relativeFrom="column">
-              <wp:posOffset>-988060</wp:posOffset>
-            </wp:positionH>
-            <wp:positionV relativeFrom="paragraph">
-              <wp:posOffset>511810</wp:posOffset>
-            </wp:positionV>
-            <wp:extent cx="7273925" cy="4633595"/>
-            <wp:effectExtent l="0" t="0" r="3175" b="1905"/>
-            <wp:wrapTight wrapText="bothSides">
-              <wp:wrapPolygon edited="0">
-                <wp:start x="0" y="0"/>
-                <wp:lineTo x="0" y="21550"/>
-                <wp:lineTo x="21572" y="21550"/>
-                <wp:lineTo x="21572" y="0"/>
-                <wp:lineTo x="0" y="0"/>
-              </wp:wrapPolygon>
-            </wp:wrapTight>
-            <wp:docPr id="1683314249" name="Imagem 1"/>
-            <wp:cNvGraphicFramePr>
-              <a:graphicFrameLocks xmlns:a="http://schemas.openxmlformats.org/drawingml/2006/main" noChangeAspect="1"/>
-            </wp:cNvGraphicFramePr>
-            <a:graphic xmlns:a="http://schemas.openxmlformats.org/drawingml/2006/main">
-              <a:graphicData uri="http://schemas.openxmlformats.org/drawingml/2006/picture">
-                <pic:pic xmlns:pic="http://schemas.openxmlformats.org/drawingml/2006/picture">
-                  <pic:nvPicPr>
-                    <pic:cNvPr id="1683314249" name="Imagem 1683314249"/>
-                    <pic:cNvPicPr/>
-                  </pic:nvPicPr>
-                  <pic:blipFill rotWithShape="1">
-                    <a:blip r:embed="rId10"/>
-                    <a:srcRect b="4356"/>
-                    <a:stretch>
-                      <a:fillRect/>
-                    </a:stretch>
-                  </pic:blipFill>
-                  <pic:spPr bwMode="auto">
-                    <a:xfrm>
-                      <a:off x="0" y="0"/>
-                      <a:ext cx="7273925" cy="4633595"/>
-                    </a:xfrm>
-                    <a:prstGeom prst="rect">
-                      <a:avLst/>
-                    </a:prstGeom>
-                    <a:ln>
-                      <a:noFill/>
-                    </a:ln>
-                    <a:extLst>
-                      <a:ext uri="{53640926-AAD7-44D8-BBD7-CCE9431645EC}">
-                        <a14:shadowObscured xmlns:a14="http://schemas.microsoft.com/office/drawing/2010/main"/>
-                      </a:ext>
-                    </a:extLst>
-                  </pic:spPr>
-                </pic:pic>
-              </a:graphicData>
-            </a:graphic>
-            <wp14:sizeRelH relativeFrom="page">
-              <wp14:pctWidth>0</wp14:pctWidth>
-            </wp14:sizeRelH>
-            <wp14:sizeRelV relativeFrom="page">
-              <wp14:pctHeight>0</wp14:pctHeight>
-            </wp14:sizeRelV>
-          </wp:anchor>
-        </w:drawing>
       </w:r>
       <w:r>
         <w:rPr>
           <w:rStyle w:val="Forte"/>
-          <w:b w:val="0"/>
           <w:bCs w:val="0"/>
         </w:rPr>
-        <w:t>Porquê construímos o nosso.</w:t>
-      </w:r>
-      <w:r>
+        <w:t>Porquê construí o meu.</w:t>
+      </w:r>
+      <w:r>
+        <w:rPr/>
         <w:t xml:space="preserve"> Existem ferramentas de grafo de chamadas para Ruby. Nenhuma cumpre </w:t>
       </w:r>
       <w:r>
-        <w:t>o que precisamos</w:t>
-      </w:r>
-      <w:r>
+        <w:rPr/>
+        <w:t>o que preciso</w:t>
+      </w:r>
+      <w:r>
+        <w:rPr/>
         <w:t>.</w:t>
       </w:r>
     </w:p>
@@ -1796,42 +1718,6 @@
         <w:rPr>
           <w:noProof/>
         </w:rPr>
-        <w:lastRenderedPageBreak/>
-        <w:drawing>
-          <wp:inline distT="0" distB="0" distL="0" distR="0" wp14:anchorId="4D7AF6E5" wp14:editId="015E848A">
-            <wp:extent cx="5486400" cy="1538433"/>
-            <wp:effectExtent l="0" t="0" r="0" b="0"/>
-            <wp:docPr id="2" name="Picture 2"/>
-            <wp:cNvGraphicFramePr>
-              <a:graphicFrameLocks xmlns:a="http://schemas.openxmlformats.org/drawingml/2006/main" noChangeAspect="1"/>
-            </wp:cNvGraphicFramePr>
-            <a:graphic xmlns:a="http://schemas.openxmlformats.org/drawingml/2006/main">
-              <a:graphicData uri="http://schemas.openxmlformats.org/drawingml/2006/picture">
-                <pic:pic xmlns:pic="http://schemas.openxmlformats.org/drawingml/2006/picture">
-                  <pic:nvPicPr>
-                    <pic:cNvPr id="0" name="fig2.png"/>
-                    <pic:cNvPicPr/>
-                  </pic:nvPicPr>
-                  <pic:blipFill>
-                    <a:blip r:embed="rId11"/>
-                    <a:stretch>
-                      <a:fillRect/>
-                    </a:stretch>
-                  </pic:blipFill>
-                  <pic:spPr>
-                    <a:xfrm>
-                      <a:off x="0" y="0"/>
-                      <a:ext cx="5486400" cy="1538433"/>
-                    </a:xfrm>
-                    <a:prstGeom prst="rect">
-                      <a:avLst/>
-                    </a:prstGeom>
-                  </pic:spPr>
-                </pic:pic>
-              </a:graphicData>
-            </a:graphic>
-          </wp:inline>
-        </w:drawing>
       </w:r>
     </w:p>
     <w:p>
@@ -2324,13 +2210,12 @@
             <w:r>
               <w:rPr>
                 <w:rFonts w:ascii="Times New Roman" w:eastAsia="Times New Roman" w:hAnsi="Times New Roman" w:cs="Times New Roman"/>
-                <w:b/>
                 <w:bCs/>
                 <w:sz w:val="24"/>
                 <w:szCs w:val="24"/>
                 <w:lang w:val="pt-PT" w:eastAsia="pt-PT"/>
               </w:rPr>
-              <w:t>A nossa</w:t>
+              <w:t>A minha</w:t>
             </w:r>
           </w:p>
         </w:tc>
@@ -2451,17 +2336,17 @@
     <w:p/>
     <w:p>
       <w:r>
-        <w:rPr>
-          <w:b/>
-        </w:rPr>
+        <w:rPr/>
         <w:t>É o projeto todo de uma vez, antes de se gerar teste nenhum</w:t>
       </w:r>
       <w:r>
+        <w:rPr/>
         <w:t>, na análise estática, sem custar nenhuma chamada ao modelo.</w:t>
       </w:r>
     </w:p>
     <w:p>
       <w:r>
+        <w:rPr/>
         <w:t>Em Python o programador pode declarar o tipo na própria assinatura (</w:t>
       </w:r>
       <w:r>
@@ -2472,12 +2357,11 @@
         <w:t>def somar(a: int, b: int)</w:t>
       </w:r>
       <w:r>
+        <w:rPr/>
         <w:t>). Em Ruby</w:t>
       </w:r>
       <w:r>
-        <w:rPr>
-          <w:b/>
-        </w:rPr>
+        <w:rPr/>
         <w:t xml:space="preserve"> </w:t>
       </w:r>
       <w:proofErr w:type="spellStart"/>
@@ -2545,66 +2429,82 @@
       </w:r>
       <w:proofErr w:type="spellEnd"/>
       <w:r>
+        <w:rPr/>
         <w:t xml:space="preserve"> </w:t>
       </w:r>
     </w:p>
     <w:p>
       <w:r>
+        <w:rPr/>
         <w:t xml:space="preserve">RBS, </w:t>
       </w:r>
       <w:proofErr w:type="spellStart"/>
       <w:r>
+        <w:rPr/>
         <w:t>oficial</w:t>
       </w:r>
       <w:proofErr w:type="spellEnd"/>
       <w:r>
+        <w:rPr/>
         <w:t xml:space="preserve"> </w:t>
       </w:r>
       <w:r>
+        <w:rPr/>
         <w:t>/</w:t>
       </w:r>
       <w:r>
+        <w:rPr/>
         <w:t xml:space="preserve"> </w:t>
       </w:r>
       <w:proofErr w:type="spellStart"/>
       <w:r>
+        <w:rPr/>
         <w:t>biblioteca</w:t>
       </w:r>
       <w:proofErr w:type="spellEnd"/>
       <w:r>
+        <w:rPr/>
         <w:t xml:space="preserve"> </w:t>
       </w:r>
       <w:proofErr w:type="spellStart"/>
       <w:r>
+        <w:rPr/>
         <w:t>padrão</w:t>
       </w:r>
       <w:proofErr w:type="spellEnd"/>
       <w:r>
+        <w:rPr/>
         <w:t xml:space="preserve"> desde o Ruby 3.0, mas as assinaturas </w:t>
       </w:r>
       <w:proofErr w:type="spellStart"/>
       <w:r>
+        <w:rPr/>
         <w:t>vivem</w:t>
       </w:r>
       <w:proofErr w:type="spellEnd"/>
       <w:r>
+        <w:rPr/>
         <w:t xml:space="preserve"> </w:t>
       </w:r>
       <w:proofErr w:type="spellStart"/>
       <w:r>
+        <w:rPr/>
         <w:t>em</w:t>
       </w:r>
       <w:proofErr w:type="spellEnd"/>
       <w:r>
+        <w:rPr/>
         <w:t xml:space="preserve"> </w:t>
       </w:r>
       <w:proofErr w:type="spellStart"/>
       <w:proofErr w:type="gramStart"/>
       <w:r>
+        <w:rPr/>
         <w:t>ficheiros</w:t>
       </w:r>
       <w:proofErr w:type="spellEnd"/>
       <w:r>
+        <w:rPr/>
         <w:t xml:space="preserve"> </w:t>
       </w:r>
       <w:r>
@@ -2625,81 +2525,101 @@
       <w:proofErr w:type="spellEnd"/>
       <w:proofErr w:type="gramEnd"/>
       <w:r>
+        <w:rPr/>
         <w:t xml:space="preserve"> à </w:t>
       </w:r>
       <w:proofErr w:type="spellStart"/>
       <w:r>
+        <w:rPr/>
         <w:t>parte</w:t>
       </w:r>
       <w:proofErr w:type="spellEnd"/>
       <w:r>
+        <w:rPr/>
         <w:t xml:space="preserve"> e</w:t>
       </w:r>
       <w:r>
+        <w:rPr/>
         <w:t xml:space="preserve"> </w:t>
       </w:r>
       <w:r>
+        <w:rPr/>
         <w:t xml:space="preserve">o Sorbet, </w:t>
       </w:r>
       <w:proofErr w:type="spellStart"/>
       <w:r>
+        <w:rPr/>
         <w:t>que</w:t>
       </w:r>
       <w:proofErr w:type="spellEnd"/>
       <w:r>
+        <w:rPr/>
         <w:t xml:space="preserve"> </w:t>
       </w:r>
       <w:proofErr w:type="spellStart"/>
       <w:r>
+        <w:rPr/>
         <w:t>precisa</w:t>
       </w:r>
       <w:proofErr w:type="spellEnd"/>
       <w:r>
+        <w:rPr/>
         <w:t xml:space="preserve"> de </w:t>
       </w:r>
       <w:proofErr w:type="spellStart"/>
       <w:r>
+        <w:rPr/>
         <w:t>uma</w:t>
       </w:r>
       <w:proofErr w:type="spellEnd"/>
       <w:r>
+        <w:rPr/>
         <w:t xml:space="preserve"> gem e de assinaturas escritas à mão.</w:t>
       </w:r>
     </w:p>
     <w:p>
       <w:r>
+        <w:rPr/>
         <w:t xml:space="preserve">Resta </w:t>
       </w:r>
       <w:proofErr w:type="spellStart"/>
       <w:r>
+        <w:rPr/>
         <w:t>inferir</w:t>
       </w:r>
       <w:proofErr w:type="spellEnd"/>
       <w:r>
+        <w:rPr/>
         <w:t xml:space="preserve"> </w:t>
       </w:r>
       <w:proofErr w:type="spellStart"/>
       <w:r>
+        <w:rPr/>
         <w:t>pelo</w:t>
       </w:r>
       <w:proofErr w:type="spellEnd"/>
       <w:r>
+        <w:rPr/>
         <w:t xml:space="preserve"> </w:t>
       </w:r>
       <w:proofErr w:type="spellStart"/>
       <w:r>
+        <w:rPr/>
         <w:t>comportamento</w:t>
       </w:r>
       <w:proofErr w:type="spellEnd"/>
       <w:r>
+        <w:rPr/>
         <w:t xml:space="preserve">, </w:t>
       </w:r>
       <w:proofErr w:type="spellStart"/>
       <w:r>
+        <w:rPr/>
         <w:t>em</w:t>
       </w:r>
       <w:proofErr w:type="spellEnd"/>
       <w:r>
+        <w:rPr/>
         <w:t xml:space="preserve"> dois tempos:</w:t>
       </w:r>
     </w:p>
@@ -2708,119 +2628,117 @@
         <w:pStyle w:val="Listanumerada"/>
       </w:pPr>
       <w:r>
-        <w:rPr>
-          <w:b/>
-        </w:rPr>
-        <w:lastRenderedPageBreak/>
+        <w:rPr/>
         <w:t xml:space="preserve">Ao </w:t>
       </w:r>
       <w:proofErr w:type="spellStart"/>
       <w:r>
-        <w:rPr>
-          <w:b/>
-        </w:rPr>
+        <w:rPr/>
         <w:t>ler</w:t>
       </w:r>
       <w:proofErr w:type="spellEnd"/>
       <w:r>
-        <w:rPr>
-          <w:b/>
-        </w:rPr>
+        <w:rPr/>
         <w:t xml:space="preserve"> </w:t>
       </w:r>
       <w:proofErr w:type="spellStart"/>
       <w:r>
-        <w:rPr>
-          <w:b/>
-        </w:rPr>
+        <w:rPr/>
         <w:t>cada</w:t>
       </w:r>
       <w:proofErr w:type="spellEnd"/>
       <w:r>
-        <w:rPr>
-          <w:b/>
-        </w:rPr>
+        <w:rPr/>
         <w:t xml:space="preserve"> </w:t>
       </w:r>
       <w:proofErr w:type="spellStart"/>
       <w:r>
-        <w:rPr>
-          <w:b/>
-        </w:rPr>
+        <w:rPr/>
         <w:t>ficheiro</w:t>
       </w:r>
       <w:proofErr w:type="spellEnd"/>
       <w:r>
-        <w:rPr>
-          <w:b/>
-        </w:rPr>
+        <w:rPr/>
         <w:t xml:space="preserve"> no parser </w:t>
       </w:r>
       <w:proofErr w:type="spellStart"/>
       <w:r>
-        <w:rPr>
-          <w:b/>
-        </w:rPr>
+        <w:rPr/>
         <w:t>inicial</w:t>
       </w:r>
       <w:proofErr w:type="spellEnd"/>
       <w:r>
+        <w:rPr/>
         <w:t xml:space="preserve">, </w:t>
       </w:r>
       <w:proofErr w:type="spellStart"/>
       <w:r>
-        <w:t>registamos</w:t>
+        <w:rPr/>
+        <w:t>registo</w:t>
       </w:r>
       <w:proofErr w:type="spellEnd"/>
       <w:r>
+        <w:rPr/>
         <w:t xml:space="preserve"> para </w:t>
       </w:r>
       <w:proofErr w:type="spellStart"/>
       <w:r>
+        <w:rPr/>
         <w:t>cada</w:t>
       </w:r>
       <w:proofErr w:type="spellEnd"/>
       <w:r>
+        <w:rPr/>
         <w:t xml:space="preserve"> parâmetro os métodos que lhe </w:t>
       </w:r>
       <w:proofErr w:type="spellStart"/>
       <w:r>
+        <w:rPr/>
         <w:t>são</w:t>
       </w:r>
       <w:proofErr w:type="spellEnd"/>
       <w:r>
+        <w:rPr/>
         <w:t xml:space="preserve"> </w:t>
       </w:r>
       <w:proofErr w:type="spellStart"/>
       <w:r>
+        <w:rPr/>
         <w:t>chamados</w:t>
       </w:r>
       <w:proofErr w:type="spellEnd"/>
       <w:r>
+        <w:rPr/>
         <w:t xml:space="preserve"> no </w:t>
       </w:r>
       <w:proofErr w:type="spellStart"/>
       <w:r>
+        <w:rPr/>
         <w:t>corpo</w:t>
       </w:r>
       <w:proofErr w:type="spellEnd"/>
       <w:r>
+        <w:rPr/>
         <w:t xml:space="preserve"> e </w:t>
       </w:r>
       <w:proofErr w:type="spellStart"/>
       <w:r>
-        <w:t>vamos</w:t>
+        <w:rPr/>
+        <w:t>vou</w:t>
       </w:r>
       <w:proofErr w:type="spellEnd"/>
       <w:r>
+        <w:rPr/>
         <w:t xml:space="preserve"> </w:t>
       </w:r>
       <w:proofErr w:type="spellStart"/>
       <w:r>
+        <w:rPr/>
         <w:t>construindo</w:t>
       </w:r>
       <w:proofErr w:type="spellEnd"/>
       <w:r>
+        <w:rPr/>
         <w:t xml:space="preserve"> o índice das classes do projeto e dos métodos a que cada uma responde, contando os herdados.</w:t>
       </w:r>
     </w:p>
@@ -2829,45 +2747,49 @@
         <w:pStyle w:val="Listanumerada"/>
       </w:pPr>
       <w:r>
-        <w:rPr>
-          <w:b/>
-        </w:rPr>
+        <w:rPr/>
         <w:t>No fim, com o índice completo</w:t>
       </w:r>
       <w:r>
-        <w:t xml:space="preserve">, procuramos as classes que respondem a </w:t>
-      </w:r>
-      <w:r>
-        <w:rPr>
-          <w:i/>
-        </w:rPr>
+        <w:rPr/>
+        <w:t xml:space="preserve">, procuro as classes que respondem a </w:t>
+      </w:r>
+      <w:r>
+        <w:rPr/>
         <w:t>todos</w:t>
       </w:r>
       <w:r>
+        <w:rPr/>
         <w:t xml:space="preserve"> os métodos exigidos por aquele parâmetro. </w:t>
       </w:r>
       <w:proofErr w:type="spellStart"/>
       <w:r>
+        <w:rPr/>
         <w:t>Essas</w:t>
       </w:r>
       <w:proofErr w:type="spellEnd"/>
       <w:r>
+        <w:rPr/>
         <w:t xml:space="preserve"> </w:t>
       </w:r>
       <w:proofErr w:type="spellStart"/>
       <w:r>
+        <w:rPr/>
         <w:t>são</w:t>
       </w:r>
       <w:proofErr w:type="spellEnd"/>
       <w:r>
+        <w:rPr/>
         <w:t xml:space="preserve"> as </w:t>
       </w:r>
       <w:proofErr w:type="spellStart"/>
       <w:r>
+        <w:rPr/>
         <w:t>candidatas</w:t>
       </w:r>
       <w:proofErr w:type="spellEnd"/>
       <w:r>
+        <w:rPr/>
         <w:t>.</w:t>
       </w:r>
     </w:p>
@@ -2973,70 +2895,87 @@
     </w:p>
     <w:p>
       <w:r>
-        <w:t xml:space="preserve">O cruzamento só pode ser feito depois de todos os ficheiros lidos, porque a classe candidata está quase sempre noutro ficheiro. Quando nenhuma corresponde, entregamos ao </w:t>
+        <w:rPr/>
+        <w:t xml:space="preserve">O cruzamento só pode ser feito depois de todos os ficheiros lidos, porque a classe candidata está quase sempre noutro ficheiro. Quando nenhuma corresponde, entrego ao </w:t>
       </w:r>
       <w:proofErr w:type="spellStart"/>
       <w:r>
+        <w:rPr/>
         <w:t>modelo</w:t>
       </w:r>
       <w:proofErr w:type="spellEnd"/>
       <w:r>
+        <w:rPr/>
         <w:t xml:space="preserve"> </w:t>
       </w:r>
       <w:proofErr w:type="spellStart"/>
       <w:r>
+        <w:rPr/>
         <w:t>só</w:t>
       </w:r>
       <w:proofErr w:type="spellEnd"/>
       <w:r>
+        <w:rPr/>
         <w:t xml:space="preserve"> a </w:t>
       </w:r>
       <w:proofErr w:type="spellStart"/>
       <w:r>
+        <w:rPr/>
         <w:t>lista</w:t>
       </w:r>
       <w:proofErr w:type="spellEnd"/>
       <w:r>
+        <w:rPr/>
         <w:t xml:space="preserve"> de </w:t>
       </w:r>
       <w:proofErr w:type="spellStart"/>
       <w:r>
+        <w:rPr/>
         <w:t>métodos</w:t>
       </w:r>
       <w:proofErr w:type="spellEnd"/>
       <w:r>
+        <w:rPr/>
         <w:t xml:space="preserve"> </w:t>
       </w:r>
       <w:proofErr w:type="spellStart"/>
       <w:r>
+        <w:rPr/>
         <w:t>exigidos</w:t>
       </w:r>
       <w:proofErr w:type="spellEnd"/>
       <w:r>
+        <w:rPr/>
         <w:t xml:space="preserve"> </w:t>
       </w:r>
       <w:proofErr w:type="spellStart"/>
       <w:r>
+        <w:rPr/>
         <w:t>sem</w:t>
       </w:r>
       <w:proofErr w:type="spellEnd"/>
       <w:r>
+        <w:rPr/>
         <w:t xml:space="preserve"> </w:t>
       </w:r>
       <w:proofErr w:type="spellStart"/>
       <w:r>
+        <w:rPr/>
         <w:t>palpite</w:t>
       </w:r>
       <w:proofErr w:type="spellEnd"/>
       <w:r>
+        <w:rPr/>
         <w:t xml:space="preserve"> de </w:t>
       </w:r>
       <w:proofErr w:type="spellStart"/>
       <w:r>
+        <w:rPr/>
         <w:t>tipo</w:t>
       </w:r>
       <w:proofErr w:type="spellEnd"/>
       <w:r>
+        <w:rPr/>
         <w:t>.</w:t>
       </w:r>
     </w:p>
@@ -3360,7 +3299,6 @@
           <w:rFonts w:ascii="Consolas" w:hAnsi="Consolas"/>
           <w:sz w:val="18"/>
         </w:rPr>
-        <w:lastRenderedPageBreak/>
         <w:t>7. EXPECTATIONS: keep each it block focused, 1 to 2 expect calls per block,</w:t>
       </w:r>
     </w:p>
@@ -3387,54 +3325,67 @@
     </w:p>
     <w:p>
       <w:r>
+        <w:rPr/>
         <w:t xml:space="preserve">Na reparação, o prompt </w:t>
       </w:r>
       <w:proofErr w:type="gramStart"/>
       <w:r>
+        <w:rPr/>
         <w:t>do</w:t>
       </w:r>
       <w:proofErr w:type="gramEnd"/>
       <w:r>
+        <w:rPr/>
         <w:t xml:space="preserve"> segundo agente passa </w:t>
       </w:r>
       <w:proofErr w:type="gramStart"/>
       <w:r>
+        <w:rPr/>
         <w:t>a</w:t>
       </w:r>
       <w:proofErr w:type="gramEnd"/>
       <w:r>
+        <w:rPr/>
         <w:t xml:space="preserve"> incluir a mensagem de erro da tentativa anterior e exemplos de métodos </w:t>
       </w:r>
       <w:proofErr w:type="spellStart"/>
       <w:r>
+        <w:rPr/>
         <w:t>parecidos</w:t>
       </w:r>
       <w:proofErr w:type="spellEnd"/>
       <w:r>
+        <w:rPr/>
         <w:t xml:space="preserve"> com esse </w:t>
       </w:r>
       <w:proofErr w:type="spellStart"/>
       <w:r>
+        <w:rPr/>
         <w:t>erro</w:t>
       </w:r>
       <w:proofErr w:type="spellEnd"/>
       <w:r>
+        <w:rPr/>
         <w:t xml:space="preserve">, </w:t>
       </w:r>
       <w:proofErr w:type="spellStart"/>
       <w:r>
+        <w:rPr/>
         <w:t>procurados</w:t>
       </w:r>
       <w:proofErr w:type="spellEnd"/>
       <w:r>
+        <w:rPr/>
         <w:t xml:space="preserve"> no </w:t>
       </w:r>
       <w:proofErr w:type="spellStart"/>
       <w:r>
+        <w:rPr/>
         <w:t>ChromaDB</w:t>
       </w:r>
       <w:proofErr w:type="spellEnd"/>
       <w:r>
+        <w:rPr/>
         <w:t>.</w:t>
       </w:r>
     </w:p>
@@ -3454,7 +3405,6 @@
       <w:proofErr w:type="spellStart"/>
       <w:r>
         <w:rPr>
-          <w:b/>
           <w:bCs/>
           <w:color w:val="000000" w:themeColor="text1"/>
           <w:sz w:val="32"/>
@@ -3465,7 +3415,6 @@
       <w:proofErr w:type="spellEnd"/>
       <w:r>
         <w:rPr>
-          <w:b/>
           <w:bCs/>
           <w:color w:val="000000" w:themeColor="text1"/>
           <w:sz w:val="32"/>
@@ -3476,7 +3425,6 @@
       <w:proofErr w:type="spellStart"/>
       <w:r>
         <w:rPr>
-          <w:b/>
           <w:bCs/>
           <w:color w:val="000000" w:themeColor="text1"/>
           <w:sz w:val="32"/>
@@ -3487,7 +3435,6 @@
       <w:proofErr w:type="spellEnd"/>
       <w:r>
         <w:rPr>
-          <w:b/>
           <w:bCs/>
           <w:color w:val="000000" w:themeColor="text1"/>
           <w:sz w:val="32"/>
@@ -3498,7 +3445,6 @@
       <w:proofErr w:type="spellStart"/>
       <w:r>
         <w:rPr>
-          <w:b/>
           <w:bCs/>
           <w:color w:val="000000" w:themeColor="text1"/>
           <w:sz w:val="32"/>
@@ -3519,6 +3465,7 @@
         <w:t>O que é e para que serve.</w:t>
       </w:r>
       <w:r>
+        <w:rPr/>
         <w:t xml:space="preserve"> Conta quantas vezes cada linha foi executada e quantas vezes cada ramo de uma decisão foi tomado. É daqui que saem as linhas em falta de cada método, que alimentam a ronda seguinte.</w:t>
       </w:r>
     </w:p>
@@ -3547,7 +3494,8 @@
         <w:t xml:space="preserve"> embutido.</w:t>
       </w:r>
       <w:r>
-        <w:t xml:space="preserve"> Dá-nos exatamente isso, sem dependência nenhuma. As alternativas acrescentam coisas de que não precisamos.</w:t>
+        <w:rPr/>
+        <w:t xml:space="preserve"> Dá-nos exatamente isso, sem dependência nenhuma. As alternativas acrescentam coisas de que não preciso.</w:t>
       </w:r>
     </w:p>
     <w:p>
@@ -3602,6 +3550,7 @@
           </w:tcPr>
           <w:p>
             <w:r>
+              <w:rPr/>
               <w:t>Coverage</w:t>
             </w:r>
           </w:p>
@@ -3612,6 +3561,7 @@
           </w:tcPr>
           <w:p>
             <w:r>
+              <w:rPr/>
               <w:t>É o escolhido: sem dependências e dá acesso direto aos dados em bruto</w:t>
             </w:r>
           </w:p>
@@ -3625,6 +3575,7 @@
           <w:p>
             <w:proofErr w:type="spellStart"/>
             <w:r>
+              <w:rPr/>
               <w:t>SimpleCov</w:t>
             </w:r>
             <w:proofErr w:type="spellEnd"/>
@@ -3636,50 +3587,62 @@
           </w:tcPr>
           <w:p>
             <w:r>
+              <w:rPr/>
               <w:t xml:space="preserve">Pega </w:t>
             </w:r>
             <w:proofErr w:type="spellStart"/>
             <w:r>
+              <w:rPr/>
               <w:t>nos</w:t>
             </w:r>
             <w:proofErr w:type="spellEnd"/>
             <w:r>
+              <w:rPr/>
               <w:t xml:space="preserve"> dados do Coverage e </w:t>
             </w:r>
             <w:proofErr w:type="spellStart"/>
             <w:r>
+              <w:rPr/>
               <w:t>gera</w:t>
             </w:r>
             <w:proofErr w:type="spellEnd"/>
             <w:r>
+              <w:rPr/>
               <w:t xml:space="preserve"> html com </w:t>
             </w:r>
             <w:proofErr w:type="spellStart"/>
             <w:r>
+              <w:rPr/>
               <w:t>os</w:t>
             </w:r>
             <w:proofErr w:type="spellEnd"/>
             <w:r>
+              <w:rPr/>
               <w:t xml:space="preserve"> </w:t>
             </w:r>
             <w:proofErr w:type="spellStart"/>
             <w:r>
+              <w:rPr/>
               <w:t>ficheiros</w:t>
             </w:r>
             <w:proofErr w:type="spellEnd"/>
             <w:r>
+              <w:rPr/>
               <w:t xml:space="preserve"> e as </w:t>
             </w:r>
             <w:proofErr w:type="spellStart"/>
             <w:r>
+              <w:rPr/>
               <w:t>linhas</w:t>
             </w:r>
             <w:proofErr w:type="spellEnd"/>
             <w:r>
+              <w:rPr/>
               <w:t xml:space="preserve"> </w:t>
             </w:r>
             <w:proofErr w:type="spellStart"/>
             <w:r>
+              <w:rPr/>
               <w:t>coloridas</w:t>
             </w:r>
             <w:proofErr w:type="spellEnd"/>
@@ -3694,6 +3657,7 @@
           <w:p>
             <w:proofErr w:type="spellStart"/>
             <w:r>
+              <w:rPr/>
               <w:t>DeepCover</w:t>
             </w:r>
             <w:proofErr w:type="spellEnd"/>
@@ -3705,114 +3669,142 @@
           </w:tcPr>
           <w:p>
             <w:r>
+              <w:rPr/>
               <w:t xml:space="preserve">Mais </w:t>
             </w:r>
             <w:proofErr w:type="spellStart"/>
             <w:r>
+              <w:rPr/>
               <w:t>preciso</w:t>
             </w:r>
             <w:proofErr w:type="spellEnd"/>
             <w:r>
+              <w:rPr/>
               <w:t xml:space="preserve">, </w:t>
             </w:r>
             <w:proofErr w:type="spellStart"/>
             <w:r>
+              <w:rPr/>
               <w:t>mede</w:t>
             </w:r>
             <w:proofErr w:type="spellEnd"/>
             <w:r>
+              <w:rPr/>
               <w:t xml:space="preserve"> </w:t>
             </w:r>
             <w:proofErr w:type="spellStart"/>
             <w:r>
+              <w:rPr/>
               <w:t>dentro</w:t>
             </w:r>
             <w:proofErr w:type="spellEnd"/>
             <w:r>
+              <w:rPr/>
               <w:t xml:space="preserve"> de </w:t>
             </w:r>
             <w:proofErr w:type="spellStart"/>
             <w:r>
+              <w:rPr/>
               <w:t>cada</w:t>
             </w:r>
             <w:proofErr w:type="spellEnd"/>
             <w:r>
+              <w:rPr/>
               <w:t xml:space="preserve"> </w:t>
             </w:r>
             <w:proofErr w:type="spellStart"/>
             <w:r>
+              <w:rPr/>
               <w:t>linha</w:t>
             </w:r>
             <w:proofErr w:type="spellEnd"/>
             <w:r>
+              <w:rPr/>
               <w:t xml:space="preserve">. A </w:t>
             </w:r>
             <w:proofErr w:type="spellStart"/>
             <w:r>
+              <w:rPr/>
               <w:t>documentação</w:t>
             </w:r>
             <w:proofErr w:type="spellEnd"/>
             <w:r>
+              <w:rPr/>
               <w:t xml:space="preserve"> </w:t>
             </w:r>
             <w:proofErr w:type="spellStart"/>
             <w:r>
+              <w:rPr/>
               <w:t>diz</w:t>
             </w:r>
             <w:proofErr w:type="spellEnd"/>
             <w:r>
+              <w:rPr/>
               <w:t xml:space="preserve"> </w:t>
             </w:r>
             <w:proofErr w:type="spellStart"/>
             <w:r>
+              <w:rPr/>
               <w:t>que</w:t>
             </w:r>
             <w:proofErr w:type="spellEnd"/>
             <w:r>
+              <w:rPr/>
               <w:t xml:space="preserve"> </w:t>
             </w:r>
             <w:proofErr w:type="spellStart"/>
             <w:r>
+              <w:rPr/>
               <w:t>não</w:t>
             </w:r>
             <w:proofErr w:type="spellEnd"/>
             <w:r>
+              <w:rPr/>
               <w:t xml:space="preserve"> </w:t>
             </w:r>
             <w:proofErr w:type="spellStart"/>
             <w:r>
+              <w:rPr/>
               <w:t>está</w:t>
             </w:r>
             <w:proofErr w:type="spellEnd"/>
             <w:r>
+              <w:rPr/>
               <w:t xml:space="preserve"> </w:t>
             </w:r>
             <w:proofErr w:type="spellStart"/>
             <w:r>
+              <w:rPr/>
               <w:t>preparado</w:t>
             </w:r>
             <w:proofErr w:type="spellEnd"/>
             <w:r>
+              <w:rPr/>
               <w:t xml:space="preserve"> para ruby 3.x e </w:t>
             </w:r>
             <w:proofErr w:type="spellStart"/>
             <w:r>
+              <w:rPr/>
               <w:t>pode</w:t>
             </w:r>
             <w:proofErr w:type="spellEnd"/>
             <w:r>
+              <w:rPr/>
               <w:t xml:space="preserve"> </w:t>
             </w:r>
             <w:proofErr w:type="spellStart"/>
             <w:r>
+              <w:rPr/>
               <w:t>dar</w:t>
             </w:r>
             <w:proofErr w:type="spellEnd"/>
             <w:r>
+              <w:rPr/>
               <w:t xml:space="preserve"> </w:t>
             </w:r>
             <w:proofErr w:type="spellStart"/>
             <w:r>
+              <w:rPr/>
               <w:t>problemas</w:t>
             </w:r>
             <w:proofErr w:type="spellEnd"/>
@@ -3926,23 +3918,28 @@
       </w:r>
       <w:proofErr w:type="gramEnd"/>
       <w:r>
-        <w:t xml:space="preserve"> Descarregámos o </w:t>
+        <w:rPr/>
+        <w:t xml:space="preserve"> Descarreguei o </w:t>
       </w:r>
       <w:proofErr w:type="spellStart"/>
       <w:r>
+        <w:rPr/>
         <w:t>awesome-ruby</w:t>
       </w:r>
       <w:proofErr w:type="spellEnd"/>
       <w:r>
-        <w:t xml:space="preserve">, extraímos todas as entradas que apontam para repositórios do GitHub, e consultámos o </w:t>
+        <w:rPr/>
+        <w:t xml:space="preserve">, extraí todas as entradas que apontam para repositórios do GitHub, e consultei o </w:t>
       </w:r>
       <w:proofErr w:type="spellStart"/>
       <w:r>
+        <w:rPr/>
         <w:t>RubyGems</w:t>
       </w:r>
       <w:proofErr w:type="spellEnd"/>
       <w:r>
-        <w:t xml:space="preserve"> para saber quantas descargas tem cada uma. Ficámos com as que estão acima de 100 milhões de descargas.</w:t>
+        <w:rPr/>
+        <w:t xml:space="preserve"> para saber quantas descargas tem cada uma. Fiquei com as que estão acima de 100 milhões de descargas.</w:t>
       </w:r>
     </w:p>
     <w:p>
@@ -3956,14 +3953,17 @@
         <w:t>Resultado:</w:t>
       </w:r>
       <w:r>
+        <w:rPr/>
         <w:t xml:space="preserve"> 840 candidatas na lista, 125 </w:t>
       </w:r>
       <w:proofErr w:type="spellStart"/>
       <w:r>
+        <w:rPr/>
         <w:t>gems</w:t>
       </w:r>
       <w:proofErr w:type="spellEnd"/>
       <w:r>
+        <w:rPr/>
         <w:t xml:space="preserve"> acima do limiar, distribuídas por 55 categorias.</w:t>
       </w:r>
     </w:p>
@@ -3975,122 +3975,146 @@
         <w:rPr>
           <w:rStyle w:val="Forte"/>
         </w:rPr>
-        <w:lastRenderedPageBreak/>
         <w:t>Porquê estas duas fontes.</w:t>
       </w:r>
       <w:r>
+        <w:rPr/>
         <w:t xml:space="preserve"> O </w:t>
       </w:r>
       <w:proofErr w:type="spellStart"/>
       <w:r>
+        <w:rPr/>
         <w:t>awesome-ruby</w:t>
       </w:r>
       <w:proofErr w:type="spellEnd"/>
       <w:r>
+        <w:rPr/>
         <w:t xml:space="preserve"> dá uma lista de partida citável e a categoria de domínio de graça, sem termos de a inventar. O </w:t>
       </w:r>
       <w:proofErr w:type="spellStart"/>
       <w:r>
+        <w:rPr/>
         <w:t>RubyGems</w:t>
       </w:r>
       <w:proofErr w:type="spellEnd"/>
       <w:r>
+        <w:rPr/>
         <w:t xml:space="preserve"> dá o filtro objetivo de relevância, através das descargas. Nenhuma das duas serve sozinha: a lista não ordena por importância, e o </w:t>
       </w:r>
       <w:proofErr w:type="spellStart"/>
       <w:r>
+        <w:rPr/>
         <w:t>RubyGems</w:t>
       </w:r>
       <w:proofErr w:type="spellEnd"/>
       <w:r>
+        <w:rPr/>
         <w:t xml:space="preserve"> não classifica por domínio.</w:t>
       </w:r>
     </w:p>
     <w:p>
       <w:proofErr w:type="spellStart"/>
       <w:r>
-        <w:rPr>
-          <w:b/>
-        </w:rPr>
+        <w:rPr/>
         <w:t>RubyGems</w:t>
       </w:r>
       <w:proofErr w:type="spellEnd"/>
       <w:r>
+        <w:rPr/>
         <w:t xml:space="preserve"> é o </w:t>
       </w:r>
       <w:proofErr w:type="spellStart"/>
       <w:r>
+        <w:rPr/>
         <w:t>repositório</w:t>
       </w:r>
       <w:proofErr w:type="spellEnd"/>
       <w:r>
+        <w:rPr/>
         <w:t xml:space="preserve"> central de </w:t>
       </w:r>
       <w:proofErr w:type="spellStart"/>
       <w:r>
+        <w:rPr/>
         <w:t>bibliotecas</w:t>
       </w:r>
       <w:proofErr w:type="spellEnd"/>
       <w:r>
+        <w:rPr/>
         <w:t xml:space="preserve"> de Ruby, o </w:t>
       </w:r>
       <w:proofErr w:type="spellStart"/>
       <w:r>
+        <w:rPr/>
         <w:t>equivalente</w:t>
       </w:r>
       <w:proofErr w:type="spellEnd"/>
       <w:r>
+        <w:rPr/>
         <w:t xml:space="preserve"> </w:t>
       </w:r>
       <w:proofErr w:type="spellStart"/>
       <w:r>
+        <w:rPr/>
         <w:t>ao</w:t>
       </w:r>
       <w:proofErr w:type="spellEnd"/>
       <w:r>
+        <w:rPr/>
         <w:t xml:space="preserve"> </w:t>
       </w:r>
       <w:proofErr w:type="spellStart"/>
       <w:r>
+        <w:rPr/>
         <w:t>PyPI</w:t>
       </w:r>
       <w:proofErr w:type="spellEnd"/>
       <w:r>
+        <w:rPr/>
         <w:t xml:space="preserve"> do Python. </w:t>
       </w:r>
       <w:r>
+        <w:rPr/>
         <w:t xml:space="preserve">Public </w:t>
       </w:r>
       <w:proofErr w:type="spellStart"/>
       <w:r>
+        <w:rPr/>
         <w:t>ao</w:t>
       </w:r>
       <w:proofErr w:type="spellEnd"/>
       <w:r>
+        <w:rPr/>
         <w:t xml:space="preserve"> </w:t>
       </w:r>
       <w:proofErr w:type="spellStart"/>
       <w:r>
+        <w:rPr/>
         <w:t>número</w:t>
       </w:r>
       <w:proofErr w:type="spellEnd"/>
       <w:r>
+        <w:rPr/>
         <w:t xml:space="preserve"> de </w:t>
       </w:r>
       <w:proofErr w:type="spellStart"/>
       <w:r>
+        <w:rPr/>
         <w:t>descargas</w:t>
       </w:r>
       <w:proofErr w:type="spellEnd"/>
       <w:r>
+        <w:rPr/>
         <w:t xml:space="preserve"> de </w:t>
       </w:r>
       <w:proofErr w:type="spellStart"/>
       <w:r>
+        <w:rPr/>
         <w:t>cada</w:t>
       </w:r>
       <w:proofErr w:type="spellEnd"/>
       <w:r>
+        <w:rPr/>
         <w:t xml:space="preserve"> gem</w:t>
       </w:r>
     </w:p>
@@ -4102,127 +4126,147 @@
         <w:t>awesome-ruby</w:t>
       </w:r>
       <w:r>
+        <w:rPr/>
         <w:t xml:space="preserve"> é </w:t>
       </w:r>
       <w:proofErr w:type="spellStart"/>
       <w:r>
+        <w:rPr/>
         <w:t>uma</w:t>
       </w:r>
       <w:proofErr w:type="spellEnd"/>
       <w:r>
+        <w:rPr/>
         <w:t xml:space="preserve"> </w:t>
       </w:r>
       <w:proofErr w:type="spellStart"/>
       <w:r>
+        <w:rPr/>
         <w:t>lista</w:t>
       </w:r>
       <w:proofErr w:type="spellEnd"/>
       <w:r>
+        <w:rPr/>
         <w:t xml:space="preserve"> </w:t>
       </w:r>
       <w:proofErr w:type="spellStart"/>
       <w:r>
+        <w:rPr/>
         <w:t>curada</w:t>
       </w:r>
       <w:proofErr w:type="spellEnd"/>
       <w:r>
+        <w:rPr/>
         <w:t xml:space="preserve"> pela </w:t>
       </w:r>
       <w:proofErr w:type="spellStart"/>
       <w:r>
+        <w:rPr/>
         <w:t>comunidade</w:t>
       </w:r>
       <w:proofErr w:type="spellEnd"/>
       <w:r>
+        <w:rPr/>
         <w:t xml:space="preserve">, </w:t>
       </w:r>
       <w:proofErr w:type="spellStart"/>
       <w:r>
+        <w:rPr/>
         <w:t>mantida</w:t>
       </w:r>
       <w:proofErr w:type="spellEnd"/>
       <w:r>
+        <w:rPr/>
         <w:t xml:space="preserve"> no GitHub, </w:t>
       </w:r>
       <w:proofErr w:type="spellStart"/>
       <w:r>
+        <w:rPr/>
         <w:t>que</w:t>
       </w:r>
       <w:proofErr w:type="spellEnd"/>
       <w:r>
+        <w:rPr/>
         <w:t xml:space="preserve"> </w:t>
       </w:r>
       <w:proofErr w:type="spellStart"/>
       <w:r>
+        <w:rPr/>
         <w:t>organiza</w:t>
       </w:r>
       <w:proofErr w:type="spellEnd"/>
       <w:r>
+        <w:rPr/>
         <w:t xml:space="preserve"> as gems </w:t>
       </w:r>
       <w:proofErr w:type="spellStart"/>
       <w:r>
-        <w:rPr>
-          <w:b/>
-        </w:rPr>
+        <w:rPr/>
         <w:t>por</w:t>
       </w:r>
       <w:proofErr w:type="spellEnd"/>
       <w:r>
-        <w:rPr>
-          <w:b/>
-        </w:rPr>
+        <w:rPr/>
         <w:t xml:space="preserve"> </w:t>
       </w:r>
       <w:proofErr w:type="spellStart"/>
       <w:r>
-        <w:rPr>
-          <w:b/>
-        </w:rPr>
+        <w:rPr/>
         <w:t>categoria</w:t>
       </w:r>
       <w:proofErr w:type="spellEnd"/>
       <w:r>
+        <w:rPr/>
         <w:t xml:space="preserve"> (</w:t>
       </w:r>
       <w:proofErr w:type="spellStart"/>
       <w:r>
+        <w:rPr/>
         <w:t>clientes</w:t>
       </w:r>
       <w:proofErr w:type="spellEnd"/>
       <w:r>
+        <w:rPr/>
         <w:t xml:space="preserve"> HTTP, </w:t>
       </w:r>
       <w:proofErr w:type="spellStart"/>
       <w:r>
+        <w:rPr/>
         <w:t>processadores</w:t>
       </w:r>
       <w:proofErr w:type="spellEnd"/>
       <w:r>
+        <w:rPr/>
         <w:t xml:space="preserve"> de markdown, </w:t>
       </w:r>
       <w:proofErr w:type="spellStart"/>
       <w:r>
+        <w:rPr/>
         <w:t>geolocalização</w:t>
       </w:r>
       <w:proofErr w:type="spellEnd"/>
       <w:r>
+        <w:rPr/>
         <w:t xml:space="preserve">, e </w:t>
       </w:r>
       <w:proofErr w:type="spellStart"/>
       <w:r>
+        <w:rPr/>
         <w:t>por</w:t>
       </w:r>
       <w:proofErr w:type="spellEnd"/>
       <w:r>
+        <w:rPr/>
         <w:t xml:space="preserve"> </w:t>
       </w:r>
       <w:proofErr w:type="spellStart"/>
       <w:r>
+        <w:rPr/>
         <w:t>aí</w:t>
       </w:r>
       <w:proofErr w:type="spellEnd"/>
       <w:r>
+        <w:rPr/>
         <w:t xml:space="preserve"> fora).</w:t>
       </w:r>
     </w:p>
@@ -4234,122 +4278,111 @@
         </w:rPr>
       </w:pPr>
       <w:r>
+        <w:rPr>
+          <w:rStyle w:val="Forte"/>
+          <w:bCs w:val="0"/>
+        </w:rPr>
+        <w:t xml:space="preserve">Excluí também secções inteiras do </w:t>
+      </w:r>
+      <w:proofErr w:type="spellStart"/>
+      <w:r>
+        <w:rPr>
+          <w:rStyle w:val="Forte"/>
+          <w:bCs w:val="0"/>
+        </w:rPr>
+        <w:t>awesome-ruby</w:t>
+      </w:r>
+      <w:proofErr w:type="spellEnd"/>
+      <w:r>
+        <w:rPr>
+          <w:rStyle w:val="Forte"/>
+          <w:bCs w:val="0"/>
+        </w:rPr>
+        <w:t xml:space="preserve">. Ou não têm código (livros, </w:t>
+      </w:r>
+      <w:proofErr w:type="spellStart"/>
+      <w:proofErr w:type="gramStart"/>
+      <w:r>
+        <w:rPr>
+          <w:rStyle w:val="Forte"/>
+          <w:bCs w:val="0"/>
+        </w:rPr>
+        <w:t>podcasts,etc</w:t>
+      </w:r>
+      <w:proofErr w:type="spellEnd"/>
+      <w:proofErr w:type="gramEnd"/>
+      <w:r>
+        <w:rPr>
+          <w:rStyle w:val="Forte"/>
+          <w:bCs w:val="0"/>
+        </w:rPr>
+        <w:t>), ou não são bibliotecas Ruby.</w:t>
+      </w:r>
+      <w:r>
+        <w:rPr/>
+        <w:t xml:space="preserve"> </w:t>
+      </w:r>
+    </w:p>
+    <w:p>
+      <w:pPr>
+        <w:pStyle w:val="font-claude-response-body"/>
         <w:rPr>
           <w:rStyle w:val="Forte"/>
           <w:b w:val="0"/>
           <w:bCs w:val="0"/>
         </w:rPr>
-        <w:t xml:space="preserve">Excluímos também secções inteiras do </w:t>
+      </w:pPr>
+      <w:r>
+        <w:rPr>
+          <w:rStyle w:val="Forte"/>
+          <w:bCs w:val="0"/>
+        </w:rPr>
+        <w:t xml:space="preserve">Se a </w:t>
       </w:r>
       <w:proofErr w:type="spellStart"/>
       <w:r>
         <w:rPr>
           <w:rStyle w:val="Forte"/>
-          <w:b w:val="0"/>
           <w:bCs w:val="0"/>
         </w:rPr>
-        <w:t>awesome-ruby</w:t>
+        <w:t>gem</w:t>
       </w:r>
       <w:proofErr w:type="spellEnd"/>
       <w:r>
         <w:rPr>
           <w:rStyle w:val="Forte"/>
-          <w:b w:val="0"/>
           <w:bCs w:val="0"/>
         </w:rPr>
-        <w:t xml:space="preserve">. Ou não têm código (livros, </w:t>
+        <w:t xml:space="preserve"> e o </w:t>
       </w:r>
       <w:proofErr w:type="spellStart"/>
-      <w:proofErr w:type="gramStart"/>
       <w:r>
         <w:rPr>
           <w:rStyle w:val="Forte"/>
-          <w:b w:val="0"/>
           <w:bCs w:val="0"/>
         </w:rPr>
-        <w:t>podcasts,etc</w:t>
+        <w:t>repo</w:t>
       </w:r>
       <w:proofErr w:type="spellEnd"/>
-      <w:proofErr w:type="gramEnd"/>
       <w:r>
         <w:rPr>
           <w:rStyle w:val="Forte"/>
-          <w:b w:val="0"/>
           <w:bCs w:val="0"/>
         </w:rPr>
-        <w:t>), ou não são bibliotecas Ruby.</w:t>
-      </w:r>
-      <w:r>
-        <w:t xml:space="preserve"> </w:t>
-      </w:r>
-    </w:p>
-    <w:p>
-      <w:pPr>
-        <w:pStyle w:val="font-claude-response-body"/>
+        <w:t xml:space="preserve"> tiverem nomes diferentes o </w:t>
+      </w:r>
+      <w:proofErr w:type="spellStart"/>
+      <w:r>
         <w:rPr>
           <w:rStyle w:val="Forte"/>
-          <w:b w:val="0"/>
           <w:bCs w:val="0"/>
         </w:rPr>
-      </w:pPr>
+        <w:t>cruzametno</w:t>
+      </w:r>
+      <w:proofErr w:type="spellEnd"/>
       <w:r>
         <w:rPr>
           <w:rStyle w:val="Forte"/>
-          <w:b w:val="0"/>
-          <w:bCs w:val="0"/>
-        </w:rPr>
-        <w:t xml:space="preserve">Se a </w:t>
-      </w:r>
-      <w:proofErr w:type="spellStart"/>
-      <w:r>
-        <w:rPr>
-          <w:rStyle w:val="Forte"/>
-          <w:b w:val="0"/>
-          <w:bCs w:val="0"/>
-        </w:rPr>
-        <w:t>gem</w:t>
-      </w:r>
-      <w:proofErr w:type="spellEnd"/>
-      <w:r>
-        <w:rPr>
-          <w:rStyle w:val="Forte"/>
-          <w:b w:val="0"/>
-          <w:bCs w:val="0"/>
-        </w:rPr>
-        <w:t xml:space="preserve"> e o </w:t>
-      </w:r>
-      <w:proofErr w:type="spellStart"/>
-      <w:r>
-        <w:rPr>
-          <w:rStyle w:val="Forte"/>
-          <w:b w:val="0"/>
-          <w:bCs w:val="0"/>
-        </w:rPr>
-        <w:t>repo</w:t>
-      </w:r>
-      <w:proofErr w:type="spellEnd"/>
-      <w:r>
-        <w:rPr>
-          <w:rStyle w:val="Forte"/>
-          <w:b w:val="0"/>
-          <w:bCs w:val="0"/>
-        </w:rPr>
-        <w:t xml:space="preserve"> tiverem nomes diferentes o </w:t>
-      </w:r>
-      <w:proofErr w:type="spellStart"/>
-      <w:r>
-        <w:rPr>
-          <w:rStyle w:val="Forte"/>
-          <w:b w:val="0"/>
-          <w:bCs w:val="0"/>
-        </w:rPr>
-        <w:t>cruzametno</w:t>
-      </w:r>
-      <w:proofErr w:type="spellEnd"/>
-      <w:r>
-        <w:rPr>
-          <w:rStyle w:val="Forte"/>
-          <w:b w:val="0"/>
           <w:bCs w:val="0"/>
         </w:rPr>
         <w:t xml:space="preserve"> falha.</w:t>
@@ -4475,7 +4508,6 @@
       <w:r>
         <w:rPr>
           <w:rStyle w:val="Forte"/>
-          <w:b w:val="0"/>
           <w:bCs w:val="0"/>
         </w:rPr>
         <w:t>Como</w:t>
@@ -4483,7 +4515,6 @@
       <w:r>
         <w:rPr>
           <w:rStyle w:val="Forte"/>
-          <w:b w:val="0"/>
           <w:bCs w:val="0"/>
         </w:rPr>
         <w:t>?</w:t>
@@ -4496,45 +4527,56 @@
       </w:r>
       <w:proofErr w:type="gramStart"/>
       <w:r>
+        <w:rPr/>
         <w:t>Por</w:t>
       </w:r>
       <w:proofErr w:type="gramEnd"/>
       <w:r>
+        <w:rPr/>
         <w:t xml:space="preserve"> cada uma das 125: clonar, analisar estaticamente com o mesmo </w:t>
       </w:r>
       <w:proofErr w:type="spellStart"/>
       <w:r>
+        <w:rPr/>
         <w:t>parser</w:t>
       </w:r>
       <w:proofErr w:type="spellEnd"/>
       <w:r>
+        <w:rPr/>
         <w:t xml:space="preserve"> que a ferramenta usa</w:t>
       </w:r>
       <w:r>
+        <w:rPr/>
         <w:t xml:space="preserve">. </w:t>
       </w:r>
       <w:proofErr w:type="spellStart"/>
       <w:r>
+        <w:rPr/>
         <w:t>Nãovalia</w:t>
       </w:r>
       <w:proofErr w:type="spellEnd"/>
       <w:r>
+        <w:rPr/>
         <w:t xml:space="preserve">. Apena executar cada um deles que ia ter de </w:t>
       </w:r>
       <w:proofErr w:type="gramStart"/>
       <w:r>
+        <w:rPr/>
         <w:t>esta r</w:t>
       </w:r>
       <w:proofErr w:type="gramEnd"/>
       <w:r>
+        <w:rPr/>
         <w:t xml:space="preserve"> </w:t>
       </w:r>
       <w:proofErr w:type="spellStart"/>
       <w:r>
+        <w:rPr/>
         <w:t>ainstalar</w:t>
       </w:r>
       <w:proofErr w:type="spellEnd"/>
       <w:r>
+        <w:rPr/>
         <w:t xml:space="preserve"> dependências, etc. </w:t>
       </w:r>
     </w:p>
@@ -4545,12 +4587,12 @@
       <w:r>
         <w:rPr>
           <w:rStyle w:val="Forte"/>
-          <w:b w:val="0"/>
           <w:bCs w:val="0"/>
         </w:rPr>
         <w:t>Critérios de inclusão</w:t>
       </w:r>
       <w:r>
+        <w:rPr/>
         <w:t>:</w:t>
       </w:r>
     </w:p>
@@ -4654,18 +4696,22 @@
           </w:tcPr>
           <w:p>
             <w:r>
+              <w:rPr/>
               <w:t xml:space="preserve">É </w:t>
             </w:r>
             <w:proofErr w:type="spellStart"/>
             <w:r>
+              <w:rPr/>
               <w:t>uma</w:t>
             </w:r>
             <w:proofErr w:type="spellEnd"/>
             <w:r>
+              <w:rPr/>
               <w:t xml:space="preserve"> </w:t>
             </w:r>
             <w:proofErr w:type="spellStart"/>
             <w:r>
+              <w:rPr/>
               <w:t>biblioteca</w:t>
             </w:r>
             <w:proofErr w:type="spellEnd"/>
@@ -4680,10 +4726,12 @@
             <w:bookmarkStart w:id="5" w:name="_Hlk237853184"/>
             <w:proofErr w:type="spellStart"/>
             <w:r>
+              <w:rPr/>
               <w:t>tem</w:t>
             </w:r>
             <w:proofErr w:type="spellEnd"/>
             <w:r>
+              <w:rPr/>
               <w:t xml:space="preserve"> pasta </w:t>
             </w:r>
             <w:r>
@@ -4694,14 +4742,17 @@
               <w:t>lib/</w:t>
             </w:r>
             <w:r>
+              <w:rPr/>
               <w:t xml:space="preserve"> </w:t>
             </w:r>
             <w:proofErr w:type="spellStart"/>
             <w:r>
+              <w:rPr/>
               <w:t>ou</w:t>
             </w:r>
             <w:proofErr w:type="spellEnd"/>
             <w:r>
+              <w:rPr/>
               <w:t xml:space="preserve"> </w:t>
             </w:r>
             <w:proofErr w:type="spellStart"/>
@@ -4731,46 +4782,57 @@
           <w:p>
             <w:proofErr w:type="spellStart"/>
             <w:r>
+              <w:rPr/>
               <w:t>aplicações</w:t>
             </w:r>
             <w:proofErr w:type="spellEnd"/>
             <w:r>
+              <w:rPr/>
               <w:t xml:space="preserve"> e ferramentas </w:t>
             </w:r>
             <w:proofErr w:type="spellStart"/>
             <w:r>
+              <w:rPr/>
               <w:t>não</w:t>
             </w:r>
             <w:proofErr w:type="spellEnd"/>
             <w:r>
+              <w:rPr/>
               <w:t xml:space="preserve"> </w:t>
             </w:r>
             <w:proofErr w:type="spellStart"/>
             <w:r>
+              <w:rPr/>
               <w:t>têm</w:t>
             </w:r>
             <w:proofErr w:type="spellEnd"/>
             <w:r>
+              <w:rPr/>
               <w:t xml:space="preserve"> </w:t>
             </w:r>
             <w:proofErr w:type="spellStart"/>
             <w:r>
+              <w:rPr/>
               <w:t>código</w:t>
             </w:r>
             <w:proofErr w:type="spellEnd"/>
             <w:r>
+              <w:rPr/>
               <w:t xml:space="preserve"> de </w:t>
             </w:r>
             <w:proofErr w:type="spellStart"/>
             <w:r>
+              <w:rPr/>
               <w:t>biblioteca</w:t>
             </w:r>
             <w:proofErr w:type="spellEnd"/>
             <w:r>
+              <w:rPr/>
               <w:t xml:space="preserve"> a </w:t>
             </w:r>
             <w:proofErr w:type="spellStart"/>
             <w:r>
+              <w:rPr/>
               <w:t>testar</w:t>
             </w:r>
             <w:proofErr w:type="spellEnd"/>
@@ -4785,18 +4847,22 @@
           </w:tcPr>
           <w:p>
             <w:r>
+              <w:rPr/>
               <w:t xml:space="preserve">Tem </w:t>
             </w:r>
             <w:proofErr w:type="spellStart"/>
             <w:r>
+              <w:rPr/>
               <w:t>dimensão</w:t>
             </w:r>
             <w:proofErr w:type="spellEnd"/>
             <w:r>
+              <w:rPr/>
               <w:t xml:space="preserve"> </w:t>
             </w:r>
             <w:proofErr w:type="spellStart"/>
             <w:r>
+              <w:rPr/>
               <w:t>mínima</w:t>
             </w:r>
             <w:proofErr w:type="spellEnd"/>
@@ -4810,22 +4876,27 @@
           <w:p>
             <w:proofErr w:type="spellStart"/>
             <w:r>
+              <w:rPr/>
               <w:t>pelo</w:t>
             </w:r>
             <w:proofErr w:type="spellEnd"/>
             <w:r>
+              <w:rPr/>
               <w:t xml:space="preserve"> </w:t>
             </w:r>
             <w:proofErr w:type="spellStart"/>
             <w:r>
+              <w:rPr/>
               <w:t>menos</w:t>
             </w:r>
             <w:proofErr w:type="spellEnd"/>
             <w:r>
+              <w:rPr/>
               <w:t xml:space="preserve"> 15 </w:t>
             </w:r>
             <w:proofErr w:type="spellStart"/>
             <w:r>
+              <w:rPr/>
               <w:t>métodos-alvo</w:t>
             </w:r>
             <w:proofErr w:type="spellEnd"/>
@@ -4838,38 +4909,47 @@
           </w:tcPr>
           <w:p>
             <w:r>
+              <w:rPr/>
               <w:t xml:space="preserve">gems </w:t>
             </w:r>
             <w:proofErr w:type="spellStart"/>
             <w:r>
+              <w:rPr/>
               <w:t>pequenas</w:t>
             </w:r>
             <w:proofErr w:type="spellEnd"/>
             <w:r>
+              <w:rPr/>
               <w:t xml:space="preserve"> de </w:t>
             </w:r>
             <w:proofErr w:type="spellStart"/>
             <w:r>
+              <w:rPr/>
               <w:t>mais</w:t>
             </w:r>
             <w:proofErr w:type="spellEnd"/>
             <w:r>
+              <w:rPr/>
               <w:t xml:space="preserve"> </w:t>
             </w:r>
             <w:proofErr w:type="spellStart"/>
             <w:r>
+              <w:rPr/>
               <w:t>não</w:t>
             </w:r>
             <w:proofErr w:type="spellEnd"/>
             <w:r>
+              <w:rPr/>
               <w:t xml:space="preserve"> </w:t>
             </w:r>
             <w:proofErr w:type="spellStart"/>
             <w:r>
+              <w:rPr/>
               <w:t>servem</w:t>
             </w:r>
             <w:proofErr w:type="spellEnd"/>
             <w:r>
+              <w:rPr/>
               <w:t xml:space="preserve"> </w:t>
             </w:r>
           </w:p>
@@ -4883,18 +4963,22 @@
           </w:tcPr>
           <w:p>
             <w:r>
+              <w:rPr/>
               <w:t xml:space="preserve">O parser </w:t>
             </w:r>
             <w:proofErr w:type="spellStart"/>
             <w:r>
+              <w:rPr/>
               <w:t>consegue</w:t>
             </w:r>
             <w:proofErr w:type="spellEnd"/>
             <w:r>
+              <w:rPr/>
               <w:t xml:space="preserve"> </w:t>
             </w:r>
             <w:proofErr w:type="spellStart"/>
             <w:r>
+              <w:rPr/>
               <w:t>ler</w:t>
             </w:r>
             <w:proofErr w:type="spellEnd"/>
@@ -4907,14 +4991,17 @@
           </w:tcPr>
           <w:p>
             <w:r>
+              <w:rPr/>
               <w:t xml:space="preserve">zero </w:t>
             </w:r>
             <w:proofErr w:type="spellStart"/>
             <w:r>
+              <w:rPr/>
               <w:t>erros</w:t>
             </w:r>
             <w:proofErr w:type="spellEnd"/>
             <w:r>
+              <w:rPr/>
               <w:t xml:space="preserve"> do Prism</w:t>
             </w:r>
           </w:p>
@@ -4926,66 +5013,82 @@
           </w:tcPr>
           <w:p>
             <w:r>
+              <w:rPr/>
               <w:t xml:space="preserve">se </w:t>
             </w:r>
             <w:proofErr w:type="spellStart"/>
             <w:r>
+              <w:rPr/>
               <w:t>não</w:t>
             </w:r>
             <w:proofErr w:type="spellEnd"/>
             <w:r>
+              <w:rPr/>
               <w:t xml:space="preserve"> </w:t>
             </w:r>
             <w:proofErr w:type="spellStart"/>
             <w:r>
-              <w:t>conseguimos</w:t>
+              <w:rPr/>
+              <w:t>consigo</w:t>
             </w:r>
             <w:proofErr w:type="spellEnd"/>
             <w:r>
+              <w:rPr/>
               <w:t xml:space="preserve"> </w:t>
             </w:r>
             <w:proofErr w:type="spellStart"/>
             <w:r>
+              <w:rPr/>
               <w:t>ler</w:t>
             </w:r>
             <w:proofErr w:type="spellEnd"/>
             <w:r>
+              <w:rPr/>
               <w:t xml:space="preserve"> o </w:t>
             </w:r>
             <w:proofErr w:type="spellStart"/>
             <w:r>
+              <w:rPr/>
               <w:t>código</w:t>
             </w:r>
             <w:proofErr w:type="spellEnd"/>
             <w:r>
+              <w:rPr/>
               <w:t xml:space="preserve">, </w:t>
             </w:r>
             <w:proofErr w:type="spellStart"/>
             <w:r>
+              <w:rPr/>
               <w:t>não</w:t>
             </w:r>
             <w:proofErr w:type="spellEnd"/>
             <w:r>
+              <w:rPr/>
               <w:t xml:space="preserve"> </w:t>
             </w:r>
             <w:proofErr w:type="spellStart"/>
             <w:r>
-              <w:t>podemos</w:t>
+              <w:rPr/>
+              <w:t>posso</w:t>
             </w:r>
             <w:proofErr w:type="spellEnd"/>
             <w:r>
+              <w:rPr/>
               <w:t xml:space="preserve"> </w:t>
             </w:r>
             <w:proofErr w:type="spellStart"/>
             <w:r>
+              <w:rPr/>
               <w:t>gerar</w:t>
             </w:r>
             <w:proofErr w:type="spellEnd"/>
             <w:r>
+              <w:rPr/>
               <w:t xml:space="preserve"> testes para </w:t>
             </w:r>
             <w:proofErr w:type="spellStart"/>
             <w:r>
+              <w:rPr/>
               <w:t>ele</w:t>
             </w:r>
             <w:proofErr w:type="spellEnd"/>
@@ -5000,56 +5103,68 @@
       <w:r>
         <w:rPr>
           <w:rStyle w:val="Forte"/>
-          <w:b w:val="0"/>
           <w:bCs w:val="0"/>
         </w:rPr>
         <w:t xml:space="preserve">Das </w:t>
       </w:r>
       <w:r>
+        <w:rPr/>
         <w:t xml:space="preserve">125, 4 nunca chegam a ser clonadas por serem </w:t>
       </w:r>
       <w:proofErr w:type="spellStart"/>
       <w:r>
+        <w:rPr/>
         <w:t>frameworks</w:t>
       </w:r>
       <w:proofErr w:type="spellEnd"/>
       <w:r>
+        <w:rPr/>
         <w:t xml:space="preserve"> ou ferramentas</w:t>
       </w:r>
       <w:r>
+        <w:rPr/>
         <w:t xml:space="preserve"> (Rails</w:t>
       </w:r>
       <w:r>
+        <w:rPr/>
         <w:t>,</w:t>
       </w:r>
       <w:r>
+        <w:rPr/>
         <w:t xml:space="preserve"> </w:t>
       </w:r>
       <w:proofErr w:type="spellStart"/>
       <w:r>
+        <w:rPr/>
         <w:t>rake</w:t>
       </w:r>
       <w:proofErr w:type="spellEnd"/>
       <w:r>
+        <w:rPr/>
         <w:t xml:space="preserve">, </w:t>
       </w:r>
       <w:proofErr w:type="spellStart"/>
       <w:r>
+        <w:rPr/>
         <w:t>rspec</w:t>
       </w:r>
       <w:proofErr w:type="spellEnd"/>
       <w:r>
+        <w:rPr/>
         <w:t xml:space="preserve">, </w:t>
       </w:r>
       <w:proofErr w:type="spellStart"/>
       <w:r>
+        <w:rPr/>
         <w:t>minitest</w:t>
       </w:r>
       <w:proofErr w:type="spellEnd"/>
       <w:r>
+        <w:rPr/>
         <w:t>)</w:t>
       </w:r>
       <w:r>
+        <w:rPr/>
         <w:t xml:space="preserve"> 121 são analisadas e 114 passam os três critérios em conjunto.</w:t>
       </w:r>
     </w:p>
@@ -5069,7 +5184,6 @@
       <w:r>
         <w:rPr>
           <w:rStyle w:val="Forte"/>
-          <w:b w:val="0"/>
           <w:bCs w:val="0"/>
         </w:rPr>
         <w:t>As 7 exclusões:</w:t>
@@ -5217,6 +5331,7 @@
           <w:p>
             <w:proofErr w:type="spellStart"/>
             <w:r>
+              <w:rPr/>
               <w:t>kaminari</w:t>
             </w:r>
             <w:proofErr w:type="spellEnd"/>
@@ -5229,6 +5344,7 @@
           </w:tcPr>
           <w:p>
             <w:r>
+              <w:rPr/>
               <w:t>2</w:t>
             </w:r>
           </w:p>
@@ -5240,6 +5356,7 @@
           </w:tcPr>
           <w:p>
             <w:r>
+              <w:rPr/>
               <w:t>0</w:t>
             </w:r>
           </w:p>
@@ -5251,6 +5368,7 @@
           </w:tcPr>
           <w:p>
             <w:r>
+              <w:rPr/>
               <w:t>0</w:t>
             </w:r>
           </w:p>
@@ -5263,14 +5381,17 @@
           <w:p>
             <w:proofErr w:type="spellStart"/>
             <w:r>
+              <w:rPr/>
               <w:t>menos</w:t>
             </w:r>
             <w:proofErr w:type="spellEnd"/>
             <w:r>
+              <w:rPr/>
               <w:t xml:space="preserve"> de 15 </w:t>
             </w:r>
             <w:proofErr w:type="spellStart"/>
             <w:r>
+              <w:rPr/>
               <w:t>métodos</w:t>
             </w:r>
             <w:proofErr w:type="spellEnd"/>
@@ -5285,6 +5406,7 @@
           </w:tcPr>
           <w:p>
             <w:r>
+              <w:rPr/>
               <w:t>sentry-ruby</w:t>
             </w:r>
           </w:p>
@@ -5296,6 +5418,7 @@
           </w:tcPr>
           <w:p>
             <w:r>
+              <w:rPr/>
               <w:t>1</w:t>
             </w:r>
           </w:p>
@@ -5307,6 +5430,7 @@
           </w:tcPr>
           <w:p>
             <w:r>
+              <w:rPr/>
               <w:t>2</w:t>
             </w:r>
           </w:p>
@@ -5318,6 +5442,7 @@
           </w:tcPr>
           <w:p>
             <w:r>
+              <w:rPr/>
               <w:t>0</w:t>
             </w:r>
           </w:p>
@@ -5330,14 +5455,17 @@
           <w:p>
             <w:proofErr w:type="spellStart"/>
             <w:r>
+              <w:rPr/>
               <w:t>menos</w:t>
             </w:r>
             <w:proofErr w:type="spellEnd"/>
             <w:r>
+              <w:rPr/>
               <w:t xml:space="preserve"> de 15 </w:t>
             </w:r>
             <w:proofErr w:type="spellStart"/>
             <w:r>
+              <w:rPr/>
               <w:t>métodos</w:t>
             </w:r>
             <w:proofErr w:type="spellEnd"/>
@@ -5353,6 +5481,7 @@
           <w:p>
             <w:proofErr w:type="spellStart"/>
             <w:r>
+              <w:rPr/>
               <w:t>rqrcode</w:t>
             </w:r>
             <w:proofErr w:type="spellEnd"/>
@@ -5365,6 +5494,7 @@
           </w:tcPr>
           <w:p>
             <w:r>
+              <w:rPr/>
               <w:t>9</w:t>
             </w:r>
           </w:p>
@@ -5376,6 +5506,7 @@
           </w:tcPr>
           <w:p>
             <w:r>
+              <w:rPr/>
               <w:t>6</w:t>
             </w:r>
           </w:p>
@@ -5387,6 +5518,7 @@
           </w:tcPr>
           <w:p>
             <w:r>
+              <w:rPr/>
               <w:t>0</w:t>
             </w:r>
           </w:p>
@@ -5399,14 +5531,17 @@
           <w:p>
             <w:proofErr w:type="spellStart"/>
             <w:r>
+              <w:rPr/>
               <w:t>menos</w:t>
             </w:r>
             <w:proofErr w:type="spellEnd"/>
             <w:r>
+              <w:rPr/>
               <w:t xml:space="preserve"> de 15 </w:t>
             </w:r>
             <w:proofErr w:type="spellStart"/>
             <w:r>
+              <w:rPr/>
               <w:t>métodos</w:t>
             </w:r>
             <w:proofErr w:type="spellEnd"/>
@@ -5422,6 +5557,7 @@
           <w:p>
             <w:proofErr w:type="spellStart"/>
             <w:r>
+              <w:rPr/>
               <w:t>jaro_winkler</w:t>
             </w:r>
             <w:proofErr w:type="spellEnd"/>
@@ -5434,6 +5570,7 @@
           </w:tcPr>
           <w:p>
             <w:r>
+              <w:rPr/>
               <w:t>4</w:t>
             </w:r>
           </w:p>
@@ -5445,6 +5582,7 @@
           </w:tcPr>
           <w:p>
             <w:r>
+              <w:rPr/>
               <w:t>7</w:t>
             </w:r>
           </w:p>
@@ -5456,6 +5594,7 @@
           </w:tcPr>
           <w:p>
             <w:r>
+              <w:rPr/>
               <w:t>0</w:t>
             </w:r>
           </w:p>
@@ -5468,14 +5607,17 @@
           <w:p>
             <w:proofErr w:type="spellStart"/>
             <w:r>
+              <w:rPr/>
               <w:t>menos</w:t>
             </w:r>
             <w:proofErr w:type="spellEnd"/>
             <w:r>
+              <w:rPr/>
               <w:t xml:space="preserve"> de 15 </w:t>
             </w:r>
             <w:proofErr w:type="spellStart"/>
             <w:r>
+              <w:rPr/>
               <w:t>métodos</w:t>
             </w:r>
             <w:proofErr w:type="spellEnd"/>
@@ -5490,6 +5632,7 @@
           </w:tcPr>
           <w:p>
             <w:r>
+              <w:rPr/>
               <w:t>docile</w:t>
             </w:r>
           </w:p>
@@ -5501,6 +5644,7 @@
           </w:tcPr>
           <w:p>
             <w:r>
+              <w:rPr/>
               <w:t>6</w:t>
             </w:r>
           </w:p>
@@ -5512,6 +5656,7 @@
           </w:tcPr>
           <w:p>
             <w:r>
+              <w:rPr/>
               <w:t>9</w:t>
             </w:r>
           </w:p>
@@ -5523,6 +5668,7 @@
           </w:tcPr>
           <w:p>
             <w:r>
+              <w:rPr/>
               <w:t>0</w:t>
             </w:r>
           </w:p>
@@ -5535,14 +5681,17 @@
           <w:p>
             <w:proofErr w:type="spellStart"/>
             <w:r>
+              <w:rPr/>
               <w:t>menos</w:t>
             </w:r>
             <w:proofErr w:type="spellEnd"/>
             <w:r>
+              <w:rPr/>
               <w:t xml:space="preserve"> de 15 </w:t>
             </w:r>
             <w:proofErr w:type="spellStart"/>
             <w:r>
+              <w:rPr/>
               <w:t>métodos</w:t>
             </w:r>
             <w:proofErr w:type="spellEnd"/>
@@ -5558,6 +5707,7 @@
           <w:p>
             <w:proofErr w:type="spellStart"/>
             <w:r>
+              <w:rPr/>
               <w:t>active_model_serializers</w:t>
             </w:r>
             <w:proofErr w:type="spellEnd"/>
@@ -5570,6 +5720,7 @@
           </w:tcPr>
           <w:p>
             <w:r>
+              <w:rPr/>
               <w:t>—</w:t>
             </w:r>
           </w:p>
@@ -5581,6 +5732,7 @@
           </w:tcPr>
           <w:p>
             <w:r>
+              <w:rPr/>
               <w:t>—</w:t>
             </w:r>
           </w:p>
@@ -5592,6 +5744,7 @@
           </w:tcPr>
           <w:p>
             <w:r>
+              <w:rPr/>
               <w:t>—</w:t>
             </w:r>
           </w:p>
@@ -5604,10 +5757,12 @@
           <w:p>
             <w:proofErr w:type="spellStart"/>
             <w:r>
+              <w:rPr/>
               <w:t>sem</w:t>
             </w:r>
             <w:proofErr w:type="spellEnd"/>
             <w:r>
+              <w:rPr/>
               <w:t xml:space="preserve"> </w:t>
             </w:r>
             <w:r>
@@ -5618,6 +5773,7 @@
               <w:t>lib/</w:t>
             </w:r>
             <w:r>
+              <w:rPr/>
               <w:t xml:space="preserve"> nem </w:t>
             </w:r>
             <w:proofErr w:type="spellStart"/>
@@ -5648,7 +5804,7 @@
           <w:p>
             <w:proofErr w:type="spellStart"/>
             <w:r>
-              <w:lastRenderedPageBreak/>
+              <w:rPr/>
               <w:t>fastlane</w:t>
             </w:r>
             <w:proofErr w:type="spellEnd"/>
@@ -5661,6 +5817,7 @@
           </w:tcPr>
           <w:p>
             <w:r>
+              <w:rPr/>
               <w:t>—</w:t>
             </w:r>
           </w:p>
@@ -5672,6 +5829,7 @@
           </w:tcPr>
           <w:p>
             <w:r>
+              <w:rPr/>
               <w:t>—</w:t>
             </w:r>
           </w:p>
@@ -5683,6 +5841,7 @@
           </w:tcPr>
           <w:p>
             <w:r>
+              <w:rPr/>
               <w:t>—</w:t>
             </w:r>
           </w:p>
@@ -5695,10 +5854,12 @@
           <w:p>
             <w:proofErr w:type="spellStart"/>
             <w:r>
+              <w:rPr/>
               <w:t>sem</w:t>
             </w:r>
             <w:proofErr w:type="spellEnd"/>
             <w:r>
+              <w:rPr/>
               <w:t xml:space="preserve"> </w:t>
             </w:r>
             <w:r>
@@ -5709,6 +5870,7 @@
               <w:t>lib/</w:t>
             </w:r>
             <w:r>
+              <w:rPr/>
               <w:t xml:space="preserve"> nem </w:t>
             </w:r>
             <w:proofErr w:type="spellStart"/>
@@ -5855,6 +6017,7 @@
         <w:pStyle w:val="font-claude-response-body"/>
       </w:pPr>
       <w:r>
+        <w:rPr/>
         <w:t>Duas exclusões</w:t>
       </w:r>
     </w:p>
@@ -5918,13 +6081,16 @@
       </w:pPr>
       <w:proofErr w:type="spellStart"/>
       <w:r>
+        <w:rPr/>
         <w:t xml:space="preserve">Gems </w:t>
       </w:r>
       <w:proofErr w:type="spellEnd"/>
       <w:r>
+        <w:rPr/>
         <w:t>que declaram o Rails, ou partes dele</w:t>
       </w:r>
       <w:r>
+        <w:rPr/>
         <w:t>.</w:t>
       </w:r>
     </w:p>
@@ -5935,7 +6101,6 @@
       <w:r>
         <w:rPr>
           <w:rStyle w:val="Forte"/>
-          <w:b w:val="0"/>
           <w:bCs w:val="0"/>
         </w:rPr>
         <w:t>Como</w:t>
@@ -5943,7 +6108,6 @@
       <w:r>
         <w:rPr>
           <w:rStyle w:val="Forte"/>
-          <w:b w:val="0"/>
           <w:bCs w:val="0"/>
         </w:rPr>
         <w:t>?</w:t>
@@ -5956,26 +6120,32 @@
       </w:r>
       <w:proofErr w:type="gramStart"/>
       <w:r>
+        <w:rPr/>
         <w:t>Consultando</w:t>
       </w:r>
       <w:proofErr w:type="gramEnd"/>
       <w:r>
+        <w:rPr/>
         <w:t xml:space="preserve"> as dependências de execução de cada </w:t>
       </w:r>
       <w:proofErr w:type="spellStart"/>
       <w:r>
+        <w:rPr/>
         <w:t>gem</w:t>
       </w:r>
       <w:proofErr w:type="spellEnd"/>
       <w:r>
+        <w:rPr/>
         <w:t xml:space="preserve"> na API do </w:t>
       </w:r>
       <w:proofErr w:type="spellStart"/>
       <w:r>
+        <w:rPr/>
         <w:t>RubyGems</w:t>
       </w:r>
       <w:proofErr w:type="spellEnd"/>
       <w:r>
+        <w:rPr/>
         <w:t xml:space="preserve"> e cruzando com uma lista explícita de pacotes do Rails. </w:t>
       </w:r>
     </w:p>
@@ -5986,20 +6156,22 @@
       <w:r>
         <w:rPr>
           <w:rStyle w:val="Forte"/>
-          <w:b w:val="0"/>
           <w:bCs w:val="0"/>
         </w:rPr>
         <w:t>Porquê excluir.</w:t>
       </w:r>
       <w:r>
+        <w:rPr/>
         <w:t xml:space="preserve"> Para as testar seria preciso levantar meio </w:t>
       </w:r>
       <w:proofErr w:type="spellStart"/>
       <w:r>
+        <w:rPr/>
         <w:t>framework</w:t>
       </w:r>
       <w:proofErr w:type="spellEnd"/>
       <w:r>
+        <w:rPr/>
         <w:t xml:space="preserve">, muitas vezes com base de dados. </w:t>
       </w:r>
     </w:p>
@@ -6008,14 +6180,17 @@
         <w:pStyle w:val="font-claude-response-body"/>
       </w:pPr>
       <w:r>
+        <w:rPr/>
         <w:t xml:space="preserve">19 </w:t>
       </w:r>
       <w:proofErr w:type="spellStart"/>
       <w:r>
+        <w:rPr/>
         <w:t>gems</w:t>
       </w:r>
       <w:proofErr w:type="spellEnd"/>
       <w:r>
+        <w:rPr/>
         <w:t xml:space="preserve"> excluídas.</w:t>
       </w:r>
     </w:p>
@@ -6077,159 +6252,198 @@
     <w:p>
       <w:proofErr w:type="spellStart"/>
       <w:r>
+        <w:rPr/>
         <w:t>twilio</w:t>
       </w:r>
       <w:proofErr w:type="spellEnd"/>
       <w:r>
+        <w:rPr/>
         <w:t xml:space="preserve">-ruby </w:t>
       </w:r>
       <w:proofErr w:type="spellStart"/>
       <w:r>
+        <w:rPr/>
         <w:t>tem</w:t>
       </w:r>
       <w:proofErr w:type="spellEnd"/>
       <w:r>
+        <w:rPr/>
         <w:t xml:space="preserve"> 22 047 </w:t>
       </w:r>
       <w:proofErr w:type="spellStart"/>
       <w:r>
+        <w:rPr/>
         <w:t>métodos</w:t>
       </w:r>
       <w:proofErr w:type="spellEnd"/>
       <w:r>
+        <w:rPr/>
         <w:t xml:space="preserve">, mas </w:t>
       </w:r>
       <w:proofErr w:type="spellStart"/>
       <w:r>
+        <w:rPr/>
         <w:t>não</w:t>
       </w:r>
       <w:proofErr w:type="spellEnd"/>
       <w:r>
+        <w:rPr/>
         <w:t xml:space="preserve"> é um </w:t>
       </w:r>
       <w:proofErr w:type="spellStart"/>
       <w:r>
+        <w:rPr/>
         <w:t>projeto</w:t>
       </w:r>
       <w:proofErr w:type="spellEnd"/>
       <w:r>
+        <w:rPr/>
         <w:t xml:space="preserve"> </w:t>
       </w:r>
       <w:r>
+        <w:rPr/>
         <w:t xml:space="preserve">complex. </w:t>
       </w:r>
       <w:proofErr w:type="spellStart"/>
       <w:r>
+        <w:rPr/>
         <w:t>Métodos</w:t>
       </w:r>
       <w:proofErr w:type="spellEnd"/>
       <w:r>
+        <w:rPr/>
         <w:t xml:space="preserve"> </w:t>
       </w:r>
       <w:proofErr w:type="spellStart"/>
       <w:r>
+        <w:rPr/>
         <w:t>são</w:t>
       </w:r>
       <w:proofErr w:type="spellEnd"/>
       <w:r>
+        <w:rPr/>
         <w:t xml:space="preserve"> </w:t>
       </w:r>
       <w:proofErr w:type="spellStart"/>
       <w:r>
+        <w:rPr/>
         <w:t>praticamente</w:t>
       </w:r>
       <w:proofErr w:type="spellEnd"/>
       <w:r>
+        <w:rPr/>
         <w:t xml:space="preserve"> </w:t>
       </w:r>
       <w:proofErr w:type="spellStart"/>
       <w:r>
+        <w:rPr/>
         <w:t>todos</w:t>
       </w:r>
       <w:proofErr w:type="spellEnd"/>
       <w:r>
+        <w:rPr/>
         <w:t xml:space="preserve"> </w:t>
       </w:r>
       <w:proofErr w:type="spellStart"/>
       <w:r>
+        <w:rPr/>
         <w:t>iguais</w:t>
       </w:r>
       <w:proofErr w:type="spellEnd"/>
       <w:r>
+        <w:rPr/>
         <w:t xml:space="preserve">. Uma gem </w:t>
       </w:r>
       <w:proofErr w:type="spellStart"/>
       <w:r>
+        <w:rPr/>
         <w:t>destas</w:t>
       </w:r>
       <w:proofErr w:type="spellEnd"/>
       <w:r>
+        <w:rPr/>
         <w:t xml:space="preserve"> </w:t>
       </w:r>
       <w:proofErr w:type="spellStart"/>
       <w:r>
+        <w:rPr/>
         <w:t>dominaria</w:t>
       </w:r>
       <w:proofErr w:type="spellEnd"/>
       <w:r>
+        <w:rPr/>
         <w:t xml:space="preserve"> o corpus </w:t>
       </w:r>
       <w:proofErr w:type="spellStart"/>
       <w:r>
+        <w:rPr/>
         <w:t>sem</w:t>
       </w:r>
       <w:proofErr w:type="spellEnd"/>
       <w:r>
+        <w:rPr/>
         <w:t xml:space="preserve"> </w:t>
       </w:r>
       <w:proofErr w:type="spellStart"/>
       <w:r>
+        <w:rPr/>
         <w:t>qualuqer</w:t>
       </w:r>
       <w:proofErr w:type="spellEnd"/>
       <w:r>
+        <w:rPr/>
         <w:t xml:space="preserve"> </w:t>
       </w:r>
       <w:proofErr w:type="spellStart"/>
       <w:r>
+        <w:rPr/>
         <w:t>sentido</w:t>
       </w:r>
       <w:proofErr w:type="spellEnd"/>
       <w:r>
+        <w:rPr/>
         <w:t xml:space="preserve"> para </w:t>
       </w:r>
       <w:proofErr w:type="spellStart"/>
       <w:r>
+        <w:rPr/>
         <w:t>tal</w:t>
       </w:r>
       <w:proofErr w:type="spellEnd"/>
       <w:r>
+        <w:rPr/>
         <w:t>.</w:t>
       </w:r>
     </w:p>
     <w:p>
       <w:proofErr w:type="spellStart"/>
       <w:r>
-        <w:t>Metemos</w:t>
+        <w:rPr/>
+        <w:t>Meti</w:t>
       </w:r>
       <w:proofErr w:type="spellEnd"/>
       <w:r>
+        <w:rPr/>
         <w:t xml:space="preserve"> </w:t>
       </w:r>
       <w:proofErr w:type="spellStart"/>
       <w:r>
+        <w:rPr/>
         <w:t>teto</w:t>
       </w:r>
       <w:proofErr w:type="spellEnd"/>
       <w:r>
+        <w:rPr/>
         <w:t xml:space="preserve"> de 2000 </w:t>
       </w:r>
       <w:proofErr w:type="spellStart"/>
       <w:r>
+        <w:rPr/>
         <w:t>métodos</w:t>
       </w:r>
       <w:proofErr w:type="spellEnd"/>
       <w:r>
+        <w:rPr/>
         <w:t>!</w:t>
       </w:r>
     </w:p>
@@ -6239,14 +6453,17 @@
         <w:pStyle w:val="font-claude-response-body"/>
       </w:pPr>
       <w:r>
+        <w:rPr/>
         <w:t xml:space="preserve">1 </w:t>
       </w:r>
       <w:proofErr w:type="spellStart"/>
       <w:r>
+        <w:rPr/>
         <w:t>gem</w:t>
       </w:r>
       <w:proofErr w:type="spellEnd"/>
       <w:r>
+        <w:rPr/>
         <w:t xml:space="preserve"> excluída. Restam 94 elegíveis.</w:t>
       </w:r>
     </w:p>
@@ -6416,9 +6633,11 @@
         <w:pStyle w:val="font-claude-response-body"/>
       </w:pPr>
       <w:r>
+        <w:rPr/>
         <w:t xml:space="preserve">Cada uma corresponde a uma </w:t>
       </w:r>
       <w:r>
+        <w:rPr/>
         <w:t>pode dar target a um escopo diferente da ferramenta</w:t>
       </w:r>
     </w:p>
@@ -6453,7 +6672,6 @@
                 <w:b/>
                 <w:bCs/>
               </w:rPr>
-              <w:lastRenderedPageBreak/>
               <w:t>Característica</w:t>
             </w:r>
             <w:proofErr w:type="spellEnd"/>
@@ -6556,14 +6774,17 @@
           <w:p>
             <w:proofErr w:type="spellStart"/>
             <w:r>
+              <w:rPr/>
               <w:t>Número</w:t>
             </w:r>
             <w:proofErr w:type="spellEnd"/>
             <w:r>
+              <w:rPr/>
               <w:t xml:space="preserve"> de </w:t>
             </w:r>
             <w:proofErr w:type="spellStart"/>
             <w:r>
+              <w:rPr/>
               <w:t>métodos</w:t>
             </w:r>
             <w:proofErr w:type="spellEnd"/>
@@ -6577,14 +6798,17 @@
           <w:p>
             <w:proofErr w:type="spellStart"/>
             <w:r>
+              <w:rPr/>
               <w:t>contagem</w:t>
             </w:r>
             <w:proofErr w:type="spellEnd"/>
             <w:r>
+              <w:rPr/>
               <w:t xml:space="preserve"> dos </w:t>
             </w:r>
             <w:proofErr w:type="spellStart"/>
             <w:r>
+              <w:rPr/>
               <w:t>métodos</w:t>
             </w:r>
             <w:proofErr w:type="spellEnd"/>
@@ -6598,14 +6822,17 @@
           <w:p>
             <w:proofErr w:type="spellStart"/>
             <w:r>
+              <w:rPr/>
               <w:t>escala</w:t>
             </w:r>
             <w:proofErr w:type="spellEnd"/>
             <w:r>
+              <w:rPr/>
               <w:t xml:space="preserve"> e </w:t>
             </w:r>
             <w:proofErr w:type="spellStart"/>
             <w:r>
+              <w:rPr/>
               <w:t>custo</w:t>
             </w:r>
             <w:proofErr w:type="spellEnd"/>
@@ -6621,22 +6848,27 @@
           <w:p>
             <w:proofErr w:type="spellStart"/>
             <w:r>
+              <w:rPr/>
               <w:t>Linhas</w:t>
             </w:r>
             <w:proofErr w:type="spellEnd"/>
             <w:r>
+              <w:rPr/>
               <w:t xml:space="preserve"> </w:t>
             </w:r>
             <w:proofErr w:type="spellStart"/>
             <w:r>
+              <w:rPr/>
               <w:t>por</w:t>
             </w:r>
             <w:proofErr w:type="spellEnd"/>
             <w:r>
+              <w:rPr/>
               <w:t xml:space="preserve"> </w:t>
             </w:r>
             <w:proofErr w:type="spellStart"/>
             <w:r>
+              <w:rPr/>
               <w:t>método</w:t>
             </w:r>
             <w:proofErr w:type="spellEnd"/>
@@ -6650,46 +6882,57 @@
           <w:p>
             <w:proofErr w:type="spellStart"/>
             <w:r>
+              <w:rPr/>
               <w:t>linha</w:t>
             </w:r>
             <w:proofErr w:type="spellEnd"/>
             <w:r>
+              <w:rPr/>
               <w:t xml:space="preserve"> final </w:t>
             </w:r>
             <w:proofErr w:type="spellStart"/>
             <w:r>
+              <w:rPr/>
               <w:t>menos</w:t>
             </w:r>
             <w:proofErr w:type="spellEnd"/>
             <w:r>
+              <w:rPr/>
               <w:t xml:space="preserve"> </w:t>
             </w:r>
             <w:proofErr w:type="spellStart"/>
             <w:r>
+              <w:rPr/>
               <w:t>linha</w:t>
             </w:r>
             <w:proofErr w:type="spellEnd"/>
             <w:r>
+              <w:rPr/>
               <w:t xml:space="preserve"> </w:t>
             </w:r>
             <w:proofErr w:type="spellStart"/>
             <w:r>
+              <w:rPr/>
               <w:t>inicial</w:t>
             </w:r>
             <w:proofErr w:type="spellEnd"/>
             <w:r>
+              <w:rPr/>
               <w:t xml:space="preserve">, </w:t>
             </w:r>
             <w:proofErr w:type="spellStart"/>
             <w:r>
+              <w:rPr/>
               <w:t>em</w:t>
             </w:r>
             <w:proofErr w:type="spellEnd"/>
             <w:r>
+              <w:rPr/>
               <w:t xml:space="preserve"> </w:t>
             </w:r>
             <w:proofErr w:type="spellStart"/>
             <w:r>
+              <w:rPr/>
               <w:t>média</w:t>
             </w:r>
             <w:proofErr w:type="spellEnd"/>
@@ -6702,30 +6945,37 @@
           </w:tcPr>
           <w:p>
             <w:r>
+              <w:rPr/>
               <w:t xml:space="preserve">o </w:t>
             </w:r>
             <w:proofErr w:type="spellStart"/>
             <w:r>
+              <w:rPr/>
               <w:t>contexto</w:t>
             </w:r>
             <w:proofErr w:type="spellEnd"/>
             <w:r>
+              <w:rPr/>
               <w:t xml:space="preserve"> </w:t>
             </w:r>
             <w:proofErr w:type="spellStart"/>
             <w:r>
+              <w:rPr/>
               <w:t>que</w:t>
             </w:r>
             <w:proofErr w:type="spellEnd"/>
             <w:r>
+              <w:rPr/>
               <w:t xml:space="preserve"> </w:t>
             </w:r>
             <w:proofErr w:type="spellStart"/>
             <w:r>
+              <w:rPr/>
               <w:t>vai</w:t>
             </w:r>
             <w:proofErr w:type="spellEnd"/>
             <w:r>
+              <w:rPr/>
               <w:t xml:space="preserve"> no prompt</w:t>
             </w:r>
           </w:p>
@@ -6740,22 +6990,27 @@
           <w:p>
             <w:bookmarkStart w:id="7" w:name="_Hlk237859368"/>
             <w:r>
+              <w:rPr/>
               <w:t xml:space="preserve">% </w:t>
             </w:r>
             <w:proofErr w:type="gramStart"/>
             <w:r>
+              <w:rPr/>
               <w:t>de</w:t>
             </w:r>
             <w:proofErr w:type="gramEnd"/>
             <w:r>
+              <w:rPr/>
               <w:t xml:space="preserve"> </w:t>
             </w:r>
             <w:proofErr w:type="spellStart"/>
             <w:r>
+              <w:rPr/>
               <w:t>métodos</w:t>
             </w:r>
             <w:proofErr w:type="spellEnd"/>
             <w:r>
+              <w:rPr/>
               <w:t xml:space="preserve"> singleton</w:t>
             </w:r>
           </w:p>
@@ -6768,34 +7023,42 @@
           <w:p>
             <w:proofErr w:type="spellStart"/>
             <w:r>
+              <w:rPr/>
               <w:t>métodos</w:t>
             </w:r>
             <w:proofErr w:type="spellEnd"/>
             <w:r>
+              <w:rPr/>
               <w:t xml:space="preserve"> de </w:t>
             </w:r>
             <w:proofErr w:type="spellStart"/>
             <w:r>
+              <w:rPr/>
               <w:t>classe</w:t>
             </w:r>
             <w:proofErr w:type="spellEnd"/>
             <w:r>
+              <w:rPr/>
               <w:t xml:space="preserve"> a </w:t>
             </w:r>
             <w:proofErr w:type="spellStart"/>
             <w:r>
+              <w:rPr/>
               <w:t>dividir</w:t>
             </w:r>
             <w:proofErr w:type="spellEnd"/>
             <w:r>
+              <w:rPr/>
               <w:t xml:space="preserve"> </w:t>
             </w:r>
             <w:proofErr w:type="spellStart"/>
             <w:r>
+              <w:rPr/>
               <w:t>pelo</w:t>
             </w:r>
             <w:proofErr w:type="spellEnd"/>
             <w:r>
+              <w:rPr/>
               <w:t xml:space="preserve"> total</w:t>
             </w:r>
           </w:p>
@@ -6807,42 +7070,52 @@
           </w:tcPr>
           <w:p>
             <w:r>
+              <w:rPr/>
               <w:t xml:space="preserve">regime de </w:t>
             </w:r>
             <w:proofErr w:type="spellStart"/>
             <w:r>
+              <w:rPr/>
               <w:t>programação</w:t>
             </w:r>
             <w:proofErr w:type="spellEnd"/>
             <w:r>
+              <w:rPr/>
               <w:t xml:space="preserve">: </w:t>
             </w:r>
             <w:proofErr w:type="spellStart"/>
             <w:r>
+              <w:rPr/>
               <w:t>funções</w:t>
             </w:r>
             <w:proofErr w:type="spellEnd"/>
             <w:r>
+              <w:rPr/>
               <w:t xml:space="preserve"> de </w:t>
             </w:r>
             <w:proofErr w:type="spellStart"/>
             <w:r>
+              <w:rPr/>
               <w:t>módulo</w:t>
             </w:r>
             <w:proofErr w:type="spellEnd"/>
             <w:r>
+              <w:rPr/>
               <w:t xml:space="preserve"> contra </w:t>
             </w:r>
             <w:proofErr w:type="spellStart"/>
             <w:r>
+              <w:rPr/>
               <w:t>objetos</w:t>
             </w:r>
             <w:proofErr w:type="spellEnd"/>
             <w:r>
+              <w:rPr/>
               <w:t xml:space="preserve"> com </w:t>
             </w:r>
             <w:proofErr w:type="spellStart"/>
             <w:r>
+              <w:rPr/>
               <w:t>estado</w:t>
             </w:r>
             <w:proofErr w:type="spellEnd"/>
@@ -6857,22 +7130,27 @@
           </w:tcPr>
           <w:p>
             <w:r>
+              <w:rPr/>
               <w:t xml:space="preserve">% </w:t>
             </w:r>
             <w:proofErr w:type="gramStart"/>
             <w:r>
+              <w:rPr/>
               <w:t>de</w:t>
             </w:r>
             <w:proofErr w:type="gramEnd"/>
             <w:r>
+              <w:rPr/>
               <w:t xml:space="preserve"> </w:t>
             </w:r>
             <w:proofErr w:type="spellStart"/>
             <w:r>
+              <w:rPr/>
               <w:t>métodos</w:t>
             </w:r>
             <w:proofErr w:type="spellEnd"/>
             <w:r>
+              <w:rPr/>
               <w:t xml:space="preserve"> com duck typing</w:t>
             </w:r>
           </w:p>
@@ -6885,62 +7163,77 @@
           <w:p>
             <w:proofErr w:type="spellStart"/>
             <w:r>
+              <w:rPr/>
               <w:t>métodos</w:t>
             </w:r>
             <w:proofErr w:type="spellEnd"/>
             <w:r>
+              <w:rPr/>
               <w:t xml:space="preserve"> </w:t>
             </w:r>
             <w:proofErr w:type="spellStart"/>
             <w:r>
+              <w:rPr/>
               <w:t>cujos</w:t>
             </w:r>
             <w:proofErr w:type="spellEnd"/>
             <w:r>
+              <w:rPr/>
               <w:t xml:space="preserve"> </w:t>
             </w:r>
             <w:proofErr w:type="spellStart"/>
             <w:r>
+              <w:rPr/>
               <w:t>parâmetros</w:t>
             </w:r>
             <w:proofErr w:type="spellEnd"/>
             <w:r>
+              <w:rPr/>
               <w:t xml:space="preserve"> </w:t>
             </w:r>
             <w:proofErr w:type="spellStart"/>
             <w:r>
+              <w:rPr/>
               <w:t>têm</w:t>
             </w:r>
             <w:proofErr w:type="spellEnd"/>
             <w:r>
+              <w:rPr/>
               <w:t xml:space="preserve"> </w:t>
             </w:r>
             <w:proofErr w:type="spellStart"/>
             <w:r>
+              <w:rPr/>
               <w:t>chamadas</w:t>
             </w:r>
             <w:proofErr w:type="spellEnd"/>
             <w:r>
+              <w:rPr/>
               <w:t xml:space="preserve"> </w:t>
             </w:r>
             <w:proofErr w:type="spellStart"/>
             <w:r>
+              <w:rPr/>
               <w:t>registadas</w:t>
             </w:r>
             <w:proofErr w:type="spellEnd"/>
             <w:r>
+              <w:rPr/>
               <w:t xml:space="preserve"> </w:t>
             </w:r>
             <w:proofErr w:type="spellStart"/>
             <w:r>
+              <w:rPr/>
               <w:t>sobre</w:t>
             </w:r>
             <w:proofErr w:type="spellEnd"/>
             <w:r>
+              <w:rPr/>
               <w:t xml:space="preserve"> </w:t>
             </w:r>
             <w:proofErr w:type="spellStart"/>
             <w:r>
+              <w:rPr/>
               <w:t>eles</w:t>
             </w:r>
             <w:proofErr w:type="spellEnd"/>
@@ -6954,26 +7247,32 @@
           <w:p>
             <w:proofErr w:type="gramStart"/>
             <w:r>
+              <w:rPr/>
               <w:t>a</w:t>
             </w:r>
             <w:proofErr w:type="gramEnd"/>
             <w:r>
+              <w:rPr/>
               <w:t xml:space="preserve"> </w:t>
             </w:r>
             <w:proofErr w:type="spellStart"/>
             <w:r>
+              <w:rPr/>
               <w:t>inferência</w:t>
             </w:r>
             <w:proofErr w:type="spellEnd"/>
             <w:r>
+              <w:rPr/>
               <w:t xml:space="preserve"> de </w:t>
             </w:r>
             <w:proofErr w:type="spellStart"/>
             <w:r>
+              <w:rPr/>
               <w:t>tipos</w:t>
             </w:r>
             <w:proofErr w:type="spellEnd"/>
             <w:r>
+              <w:rPr/>
               <w:t xml:space="preserve"> </w:t>
             </w:r>
           </w:p>
@@ -6988,22 +7287,27 @@
           <w:p>
             <w:proofErr w:type="spellStart"/>
             <w:r>
+              <w:rPr/>
               <w:t>Mixins</w:t>
             </w:r>
             <w:proofErr w:type="spellEnd"/>
             <w:r>
+              <w:rPr/>
               <w:t xml:space="preserve"> </w:t>
             </w:r>
             <w:proofErr w:type="spellStart"/>
             <w:r>
+              <w:rPr/>
               <w:t>por</w:t>
             </w:r>
             <w:proofErr w:type="spellEnd"/>
             <w:r>
+              <w:rPr/>
               <w:t xml:space="preserve"> </w:t>
             </w:r>
             <w:proofErr w:type="spellStart"/>
             <w:r>
+              <w:rPr/>
               <w:t>classe</w:t>
             </w:r>
             <w:proofErr w:type="spellEnd"/>
@@ -7117,50 +7421,62 @@
           </w:tcPr>
           <w:p>
             <w:r>
+              <w:rPr/>
               <w:t xml:space="preserve">o </w:t>
             </w:r>
             <w:proofErr w:type="spellStart"/>
             <w:r>
+              <w:rPr/>
               <w:t>grafo</w:t>
             </w:r>
             <w:proofErr w:type="spellEnd"/>
             <w:r>
+              <w:rPr/>
               <w:t xml:space="preserve"> de </w:t>
             </w:r>
             <w:proofErr w:type="spellStart"/>
             <w:r>
+              <w:rPr/>
               <w:t>chamadas</w:t>
             </w:r>
             <w:proofErr w:type="spellEnd"/>
             <w:r>
+              <w:rPr/>
               <w:t xml:space="preserve"> e </w:t>
             </w:r>
             <w:proofErr w:type="gramStart"/>
             <w:r>
+              <w:rPr/>
               <w:t>a</w:t>
             </w:r>
             <w:proofErr w:type="gramEnd"/>
             <w:r>
+              <w:rPr/>
               <w:t xml:space="preserve"> </w:t>
             </w:r>
             <w:proofErr w:type="spellStart"/>
             <w:r>
+              <w:rPr/>
               <w:t>ordem</w:t>
             </w:r>
             <w:proofErr w:type="spellEnd"/>
             <w:r>
+              <w:rPr/>
               <w:t xml:space="preserve"> de </w:t>
             </w:r>
             <w:proofErr w:type="spellStart"/>
             <w:r>
+              <w:rPr/>
               <w:t>procura</w:t>
             </w:r>
             <w:proofErr w:type="spellEnd"/>
             <w:r>
+              <w:rPr/>
               <w:t xml:space="preserve"> de </w:t>
             </w:r>
             <w:proofErr w:type="spellStart"/>
             <w:r>
+              <w:rPr/>
               <w:t>métodos</w:t>
             </w:r>
             <w:proofErr w:type="spellEnd"/>
@@ -7176,14 +7492,17 @@
           <w:p>
             <w:proofErr w:type="spellStart"/>
             <w:r>
+              <w:rPr/>
               <w:t>Profundidade</w:t>
             </w:r>
             <w:proofErr w:type="spellEnd"/>
             <w:r>
+              <w:rPr/>
               <w:t xml:space="preserve"> de </w:t>
             </w:r>
             <w:proofErr w:type="spellStart"/>
             <w:r>
+              <w:rPr/>
               <w:t>herança</w:t>
             </w:r>
             <w:proofErr w:type="spellEnd"/>
@@ -7197,30 +7516,37 @@
           <w:p>
             <w:proofErr w:type="spellStart"/>
             <w:r>
+              <w:rPr/>
               <w:t>comprimento</w:t>
             </w:r>
             <w:proofErr w:type="spellEnd"/>
             <w:r>
+              <w:rPr/>
               <w:t xml:space="preserve"> </w:t>
             </w:r>
             <w:proofErr w:type="spellStart"/>
             <w:r>
+              <w:rPr/>
               <w:t>máximo</w:t>
             </w:r>
             <w:proofErr w:type="spellEnd"/>
             <w:r>
+              <w:rPr/>
               <w:t xml:space="preserve"> da </w:t>
             </w:r>
             <w:proofErr w:type="spellStart"/>
             <w:r>
+              <w:rPr/>
               <w:t>cadeia</w:t>
             </w:r>
             <w:proofErr w:type="spellEnd"/>
             <w:r>
+              <w:rPr/>
               <w:t xml:space="preserve"> de </w:t>
             </w:r>
             <w:proofErr w:type="spellStart"/>
             <w:r>
+              <w:rPr/>
               <w:t>ancestrais</w:t>
             </w:r>
             <w:proofErr w:type="spellEnd"/>
@@ -7233,34 +7559,42 @@
           </w:tcPr>
           <w:p>
             <w:r>
+              <w:rPr/>
               <w:t xml:space="preserve">a </w:t>
             </w:r>
             <w:proofErr w:type="spellStart"/>
             <w:r>
+              <w:rPr/>
               <w:t>resolução</w:t>
             </w:r>
             <w:proofErr w:type="spellEnd"/>
             <w:r>
+              <w:rPr/>
               <w:t xml:space="preserve"> de </w:t>
             </w:r>
             <w:proofErr w:type="spellStart"/>
             <w:r>
+              <w:rPr/>
               <w:t>chamadas</w:t>
             </w:r>
             <w:proofErr w:type="spellEnd"/>
             <w:r>
+              <w:rPr/>
               <w:t xml:space="preserve"> </w:t>
             </w:r>
             <w:proofErr w:type="spellStart"/>
             <w:r>
+              <w:rPr/>
               <w:t>em</w:t>
             </w:r>
             <w:proofErr w:type="spellEnd"/>
             <w:r>
+              <w:rPr/>
               <w:t xml:space="preserve"> </w:t>
             </w:r>
             <w:proofErr w:type="spellStart"/>
             <w:r>
+              <w:rPr/>
               <w:t>hierarquias</w:t>
             </w:r>
             <w:proofErr w:type="spellEnd"/>
@@ -7276,22 +7610,27 @@
           <w:p>
             <w:proofErr w:type="spellStart"/>
             <w:r>
+              <w:rPr/>
               <w:t>Metaprogramação</w:t>
             </w:r>
             <w:proofErr w:type="spellEnd"/>
             <w:r>
+              <w:rPr/>
               <w:t xml:space="preserve"> </w:t>
             </w:r>
             <w:proofErr w:type="spellStart"/>
             <w:r>
+              <w:rPr/>
               <w:t>por</w:t>
             </w:r>
             <w:proofErr w:type="spellEnd"/>
             <w:r>
+              <w:rPr/>
               <w:t xml:space="preserve"> 100 </w:t>
             </w:r>
             <w:proofErr w:type="spellStart"/>
             <w:r>
+              <w:rPr/>
               <w:t>métodos</w:t>
             </w:r>
             <w:proofErr w:type="spellEnd"/>
@@ -7305,46 +7644,57 @@
           <w:p>
             <w:proofErr w:type="spellStart"/>
             <w:r>
+              <w:rPr/>
               <w:t>contagem</w:t>
             </w:r>
             <w:proofErr w:type="spellEnd"/>
             <w:r>
+              <w:rPr/>
               <w:t xml:space="preserve"> de </w:t>
             </w:r>
             <w:proofErr w:type="spellStart"/>
             <w:r>
+              <w:rPr/>
               <w:t>chamadas</w:t>
             </w:r>
             <w:proofErr w:type="spellEnd"/>
             <w:r>
+              <w:rPr/>
               <w:t xml:space="preserve"> </w:t>
             </w:r>
             <w:proofErr w:type="spellStart"/>
             <w:r>
+              <w:rPr/>
               <w:t>numa</w:t>
             </w:r>
             <w:proofErr w:type="spellEnd"/>
             <w:r>
+              <w:rPr/>
               <w:t xml:space="preserve"> </w:t>
             </w:r>
             <w:proofErr w:type="spellStart"/>
             <w:r>
+              <w:rPr/>
               <w:t>lista</w:t>
             </w:r>
             <w:proofErr w:type="spellEnd"/>
             <w:r>
+              <w:rPr/>
               <w:t xml:space="preserve"> </w:t>
             </w:r>
             <w:proofErr w:type="spellStart"/>
             <w:r>
+              <w:rPr/>
               <w:t>fixa</w:t>
             </w:r>
             <w:proofErr w:type="spellEnd"/>
             <w:r>
+              <w:rPr/>
               <w:t xml:space="preserve"> de 22 </w:t>
             </w:r>
             <w:proofErr w:type="spellStart"/>
             <w:r>
+              <w:rPr/>
               <w:t>nomes</w:t>
             </w:r>
             <w:proofErr w:type="spellEnd"/>
@@ -7357,26 +7707,32 @@
           </w:tcPr>
           <w:p>
             <w:r>
+              <w:rPr/>
               <w:t xml:space="preserve">o </w:t>
             </w:r>
             <w:proofErr w:type="spellStart"/>
             <w:r>
+              <w:rPr/>
               <w:t>limite</w:t>
             </w:r>
             <w:proofErr w:type="spellEnd"/>
             <w:r>
+              <w:rPr/>
               <w:t xml:space="preserve"> da </w:t>
             </w:r>
             <w:proofErr w:type="spellStart"/>
             <w:r>
+              <w:rPr/>
               <w:t>análise</w:t>
             </w:r>
             <w:proofErr w:type="spellEnd"/>
             <w:r>
+              <w:rPr/>
               <w:t xml:space="preserve"> </w:t>
             </w:r>
             <w:proofErr w:type="spellStart"/>
             <w:r>
+              <w:rPr/>
               <w:t>estática</w:t>
             </w:r>
             <w:proofErr w:type="spellEnd"/>
@@ -7397,15 +7753,19 @@
       <w:bookmarkStart w:id="8" w:name="_Hlk237860224"/>
       <w:bookmarkStart w:id="9" w:name="_Hlk237860679"/>
       <w:r>
+        <w:rPr/>
         <w:t xml:space="preserve">As sete características são normalizadas </w:t>
       </w:r>
       <w:r>
+        <w:rPr/>
         <w:t xml:space="preserve">(escala </w:t>
       </w:r>
       <w:r>
+        <w:rPr/>
         <w:t>logarítmica para tamanho e profundidade</w:t>
       </w:r>
       <w:r>
+        <w:rPr/>
         <w:t>).</w:t>
       </w:r>
     </w:p>
@@ -7419,6 +7779,7 @@
         <w:pStyle w:val="font-claude-response-body"/>
       </w:pPr>
       <w:r>
+        <w:rPr/>
         <w:t>Eu escolhi ter 12 projetos</w:t>
       </w:r>
     </w:p>
@@ -7431,7 +7792,6 @@
       <w:r>
         <w:rPr>
           <w:rStyle w:val="nfase"/>
-          <w:i w:val="0"/>
           <w:iCs w:val="0"/>
         </w:rPr>
         <w:t>farthest-first</w:t>
@@ -7440,7 +7800,6 @@
       <w:r>
         <w:rPr>
           <w:rStyle w:val="nfase"/>
-          <w:i w:val="0"/>
           <w:iCs w:val="0"/>
         </w:rPr>
         <w:t xml:space="preserve"> </w:t>
@@ -7449,7 +7808,6 @@
       <w:r>
         <w:rPr>
           <w:rStyle w:val="nfase"/>
-          <w:i w:val="0"/>
           <w:iCs w:val="0"/>
         </w:rPr>
         <w:t>traversal</w:t>
@@ -7461,25 +7819,31 @@
         <w:pStyle w:val="font-claude-response-body"/>
       </w:pPr>
       <w:r>
+        <w:rPr/>
         <w:t xml:space="preserve"> </w:t>
       </w:r>
       <w:r>
+        <w:rPr/>
         <w:t xml:space="preserve">Cada </w:t>
       </w:r>
       <w:proofErr w:type="spellStart"/>
       <w:r>
+        <w:rPr/>
         <w:t>gem</w:t>
       </w:r>
       <w:proofErr w:type="spellEnd"/>
       <w:r>
+        <w:rPr/>
         <w:t xml:space="preserve"> passa a ser um ponto num espaço de 7 dimensões, a primeira escolhida é a mais longe do centro desse espaço e as seguintes são as mais longe da </w:t>
       </w:r>
       <w:proofErr w:type="spellStart"/>
       <w:r>
+        <w:rPr/>
         <w:t>gem</w:t>
       </w:r>
       <w:proofErr w:type="spellEnd"/>
       <w:r>
+        <w:rPr/>
         <w:t xml:space="preserve"> escolhida anteriormente até chegar ao teto</w:t>
       </w:r>
     </w:p>
@@ -7488,17 +7852,21 @@
         <w:pStyle w:val="font-claude-response-body"/>
       </w:pPr>
       <w:r>
+        <w:rPr/>
         <w:t xml:space="preserve">Teto de 2 </w:t>
       </w:r>
       <w:proofErr w:type="spellStart"/>
       <w:r>
+        <w:rPr/>
         <w:t>gems</w:t>
       </w:r>
       <w:proofErr w:type="spellEnd"/>
       <w:r>
+        <w:rPr/>
         <w:t xml:space="preserve"> por categoria</w:t>
       </w:r>
       <w:r>
+        <w:rPr/>
         <w:t>, porque se não uma categoria podia dominar o corpus</w:t>
       </w:r>
     </w:p>
@@ -7507,6 +7875,7 @@
         <w:pStyle w:val="font-claude-response-body"/>
       </w:pPr>
       <w:r>
+        <w:rPr/>
         <w:t>"um conjunto de 12 que cobre o espaço de diversidade" e nunca "as 12 mais diversas".</w:t>
       </w:r>
     </w:p>
@@ -7552,7 +7921,6 @@
           <w:sz w:val="28"/>
           <w:szCs w:val="28"/>
         </w:rPr>
-        <w:lastRenderedPageBreak/>
         <w:t>Camada</w:t>
       </w:r>
       <w:proofErr w:type="spellEnd"/>
@@ -7608,7 +7976,6 @@
       <w:r>
         <w:rPr>
           <w:rStyle w:val="Forte"/>
-          <w:b w:val="0"/>
           <w:bCs w:val="0"/>
         </w:rPr>
         <w:t xml:space="preserve">O que </w:t>
@@ -7616,26 +7983,30 @@
       <w:r>
         <w:rPr>
           <w:rStyle w:val="Forte"/>
-          <w:b w:val="0"/>
           <w:bCs w:val="0"/>
         </w:rPr>
         <w:t>foi feito</w:t>
       </w:r>
       <w:r>
+        <w:rPr/>
         <w:t>: Percorrer candidatas</w:t>
       </w:r>
       <w:r>
+        <w:rPr/>
         <w:t xml:space="preserve">: clonar, registar o </w:t>
       </w:r>
       <w:proofErr w:type="spellStart"/>
       <w:r>
+        <w:rPr/>
         <w:t>commit</w:t>
       </w:r>
       <w:proofErr w:type="spellEnd"/>
       <w:r>
+        <w:rPr/>
         <w:t xml:space="preserve"> exato, instalar as dependências de execuçã</w:t>
       </w:r>
       <w:r>
+        <w:rPr/>
         <w:t>o.</w:t>
       </w:r>
     </w:p>
@@ -7644,6 +8015,7 @@
         <w:pStyle w:val="font-claude-response-body"/>
       </w:pPr>
       <w:r>
+        <w:rPr/>
         <w:t xml:space="preserve"> Ficam as 12 primeiras que instalam limpo.</w:t>
       </w:r>
     </w:p>
@@ -7673,10 +8045,12 @@
         <w:t>, ambas por extensões nativas:</w:t>
       </w:r>
       <w:r>
+        <w:rPr/>
         <w:t xml:space="preserve"> a mysql2 e a </w:t>
       </w:r>
       <w:proofErr w:type="spellStart"/>
       <w:r>
+        <w:rPr/>
         <w:t>bootsnap</w:t>
       </w:r>
       <w:proofErr w:type="spellEnd"/>
@@ -7826,7 +8200,9 @@
             <w:tcW w:type="dxa" w:w="1237"/>
           </w:tcPr>
           <w:p>
-            <w:r/>
+            <w:r>
+              <w:rPr/>
+            </w:r>
             <w:r>
               <w:rPr>
                 <w:sz w:val="18"/>
@@ -7840,7 +8216,9 @@
             <w:tcW w:type="dxa" w:w="1120"/>
           </w:tcPr>
           <w:p>
-            <w:r/>
+            <w:r>
+              <w:rPr/>
+            </w:r>
             <w:r>
               <w:rPr>
                 <w:sz w:val="18"/>
@@ -7854,7 +8232,9 @@
             <w:tcW w:type="dxa" w:w="1021"/>
           </w:tcPr>
           <w:p>
-            <w:r/>
+            <w:r>
+              <w:rPr/>
+            </w:r>
             <w:r>
               <w:rPr>
                 <w:sz w:val="18"/>
@@ -7868,7 +8248,9 @@
             <w:tcW w:type="dxa" w:w="1084"/>
           </w:tcPr>
           <w:p>
-            <w:r/>
+            <w:r>
+              <w:rPr/>
+            </w:r>
             <w:r>
               <w:rPr>
                 <w:sz w:val="18"/>
@@ -7882,7 +8264,9 @@
             <w:tcW w:type="dxa" w:w="1029"/>
           </w:tcPr>
           <w:p>
-            <w:r/>
+            <w:r>
+              <w:rPr/>
+            </w:r>
             <w:r>
               <w:rPr>
                 <w:sz w:val="18"/>
@@ -7896,7 +8280,9 @@
             <w:tcW w:type="dxa" w:w="932"/>
           </w:tcPr>
           <w:p>
-            <w:r/>
+            <w:r>
+              <w:rPr/>
+            </w:r>
             <w:r>
               <w:rPr>
                 <w:sz w:val="18"/>
@@ -7910,7 +8296,9 @@
             <w:tcW w:type="dxa" w:w="1299"/>
           </w:tcPr>
           <w:p>
-            <w:r/>
+            <w:r>
+              <w:rPr/>
+            </w:r>
             <w:r>
               <w:rPr>
                 <w:sz w:val="18"/>
@@ -7924,7 +8312,9 @@
             <w:tcW w:type="dxa" w:w="1134"/>
           </w:tcPr>
           <w:p>
-            <w:r/>
+            <w:r>
+              <w:rPr/>
+            </w:r>
             <w:r>
               <w:rPr>
                 <w:sz w:val="18"/>
@@ -7940,7 +8330,9 @@
             <w:tcW w:type="dxa" w:w="1237"/>
           </w:tcPr>
           <w:p>
-            <w:r/>
+            <w:r>
+              <w:rPr/>
+            </w:r>
             <w:r>
               <w:rPr>
                 <w:sz w:val="18"/>
@@ -7954,7 +8346,9 @@
             <w:tcW w:type="dxa" w:w="1120"/>
           </w:tcPr>
           <w:p>
-            <w:r/>
+            <w:r>
+              <w:rPr/>
+            </w:r>
             <w:r>
               <w:rPr>
                 <w:sz w:val="18"/>
@@ -7968,7 +8362,9 @@
             <w:tcW w:type="dxa" w:w="1021"/>
           </w:tcPr>
           <w:p>
-            <w:r/>
+            <w:r>
+              <w:rPr/>
+            </w:r>
             <w:r>
               <w:rPr>
                 <w:sz w:val="18"/>
@@ -7982,7 +8378,9 @@
             <w:tcW w:type="dxa" w:w="1084"/>
           </w:tcPr>
           <w:p>
-            <w:r/>
+            <w:r>
+              <w:rPr/>
+            </w:r>
             <w:r>
               <w:rPr>
                 <w:sz w:val="18"/>
@@ -7996,7 +8394,9 @@
             <w:tcW w:type="dxa" w:w="1029"/>
           </w:tcPr>
           <w:p>
-            <w:r/>
+            <w:r>
+              <w:rPr/>
+            </w:r>
             <w:r>
               <w:rPr>
                 <w:sz w:val="18"/>
@@ -8010,7 +8410,9 @@
             <w:tcW w:type="dxa" w:w="932"/>
           </w:tcPr>
           <w:p>
-            <w:r/>
+            <w:r>
+              <w:rPr/>
+            </w:r>
             <w:r>
               <w:rPr>
                 <w:sz w:val="18"/>
@@ -8024,7 +8426,9 @@
             <w:tcW w:type="dxa" w:w="1299"/>
           </w:tcPr>
           <w:p>
-            <w:r/>
+            <w:r>
+              <w:rPr/>
+            </w:r>
             <w:r>
               <w:rPr>
                 <w:sz w:val="18"/>
@@ -8038,7 +8442,9 @@
             <w:tcW w:type="dxa" w:w="1134"/>
           </w:tcPr>
           <w:p>
-            <w:r/>
+            <w:r>
+              <w:rPr/>
+            </w:r>
             <w:r>
               <w:rPr>
                 <w:sz w:val="18"/>
@@ -8054,7 +8460,9 @@
             <w:tcW w:type="dxa" w:w="1237"/>
           </w:tcPr>
           <w:p>
-            <w:r/>
+            <w:r>
+              <w:rPr/>
+            </w:r>
             <w:r>
               <w:rPr>
                 <w:sz w:val="18"/>
@@ -8068,7 +8476,9 @@
             <w:tcW w:type="dxa" w:w="1120"/>
           </w:tcPr>
           <w:p>
-            <w:r/>
+            <w:r>
+              <w:rPr/>
+            </w:r>
             <w:r>
               <w:rPr>
                 <w:sz w:val="18"/>
@@ -8082,7 +8492,9 @@
             <w:tcW w:type="dxa" w:w="1021"/>
           </w:tcPr>
           <w:p>
-            <w:r/>
+            <w:r>
+              <w:rPr/>
+            </w:r>
             <w:r>
               <w:rPr>
                 <w:sz w:val="18"/>
@@ -8096,7 +8508,9 @@
             <w:tcW w:type="dxa" w:w="1084"/>
           </w:tcPr>
           <w:p>
-            <w:r/>
+            <w:r>
+              <w:rPr/>
+            </w:r>
             <w:r>
               <w:rPr>
                 <w:sz w:val="18"/>
@@ -8110,7 +8524,9 @@
             <w:tcW w:type="dxa" w:w="1029"/>
           </w:tcPr>
           <w:p>
-            <w:r/>
+            <w:r>
+              <w:rPr/>
+            </w:r>
             <w:r>
               <w:rPr>
                 <w:sz w:val="18"/>
@@ -8124,7 +8540,9 @@
             <w:tcW w:type="dxa" w:w="932"/>
           </w:tcPr>
           <w:p>
-            <w:r/>
+            <w:r>
+              <w:rPr/>
+            </w:r>
             <w:r>
               <w:rPr>
                 <w:sz w:val="18"/>
@@ -8138,7 +8556,9 @@
             <w:tcW w:type="dxa" w:w="1299"/>
           </w:tcPr>
           <w:p>
-            <w:r/>
+            <w:r>
+              <w:rPr/>
+            </w:r>
             <w:r>
               <w:rPr>
                 <w:sz w:val="18"/>
@@ -8152,7 +8572,9 @@
             <w:tcW w:type="dxa" w:w="1134"/>
           </w:tcPr>
           <w:p>
-            <w:r/>
+            <w:r>
+              <w:rPr/>
+            </w:r>
             <w:r>
               <w:rPr>
                 <w:sz w:val="18"/>
@@ -8168,7 +8590,9 @@
             <w:tcW w:type="dxa" w:w="1237"/>
           </w:tcPr>
           <w:p>
-            <w:r/>
+            <w:r>
+              <w:rPr/>
+            </w:r>
             <w:r>
               <w:rPr>
                 <w:sz w:val="18"/>
@@ -8182,7 +8606,9 @@
             <w:tcW w:type="dxa" w:w="1120"/>
           </w:tcPr>
           <w:p>
-            <w:r/>
+            <w:r>
+              <w:rPr/>
+            </w:r>
             <w:r>
               <w:rPr>
                 <w:sz w:val="18"/>
@@ -8196,7 +8622,9 @@
             <w:tcW w:type="dxa" w:w="1021"/>
           </w:tcPr>
           <w:p>
-            <w:r/>
+            <w:r>
+              <w:rPr/>
+            </w:r>
             <w:r>
               <w:rPr>
                 <w:sz w:val="18"/>
@@ -8210,7 +8638,9 @@
             <w:tcW w:type="dxa" w:w="1084"/>
           </w:tcPr>
           <w:p>
-            <w:r/>
+            <w:r>
+              <w:rPr/>
+            </w:r>
             <w:r>
               <w:rPr>
                 <w:sz w:val="18"/>
@@ -8224,7 +8654,9 @@
             <w:tcW w:type="dxa" w:w="1029"/>
           </w:tcPr>
           <w:p>
-            <w:r/>
+            <w:r>
+              <w:rPr/>
+            </w:r>
             <w:r>
               <w:rPr>
                 <w:sz w:val="18"/>
@@ -8238,7 +8670,9 @@
             <w:tcW w:type="dxa" w:w="932"/>
           </w:tcPr>
           <w:p>
-            <w:r/>
+            <w:r>
+              <w:rPr/>
+            </w:r>
             <w:r>
               <w:rPr>
                 <w:sz w:val="18"/>
@@ -8252,7 +8686,9 @@
             <w:tcW w:type="dxa" w:w="1299"/>
           </w:tcPr>
           <w:p>
-            <w:r/>
+            <w:r>
+              <w:rPr/>
+            </w:r>
             <w:r>
               <w:rPr>
                 <w:sz w:val="18"/>
@@ -8266,7 +8702,9 @@
             <w:tcW w:type="dxa" w:w="1134"/>
           </w:tcPr>
           <w:p>
-            <w:r/>
+            <w:r>
+              <w:rPr/>
+            </w:r>
             <w:r>
               <w:rPr>
                 <w:sz w:val="18"/>
@@ -8282,7 +8720,9 @@
             <w:tcW w:type="dxa" w:w="1237"/>
           </w:tcPr>
           <w:p>
-            <w:r/>
+            <w:r>
+              <w:rPr/>
+            </w:r>
             <w:r>
               <w:rPr>
                 <w:sz w:val="18"/>
@@ -8296,7 +8736,9 @@
             <w:tcW w:type="dxa" w:w="1120"/>
           </w:tcPr>
           <w:p>
-            <w:r/>
+            <w:r>
+              <w:rPr/>
+            </w:r>
             <w:r>
               <w:rPr>
                 <w:sz w:val="18"/>
@@ -8310,7 +8752,9 @@
             <w:tcW w:type="dxa" w:w="1021"/>
           </w:tcPr>
           <w:p>
-            <w:r/>
+            <w:r>
+              <w:rPr/>
+            </w:r>
             <w:r>
               <w:rPr>
                 <w:sz w:val="18"/>
@@ -8324,7 +8768,9 @@
             <w:tcW w:type="dxa" w:w="1084"/>
           </w:tcPr>
           <w:p>
-            <w:r/>
+            <w:r>
+              <w:rPr/>
+            </w:r>
             <w:r>
               <w:rPr>
                 <w:sz w:val="18"/>
@@ -8338,7 +8784,9 @@
             <w:tcW w:type="dxa" w:w="1029"/>
           </w:tcPr>
           <w:p>
-            <w:r/>
+            <w:r>
+              <w:rPr/>
+            </w:r>
             <w:r>
               <w:rPr>
                 <w:sz w:val="18"/>
@@ -8352,7 +8800,9 @@
             <w:tcW w:type="dxa" w:w="932"/>
           </w:tcPr>
           <w:p>
-            <w:r/>
+            <w:r>
+              <w:rPr/>
+            </w:r>
             <w:r>
               <w:rPr>
                 <w:sz w:val="18"/>
@@ -8366,7 +8816,9 @@
             <w:tcW w:type="dxa" w:w="1299"/>
           </w:tcPr>
           <w:p>
-            <w:r/>
+            <w:r>
+              <w:rPr/>
+            </w:r>
             <w:r>
               <w:rPr>
                 <w:sz w:val="18"/>
@@ -8380,7 +8832,9 @@
             <w:tcW w:type="dxa" w:w="1134"/>
           </w:tcPr>
           <w:p>
-            <w:r/>
+            <w:r>
+              <w:rPr/>
+            </w:r>
             <w:r>
               <w:rPr>
                 <w:sz w:val="18"/>
@@ -8396,7 +8850,9 @@
             <w:tcW w:type="dxa" w:w="1237"/>
           </w:tcPr>
           <w:p>
-            <w:r/>
+            <w:r>
+              <w:rPr/>
+            </w:r>
             <w:r>
               <w:rPr>
                 <w:sz w:val="18"/>
@@ -8410,7 +8866,9 @@
             <w:tcW w:type="dxa" w:w="1120"/>
           </w:tcPr>
           <w:p>
-            <w:r/>
+            <w:r>
+              <w:rPr/>
+            </w:r>
             <w:r>
               <w:rPr>
                 <w:sz w:val="18"/>
@@ -8424,7 +8882,9 @@
             <w:tcW w:type="dxa" w:w="1021"/>
           </w:tcPr>
           <w:p>
-            <w:r/>
+            <w:r>
+              <w:rPr/>
+            </w:r>
             <w:r>
               <w:rPr>
                 <w:sz w:val="18"/>
@@ -8438,7 +8898,9 @@
             <w:tcW w:type="dxa" w:w="1084"/>
           </w:tcPr>
           <w:p>
-            <w:r/>
+            <w:r>
+              <w:rPr/>
+            </w:r>
             <w:r>
               <w:rPr>
                 <w:sz w:val="18"/>
@@ -8452,7 +8914,9 @@
             <w:tcW w:type="dxa" w:w="1029"/>
           </w:tcPr>
           <w:p>
-            <w:r/>
+            <w:r>
+              <w:rPr/>
+            </w:r>
             <w:r>
               <w:rPr>
                 <w:sz w:val="18"/>
@@ -8466,7 +8930,9 @@
             <w:tcW w:type="dxa" w:w="932"/>
           </w:tcPr>
           <w:p>
-            <w:r/>
+            <w:r>
+              <w:rPr/>
+            </w:r>
             <w:r>
               <w:rPr>
                 <w:sz w:val="18"/>
@@ -8480,7 +8946,9 @@
             <w:tcW w:type="dxa" w:w="1299"/>
           </w:tcPr>
           <w:p>
-            <w:r/>
+            <w:r>
+              <w:rPr/>
+            </w:r>
             <w:r>
               <w:rPr>
                 <w:sz w:val="18"/>
@@ -8494,7 +8962,9 @@
             <w:tcW w:type="dxa" w:w="1134"/>
           </w:tcPr>
           <w:p>
-            <w:r/>
+            <w:r>
+              <w:rPr/>
+            </w:r>
             <w:r>
               <w:rPr>
                 <w:sz w:val="18"/>
@@ -8510,7 +8980,9 @@
             <w:tcW w:type="dxa" w:w="1237"/>
           </w:tcPr>
           <w:p>
-            <w:r/>
+            <w:r>
+              <w:rPr/>
+            </w:r>
             <w:r>
               <w:rPr>
                 <w:sz w:val="18"/>
@@ -8524,7 +8996,9 @@
             <w:tcW w:type="dxa" w:w="1120"/>
           </w:tcPr>
           <w:p>
-            <w:r/>
+            <w:r>
+              <w:rPr/>
+            </w:r>
             <w:r>
               <w:rPr>
                 <w:sz w:val="18"/>
@@ -8538,7 +9012,9 @@
             <w:tcW w:type="dxa" w:w="1021"/>
           </w:tcPr>
           <w:p>
-            <w:r/>
+            <w:r>
+              <w:rPr/>
+            </w:r>
             <w:r>
               <w:rPr>
                 <w:sz w:val="18"/>
@@ -8552,7 +9028,9 @@
             <w:tcW w:type="dxa" w:w="1084"/>
           </w:tcPr>
           <w:p>
-            <w:r/>
+            <w:r>
+              <w:rPr/>
+            </w:r>
             <w:r>
               <w:rPr>
                 <w:sz w:val="18"/>
@@ -8566,7 +9044,9 @@
             <w:tcW w:type="dxa" w:w="1029"/>
           </w:tcPr>
           <w:p>
-            <w:r/>
+            <w:r>
+              <w:rPr/>
+            </w:r>
             <w:r>
               <w:rPr>
                 <w:sz w:val="18"/>
@@ -8580,7 +9060,9 @@
             <w:tcW w:type="dxa" w:w="932"/>
           </w:tcPr>
           <w:p>
-            <w:r/>
+            <w:r>
+              <w:rPr/>
+            </w:r>
             <w:r>
               <w:rPr>
                 <w:sz w:val="18"/>
@@ -8594,7 +9076,9 @@
             <w:tcW w:type="dxa" w:w="1299"/>
           </w:tcPr>
           <w:p>
-            <w:r/>
+            <w:r>
+              <w:rPr/>
+            </w:r>
             <w:r>
               <w:rPr>
                 <w:sz w:val="18"/>
@@ -8608,7 +9092,9 @@
             <w:tcW w:type="dxa" w:w="1134"/>
           </w:tcPr>
           <w:p>
-            <w:r/>
+            <w:r>
+              <w:rPr/>
+            </w:r>
             <w:r>
               <w:rPr>
                 <w:sz w:val="18"/>
@@ -8624,7 +9110,9 @@
             <w:tcW w:type="dxa" w:w="1237"/>
           </w:tcPr>
           <w:p>
-            <w:r/>
+            <w:r>
+              <w:rPr/>
+            </w:r>
             <w:r>
               <w:rPr>
                 <w:sz w:val="18"/>
@@ -8638,7 +9126,9 @@
             <w:tcW w:type="dxa" w:w="1120"/>
           </w:tcPr>
           <w:p>
-            <w:r/>
+            <w:r>
+              <w:rPr/>
+            </w:r>
             <w:r>
               <w:rPr>
                 <w:sz w:val="18"/>
@@ -8652,7 +9142,9 @@
             <w:tcW w:type="dxa" w:w="1021"/>
           </w:tcPr>
           <w:p>
-            <w:r/>
+            <w:r>
+              <w:rPr/>
+            </w:r>
             <w:r>
               <w:rPr>
                 <w:sz w:val="18"/>
@@ -8666,7 +9158,9 @@
             <w:tcW w:type="dxa" w:w="1084"/>
           </w:tcPr>
           <w:p>
-            <w:r/>
+            <w:r>
+              <w:rPr/>
+            </w:r>
             <w:r>
               <w:rPr>
                 <w:sz w:val="18"/>
@@ -8680,7 +9174,9 @@
             <w:tcW w:type="dxa" w:w="1029"/>
           </w:tcPr>
           <w:p>
-            <w:r/>
+            <w:r>
+              <w:rPr/>
+            </w:r>
             <w:r>
               <w:rPr>
                 <w:sz w:val="18"/>
@@ -8694,7 +9190,9 @@
             <w:tcW w:type="dxa" w:w="932"/>
           </w:tcPr>
           <w:p>
-            <w:r/>
+            <w:r>
+              <w:rPr/>
+            </w:r>
             <w:r>
               <w:rPr>
                 <w:sz w:val="18"/>
@@ -8708,7 +9206,9 @@
             <w:tcW w:type="dxa" w:w="1299"/>
           </w:tcPr>
           <w:p>
-            <w:r/>
+            <w:r>
+              <w:rPr/>
+            </w:r>
             <w:r>
               <w:rPr>
                 <w:sz w:val="18"/>
@@ -8722,7 +9222,9 @@
             <w:tcW w:type="dxa" w:w="1134"/>
           </w:tcPr>
           <w:p>
-            <w:r/>
+            <w:r>
+              <w:rPr/>
+            </w:r>
             <w:r>
               <w:rPr>
                 <w:sz w:val="18"/>
@@ -8738,7 +9240,9 @@
             <w:tcW w:type="dxa" w:w="1237"/>
           </w:tcPr>
           <w:p>
-            <w:r/>
+            <w:r>
+              <w:rPr/>
+            </w:r>
             <w:r>
               <w:rPr>
                 <w:sz w:val="18"/>
@@ -8752,7 +9256,9 @@
             <w:tcW w:type="dxa" w:w="1120"/>
           </w:tcPr>
           <w:p>
-            <w:r/>
+            <w:r>
+              <w:rPr/>
+            </w:r>
             <w:r>
               <w:rPr>
                 <w:sz w:val="18"/>
@@ -8766,7 +9272,9 @@
             <w:tcW w:type="dxa" w:w="1021"/>
           </w:tcPr>
           <w:p>
-            <w:r/>
+            <w:r>
+              <w:rPr/>
+            </w:r>
             <w:r>
               <w:rPr>
                 <w:sz w:val="18"/>
@@ -8780,7 +9288,9 @@
             <w:tcW w:type="dxa" w:w="1084"/>
           </w:tcPr>
           <w:p>
-            <w:r/>
+            <w:r>
+              <w:rPr/>
+            </w:r>
             <w:r>
               <w:rPr>
                 <w:sz w:val="18"/>
@@ -8794,7 +9304,9 @@
             <w:tcW w:type="dxa" w:w="1029"/>
           </w:tcPr>
           <w:p>
-            <w:r/>
+            <w:r>
+              <w:rPr/>
+            </w:r>
             <w:r>
               <w:rPr>
                 <w:sz w:val="18"/>
@@ -8808,7 +9320,9 @@
             <w:tcW w:type="dxa" w:w="932"/>
           </w:tcPr>
           <w:p>
-            <w:r/>
+            <w:r>
+              <w:rPr/>
+            </w:r>
             <w:r>
               <w:rPr>
                 <w:sz w:val="18"/>
@@ -8822,7 +9336,9 @@
             <w:tcW w:type="dxa" w:w="1299"/>
           </w:tcPr>
           <w:p>
-            <w:r/>
+            <w:r>
+              <w:rPr/>
+            </w:r>
             <w:r>
               <w:rPr>
                 <w:sz w:val="18"/>
@@ -8836,7 +9352,9 @@
             <w:tcW w:type="dxa" w:w="1134"/>
           </w:tcPr>
           <w:p>
-            <w:r/>
+            <w:r>
+              <w:rPr/>
+            </w:r>
             <w:r>
               <w:rPr>
                 <w:sz w:val="18"/>
@@ -8852,7 +9370,9 @@
             <w:tcW w:type="dxa" w:w="1237"/>
           </w:tcPr>
           <w:p>
-            <w:r/>
+            <w:r>
+              <w:rPr/>
+            </w:r>
             <w:r>
               <w:rPr>
                 <w:sz w:val="18"/>
@@ -8866,7 +9386,9 @@
             <w:tcW w:type="dxa" w:w="1120"/>
           </w:tcPr>
           <w:p>
-            <w:r/>
+            <w:r>
+              <w:rPr/>
+            </w:r>
             <w:r>
               <w:rPr>
                 <w:sz w:val="18"/>
@@ -8880,7 +9402,9 @@
             <w:tcW w:type="dxa" w:w="1021"/>
           </w:tcPr>
           <w:p>
-            <w:r/>
+            <w:r>
+              <w:rPr/>
+            </w:r>
             <w:r>
               <w:rPr>
                 <w:sz w:val="18"/>
@@ -8894,7 +9418,9 @@
             <w:tcW w:type="dxa" w:w="1084"/>
           </w:tcPr>
           <w:p>
-            <w:r/>
+            <w:r>
+              <w:rPr/>
+            </w:r>
             <w:r>
               <w:rPr>
                 <w:sz w:val="18"/>
@@ -8908,7 +9434,9 @@
             <w:tcW w:type="dxa" w:w="1029"/>
           </w:tcPr>
           <w:p>
-            <w:r/>
+            <w:r>
+              <w:rPr/>
+            </w:r>
             <w:r>
               <w:rPr>
                 <w:sz w:val="18"/>
@@ -8922,7 +9450,9 @@
             <w:tcW w:type="dxa" w:w="932"/>
           </w:tcPr>
           <w:p>
-            <w:r/>
+            <w:r>
+              <w:rPr/>
+            </w:r>
             <w:r>
               <w:rPr>
                 <w:sz w:val="18"/>
@@ -8936,7 +9466,9 @@
             <w:tcW w:type="dxa" w:w="1299"/>
           </w:tcPr>
           <w:p>
-            <w:r/>
+            <w:r>
+              <w:rPr/>
+            </w:r>
             <w:r>
               <w:rPr>
                 <w:sz w:val="18"/>
@@ -8950,7 +9482,9 @@
             <w:tcW w:type="dxa" w:w="1134"/>
           </w:tcPr>
           <w:p>
-            <w:r/>
+            <w:r>
+              <w:rPr/>
+            </w:r>
             <w:r>
               <w:rPr>
                 <w:sz w:val="18"/>
@@ -8966,7 +9500,9 @@
             <w:tcW w:type="dxa" w:w="1237"/>
           </w:tcPr>
           <w:p>
-            <w:r/>
+            <w:r>
+              <w:rPr/>
+            </w:r>
             <w:r>
               <w:rPr>
                 <w:sz w:val="18"/>
@@ -8980,7 +9516,9 @@
             <w:tcW w:type="dxa" w:w="1120"/>
           </w:tcPr>
           <w:p>
-            <w:r/>
+            <w:r>
+              <w:rPr/>
+            </w:r>
             <w:r>
               <w:rPr>
                 <w:sz w:val="18"/>
@@ -8994,7 +9532,9 @@
             <w:tcW w:type="dxa" w:w="1021"/>
           </w:tcPr>
           <w:p>
-            <w:r/>
+            <w:r>
+              <w:rPr/>
+            </w:r>
             <w:r>
               <w:rPr>
                 <w:sz w:val="18"/>
@@ -9008,7 +9548,9 @@
             <w:tcW w:type="dxa" w:w="1084"/>
           </w:tcPr>
           <w:p>
-            <w:r/>
+            <w:r>
+              <w:rPr/>
+            </w:r>
             <w:r>
               <w:rPr>
                 <w:sz w:val="18"/>
@@ -9022,7 +9564,9 @@
             <w:tcW w:type="dxa" w:w="1029"/>
           </w:tcPr>
           <w:p>
-            <w:r/>
+            <w:r>
+              <w:rPr/>
+            </w:r>
             <w:r>
               <w:rPr>
                 <w:sz w:val="18"/>
@@ -9036,7 +9580,9 @@
             <w:tcW w:type="dxa" w:w="932"/>
           </w:tcPr>
           <w:p>
-            <w:r/>
+            <w:r>
+              <w:rPr/>
+            </w:r>
             <w:r>
               <w:rPr>
                 <w:sz w:val="18"/>
@@ -9050,7 +9596,9 @@
             <w:tcW w:type="dxa" w:w="1299"/>
           </w:tcPr>
           <w:p>
-            <w:r/>
+            <w:r>
+              <w:rPr/>
+            </w:r>
             <w:r>
               <w:rPr>
                 <w:sz w:val="18"/>
@@ -9064,7 +9612,9 @@
             <w:tcW w:type="dxa" w:w="1134"/>
           </w:tcPr>
           <w:p>
-            <w:r/>
+            <w:r>
+              <w:rPr/>
+            </w:r>
             <w:r>
               <w:rPr>
                 <w:sz w:val="18"/>
@@ -9080,7 +9630,9 @@
             <w:tcW w:type="dxa" w:w="1237"/>
           </w:tcPr>
           <w:p>
-            <w:r/>
+            <w:r>
+              <w:rPr/>
+            </w:r>
             <w:r>
               <w:rPr>
                 <w:sz w:val="18"/>
@@ -9094,7 +9646,9 @@
             <w:tcW w:type="dxa" w:w="1120"/>
           </w:tcPr>
           <w:p>
-            <w:r/>
+            <w:r>
+              <w:rPr/>
+            </w:r>
             <w:r>
               <w:rPr>
                 <w:sz w:val="18"/>
@@ -9108,7 +9662,9 @@
             <w:tcW w:type="dxa" w:w="1021"/>
           </w:tcPr>
           <w:p>
-            <w:r/>
+            <w:r>
+              <w:rPr/>
+            </w:r>
             <w:r>
               <w:rPr>
                 <w:sz w:val="18"/>
@@ -9122,7 +9678,9 @@
             <w:tcW w:type="dxa" w:w="1084"/>
           </w:tcPr>
           <w:p>
-            <w:r/>
+            <w:r>
+              <w:rPr/>
+            </w:r>
             <w:r>
               <w:rPr>
                 <w:sz w:val="18"/>
@@ -9136,7 +9694,9 @@
             <w:tcW w:type="dxa" w:w="1029"/>
           </w:tcPr>
           <w:p>
-            <w:r/>
+            <w:r>
+              <w:rPr/>
+            </w:r>
             <w:r>
               <w:rPr>
                 <w:sz w:val="18"/>
@@ -9150,7 +9710,9 @@
             <w:tcW w:type="dxa" w:w="932"/>
           </w:tcPr>
           <w:p>
-            <w:r/>
+            <w:r>
+              <w:rPr/>
+            </w:r>
             <w:r>
               <w:rPr>
                 <w:sz w:val="18"/>
@@ -9164,7 +9726,9 @@
             <w:tcW w:type="dxa" w:w="1299"/>
           </w:tcPr>
           <w:p>
-            <w:r/>
+            <w:r>
+              <w:rPr/>
+            </w:r>
             <w:r>
               <w:rPr>
                 <w:sz w:val="18"/>
@@ -9178,7 +9742,9 @@
             <w:tcW w:type="dxa" w:w="1134"/>
           </w:tcPr>
           <w:p>
-            <w:r/>
+            <w:r>
+              <w:rPr/>
+            </w:r>
             <w:r>
               <w:rPr>
                 <w:sz w:val="18"/>
@@ -9191,60 +9757,94 @@
     </w:tbl>
     <w:p>
       <w:r>
-        <w:rPr>
-          <w:b/>
-        </w:rPr>
+        <w:rPr/>
         <w:t>Amplitude conseguida: métodos de 20 a 1779 · linhas por método de 4,0 a 18,3 · singleton de 0% a 98% · duck typing de 11% a 62% · metaprogramação de 0,0 a 28,4 por 100 métodos · 9 categorias distintas · 5777 métodos no total.</w:t>
       </w:r>
-      <w:r/>
-      <w:r>
-        <w:rPr>
-          <w:b/>
-        </w:rPr>
-      </w:r>
-      <w:r/>
+      <w:r>
+        <w:rPr/>
+      </w:r>
+      <w:r>
+        <w:rPr/>
+      </w:r>
+      <w:r>
+        <w:rPr/>
+      </w:r>
     </w:p>
     <w:p>
       <w:r>
-        <w:rPr>
-          <w:b/>
-        </w:rPr>
+        <w:rPr/>
         <w:t>Os dois extremos que valem a pena apontar numa apresentação: a formatador é código direto, sem metaprogramação nenhuma. A virtus constrói os seus métodos em tempo de execução, com 28,4 chamadas de metaprogramação por cada 100 métodos. É exatamente essa distância que quero.</w:t>
       </w:r>
-      <w:r/>
+      <w:r>
+        <w:rPr/>
+      </w:r>
       <w:proofErr w:type="spellStart"/>
-      <w:r/>
+      <w:r>
+        <w:rPr/>
+      </w:r>
       <w:proofErr w:type="spellEnd"/>
-      <w:r/>
-      <w:r/>
+      <w:r>
+        <w:rPr/>
+      </w:r>
+      <w:r>
+        <w:rPr/>
+      </w:r>
       <w:proofErr w:type="spellStart"/>
-      <w:r/>
+      <w:r>
+        <w:rPr/>
+      </w:r>
       <w:proofErr w:type="spellEnd"/>
-      <w:r/>
+      <w:r>
+        <w:rPr/>
+      </w:r>
       <w:proofErr w:type="spellStart"/>
-      <w:r/>
+      <w:r>
+        <w:rPr/>
+      </w:r>
       <w:proofErr w:type="spellEnd"/>
-      <w:r/>
+      <w:r>
+        <w:rPr/>
+      </w:r>
       <w:proofErr w:type="spellStart"/>
-      <w:r/>
+      <w:r>
+        <w:rPr/>
+      </w:r>
       <w:proofErr w:type="spellEnd"/>
-      <w:r/>
+      <w:r>
+        <w:rPr/>
+      </w:r>
       <w:proofErr w:type="spellStart"/>
-      <w:r/>
+      <w:r>
+        <w:rPr/>
+      </w:r>
       <w:proofErr w:type="spellEnd"/>
-      <w:r/>
+      <w:r>
+        <w:rPr/>
+      </w:r>
       <w:proofErr w:type="spellStart"/>
-      <w:r/>
+      <w:r>
+        <w:rPr/>
+      </w:r>
       <w:proofErr w:type="spellEnd"/>
-      <w:r/>
+      <w:r>
+        <w:rPr/>
+      </w:r>
       <w:proofErr w:type="spellStart"/>
-      <w:r/>
+      <w:r>
+        <w:rPr/>
+      </w:r>
       <w:proofErr w:type="spellEnd"/>
-      <w:r/>
+      <w:r>
+        <w:rPr/>
+      </w:r>
       <w:proofErr w:type="spellStart"/>
-      <w:r/>
+      <w:r>
+        <w:rPr/>
+      </w:r>
       <w:proofErr w:type="spellEnd"/>
-      <w:r/>
+      <w:r>
+        <w:rPr/>
+      </w:r>
     </w:p>
     <w:p>
       <w:pPr>
@@ -9277,35 +9877,31 @@
     </w:p>
     <w:p>
       <w:r>
+        <w:rPr/>
         <w:t xml:space="preserve">Testar todos os métodos dos 12 projetos são </w:t>
       </w:r>
       <w:r>
-        <w:rPr>
-          <w:b/>
-        </w:rPr>
+        <w:rPr/>
         <w:t>5777 alvos</w:t>
       </w:r>
       <w:r>
+        <w:rPr/>
         <w:t>, cerca de 114 horas de LLM por execução. É impraticável, e desnecessário.</w:t>
       </w:r>
     </w:p>
     <w:p>
       <w:r>
-        <w:rPr>
-          <w:b/>
-        </w:rPr>
+        <w:rPr/>
         <w:t>O estado da arte faz o mesmo.</w:t>
       </w:r>
       <w:r>
-        <w:t xml:space="preserve"> O benchmark Python que usamos, herdado do CodaMosa, tem 486 módulos em 27 projetos, e não os projetos inteiros. Nem todo o ficheiro vale a pena testar.</w:t>
+        <w:rPr/>
+        <w:t xml:space="preserve"> O benchmark Python que uso, herdado do CodaMosa, tem 486 módulos em 27 projetos, e não os projetos inteiros. Nem todo o ficheiro vale a pena testar.</w:t>
       </w:r>
     </w:p>
     <w:p>
       <w:r>
-        <w:rPr>
-          <w:b/>
-        </w:rPr>
-        <w:lastRenderedPageBreak/>
+        <w:rPr/>
         <w:t>Critérios de inclusão de um ficheiro:</w:t>
       </w:r>
     </w:p>
@@ -9531,17 +10127,17 @@
     </w:tbl>
     <w:p>
       <w:r>
-        <w:rPr>
-          <w:b/>
-        </w:rPr>
+        <w:rPr/>
         <w:t>Como se mede 'ter lógica'.</w:t>
       </w:r>
       <w:r>
+        <w:rPr/>
         <w:t xml:space="preserve"> Um método conta como tendo lógica se ocupa pelo menos duas linhas e se faz duas ou mais chamadas, ou pelo menos uma chamada de uma lista de nomes que denunciam ramificação: raise, map, select, reject, each, reduce, detect, find, sort, gsub, match, split, fetch.</w:t>
       </w:r>
     </w:p>
     <w:p>
       <w:r>
+        <w:rPr/>
         <w:t>Os ficheiros elegíveis são depois ordenados por densidade de lógica, e escolhem-se os primeiros até esgotar o orçamento de métodos do projeto. O primeiro ficheiro entra sempre, mesmo que sozinho exceda o orçamento — caso contrário gems de ficheiro único ficariam sem alvo nenhum.</w:t>
       </w:r>
     </w:p>
@@ -9551,7 +10147,6 @@
       </w:pPr>
       <w:r>
         <w:rPr>
-          <w:b/>
           <w:color w:val="8B2B24"/>
         </w:rPr>
         <w:t xml:space="preserve">Um erro que valeu a pena corrigir: </w:t>
